--- a/aft-rt-rgi/template.docx
+++ b/aft-rt-rgi/template.docx
@@ -240,6 +240,9 @@
     <w:p>
       <w:pPr>
         <w:pStyle w:val="Corpodetexto"/>
+        <w:tabs>
+          <w:tab w:val="left" w:pos="5815"/>
+        </w:tabs>
         <w:spacing w:line="360" w:lineRule="auto"/>
         <w:ind w:left="112" w:right="829" w:firstLine="708"/>
         <w:jc w:val="both"/>
@@ -262,6 +265,17 @@
           <w:szCs w:val="22"/>
         </w:rPr>
         <w:t>2. DA AÇÃO FISCAL:</w:t>
+      </w:r>
+      <w:r>
+        <w:rPr>
+          <w:rFonts w:ascii="Tahoma" w:hAnsi="Tahoma" w:cs="Tahoma"/>
+          <w:b/>
+          <w:bCs/>
+          <w:spacing w:val="-2"/>
+          <w:sz w:val="22"/>
+          <w:szCs w:val="22"/>
+        </w:rPr>
+        <w:tab/>
       </w:r>
     </w:p>
     <w:p>
@@ -327,7 +341,6 @@
         </w:rPr>
         <w:t xml:space="preserve"> </w:t>
       </w:r>
-      <w:proofErr w:type="gramStart"/>
       <w:r>
         <w:rPr>
           <w:rFonts w:ascii="Tahoma" w:hAnsi="Tahoma" w:cs="Tahoma"/>
@@ -353,7 +366,6 @@
         </w:rPr>
         <w:t>dispõe</w:t>
       </w:r>
-      <w:proofErr w:type="gramEnd"/>
       <w:r>
         <w:rPr>
           <w:rFonts w:ascii="Tahoma" w:hAnsi="Tahoma" w:cs="Tahoma"/>
@@ -796,23 +808,13 @@
         </w:rPr>
         <w:t xml:space="preserve"> </w:t>
       </w:r>
-      <w:proofErr w:type="spellStart"/>
-      <w:r>
-        <w:rPr>
-          <w:rFonts w:ascii="Tahoma" w:hAnsi="Tahoma" w:cs="Tahoma"/>
-          <w:sz w:val="22"/>
-          <w:szCs w:val="22"/>
-        </w:rPr>
-        <w:t>Mannrich</w:t>
-      </w:r>
-      <w:proofErr w:type="spellEnd"/>
-      <w:r>
-        <w:rPr>
-          <w:rFonts w:ascii="Tahoma" w:hAnsi="Tahoma" w:cs="Tahoma"/>
-          <w:sz w:val="22"/>
-          <w:szCs w:val="22"/>
-        </w:rPr>
-        <w:t>,</w:t>
+      <w:r>
+        <w:rPr>
+          <w:rFonts w:ascii="Tahoma" w:hAnsi="Tahoma" w:cs="Tahoma"/>
+          <w:sz w:val="22"/>
+          <w:szCs w:val="22"/>
+        </w:rPr>
+        <w:t>Mannrich,</w:t>
       </w:r>
       <w:r>
         <w:rPr>
@@ -879,27 +881,7 @@
           <w:sz w:val="20"/>
           <w:szCs w:val="20"/>
         </w:rPr>
-        <w:t xml:space="preserve">como </w:t>
-      </w:r>
-      <w:proofErr w:type="gramStart"/>
-      <w:r>
-        <w:rPr>
-          <w:rFonts w:ascii="Tahoma" w:hAnsi="Tahoma" w:cs="Tahoma"/>
-          <w:i/>
-          <w:sz w:val="20"/>
-          <w:szCs w:val="20"/>
-        </w:rPr>
-        <w:t>as referentes</w:t>
-      </w:r>
-      <w:proofErr w:type="gramEnd"/>
-      <w:r>
-        <w:rPr>
-          <w:rFonts w:ascii="Tahoma" w:hAnsi="Tahoma" w:cs="Tahoma"/>
-          <w:i/>
-          <w:sz w:val="20"/>
-          <w:szCs w:val="20"/>
-        </w:rPr>
-        <w:t xml:space="preserve"> a</w:t>
+        <w:t>como as referentes a</w:t>
       </w:r>
       <w:r>
         <w:rPr>
@@ -1752,7 +1734,12 @@
           <w:szCs w:val="22"/>
         </w:rPr>
         <w:sectPr>
-          <w:headerReference w:type="default" r:id="rId8"/>
+          <w:headerReference w:type="even" r:id="rId8"/>
+          <w:headerReference w:type="default" r:id="rId9"/>
+          <w:footerReference w:type="even" r:id="rId10"/>
+          <w:footerReference w:type="default" r:id="rId11"/>
+          <w:headerReference w:type="first" r:id="rId12"/>
+          <w:footerReference w:type="first" r:id="rId13"/>
           <w:type w:val="continuous"/>
           <w:pgSz w:w="11910" w:h="16850"/>
           <w:pgMar w:top="1560" w:right="560" w:bottom="1160" w:left="740" w:header="327" w:footer="397" w:gutter="0"/>
@@ -2909,33 +2896,15 @@
           <w:sz w:val="22"/>
           <w:szCs w:val="22"/>
         </w:rPr>
-        <w:t xml:space="preserve">Regulamentadoras expedidas </w:t>
-      </w:r>
-      <w:proofErr w:type="gramStart"/>
-      <w:r>
-        <w:rPr>
-          <w:rFonts w:ascii="Tahoma" w:hAnsi="Tahoma" w:cs="Tahoma"/>
-          <w:sz w:val="22"/>
-          <w:szCs w:val="22"/>
-        </w:rPr>
-        <w:t xml:space="preserve">pelo </w:t>
-      </w:r>
-      <w:r>
-        <w:rPr>
-          <w:rFonts w:ascii="Tahoma" w:hAnsi="Tahoma" w:cs="Tahoma"/>
-          <w:sz w:val="22"/>
-          <w:szCs w:val="22"/>
-        </w:rPr>
-        <w:t xml:space="preserve"> Ministério</w:t>
-      </w:r>
-      <w:proofErr w:type="gramEnd"/>
-      <w:r>
-        <w:rPr>
-          <w:rFonts w:ascii="Tahoma" w:hAnsi="Tahoma" w:cs="Tahoma"/>
-          <w:sz w:val="22"/>
-          <w:szCs w:val="22"/>
-        </w:rPr>
-        <w:t xml:space="preserve"> do Trabalho</w:t>
+        <w:t xml:space="preserve">Regulamentadoras expedidas pelo </w:t>
+      </w:r>
+      <w:r>
+        <w:rPr>
+          <w:rFonts w:ascii="Tahoma" w:hAnsi="Tahoma" w:cs="Tahoma"/>
+          <w:sz w:val="22"/>
+          <w:szCs w:val="22"/>
+        </w:rPr>
+        <w:t xml:space="preserve"> Ministério do Trabalho</w:t>
       </w:r>
       <w:r>
         <w:rPr>
@@ -3908,9 +3877,8 @@
           <w:szCs w:val="22"/>
           <w:u w:val="single"/>
         </w:rPr>
-        <w:t xml:space="preserve"> </w:t>
-      </w:r>
-      <w:proofErr w:type="gramStart"/>
+        <w:t xml:space="preserve"> -</w:t>
+      </w:r>
       <w:r>
         <w:rPr>
           <w:rFonts w:ascii="Tahoma" w:hAnsi="Tahoma" w:cs="Tahoma"/>
@@ -3920,7 +3888,7 @@
           <w:szCs w:val="22"/>
           <w:u w:val="single"/>
         </w:rPr>
-        <w:t>-</w:t>
+        <w:t xml:space="preserve"> </w:t>
       </w:r>
       <w:r>
         <w:rPr>
@@ -3931,30 +3899,7 @@
           <w:szCs w:val="22"/>
           <w:u w:val="single"/>
         </w:rPr>
-        <w:t xml:space="preserve"> </w:t>
-      </w:r>
-      <w:r>
-        <w:rPr>
-          <w:rFonts w:ascii="Tahoma" w:hAnsi="Tahoma" w:cs="Tahoma"/>
-          <w:b/>
-          <w:bCs/>
-          <w:sz w:val="22"/>
-          <w:szCs w:val="22"/>
-          <w:u w:val="single"/>
-        </w:rPr>
-        <w:t xml:space="preserve"> Paralisação</w:t>
-      </w:r>
-      <w:proofErr w:type="gramEnd"/>
-      <w:r>
-        <w:rPr>
-          <w:rFonts w:ascii="Tahoma" w:hAnsi="Tahoma" w:cs="Tahoma"/>
-          <w:b/>
-          <w:bCs/>
-          <w:sz w:val="22"/>
-          <w:szCs w:val="22"/>
-          <w:u w:val="single"/>
-        </w:rPr>
-        <w:t>: TOTAL</w:t>
+        <w:t xml:space="preserve"> Paralisação: TOTAL</w:t>
       </w:r>
     </w:p>
     <w:p>
@@ -4092,7 +4037,7 @@
                     <pic:cNvPicPr/>
                   </pic:nvPicPr>
                   <pic:blipFill>
-                    <a:blip r:embed="rId9" cstate="print"/>
+                    <a:blip r:embed="rId14" cstate="print"/>
                     <a:stretch>
                       <a:fillRect/>
                     </a:stretch>
@@ -5753,25 +5698,7 @@
           <w:sz w:val="21"/>
           <w:szCs w:val="21"/>
         </w:rPr>
-        <w:t xml:space="preserve"> verificou-se a exposição individual ou de poucos trabalhadores expostos aos fatores de risco, será utilizada a Tabela 3.3 para a determinação do excesso de risco, sendo que as medidas administrativas de Interdição ou Embargo devem ser aplicadas sempre que o Auditor-Fiscal do Trabalho constatar a existência de excesso de risco Extremo (E) </w:t>
-      </w:r>
-      <w:proofErr w:type="gramStart"/>
-      <w:r>
-        <w:rPr>
-          <w:rFonts w:ascii="Tahoma" w:hAnsi="Tahoma" w:cs="Tahoma"/>
-          <w:sz w:val="21"/>
-          <w:szCs w:val="21"/>
-        </w:rPr>
-        <w:t>ou Significativo</w:t>
-      </w:r>
-      <w:proofErr w:type="gramEnd"/>
-      <w:r>
-        <w:rPr>
-          <w:rFonts w:ascii="Tahoma" w:hAnsi="Tahoma" w:cs="Tahoma"/>
-          <w:sz w:val="21"/>
-          <w:szCs w:val="21"/>
-        </w:rPr>
-        <w:t xml:space="preserve"> (S).</w:t>
+        <w:t xml:space="preserve"> verificou-se a exposição individual ou de poucos trabalhadores expostos aos fatores de risco, será utilizada a Tabela 3.3 para a determinação do excesso de risco, sendo que as medidas administrativas de Interdição ou Embargo devem ser aplicadas sempre que o Auditor-Fiscal do Trabalho constatar a existência de excesso de risco Extremo (E) ou Significativo (S).</w:t>
       </w:r>
     </w:p>
     <w:p>
@@ -5824,7 +5751,7 @@
                           <pic:cNvPicPr/>
                         </pic:nvPicPr>
                         <pic:blipFill>
-                          <a:blip r:embed="rId10" cstate="print"/>
+                          <a:blip r:embed="rId15" cstate="print"/>
                           <a:stretch>
                             <a:fillRect/>
                           </a:stretch>
@@ -6010,7 +5937,7 @@
                   <o:lock v:ext="edit" aspectratio="t"/>
                 </v:shapetype>
                 <v:shape id="Image 56" o:spid="_x0000_s1027" type="#_x0000_t75" style="position:absolute;width:53605;height:36203;visibility:visible;mso-wrap-style:square" o:gfxdata="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">
-                  <v:imagedata r:id="rId14" o:title=""/>
+                  <v:imagedata r:id="rId16" o:title=""/>
                 </v:shape>
                 <v:shape id="Graphic 57" o:spid="_x0000_s1028" style="position:absolute;left:16902;top:20826;width:10179;height:6604;visibility:visible;mso-wrap-style:square;v-text-anchor:top" coordsize="1017905,660400" o:gfxdata="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" path="m707390,165481r-6465,-13462l670560,88646r-39370,75565l666153,164795r-8293,495224l664210,660146r8293,-495237l707390,165481xem766787,41402r-58762,l695274,41402r-457,34798l766787,41402xem771525,39116l695833,r-470,34899l,26416r,6350l695274,41249r12751,l767105,41249r4420,-2133xem1017905,163576r-6465,-13462l981075,86741r-39370,75565l976668,162890r-8293,495224l974725,658241r8293,-495237l1017905,163576xe" fillcolor="#001f5f" stroked="f">
                   <v:path arrowok="t"/>
@@ -6164,29 +6091,7 @@
           <w:sz w:val="22"/>
           <w:szCs w:val="22"/>
         </w:rPr>
-        <w:t xml:space="preserve">Fator de </w:t>
-      </w:r>
-      <w:proofErr w:type="gramStart"/>
-      <w:r>
-        <w:rPr>
-          <w:rFonts w:ascii="Tahoma" w:hAnsi="Tahoma" w:cs="Tahoma"/>
-          <w:b/>
-          <w:bCs/>
-          <w:sz w:val="22"/>
-          <w:szCs w:val="22"/>
-        </w:rPr>
-        <w:t>Risco :</w:t>
-      </w:r>
-      <w:proofErr w:type="gramEnd"/>
-      <w:r>
-        <w:rPr>
-          <w:rFonts w:ascii="Tahoma" w:hAnsi="Tahoma" w:cs="Tahoma"/>
-          <w:b/>
-          <w:bCs/>
-          <w:sz w:val="22"/>
-          <w:szCs w:val="22"/>
-        </w:rPr>
-        <w:t xml:space="preserve"> excesso de risco </w:t>
+        <w:t xml:space="preserve">Fator de Risco : excesso de risco </w:t>
       </w:r>
     </w:p>
     <w:p>
@@ -6360,25 +6265,7 @@
           <w:sz w:val="22"/>
           <w:szCs w:val="22"/>
         </w:rPr>
-        <w:t xml:space="preserve"> sobre quais objetos solicita a suspensão da interdição, podendo ser um ou </w:t>
-      </w:r>
-      <w:proofErr w:type="gramStart"/>
-      <w:r>
-        <w:rPr>
-          <w:rFonts w:ascii="Tahoma" w:hAnsi="Tahoma" w:cs="Tahoma"/>
-          <w:sz w:val="22"/>
-          <w:szCs w:val="22"/>
-        </w:rPr>
-        <w:t>todos objetos</w:t>
-      </w:r>
-      <w:proofErr w:type="gramEnd"/>
-      <w:r>
-        <w:rPr>
-          <w:rFonts w:ascii="Tahoma" w:hAnsi="Tahoma" w:cs="Tahoma"/>
-          <w:sz w:val="22"/>
-          <w:szCs w:val="22"/>
-        </w:rPr>
-        <w:t>;</w:t>
+        <w:t xml:space="preserve"> sobre quais objetos solicita a suspensão da interdição, podendo ser um ou todos objetos;</w:t>
       </w:r>
     </w:p>
     <w:p>
@@ -6594,7 +6481,7 @@
                           <pic:cNvPicPr/>
                         </pic:nvPicPr>
                         <pic:blipFill>
-                          <a:blip r:embed="rId9" cstate="print"/>
+                          <a:blip r:embed="rId14" cstate="print"/>
                           <a:stretch>
                             <a:fillRect/>
                           </a:stretch>
@@ -6622,7 +6509,7 @@
                   <v:path arrowok="t"/>
                 </v:shape>
                 <v:shape id="Image 41" o:spid="_x0000_s1028" type="#_x0000_t75" style="position:absolute;left:1167;width:16912;height:7639;visibility:visible;mso-wrap-style:square" o:gfxdata="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">
-                  <v:imagedata r:id="rId15" o:title=""/>
+                  <v:imagedata r:id="rId17" o:title=""/>
                 </v:shape>
                 <w10:wrap anchorx="page" anchory="page"/>
               </v:group>
@@ -6796,25 +6683,7 @@
           <w:sz w:val="21"/>
           <w:szCs w:val="21"/>
         </w:rPr>
-        <w:t xml:space="preserve">I - </w:t>
-      </w:r>
-      <w:proofErr w:type="gramStart"/>
-      <w:r>
-        <w:rPr>
-          <w:rFonts w:ascii="Tahoma" w:hAnsi="Tahoma" w:cs="Tahoma"/>
-          <w:sz w:val="21"/>
-          <w:szCs w:val="21"/>
-        </w:rPr>
-        <w:t>o</w:t>
-      </w:r>
-      <w:proofErr w:type="gramEnd"/>
-      <w:r>
-        <w:rPr>
-          <w:rFonts w:ascii="Tahoma" w:hAnsi="Tahoma" w:cs="Tahoma"/>
-          <w:sz w:val="21"/>
-          <w:szCs w:val="21"/>
-        </w:rPr>
-        <w:t xml:space="preserve"> número do Termo de Interdição;</w:t>
+        <w:t>I - o número do Termo de Interdição;</w:t>
       </w:r>
     </w:p>
     <w:p>
@@ -6834,25 +6703,7 @@
           <w:sz w:val="21"/>
           <w:szCs w:val="21"/>
         </w:rPr>
-        <w:t xml:space="preserve">II - </w:t>
-      </w:r>
-      <w:proofErr w:type="gramStart"/>
-      <w:r>
-        <w:rPr>
-          <w:rFonts w:ascii="Tahoma" w:hAnsi="Tahoma" w:cs="Tahoma"/>
-          <w:sz w:val="21"/>
-          <w:szCs w:val="21"/>
-        </w:rPr>
-        <w:t>a</w:t>
-      </w:r>
-      <w:proofErr w:type="gramEnd"/>
-      <w:r>
-        <w:rPr>
-          <w:rFonts w:ascii="Tahoma" w:hAnsi="Tahoma" w:cs="Tahoma"/>
-          <w:sz w:val="21"/>
-          <w:szCs w:val="21"/>
-        </w:rPr>
-        <w:t xml:space="preserve"> identificação da(s) máquina(s) ou setor de serviço;</w:t>
+        <w:t>II - a identificação da(s) máquina(s) ou setor de serviço;</w:t>
       </w:r>
     </w:p>
     <w:p>
@@ -7048,7 +6899,7 @@
                     <pic:cNvPicPr/>
                   </pic:nvPicPr>
                   <pic:blipFill>
-                    <a:blip r:embed="rId16">
+                    <a:blip r:embed="rId18">
                       <a:extLst>
                         <a:ext uri="{28A0092B-C50C-407E-A947-70E740481C1C}">
                           <a14:useLocalDpi xmlns:a14="http://schemas.microsoft.com/office/drawing/2010/main" val="0"/>
@@ -7333,7 +7184,7 @@
           <w:sz w:val="20"/>
           <w:szCs w:val="20"/>
         </w:rPr>
-        <w:t>GO</w:t>
+        <w:t>XX</w:t>
       </w:r>
       <w:r>
         <w:rPr>
@@ -7580,8 +7431,8 @@
       </w:pPr>
     </w:p>
     <w:sectPr>
-      <w:headerReference w:type="default" r:id="rId17"/>
-      <w:footerReference w:type="default" r:id="rId18"/>
+      <w:headerReference w:type="default" r:id="rId19"/>
+      <w:footerReference w:type="default" r:id="rId20"/>
       <w:pgSz w:w="11910" w:h="16850"/>
       <w:pgMar w:top="1843" w:right="1704" w:bottom="1417" w:left="851" w:header="624" w:footer="907" w:gutter="0"/>
       <w:cols w:space="720"/>
@@ -7611,6 +7462,36 @@
 </file>
 
 <file path=word/footer1.xml><?xml version="1.0" encoding="utf-8"?>
+<w:ftr xmlns:wpc="http://schemas.microsoft.com/office/word/2010/wordprocessingCanvas" xmlns:cx="http://schemas.microsoft.com/office/drawing/2014/chartex" xmlns:cx1="http://schemas.microsoft.com/office/drawing/2015/9/8/chartex" xmlns:cx2="http://schemas.microsoft.com/office/drawing/2015/10/21/chartex" xmlns:cx3="http://schemas.microsoft.com/office/drawing/2016/5/9/chartex" xmlns:cx4="http://schemas.microsoft.com/office/drawing/2016/5/10/chartex" xmlns:cx5="http://schemas.microsoft.com/office/drawing/2016/5/11/chartex" xmlns:cx6="http://schemas.microsoft.com/office/drawing/2016/5/12/chartex" xmlns:cx7="http://schemas.microsoft.com/office/drawing/2016/5/13/chartex" xmlns:cx8="http://schemas.microsoft.com/office/drawing/2016/5/14/chartex" xmlns:mc="http://schemas.openxmlformats.org/markup-compatibility/2006" xmlns:aink="http://schemas.microsoft.com/office/drawing/2016/ink" xmlns:am3d="http://schemas.microsoft.com/office/drawing/2017/model3d" xmlns:o="urn:schemas-microsoft-com:office:office" xmlns:oel="http://schemas.microsoft.com/office/2019/extlst" xmlns:r="http://schemas.openxmlformats.org/officeDocument/2006/relationships" xmlns:m="http://schemas.openxmlformats.org/officeDocument/2006/math" xmlns:v="urn:schemas-microsoft-com:vml" xmlns:wp14="http://schemas.microsoft.com/office/word/2010/wordprocessingDrawing" xmlns:wp="http://schemas.openxmlformats.org/drawingml/2006/wordprocessingDrawing" xmlns:w10="urn:schemas-microsoft-com:office:word" xmlns:w="http://schemas.openxmlformats.org/wordprocessingml/2006/main" xmlns:w14="http://schemas.microsoft.com/office/word/2010/wordml" xmlns:w15="http://schemas.microsoft.com/office/word/2012/wordml" xmlns:w16cex="http://schemas.microsoft.com/office/word/2018/wordml/cex" xmlns:w16cid="http://schemas.microsoft.com/office/word/2016/wordml/cid" xmlns:w16="http://schemas.microsoft.com/office/word/2018/wordml" xmlns:w16du="http://schemas.microsoft.com/office/word/2023/wordml/word16du" xmlns:w16sdtdh="http://schemas.microsoft.com/office/word/2020/wordml/sdtdatahash" xmlns:w16sdtfl="http://schemas.microsoft.com/office/word/2024/wordml/sdtformatlock" xmlns:w16se="http://schemas.microsoft.com/office/word/2015/wordml/symex" xmlns:wpg="http://schemas.microsoft.com/office/word/2010/wordprocessingGroup" xmlns:wpi="http://schemas.microsoft.com/office/word/2010/wordprocessingInk" xmlns:wne="http://schemas.microsoft.com/office/word/2006/wordml" xmlns:wps="http://schemas.microsoft.com/office/word/2010/wordprocessingShape" mc:Ignorable="w14 w15 w16se w16cid w16 w16cex w16sdtdh w16sdtfl w16du wp14">
+  <w:p>
+    <w:pPr>
+      <w:pStyle w:val="Rodap"/>
+    </w:pPr>
+  </w:p>
+</w:ftr>
+</file>
+
+<file path=word/footer2.xml><?xml version="1.0" encoding="utf-8"?>
+<w:ftr xmlns:wpc="http://schemas.microsoft.com/office/word/2010/wordprocessingCanvas" xmlns:cx="http://schemas.microsoft.com/office/drawing/2014/chartex" xmlns:cx1="http://schemas.microsoft.com/office/drawing/2015/9/8/chartex" xmlns:cx2="http://schemas.microsoft.com/office/drawing/2015/10/21/chartex" xmlns:cx3="http://schemas.microsoft.com/office/drawing/2016/5/9/chartex" xmlns:cx4="http://schemas.microsoft.com/office/drawing/2016/5/10/chartex" xmlns:cx5="http://schemas.microsoft.com/office/drawing/2016/5/11/chartex" xmlns:cx6="http://schemas.microsoft.com/office/drawing/2016/5/12/chartex" xmlns:cx7="http://schemas.microsoft.com/office/drawing/2016/5/13/chartex" xmlns:cx8="http://schemas.microsoft.com/office/drawing/2016/5/14/chartex" xmlns:mc="http://schemas.openxmlformats.org/markup-compatibility/2006" xmlns:aink="http://schemas.microsoft.com/office/drawing/2016/ink" xmlns:am3d="http://schemas.microsoft.com/office/drawing/2017/model3d" xmlns:o="urn:schemas-microsoft-com:office:office" xmlns:oel="http://schemas.microsoft.com/office/2019/extlst" xmlns:r="http://schemas.openxmlformats.org/officeDocument/2006/relationships" xmlns:m="http://schemas.openxmlformats.org/officeDocument/2006/math" xmlns:v="urn:schemas-microsoft-com:vml" xmlns:wp14="http://schemas.microsoft.com/office/word/2010/wordprocessingDrawing" xmlns:wp="http://schemas.openxmlformats.org/drawingml/2006/wordprocessingDrawing" xmlns:w10="urn:schemas-microsoft-com:office:word" xmlns:w="http://schemas.openxmlformats.org/wordprocessingml/2006/main" xmlns:w14="http://schemas.microsoft.com/office/word/2010/wordml" xmlns:w15="http://schemas.microsoft.com/office/word/2012/wordml" xmlns:w16cex="http://schemas.microsoft.com/office/word/2018/wordml/cex" xmlns:w16cid="http://schemas.microsoft.com/office/word/2016/wordml/cid" xmlns:w16="http://schemas.microsoft.com/office/word/2018/wordml" xmlns:w16du="http://schemas.microsoft.com/office/word/2023/wordml/word16du" xmlns:w16sdtdh="http://schemas.microsoft.com/office/word/2020/wordml/sdtdatahash" xmlns:w16sdtfl="http://schemas.microsoft.com/office/word/2024/wordml/sdtformatlock" xmlns:w16se="http://schemas.microsoft.com/office/word/2015/wordml/symex" xmlns:wpg="http://schemas.microsoft.com/office/word/2010/wordprocessingGroup" xmlns:wpi="http://schemas.microsoft.com/office/word/2010/wordprocessingInk" xmlns:wne="http://schemas.microsoft.com/office/word/2006/wordml" xmlns:wps="http://schemas.microsoft.com/office/word/2010/wordprocessingShape" mc:Ignorable="w14 w15 w16se w16cid w16 w16cex w16sdtdh w16sdtfl w16du wp14">
+  <w:p>
+    <w:pPr>
+      <w:pStyle w:val="Rodap"/>
+    </w:pPr>
+  </w:p>
+</w:ftr>
+</file>
+
+<file path=word/footer3.xml><?xml version="1.0" encoding="utf-8"?>
+<w:ftr xmlns:wpc="http://schemas.microsoft.com/office/word/2010/wordprocessingCanvas" xmlns:cx="http://schemas.microsoft.com/office/drawing/2014/chartex" xmlns:cx1="http://schemas.microsoft.com/office/drawing/2015/9/8/chartex" xmlns:cx2="http://schemas.microsoft.com/office/drawing/2015/10/21/chartex" xmlns:cx3="http://schemas.microsoft.com/office/drawing/2016/5/9/chartex" xmlns:cx4="http://schemas.microsoft.com/office/drawing/2016/5/10/chartex" xmlns:cx5="http://schemas.microsoft.com/office/drawing/2016/5/11/chartex" xmlns:cx6="http://schemas.microsoft.com/office/drawing/2016/5/12/chartex" xmlns:cx7="http://schemas.microsoft.com/office/drawing/2016/5/13/chartex" xmlns:cx8="http://schemas.microsoft.com/office/drawing/2016/5/14/chartex" xmlns:mc="http://schemas.openxmlformats.org/markup-compatibility/2006" xmlns:aink="http://schemas.microsoft.com/office/drawing/2016/ink" xmlns:am3d="http://schemas.microsoft.com/office/drawing/2017/model3d" xmlns:o="urn:schemas-microsoft-com:office:office" xmlns:oel="http://schemas.microsoft.com/office/2019/extlst" xmlns:r="http://schemas.openxmlformats.org/officeDocument/2006/relationships" xmlns:m="http://schemas.openxmlformats.org/officeDocument/2006/math" xmlns:v="urn:schemas-microsoft-com:vml" xmlns:wp14="http://schemas.microsoft.com/office/word/2010/wordprocessingDrawing" xmlns:wp="http://schemas.openxmlformats.org/drawingml/2006/wordprocessingDrawing" xmlns:w10="urn:schemas-microsoft-com:office:word" xmlns:w="http://schemas.openxmlformats.org/wordprocessingml/2006/main" xmlns:w14="http://schemas.microsoft.com/office/word/2010/wordml" xmlns:w15="http://schemas.microsoft.com/office/word/2012/wordml" xmlns:w16cex="http://schemas.microsoft.com/office/word/2018/wordml/cex" xmlns:w16cid="http://schemas.microsoft.com/office/word/2016/wordml/cid" xmlns:w16="http://schemas.microsoft.com/office/word/2018/wordml" xmlns:w16du="http://schemas.microsoft.com/office/word/2023/wordml/word16du" xmlns:w16sdtdh="http://schemas.microsoft.com/office/word/2020/wordml/sdtdatahash" xmlns:w16sdtfl="http://schemas.microsoft.com/office/word/2024/wordml/sdtformatlock" xmlns:w16se="http://schemas.microsoft.com/office/word/2015/wordml/symex" xmlns:wpg="http://schemas.microsoft.com/office/word/2010/wordprocessingGroup" xmlns:wpi="http://schemas.microsoft.com/office/word/2010/wordprocessingInk" xmlns:wne="http://schemas.microsoft.com/office/word/2006/wordml" xmlns:wps="http://schemas.microsoft.com/office/word/2010/wordprocessingShape" mc:Ignorable="w14 w15 w16se w16cid w16 w16cex w16sdtdh w16sdtfl w16du wp14">
+  <w:p>
+    <w:pPr>
+      <w:pStyle w:val="Rodap"/>
+    </w:pPr>
+  </w:p>
+</w:ftr>
+</file>
+
+<file path=word/footer4.xml><?xml version="1.0" encoding="utf-8"?>
 <w:ftr xmlns:wpc="http://schemas.microsoft.com/office/word/2010/wordprocessingCanvas" xmlns:cx="http://schemas.microsoft.com/office/drawing/2014/chartex" xmlns:cx1="http://schemas.microsoft.com/office/drawing/2015/9/8/chartex" xmlns:cx2="http://schemas.microsoft.com/office/drawing/2015/10/21/chartex" xmlns:cx3="http://schemas.microsoft.com/office/drawing/2016/5/9/chartex" xmlns:cx4="http://schemas.microsoft.com/office/drawing/2016/5/10/chartex" xmlns:cx5="http://schemas.microsoft.com/office/drawing/2016/5/11/chartex" xmlns:cx6="http://schemas.microsoft.com/office/drawing/2016/5/12/chartex" xmlns:cx7="http://schemas.microsoft.com/office/drawing/2016/5/13/chartex" xmlns:cx8="http://schemas.microsoft.com/office/drawing/2016/5/14/chartex" xmlns:mc="http://schemas.openxmlformats.org/markup-compatibility/2006" xmlns:aink="http://schemas.microsoft.com/office/drawing/2016/ink" xmlns:am3d="http://schemas.microsoft.com/office/drawing/2017/model3d" xmlns:o="urn:schemas-microsoft-com:office:office" xmlns:oel="http://schemas.microsoft.com/office/2019/extlst" xmlns:r="http://schemas.openxmlformats.org/officeDocument/2006/relationships" xmlns:m="http://schemas.openxmlformats.org/officeDocument/2006/math" xmlns:v="urn:schemas-microsoft-com:vml" xmlns:wp14="http://schemas.microsoft.com/office/word/2010/wordprocessingDrawing" xmlns:wp="http://schemas.openxmlformats.org/drawingml/2006/wordprocessingDrawing" xmlns:w10="urn:schemas-microsoft-com:office:word" xmlns:w="http://schemas.openxmlformats.org/wordprocessingml/2006/main" xmlns:w14="http://schemas.microsoft.com/office/word/2010/wordml" xmlns:w15="http://schemas.microsoft.com/office/word/2012/wordml" xmlns:w16cex="http://schemas.microsoft.com/office/word/2018/wordml/cex" xmlns:w16cid="http://schemas.microsoft.com/office/word/2016/wordml/cid" xmlns:w16="http://schemas.microsoft.com/office/word/2018/wordml" xmlns:w16du="http://schemas.microsoft.com/office/word/2023/wordml/word16du" xmlns:w16sdtdh="http://schemas.microsoft.com/office/word/2020/wordml/sdtdatahash" xmlns:w16sdtfl="http://schemas.microsoft.com/office/word/2024/wordml/sdtformatlock" xmlns:w16se="http://schemas.microsoft.com/office/word/2015/wordml/symex" xmlns:wpg="http://schemas.microsoft.com/office/word/2010/wordprocessingGroup" xmlns:wpi="http://schemas.microsoft.com/office/word/2010/wordprocessingInk" xmlns:wne="http://schemas.microsoft.com/office/word/2006/wordml" xmlns:wps="http://schemas.microsoft.com/office/word/2010/wordprocessingShape" mc:Ignorable="w14 w15 w16se w16cid w16 w16cex w16sdtdh w16sdtfl w16du wp14">
   <w:p>
     <w:pPr>
@@ -7646,6 +7527,16 @@
 <w:hdr xmlns:wpc="http://schemas.microsoft.com/office/word/2010/wordprocessingCanvas" xmlns:cx="http://schemas.microsoft.com/office/drawing/2014/chartex" xmlns:cx1="http://schemas.microsoft.com/office/drawing/2015/9/8/chartex" xmlns:cx2="http://schemas.microsoft.com/office/drawing/2015/10/21/chartex" xmlns:cx3="http://schemas.microsoft.com/office/drawing/2016/5/9/chartex" xmlns:cx4="http://schemas.microsoft.com/office/drawing/2016/5/10/chartex" xmlns:cx5="http://schemas.microsoft.com/office/drawing/2016/5/11/chartex" xmlns:cx6="http://schemas.microsoft.com/office/drawing/2016/5/12/chartex" xmlns:cx7="http://schemas.microsoft.com/office/drawing/2016/5/13/chartex" xmlns:cx8="http://schemas.microsoft.com/office/drawing/2016/5/14/chartex" xmlns:mc="http://schemas.openxmlformats.org/markup-compatibility/2006" xmlns:aink="http://schemas.microsoft.com/office/drawing/2016/ink" xmlns:am3d="http://schemas.microsoft.com/office/drawing/2017/model3d" xmlns:o="urn:schemas-microsoft-com:office:office" xmlns:oel="http://schemas.microsoft.com/office/2019/extlst" xmlns:r="http://schemas.openxmlformats.org/officeDocument/2006/relationships" xmlns:m="http://schemas.openxmlformats.org/officeDocument/2006/math" xmlns:v="urn:schemas-microsoft-com:vml" xmlns:wp14="http://schemas.microsoft.com/office/word/2010/wordprocessingDrawing" xmlns:wp="http://schemas.openxmlformats.org/drawingml/2006/wordprocessingDrawing" xmlns:w10="urn:schemas-microsoft-com:office:word" xmlns:w="http://schemas.openxmlformats.org/wordprocessingml/2006/main" xmlns:w14="http://schemas.microsoft.com/office/word/2010/wordml" xmlns:w15="http://schemas.microsoft.com/office/word/2012/wordml" xmlns:w16cex="http://schemas.microsoft.com/office/word/2018/wordml/cex" xmlns:w16cid="http://schemas.microsoft.com/office/word/2016/wordml/cid" xmlns:w16="http://schemas.microsoft.com/office/word/2018/wordml" xmlns:w16du="http://schemas.microsoft.com/office/word/2023/wordml/word16du" xmlns:w16sdtdh="http://schemas.microsoft.com/office/word/2020/wordml/sdtdatahash" xmlns:w16sdtfl="http://schemas.microsoft.com/office/word/2024/wordml/sdtformatlock" xmlns:w16se="http://schemas.microsoft.com/office/word/2015/wordml/symex" xmlns:wpg="http://schemas.microsoft.com/office/word/2010/wordprocessingGroup" xmlns:wpi="http://schemas.microsoft.com/office/word/2010/wordprocessingInk" xmlns:wne="http://schemas.microsoft.com/office/word/2006/wordml" xmlns:wps="http://schemas.microsoft.com/office/word/2010/wordprocessingShape" mc:Ignorable="w14 w15 w16se w16cid w16 w16cex w16sdtdh w16sdtfl w16du wp14">
   <w:p>
     <w:pPr>
+      <w:pStyle w:val="Cabealho"/>
+    </w:pPr>
+  </w:p>
+</w:hdr>
+</file>
+
+<file path=word/header2.xml><?xml version="1.0" encoding="utf-8"?>
+<w:hdr xmlns:wpc="http://schemas.microsoft.com/office/word/2010/wordprocessingCanvas" xmlns:cx="http://schemas.microsoft.com/office/drawing/2014/chartex" xmlns:cx1="http://schemas.microsoft.com/office/drawing/2015/9/8/chartex" xmlns:cx2="http://schemas.microsoft.com/office/drawing/2015/10/21/chartex" xmlns:cx3="http://schemas.microsoft.com/office/drawing/2016/5/9/chartex" xmlns:cx4="http://schemas.microsoft.com/office/drawing/2016/5/10/chartex" xmlns:cx5="http://schemas.microsoft.com/office/drawing/2016/5/11/chartex" xmlns:cx6="http://schemas.microsoft.com/office/drawing/2016/5/12/chartex" xmlns:cx7="http://schemas.microsoft.com/office/drawing/2016/5/13/chartex" xmlns:cx8="http://schemas.microsoft.com/office/drawing/2016/5/14/chartex" xmlns:mc="http://schemas.openxmlformats.org/markup-compatibility/2006" xmlns:aink="http://schemas.microsoft.com/office/drawing/2016/ink" xmlns:am3d="http://schemas.microsoft.com/office/drawing/2017/model3d" xmlns:o="urn:schemas-microsoft-com:office:office" xmlns:oel="http://schemas.microsoft.com/office/2019/extlst" xmlns:r="http://schemas.openxmlformats.org/officeDocument/2006/relationships" xmlns:m="http://schemas.openxmlformats.org/officeDocument/2006/math" xmlns:v="urn:schemas-microsoft-com:vml" xmlns:wp14="http://schemas.microsoft.com/office/word/2010/wordprocessingDrawing" xmlns:wp="http://schemas.openxmlformats.org/drawingml/2006/wordprocessingDrawing" xmlns:w10="urn:schemas-microsoft-com:office:word" xmlns:w="http://schemas.openxmlformats.org/wordprocessingml/2006/main" xmlns:w14="http://schemas.microsoft.com/office/word/2010/wordml" xmlns:w15="http://schemas.microsoft.com/office/word/2012/wordml" xmlns:w16cex="http://schemas.microsoft.com/office/word/2018/wordml/cex" xmlns:w16cid="http://schemas.microsoft.com/office/word/2016/wordml/cid" xmlns:w16="http://schemas.microsoft.com/office/word/2018/wordml" xmlns:w16du="http://schemas.microsoft.com/office/word/2023/wordml/word16du" xmlns:w16sdtdh="http://schemas.microsoft.com/office/word/2020/wordml/sdtdatahash" xmlns:w16sdtfl="http://schemas.microsoft.com/office/word/2024/wordml/sdtformatlock" xmlns:w16se="http://schemas.microsoft.com/office/word/2015/wordml/symex" xmlns:wpg="http://schemas.microsoft.com/office/word/2010/wordprocessingGroup" xmlns:wpi="http://schemas.microsoft.com/office/word/2010/wordprocessingInk" xmlns:wne="http://schemas.microsoft.com/office/word/2006/wordml" xmlns:wps="http://schemas.microsoft.com/office/word/2010/wordprocessingShape" mc:Ignorable="w14 w15 w16se w16cid w16 w16cex w16sdtdh w16sdtfl w16du wp14">
+  <w:p>
+    <w:pPr>
       <w:pStyle w:val="Corpodetexto"/>
       <w:spacing w:line="14" w:lineRule="auto"/>
       <w:rPr>
@@ -7657,17 +7548,203 @@
         <w:noProof/>
       </w:rPr>
       <mc:AlternateContent>
+        <mc:Choice Requires="wps">
+          <w:drawing>
+            <wp:anchor distT="0" distB="0" distL="0" distR="0" simplePos="0" relativeHeight="487445504" behindDoc="1" locked="0" layoutInCell="1" allowOverlap="1" wp14:anchorId="2AAC5969" wp14:editId="5145CC1E">
+              <wp:simplePos x="0" y="0"/>
+              <wp:positionH relativeFrom="page">
+                <wp:posOffset>2476982</wp:posOffset>
+              </wp:positionH>
+              <wp:positionV relativeFrom="page">
+                <wp:posOffset>208344</wp:posOffset>
+              </wp:positionV>
+              <wp:extent cx="3931920" cy="688943"/>
+              <wp:effectExtent l="0" t="0" r="0" b="0"/>
+              <wp:wrapNone/>
+              <wp:docPr id="4" name="Textbox 4"/>
+              <wp:cNvGraphicFramePr>
+                <a:graphicFrameLocks xmlns:a="http://schemas.openxmlformats.org/drawingml/2006/main"/>
+              </wp:cNvGraphicFramePr>
+              <a:graphic xmlns:a="http://schemas.openxmlformats.org/drawingml/2006/main">
+                <a:graphicData uri="http://schemas.microsoft.com/office/word/2010/wordprocessingShape">
+                  <wps:wsp>
+                    <wps:cNvSpPr txBox="1">
+                      <a:spLocks/>
+                    </wps:cNvSpPr>
+                    <wps:spPr>
+                      <a:xfrm>
+                        <a:off x="0" y="0"/>
+                        <a:ext cx="3931920" cy="688943"/>
+                      </a:xfrm>
+                      <a:prstGeom prst="rect">
+                        <a:avLst/>
+                      </a:prstGeom>
+                    </wps:spPr>
+                    <wps:txbx>
+                      <w:txbxContent>
+                        <w:p>
+                          <w:pPr>
+                            <w:spacing w:before="14"/>
+                            <w:ind w:left="20"/>
+                            <w:jc w:val="center"/>
+                            <w:rPr>
+                              <w:rFonts w:ascii="Arial" w:hAnsi="Arial"/>
+                              <w:b/>
+                              <w:sz w:val="18"/>
+                            </w:rPr>
+                          </w:pPr>
+                          <w:r>
+                            <w:rPr>
+                              <w:noProof/>
+                            </w:rPr>
+                            <w:drawing>
+                              <wp:inline distT="0" distB="0" distL="0" distR="0" wp14:anchorId="05409C90" wp14:editId="333BE1B1">
+                                <wp:extent cx="880138" cy="676765"/>
+                                <wp:effectExtent l="0" t="0" r="0" b="0"/>
+                                <wp:docPr id="369366990" name="Imagem 7"/>
+                                <wp:cNvGraphicFramePr>
+                                  <a:graphicFrameLocks xmlns:a="http://schemas.openxmlformats.org/drawingml/2006/main" noChangeAspect="1"/>
+                                </wp:cNvGraphicFramePr>
+                                <a:graphic xmlns:a="http://schemas.openxmlformats.org/drawingml/2006/main">
+                                  <a:graphicData uri="http://schemas.openxmlformats.org/drawingml/2006/picture">
+                                    <pic:pic xmlns:pic="http://schemas.openxmlformats.org/drawingml/2006/picture">
+                                      <pic:nvPicPr>
+                                        <pic:cNvPr id="369366990" name=""/>
+                                        <pic:cNvPicPr/>
+                                      </pic:nvPicPr>
+                                      <pic:blipFill>
+                                        <a:blip r:embed="rId1">
+                                          <a:extLst>
+                                            <a:ext uri="{28A0092B-C50C-407E-A947-70E740481C1C}">
+                                              <a14:useLocalDpi xmlns:a14="http://schemas.microsoft.com/office/drawing/2010/main" val="0"/>
+                                            </a:ext>
+                                          </a:extLst>
+                                        </a:blip>
+                                        <a:stretch>
+                                          <a:fillRect/>
+                                        </a:stretch>
+                                      </pic:blipFill>
+                                      <pic:spPr>
+                                        <a:xfrm>
+                                          <a:off x="0" y="0"/>
+                                          <a:ext cx="904504" cy="695501"/>
+                                        </a:xfrm>
+                                        <a:prstGeom prst="rect">
+                                          <a:avLst/>
+                                        </a:prstGeom>
+                                      </pic:spPr>
+                                    </pic:pic>
+                                  </a:graphicData>
+                                </a:graphic>
+                              </wp:inline>
+                            </w:drawing>
+                          </w:r>
+                        </w:p>
+                      </w:txbxContent>
+                    </wps:txbx>
+                    <wps:bodyPr wrap="square" lIns="0" tIns="0" rIns="0" bIns="0" rtlCol="0">
+                      <a:noAutofit/>
+                    </wps:bodyPr>
+                  </wps:wsp>
+                </a:graphicData>
+              </a:graphic>
+              <wp14:sizeRelV relativeFrom="margin">
+                <wp14:pctHeight>0</wp14:pctHeight>
+              </wp14:sizeRelV>
+            </wp:anchor>
+          </w:drawing>
+        </mc:Choice>
+        <mc:Fallback>
+          <w:pict>
+            <v:shapetype w14:anchorId="2AAC5969" id="_x0000_t202" coordsize="21600,21600" o:spt="202" path="m,l,21600r21600,l21600,xe">
+              <v:stroke joinstyle="miter"/>
+              <v:path gradientshapeok="t" o:connecttype="rect"/>
+            </v:shapetype>
+            <v:shape id="Textbox 4" o:spid="_x0000_s1026" type="#_x0000_t202" style="position:absolute;margin-left:195.05pt;margin-top:16.4pt;width:309.6pt;height:54.25pt;z-index:-15870976;visibility:visible;mso-wrap-style:square;mso-height-percent:0;mso-wrap-distance-left:0;mso-wrap-distance-top:0;mso-wrap-distance-right:0;mso-wrap-distance-bottom:0;mso-position-horizontal:absolute;mso-position-horizontal-relative:page;mso-position-vertical:absolute;mso-position-vertical-relative:page;mso-height-percent:0;mso-height-relative:margin;v-text-anchor:top" o:gfxdata="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" filled="f" stroked="f">
+              <v:textbox inset="0,0,0,0">
+                <w:txbxContent>
+                  <w:p>
+                    <w:pPr>
+                      <w:spacing w:before="14"/>
+                      <w:ind w:left="20"/>
+                      <w:jc w:val="center"/>
+                      <w:rPr>
+                        <w:rFonts w:ascii="Arial" w:hAnsi="Arial"/>
+                        <w:b/>
+                        <w:sz w:val="18"/>
+                      </w:rPr>
+                    </w:pPr>
+                    <w:r>
+                      <w:rPr>
+                        <w:noProof/>
+                      </w:rPr>
+                      <w:drawing>
+                        <wp:inline distT="0" distB="0" distL="0" distR="0" wp14:anchorId="05409C90" wp14:editId="333BE1B1">
+                          <wp:extent cx="880138" cy="676765"/>
+                          <wp:effectExtent l="0" t="0" r="0" b="0"/>
+                          <wp:docPr id="369366990" name="Imagem 7"/>
+                          <wp:cNvGraphicFramePr>
+                            <a:graphicFrameLocks xmlns:a="http://schemas.openxmlformats.org/drawingml/2006/main" noChangeAspect="1"/>
+                          </wp:cNvGraphicFramePr>
+                          <a:graphic xmlns:a="http://schemas.openxmlformats.org/drawingml/2006/main">
+                            <a:graphicData uri="http://schemas.openxmlformats.org/drawingml/2006/picture">
+                              <pic:pic xmlns:pic="http://schemas.openxmlformats.org/drawingml/2006/picture">
+                                <pic:nvPicPr>
+                                  <pic:cNvPr id="369366990" name=""/>
+                                  <pic:cNvPicPr/>
+                                </pic:nvPicPr>
+                                <pic:blipFill>
+                                  <a:blip r:embed="rId1">
+                                    <a:extLst>
+                                      <a:ext uri="{28A0092B-C50C-407E-A947-70E740481C1C}">
+                                        <a14:useLocalDpi xmlns:a14="http://schemas.microsoft.com/office/drawing/2010/main" val="0"/>
+                                      </a:ext>
+                                    </a:extLst>
+                                  </a:blip>
+                                  <a:stretch>
+                                    <a:fillRect/>
+                                  </a:stretch>
+                                </pic:blipFill>
+                                <pic:spPr>
+                                  <a:xfrm>
+                                    <a:off x="0" y="0"/>
+                                    <a:ext cx="904504" cy="695501"/>
+                                  </a:xfrm>
+                                  <a:prstGeom prst="rect">
+                                    <a:avLst/>
+                                  </a:prstGeom>
+                                </pic:spPr>
+                              </pic:pic>
+                            </a:graphicData>
+                          </a:graphic>
+                        </wp:inline>
+                      </w:drawing>
+                    </w:r>
+                  </w:p>
+                </w:txbxContent>
+              </v:textbox>
+              <w10:wrap anchorx="page" anchory="page"/>
+            </v:shape>
+          </w:pict>
+        </mc:Fallback>
+      </mc:AlternateContent>
+    </w:r>
+    <w:r>
+      <w:rPr>
+        <w:noProof/>
+      </w:rPr>
+      <mc:AlternateContent>
         <mc:Choice Requires="wpg">
           <w:drawing>
-            <wp:anchor distT="0" distB="0" distL="0" distR="0" simplePos="0" relativeHeight="487446016" behindDoc="1" locked="0" layoutInCell="1" allowOverlap="1" wp14:anchorId="1F5B48A1" wp14:editId="6F96B7C3">
+            <wp:anchor distT="0" distB="0" distL="0" distR="0" simplePos="0" relativeHeight="487444992" behindDoc="1" locked="0" layoutInCell="1" allowOverlap="1" wp14:anchorId="1F5B48A1" wp14:editId="0451CD83">
               <wp:simplePos x="0" y="0"/>
               <wp:positionH relativeFrom="page">
-                <wp:posOffset>522731</wp:posOffset>
+                <wp:posOffset>520861</wp:posOffset>
               </wp:positionH>
               <wp:positionV relativeFrom="page">
-                <wp:posOffset>207644</wp:posOffset>
+                <wp:posOffset>208344</wp:posOffset>
               </wp:positionV>
-              <wp:extent cx="6519545" cy="793750"/>
+              <wp:extent cx="6519545" cy="793749"/>
               <wp:effectExtent l="0" t="0" r="0" b="0"/>
               <wp:wrapNone/>
               <wp:docPr id="1" name="Group 1"/>
@@ -7683,9 +7760,9 @@
                     <wpg:grpSpPr>
                       <a:xfrm>
                         <a:off x="0" y="0"/>
-                        <a:ext cx="6519545" cy="793750"/>
+                        <a:ext cx="6519545" cy="793749"/>
                         <a:chOff x="0" y="0"/>
-                        <a:chExt cx="6519545" cy="793750"/>
+                        <a:chExt cx="6519545" cy="793749"/>
                       </a:xfrm>
                     </wpg:grpSpPr>
                     <wps:wsp>
@@ -7740,14 +7817,14 @@
                         <pic:cNvPicPr/>
                       </pic:nvPicPr>
                       <pic:blipFill>
-                        <a:blip r:embed="rId1" cstate="print"/>
+                        <a:blip r:embed="rId2" cstate="print"/>
                         <a:stretch>
                           <a:fillRect/>
                         </a:stretch>
                       </pic:blipFill>
                       <pic:spPr>
                         <a:xfrm>
-                          <a:off x="116712" y="0"/>
+                          <a:off x="0" y="0"/>
                           <a:ext cx="1691225" cy="763904"/>
                         </a:xfrm>
                         <a:prstGeom prst="rect">
@@ -7763,8 +7840,8 @@
         </mc:Choice>
         <mc:Fallback>
           <w:pict>
-            <v:group w14:anchorId="179B8AFB" id="Group 1" o:spid="_x0000_s1026" style="position:absolute;margin-left:41.15pt;margin-top:16.35pt;width:513.35pt;height:62.5pt;z-index:-15870464;mso-wrap-distance-left:0;mso-wrap-distance-right:0;mso-position-horizontal-relative:page;mso-position-vertical-relative:page" coordsize="65195,7937" o:gfxdata="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">
-              <v:shape id="Graphic 2" o:spid="_x0000_s1027" style="position:absolute;top:7753;width:65195;height:184;visibility:visible;mso-wrap-style:square;v-text-anchor:top" coordsize="6519545,18415" o:gfxdata="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" path="m6519418,l,,,18288r6519418,l6519418,xe" fillcolor="black" stroked="f">
+            <v:group w14:anchorId="6A0F78DF" id="Group 1" o:spid="_x0000_s1026" style="position:absolute;margin-left:41pt;margin-top:16.4pt;width:513.35pt;height:62.5pt;z-index:-15871488;mso-wrap-distance-left:0;mso-wrap-distance-right:0;mso-position-horizontal-relative:page;mso-position-vertical-relative:page" coordsize="65195,7937" o:gfxdata="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">
+              <v:shape id="Graphic 2" o:spid="_x0000_s1027" style="position:absolute;top:7753;width:65195;height:184;visibility:visible;mso-wrap-style:square;v-text-anchor:top" coordsize="6519545,18415" o:gfxdata="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" path="m6519418,l,,,18288r6519418,l6519418,xe" fillcolor="black" stroked="f">
                 <v:path arrowok="t"/>
               </v:shape>
               <v:shapetype id="_x0000_t75" coordsize="21600,21600" o:spt="75" o:preferrelative="t" path="m@4@5l@4@11@9@11@9@5xe" filled="f" stroked="f">
@@ -7786,8 +7863,8 @@
                 <v:path o:extrusionok="f" gradientshapeok="t" o:connecttype="rect"/>
                 <o:lock v:ext="edit" aspectratio="t"/>
               </v:shapetype>
-              <v:shape id="Image 3" o:spid="_x0000_s1028" type="#_x0000_t75" style="position:absolute;left:1167;width:16912;height:7639;visibility:visible;mso-wrap-style:square" o:gfxdata="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">
-                <v:imagedata r:id="rId2" o:title=""/>
+              <v:shape id="Image 3" o:spid="_x0000_s1028" type="#_x0000_t75" style="position:absolute;width:16912;height:7639;visibility:visible;mso-wrap-style:square" o:gfxdata="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">
+                <v:imagedata r:id="rId3" o:title=""/>
               </v:shape>
               <w10:wrap anchorx="page" anchory="page"/>
             </v:group>
@@ -7795,6 +7872,30 @@
         </mc:Fallback>
       </mc:AlternateContent>
     </w:r>
+  </w:p>
+</w:hdr>
+</file>
+
+<file path=word/header3.xml><?xml version="1.0" encoding="utf-8"?>
+<w:hdr xmlns:wpc="http://schemas.microsoft.com/office/word/2010/wordprocessingCanvas" xmlns:cx="http://schemas.microsoft.com/office/drawing/2014/chartex" xmlns:cx1="http://schemas.microsoft.com/office/drawing/2015/9/8/chartex" xmlns:cx2="http://schemas.microsoft.com/office/drawing/2015/10/21/chartex" xmlns:cx3="http://schemas.microsoft.com/office/drawing/2016/5/9/chartex" xmlns:cx4="http://schemas.microsoft.com/office/drawing/2016/5/10/chartex" xmlns:cx5="http://schemas.microsoft.com/office/drawing/2016/5/11/chartex" xmlns:cx6="http://schemas.microsoft.com/office/drawing/2016/5/12/chartex" xmlns:cx7="http://schemas.microsoft.com/office/drawing/2016/5/13/chartex" xmlns:cx8="http://schemas.microsoft.com/office/drawing/2016/5/14/chartex" xmlns:mc="http://schemas.openxmlformats.org/markup-compatibility/2006" xmlns:aink="http://schemas.microsoft.com/office/drawing/2016/ink" xmlns:am3d="http://schemas.microsoft.com/office/drawing/2017/model3d" xmlns:o="urn:schemas-microsoft-com:office:office" xmlns:oel="http://schemas.microsoft.com/office/2019/extlst" xmlns:r="http://schemas.openxmlformats.org/officeDocument/2006/relationships" xmlns:m="http://schemas.openxmlformats.org/officeDocument/2006/math" xmlns:v="urn:schemas-microsoft-com:vml" xmlns:wp14="http://schemas.microsoft.com/office/word/2010/wordprocessingDrawing" xmlns:wp="http://schemas.openxmlformats.org/drawingml/2006/wordprocessingDrawing" xmlns:w10="urn:schemas-microsoft-com:office:word" xmlns:w="http://schemas.openxmlformats.org/wordprocessingml/2006/main" xmlns:w14="http://schemas.microsoft.com/office/word/2010/wordml" xmlns:w15="http://schemas.microsoft.com/office/word/2012/wordml" xmlns:w16cex="http://schemas.microsoft.com/office/word/2018/wordml/cex" xmlns:w16cid="http://schemas.microsoft.com/office/word/2016/wordml/cid" xmlns:w16="http://schemas.microsoft.com/office/word/2018/wordml" xmlns:w16du="http://schemas.microsoft.com/office/word/2023/wordml/word16du" xmlns:w16sdtdh="http://schemas.microsoft.com/office/word/2020/wordml/sdtdatahash" xmlns:w16sdtfl="http://schemas.microsoft.com/office/word/2024/wordml/sdtformatlock" xmlns:w16se="http://schemas.microsoft.com/office/word/2015/wordml/symex" xmlns:wpg="http://schemas.microsoft.com/office/word/2010/wordprocessingGroup" xmlns:wpi="http://schemas.microsoft.com/office/word/2010/wordprocessingInk" xmlns:wne="http://schemas.microsoft.com/office/word/2006/wordml" xmlns:wps="http://schemas.microsoft.com/office/word/2010/wordprocessingShape" mc:Ignorable="w14 w15 w16se w16cid w16 w16cex w16sdtdh w16sdtfl w16du wp14">
+  <w:p>
+    <w:pPr>
+      <w:pStyle w:val="Cabealho"/>
+    </w:pPr>
+  </w:p>
+</w:hdr>
+</file>
+
+<file path=word/header4.xml><?xml version="1.0" encoding="utf-8"?>
+<w:hdr xmlns:wpc="http://schemas.microsoft.com/office/word/2010/wordprocessingCanvas" xmlns:cx="http://schemas.microsoft.com/office/drawing/2014/chartex" xmlns:cx1="http://schemas.microsoft.com/office/drawing/2015/9/8/chartex" xmlns:cx2="http://schemas.microsoft.com/office/drawing/2015/10/21/chartex" xmlns:cx3="http://schemas.microsoft.com/office/drawing/2016/5/9/chartex" xmlns:cx4="http://schemas.microsoft.com/office/drawing/2016/5/10/chartex" xmlns:cx5="http://schemas.microsoft.com/office/drawing/2016/5/11/chartex" xmlns:cx6="http://schemas.microsoft.com/office/drawing/2016/5/12/chartex" xmlns:cx7="http://schemas.microsoft.com/office/drawing/2016/5/13/chartex" xmlns:cx8="http://schemas.microsoft.com/office/drawing/2016/5/14/chartex" xmlns:mc="http://schemas.openxmlformats.org/markup-compatibility/2006" xmlns:aink="http://schemas.microsoft.com/office/drawing/2016/ink" xmlns:am3d="http://schemas.microsoft.com/office/drawing/2017/model3d" xmlns:o="urn:schemas-microsoft-com:office:office" xmlns:oel="http://schemas.microsoft.com/office/2019/extlst" xmlns:r="http://schemas.openxmlformats.org/officeDocument/2006/relationships" xmlns:m="http://schemas.openxmlformats.org/officeDocument/2006/math" xmlns:v="urn:schemas-microsoft-com:vml" xmlns:wp14="http://schemas.microsoft.com/office/word/2010/wordprocessingDrawing" xmlns:wp="http://schemas.openxmlformats.org/drawingml/2006/wordprocessingDrawing" xmlns:w10="urn:schemas-microsoft-com:office:word" xmlns:w="http://schemas.openxmlformats.org/wordprocessingml/2006/main" xmlns:w14="http://schemas.microsoft.com/office/word/2010/wordml" xmlns:w15="http://schemas.microsoft.com/office/word/2012/wordml" xmlns:w16cex="http://schemas.microsoft.com/office/word/2018/wordml/cex" xmlns:w16cid="http://schemas.microsoft.com/office/word/2016/wordml/cid" xmlns:w16="http://schemas.microsoft.com/office/word/2018/wordml" xmlns:w16du="http://schemas.microsoft.com/office/word/2023/wordml/word16du" xmlns:w16sdtdh="http://schemas.microsoft.com/office/word/2020/wordml/sdtdatahash" xmlns:w16sdtfl="http://schemas.microsoft.com/office/word/2024/wordml/sdtformatlock" xmlns:w16se="http://schemas.microsoft.com/office/word/2015/wordml/symex" xmlns:wpg="http://schemas.microsoft.com/office/word/2010/wordprocessingGroup" xmlns:wpi="http://schemas.microsoft.com/office/word/2010/wordprocessingInk" xmlns:wne="http://schemas.microsoft.com/office/word/2006/wordml" xmlns:wps="http://schemas.microsoft.com/office/word/2010/wordprocessingShape" mc:Ignorable="w14 w15 w16se w16cid w16 w16cex w16sdtdh w16sdtfl w16du wp14">
+  <w:p>
+    <w:pPr>
+      <w:pStyle w:val="Corpodetexto"/>
+      <w:spacing w:line="14" w:lineRule="auto"/>
+      <w:rPr>
+        <w:sz w:val="20"/>
+      </w:rPr>
+    </w:pPr>
     <w:r>
       <w:rPr>
         <w:noProof/>
@@ -7802,7 +7903,7 @@
       <mc:AlternateContent>
         <mc:Choice Requires="wps">
           <w:drawing>
-            <wp:anchor distT="0" distB="0" distL="0" distR="0" simplePos="0" relativeHeight="487446528" behindDoc="1" locked="0" layoutInCell="1" allowOverlap="1" wp14:anchorId="2AAC5969" wp14:editId="04149939">
+            <wp:anchor distT="0" distB="0" distL="0" distR="0" simplePos="0" relativeHeight="487449600" behindDoc="1" locked="0" layoutInCell="1" allowOverlap="1" wp14:anchorId="3EBECDAF" wp14:editId="0F4E2411">
               <wp:simplePos x="0" y="0"/>
               <wp:positionH relativeFrom="page">
                 <wp:posOffset>2472054</wp:posOffset>
@@ -7813,7 +7914,7 @@
               <wp:extent cx="3932554" cy="548005"/>
               <wp:effectExtent l="0" t="0" r="0" b="0"/>
               <wp:wrapNone/>
-              <wp:docPr id="4" name="Textbox 4"/>
+              <wp:docPr id="195031088" name="Textbox 4"/>
               <wp:cNvGraphicFramePr>
                 <a:graphicFrameLocks xmlns:a="http://schemas.openxmlformats.org/drawingml/2006/main"/>
               </wp:cNvGraphicFramePr>
@@ -7844,36 +7945,102 @@
                               <w:sz w:val="18"/>
                             </w:rPr>
                           </w:pPr>
-                          <w:r>
-                            <w:rPr>
-                              <w:rFonts w:ascii="Arial" w:hAnsi="Arial"/>
-                              <w:b/>
-                              <w:sz w:val="18"/>
-                            </w:rPr>
-                            <w:t>Ministério</w:t>
-                          </w:r>
-                          <w:r>
-                            <w:rPr>
-                              <w:rFonts w:ascii="Arial" w:hAnsi="Arial"/>
-                              <w:b/>
-                              <w:spacing w:val="-4"/>
-                              <w:sz w:val="18"/>
-                            </w:rPr>
-                            <w:t xml:space="preserve"> </w:t>
-                          </w:r>
-                          <w:r>
-                            <w:rPr>
-                              <w:rFonts w:ascii="Arial" w:hAnsi="Arial"/>
-                              <w:b/>
-                              <w:sz w:val="18"/>
-                            </w:rPr>
-                            <w:t>do Trabalho e Emprego</w:t>
-                          </w:r>
                         </w:p>
+                      </w:txbxContent>
+                    </wps:txbx>
+                    <wps:bodyPr wrap="square" lIns="0" tIns="0" rIns="0" bIns="0" rtlCol="0">
+                      <a:noAutofit/>
+                    </wps:bodyPr>
+                  </wps:wsp>
+                </a:graphicData>
+              </a:graphic>
+              <wp14:sizeRelV relativeFrom="margin">
+                <wp14:pctHeight>0</wp14:pctHeight>
+              </wp14:sizeRelV>
+            </wp:anchor>
+          </w:drawing>
+        </mc:Choice>
+        <mc:Fallback>
+          <w:pict>
+            <v:shapetype w14:anchorId="3EBECDAF" id="_x0000_t202" coordsize="21600,21600" o:spt="202" path="m,l,21600r21600,l21600,xe">
+              <v:stroke joinstyle="miter"/>
+              <v:path gradientshapeok="t" o:connecttype="rect"/>
+            </v:shapetype>
+            <v:shape id="_x0000_s1027" type="#_x0000_t202" style="position:absolute;margin-left:194.65pt;margin-top:24.7pt;width:309.65pt;height:43.15pt;z-index:-15866880;visibility:visible;mso-wrap-style:square;mso-height-percent:0;mso-wrap-distance-left:0;mso-wrap-distance-top:0;mso-wrap-distance-right:0;mso-wrap-distance-bottom:0;mso-position-horizontal:absolute;mso-position-horizontal-relative:page;mso-position-vertical:absolute;mso-position-vertical-relative:page;mso-height-percent:0;mso-height-relative:margin;v-text-anchor:top" o:gfxdata="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" filled="f" stroked="f">
+              <v:textbox inset="0,0,0,0">
+                <w:txbxContent>
+                  <w:p>
+                    <w:pPr>
+                      <w:spacing w:before="14"/>
+                      <w:ind w:left="20"/>
+                      <w:rPr>
+                        <w:rFonts w:ascii="Arial" w:hAnsi="Arial"/>
+                        <w:b/>
+                        <w:sz w:val="18"/>
+                      </w:rPr>
+                    </w:pPr>
+                  </w:p>
+                </w:txbxContent>
+              </v:textbox>
+              <w10:wrap anchorx="page" anchory="page"/>
+            </v:shape>
+          </w:pict>
+        </mc:Fallback>
+      </mc:AlternateContent>
+    </w:r>
+  </w:p>
+  <w:p>
+    <w:pPr>
+      <w:pStyle w:val="Corpodetexto"/>
+      <w:spacing w:line="14" w:lineRule="auto"/>
+      <w:rPr>
+        <w:sz w:val="20"/>
+      </w:rPr>
+    </w:pPr>
+    <w:r>
+      <w:rPr>
+        <w:noProof/>
+      </w:rPr>
+      <mc:AlternateContent>
+        <mc:Choice Requires="wps">
+          <w:drawing>
+            <wp:anchor distT="0" distB="0" distL="0" distR="0" simplePos="0" relativeHeight="487452672" behindDoc="1" locked="0" layoutInCell="1" allowOverlap="1" wp14:anchorId="358D9E94" wp14:editId="15096D02">
+              <wp:simplePos x="0" y="0"/>
+              <wp:positionH relativeFrom="page">
+                <wp:posOffset>2476982</wp:posOffset>
+              </wp:positionH>
+              <wp:positionV relativeFrom="page">
+                <wp:posOffset>208344</wp:posOffset>
+              </wp:positionV>
+              <wp:extent cx="3931920" cy="688943"/>
+              <wp:effectExtent l="0" t="0" r="0" b="0"/>
+              <wp:wrapNone/>
+              <wp:docPr id="91025808" name="Textbox 4"/>
+              <wp:cNvGraphicFramePr>
+                <a:graphicFrameLocks xmlns:a="http://schemas.openxmlformats.org/drawingml/2006/main"/>
+              </wp:cNvGraphicFramePr>
+              <a:graphic xmlns:a="http://schemas.openxmlformats.org/drawingml/2006/main">
+                <a:graphicData uri="http://schemas.microsoft.com/office/word/2010/wordprocessingShape">
+                  <wps:wsp>
+                    <wps:cNvSpPr txBox="1">
+                      <a:spLocks/>
+                    </wps:cNvSpPr>
+                    <wps:spPr>
+                      <a:xfrm>
+                        <a:off x="0" y="0"/>
+                        <a:ext cx="3931920" cy="688943"/>
+                      </a:xfrm>
+                      <a:prstGeom prst="rect">
+                        <a:avLst/>
+                      </a:prstGeom>
+                    </wps:spPr>
+                    <wps:txbx>
+                      <w:txbxContent>
                         <w:p>
                           <w:pPr>
                             <w:spacing w:before="14"/>
                             <w:ind w:left="20"/>
+                            <w:jc w:val="center"/>
                             <w:rPr>
                               <w:rFonts w:ascii="Arial" w:hAnsi="Arial"/>
                               <w:b/>
@@ -7882,124 +8049,49 @@
                           </w:pPr>
                           <w:r>
                             <w:rPr>
-                              <w:rFonts w:ascii="Arial" w:hAnsi="Arial"/>
-                              <w:b/>
-                              <w:sz w:val="18"/>
+                              <w:noProof/>
                             </w:rPr>
-                            <w:t>Secretaria</w:t>
-                          </w:r>
-                          <w:r>
-                            <w:rPr>
-                              <w:rFonts w:ascii="Arial" w:hAnsi="Arial"/>
-                              <w:b/>
-                              <w:spacing w:val="-4"/>
-                              <w:sz w:val="18"/>
-                            </w:rPr>
-                            <w:t xml:space="preserve"> </w:t>
-                          </w:r>
-                          <w:r>
-                            <w:rPr>
-                              <w:rFonts w:ascii="Arial" w:hAnsi="Arial"/>
-                              <w:b/>
-                              <w:sz w:val="18"/>
-                            </w:rPr>
-                            <w:t xml:space="preserve">de </w:t>
-                          </w:r>
-                          <w:r>
-                            <w:rPr>
-                              <w:rFonts w:ascii="Arial" w:hAnsi="Arial"/>
-                              <w:b/>
-                              <w:sz w:val="18"/>
-                            </w:rPr>
-                            <w:t>Inspeção</w:t>
-                          </w:r>
-                          <w:r>
-                            <w:rPr>
-                              <w:rFonts w:ascii="Arial" w:hAnsi="Arial"/>
-                              <w:b/>
-                              <w:sz w:val="18"/>
-                            </w:rPr>
-                            <w:t xml:space="preserve"> do</w:t>
-                          </w:r>
-                          <w:r>
-                            <w:rPr>
-                              <w:rFonts w:ascii="Arial" w:hAnsi="Arial"/>
-                              <w:b/>
-                              <w:spacing w:val="-6"/>
-                              <w:sz w:val="18"/>
-                            </w:rPr>
-                            <w:t xml:space="preserve"> </w:t>
-                          </w:r>
-                          <w:r>
-                            <w:rPr>
-                              <w:rFonts w:ascii="Arial" w:hAnsi="Arial"/>
-                              <w:b/>
-                              <w:sz w:val="18"/>
-                            </w:rPr>
-                            <w:t xml:space="preserve">Trabalho </w:t>
-                          </w:r>
-                        </w:p>
-                        <w:p>
-                          <w:pPr>
-                            <w:spacing w:before="14"/>
-                            <w:ind w:left="20"/>
-                            <w:rPr>
-                              <w:rFonts w:ascii="Arial" w:hAnsi="Arial"/>
-                              <w:b/>
-                              <w:sz w:val="18"/>
-                            </w:rPr>
-                          </w:pPr>
-                          <w:r>
-                            <w:rPr>
-                              <w:rFonts w:ascii="Arial" w:hAnsi="Arial"/>
-                              <w:b/>
-                              <w:sz w:val="18"/>
-                            </w:rPr>
-                            <w:t>Superintendência</w:t>
-                          </w:r>
-                          <w:r>
-                            <w:rPr>
-                              <w:rFonts w:ascii="Arial" w:hAnsi="Arial"/>
-                              <w:b/>
-                              <w:spacing w:val="40"/>
-                              <w:sz w:val="18"/>
-                            </w:rPr>
-                            <w:t xml:space="preserve"> </w:t>
-                          </w:r>
-                          <w:r>
-                            <w:rPr>
-                              <w:rFonts w:ascii="Arial" w:hAnsi="Arial"/>
-                              <w:b/>
-                              <w:sz w:val="18"/>
-                            </w:rPr>
-                            <w:t xml:space="preserve">Regional do Trabalho no Estado de </w:t>
-                          </w:r>
-                          <w:r>
-                            <w:rPr>
-                              <w:rFonts w:ascii="Arial" w:hAnsi="Arial"/>
-                              <w:b/>
-                              <w:sz w:val="18"/>
-                            </w:rPr>
-                            <w:t>Goiás</w:t>
-                          </w:r>
-                        </w:p>
-                        <w:p>
-                          <w:pPr>
-                            <w:spacing w:before="14"/>
-                            <w:ind w:left="20"/>
-                            <w:rPr>
-                              <w:rFonts w:ascii="Arial" w:hAnsi="Arial"/>
-                              <w:b/>
-                              <w:sz w:val="18"/>
-                            </w:rPr>
-                          </w:pPr>
-                          <w:r>
-                            <w:rPr>
-                              <w:rFonts w:ascii="Arial" w:hAnsi="Arial"/>
-                              <w:b/>
-                              <w:sz w:val="18"/>
-                            </w:rPr>
-                            <w:t>Setor de Inspeção do Trabalho</w:t>
+                            <w:drawing>
+                              <wp:inline distT="0" distB="0" distL="0" distR="0" wp14:anchorId="32F1A880" wp14:editId="7BD9FB81">
+                                <wp:extent cx="880138" cy="676765"/>
+                                <wp:effectExtent l="0" t="0" r="0" b="0"/>
+                                <wp:docPr id="2098197581" name="Imagem 7"/>
+                                <wp:cNvGraphicFramePr>
+                                  <a:graphicFrameLocks xmlns:a="http://schemas.openxmlformats.org/drawingml/2006/main" noChangeAspect="1"/>
+                                </wp:cNvGraphicFramePr>
+                                <a:graphic xmlns:a="http://schemas.openxmlformats.org/drawingml/2006/main">
+                                  <a:graphicData uri="http://schemas.openxmlformats.org/drawingml/2006/picture">
+                                    <pic:pic xmlns:pic="http://schemas.openxmlformats.org/drawingml/2006/picture">
+                                      <pic:nvPicPr>
+                                        <pic:cNvPr id="369366990" name=""/>
+                                        <pic:cNvPicPr/>
+                                      </pic:nvPicPr>
+                                      <pic:blipFill>
+                                        <a:blip r:embed="rId1">
+                                          <a:extLst>
+                                            <a:ext uri="{28A0092B-C50C-407E-A947-70E740481C1C}">
+                                              <a14:useLocalDpi xmlns:a14="http://schemas.microsoft.com/office/drawing/2010/main" val="0"/>
+                                            </a:ext>
+                                          </a:extLst>
+                                        </a:blip>
+                                        <a:stretch>
+                                          <a:fillRect/>
+                                        </a:stretch>
+                                      </pic:blipFill>
+                                      <pic:spPr>
+                                        <a:xfrm>
+                                          <a:off x="0" y="0"/>
+                                          <a:ext cx="904504" cy="695501"/>
+                                        </a:xfrm>
+                                        <a:prstGeom prst="rect">
+                                          <a:avLst/>
+                                        </a:prstGeom>
+                                      </pic:spPr>
+                                    </pic:pic>
+                                  </a:graphicData>
+                                </a:graphic>
+                              </wp:inline>
+                            </w:drawing>
                           </w:r>
                         </w:p>
                       </w:txbxContent>
@@ -8018,17 +8110,14 @@
         </mc:Choice>
         <mc:Fallback>
           <w:pict>
-            <v:shapetype w14:anchorId="2AAC5969" id="_x0000_t202" coordsize="21600,21600" o:spt="202" path="m,l,21600r21600,l21600,xe">
-              <v:stroke joinstyle="miter"/>
-              <v:path gradientshapeok="t" o:connecttype="rect"/>
-            </v:shapetype>
-            <v:shape id="Textbox 4" o:spid="_x0000_s1026" type="#_x0000_t202" style="position:absolute;margin-left:194.65pt;margin-top:24.7pt;width:309.65pt;height:43.15pt;z-index:-15869952;visibility:visible;mso-wrap-style:square;mso-height-percent:0;mso-wrap-distance-left:0;mso-wrap-distance-top:0;mso-wrap-distance-right:0;mso-wrap-distance-bottom:0;mso-position-horizontal:absolute;mso-position-horizontal-relative:page;mso-position-vertical:absolute;mso-position-vertical-relative:page;mso-height-percent:0;mso-height-relative:margin;v-text-anchor:top" o:gfxdata="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" filled="f" stroked="f">
+            <v:shape w14:anchorId="358D9E94" id="_x0000_s1028" type="#_x0000_t202" style="position:absolute;margin-left:195.05pt;margin-top:16.4pt;width:309.6pt;height:54.25pt;z-index:-15863808;visibility:visible;mso-wrap-style:square;mso-height-percent:0;mso-wrap-distance-left:0;mso-wrap-distance-top:0;mso-wrap-distance-right:0;mso-wrap-distance-bottom:0;mso-position-horizontal:absolute;mso-position-horizontal-relative:page;mso-position-vertical:absolute;mso-position-vertical-relative:page;mso-height-percent:0;mso-height-relative:margin;v-text-anchor:top" o:gfxdata="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" filled="f" stroked="f">
               <v:textbox inset="0,0,0,0">
                 <w:txbxContent>
                   <w:p>
                     <w:pPr>
                       <w:spacing w:before="14"/>
                       <w:ind w:left="20"/>
+                      <w:jc w:val="center"/>
                       <w:rPr>
                         <w:rFonts w:ascii="Arial" w:hAnsi="Arial"/>
                         <w:b/>
@@ -8037,160 +8126,49 @@
                     </w:pPr>
                     <w:r>
                       <w:rPr>
-                        <w:rFonts w:ascii="Arial" w:hAnsi="Arial"/>
-                        <w:b/>
-                        <w:sz w:val="18"/>
+                        <w:noProof/>
                       </w:rPr>
-                      <w:t>Ministério</w:t>
-                    </w:r>
-                    <w:r>
-                      <w:rPr>
-                        <w:rFonts w:ascii="Arial" w:hAnsi="Arial"/>
-                        <w:b/>
-                        <w:spacing w:val="-4"/>
-                        <w:sz w:val="18"/>
-                      </w:rPr>
-                      <w:t xml:space="preserve"> </w:t>
-                    </w:r>
-                    <w:r>
-                      <w:rPr>
-                        <w:rFonts w:ascii="Arial" w:hAnsi="Arial"/>
-                        <w:b/>
-                        <w:sz w:val="18"/>
-                      </w:rPr>
-                      <w:t>do Trabalho e Emprego</w:t>
-                    </w:r>
-                  </w:p>
-                  <w:p>
-                    <w:pPr>
-                      <w:spacing w:before="14"/>
-                      <w:ind w:left="20"/>
-                      <w:rPr>
-                        <w:rFonts w:ascii="Arial" w:hAnsi="Arial"/>
-                        <w:b/>
-                        <w:sz w:val="18"/>
-                      </w:rPr>
-                    </w:pPr>
-                    <w:r>
-                      <w:rPr>
-                        <w:rFonts w:ascii="Arial" w:hAnsi="Arial"/>
-                        <w:b/>
-                        <w:sz w:val="18"/>
-                      </w:rPr>
-                      <w:t>Secretaria</w:t>
-                    </w:r>
-                    <w:r>
-                      <w:rPr>
-                        <w:rFonts w:ascii="Arial" w:hAnsi="Arial"/>
-                        <w:b/>
-                        <w:spacing w:val="-4"/>
-                        <w:sz w:val="18"/>
-                      </w:rPr>
-                      <w:t xml:space="preserve"> </w:t>
-                    </w:r>
-                    <w:r>
-                      <w:rPr>
-                        <w:rFonts w:ascii="Arial" w:hAnsi="Arial"/>
-                        <w:b/>
-                        <w:sz w:val="18"/>
-                      </w:rPr>
-                      <w:t xml:space="preserve">de </w:t>
-                    </w:r>
-                    <w:r>
-                      <w:rPr>
-                        <w:rFonts w:ascii="Arial" w:hAnsi="Arial"/>
-                        <w:b/>
-                        <w:sz w:val="18"/>
-                      </w:rPr>
-                      <w:t>Inspeção</w:t>
-                    </w:r>
-                    <w:r>
-                      <w:rPr>
-                        <w:rFonts w:ascii="Arial" w:hAnsi="Arial"/>
-                        <w:b/>
-                        <w:sz w:val="18"/>
-                      </w:rPr>
-                      <w:t xml:space="preserve"> do</w:t>
-                    </w:r>
-                    <w:r>
-                      <w:rPr>
-                        <w:rFonts w:ascii="Arial" w:hAnsi="Arial"/>
-                        <w:b/>
-                        <w:spacing w:val="-6"/>
-                        <w:sz w:val="18"/>
-                      </w:rPr>
-                      <w:t xml:space="preserve"> </w:t>
-                    </w:r>
-                    <w:r>
-                      <w:rPr>
-                        <w:rFonts w:ascii="Arial" w:hAnsi="Arial"/>
-                        <w:b/>
-                        <w:sz w:val="18"/>
-                      </w:rPr>
-                      <w:t xml:space="preserve">Trabalho </w:t>
-                    </w:r>
-                  </w:p>
-                  <w:p>
-                    <w:pPr>
-                      <w:spacing w:before="14"/>
-                      <w:ind w:left="20"/>
-                      <w:rPr>
-                        <w:rFonts w:ascii="Arial" w:hAnsi="Arial"/>
-                        <w:b/>
-                        <w:sz w:val="18"/>
-                      </w:rPr>
-                    </w:pPr>
-                    <w:r>
-                      <w:rPr>
-                        <w:rFonts w:ascii="Arial" w:hAnsi="Arial"/>
-                        <w:b/>
-                        <w:sz w:val="18"/>
-                      </w:rPr>
-                      <w:t>Superintendência</w:t>
-                    </w:r>
-                    <w:r>
-                      <w:rPr>
-                        <w:rFonts w:ascii="Arial" w:hAnsi="Arial"/>
-                        <w:b/>
-                        <w:spacing w:val="40"/>
-                        <w:sz w:val="18"/>
-                      </w:rPr>
-                      <w:t xml:space="preserve"> </w:t>
-                    </w:r>
-                    <w:r>
-                      <w:rPr>
-                        <w:rFonts w:ascii="Arial" w:hAnsi="Arial"/>
-                        <w:b/>
-                        <w:sz w:val="18"/>
-                      </w:rPr>
-                      <w:t xml:space="preserve">Regional do Trabalho no Estado de </w:t>
-                    </w:r>
-                    <w:r>
-                      <w:rPr>
-                        <w:rFonts w:ascii="Arial" w:hAnsi="Arial"/>
-                        <w:b/>
-                        <w:sz w:val="18"/>
-                      </w:rPr>
-                      <w:t>Goiás</w:t>
-                    </w:r>
-                  </w:p>
-                  <w:p>
-                    <w:pPr>
-                      <w:spacing w:before="14"/>
-                      <w:ind w:left="20"/>
-                      <w:rPr>
-                        <w:rFonts w:ascii="Arial" w:hAnsi="Arial"/>
-                        <w:b/>
-                        <w:sz w:val="18"/>
-                      </w:rPr>
-                    </w:pPr>
-                    <w:r>
-                      <w:rPr>
-                        <w:rFonts w:ascii="Arial" w:hAnsi="Arial"/>
-                        <w:b/>
-                        <w:sz w:val="18"/>
-                      </w:rPr>
-                      <w:t>Setor de Inspeção do Trabalho</w:t>
+                      <w:drawing>
+                        <wp:inline distT="0" distB="0" distL="0" distR="0" wp14:anchorId="32F1A880" wp14:editId="7BD9FB81">
+                          <wp:extent cx="880138" cy="676765"/>
+                          <wp:effectExtent l="0" t="0" r="0" b="0"/>
+                          <wp:docPr id="2098197581" name="Imagem 7"/>
+                          <wp:cNvGraphicFramePr>
+                            <a:graphicFrameLocks xmlns:a="http://schemas.openxmlformats.org/drawingml/2006/main" noChangeAspect="1"/>
+                          </wp:cNvGraphicFramePr>
+                          <a:graphic xmlns:a="http://schemas.openxmlformats.org/drawingml/2006/main">
+                            <a:graphicData uri="http://schemas.openxmlformats.org/drawingml/2006/picture">
+                              <pic:pic xmlns:pic="http://schemas.openxmlformats.org/drawingml/2006/picture">
+                                <pic:nvPicPr>
+                                  <pic:cNvPr id="369366990" name=""/>
+                                  <pic:cNvPicPr/>
+                                </pic:nvPicPr>
+                                <pic:blipFill>
+                                  <a:blip r:embed="rId1">
+                                    <a:extLst>
+                                      <a:ext uri="{28A0092B-C50C-407E-A947-70E740481C1C}">
+                                        <a14:useLocalDpi xmlns:a14="http://schemas.microsoft.com/office/drawing/2010/main" val="0"/>
+                                      </a:ext>
+                                    </a:extLst>
+                                  </a:blip>
+                                  <a:stretch>
+                                    <a:fillRect/>
+                                  </a:stretch>
+                                </pic:blipFill>
+                                <pic:spPr>
+                                  <a:xfrm>
+                                    <a:off x="0" y="0"/>
+                                    <a:ext cx="904504" cy="695501"/>
+                                  </a:xfrm>
+                                  <a:prstGeom prst="rect">
+                                    <a:avLst/>
+                                  </a:prstGeom>
+                                </pic:spPr>
+                              </pic:pic>
+                            </a:graphicData>
+                          </a:graphic>
+                        </wp:inline>
+                      </w:drawing>
                     </w:r>
                   </w:p>
                 </w:txbxContent>
@@ -8201,20 +8179,6 @@
         </mc:Fallback>
       </mc:AlternateContent>
     </w:r>
-  </w:p>
-</w:hdr>
-</file>
-
-<file path=word/header2.xml><?xml version="1.0" encoding="utf-8"?>
-<w:hdr xmlns:wpc="http://schemas.microsoft.com/office/word/2010/wordprocessingCanvas" xmlns:cx="http://schemas.microsoft.com/office/drawing/2014/chartex" xmlns:cx1="http://schemas.microsoft.com/office/drawing/2015/9/8/chartex" xmlns:cx2="http://schemas.microsoft.com/office/drawing/2015/10/21/chartex" xmlns:cx3="http://schemas.microsoft.com/office/drawing/2016/5/9/chartex" xmlns:cx4="http://schemas.microsoft.com/office/drawing/2016/5/10/chartex" xmlns:cx5="http://schemas.microsoft.com/office/drawing/2016/5/11/chartex" xmlns:cx6="http://schemas.microsoft.com/office/drawing/2016/5/12/chartex" xmlns:cx7="http://schemas.microsoft.com/office/drawing/2016/5/13/chartex" xmlns:cx8="http://schemas.microsoft.com/office/drawing/2016/5/14/chartex" xmlns:mc="http://schemas.openxmlformats.org/markup-compatibility/2006" xmlns:aink="http://schemas.microsoft.com/office/drawing/2016/ink" xmlns:am3d="http://schemas.microsoft.com/office/drawing/2017/model3d" xmlns:o="urn:schemas-microsoft-com:office:office" xmlns:oel="http://schemas.microsoft.com/office/2019/extlst" xmlns:r="http://schemas.openxmlformats.org/officeDocument/2006/relationships" xmlns:m="http://schemas.openxmlformats.org/officeDocument/2006/math" xmlns:v="urn:schemas-microsoft-com:vml" xmlns:wp14="http://schemas.microsoft.com/office/word/2010/wordprocessingDrawing" xmlns:wp="http://schemas.openxmlformats.org/drawingml/2006/wordprocessingDrawing" xmlns:w10="urn:schemas-microsoft-com:office:word" xmlns:w="http://schemas.openxmlformats.org/wordprocessingml/2006/main" xmlns:w14="http://schemas.microsoft.com/office/word/2010/wordml" xmlns:w15="http://schemas.microsoft.com/office/word/2012/wordml" xmlns:w16cex="http://schemas.microsoft.com/office/word/2018/wordml/cex" xmlns:w16cid="http://schemas.microsoft.com/office/word/2016/wordml/cid" xmlns:w16="http://schemas.microsoft.com/office/word/2018/wordml" xmlns:w16du="http://schemas.microsoft.com/office/word/2023/wordml/word16du" xmlns:w16sdtdh="http://schemas.microsoft.com/office/word/2020/wordml/sdtdatahash" xmlns:w16sdtfl="http://schemas.microsoft.com/office/word/2024/wordml/sdtformatlock" xmlns:w16se="http://schemas.microsoft.com/office/word/2015/wordml/symex" xmlns:wpg="http://schemas.microsoft.com/office/word/2010/wordprocessingGroup" xmlns:wpi="http://schemas.microsoft.com/office/word/2010/wordprocessingInk" xmlns:wne="http://schemas.microsoft.com/office/word/2006/wordml" xmlns:wps="http://schemas.microsoft.com/office/word/2010/wordprocessingShape" mc:Ignorable="w14 w15 w16se w16cid w16 w16cex w16sdtdh w16sdtfl w16du wp14">
-  <w:p>
-    <w:pPr>
-      <w:pStyle w:val="Corpodetexto"/>
-      <w:spacing w:line="14" w:lineRule="auto"/>
-      <w:rPr>
-        <w:sz w:val="20"/>
-      </w:rPr>
-    </w:pPr>
     <w:r>
       <w:rPr>
         <w:noProof/>
@@ -8222,18 +8186,18 @@
       <mc:AlternateContent>
         <mc:Choice Requires="wpg">
           <w:drawing>
-            <wp:anchor distT="0" distB="0" distL="0" distR="0" simplePos="0" relativeHeight="487448576" behindDoc="1" locked="0" layoutInCell="1" allowOverlap="1" wp14:anchorId="69B67649" wp14:editId="17E4C74F">
+            <wp:anchor distT="0" distB="0" distL="0" distR="0" simplePos="0" relativeHeight="487451648" behindDoc="1" locked="0" layoutInCell="1" allowOverlap="1" wp14:anchorId="25A7A604" wp14:editId="2B98BB73">
               <wp:simplePos x="0" y="0"/>
               <wp:positionH relativeFrom="page">
-                <wp:posOffset>522731</wp:posOffset>
+                <wp:posOffset>520861</wp:posOffset>
               </wp:positionH>
               <wp:positionV relativeFrom="page">
-                <wp:posOffset>207644</wp:posOffset>
+                <wp:posOffset>208344</wp:posOffset>
               </wp:positionV>
-              <wp:extent cx="6519545" cy="793750"/>
+              <wp:extent cx="6519545" cy="793749"/>
               <wp:effectExtent l="0" t="0" r="0" b="0"/>
               <wp:wrapNone/>
-              <wp:docPr id="47679970" name="Group 1"/>
+              <wp:docPr id="2074420842" name="Group 1"/>
               <wp:cNvGraphicFramePr>
                 <a:graphicFrameLocks xmlns:a="http://schemas.openxmlformats.org/drawingml/2006/main"/>
               </wp:cNvGraphicFramePr>
@@ -8246,13 +8210,13 @@
                     <wpg:grpSpPr>
                       <a:xfrm>
                         <a:off x="0" y="0"/>
-                        <a:ext cx="6519545" cy="793750"/>
+                        <a:ext cx="6519545" cy="793749"/>
                         <a:chOff x="0" y="0"/>
-                        <a:chExt cx="6519545" cy="793750"/>
+                        <a:chExt cx="6519545" cy="793749"/>
                       </a:xfrm>
                     </wpg:grpSpPr>
                     <wps:wsp>
-                      <wps:cNvPr id="1390016745" name="Graphic 2"/>
+                      <wps:cNvPr id="1668740300" name="Graphic 2"/>
                       <wps:cNvSpPr/>
                       <wps:spPr>
                         <a:xfrm>
@@ -8299,18 +8263,18 @@
                     </wps:wsp>
                     <pic:pic xmlns:pic="http://schemas.openxmlformats.org/drawingml/2006/picture">
                       <pic:nvPicPr>
-                        <pic:cNvPr id="348343373" name="Image 3"/>
+                        <pic:cNvPr id="1838502873" name="Image 3"/>
                         <pic:cNvPicPr/>
                       </pic:nvPicPr>
                       <pic:blipFill>
-                        <a:blip r:embed="rId1" cstate="print"/>
+                        <a:blip r:embed="rId2" cstate="print"/>
                         <a:stretch>
                           <a:fillRect/>
                         </a:stretch>
                       </pic:blipFill>
                       <pic:spPr>
                         <a:xfrm>
-                          <a:off x="116712" y="0"/>
+                          <a:off x="0" y="0"/>
                           <a:ext cx="1691225" cy="763904"/>
                         </a:xfrm>
                         <a:prstGeom prst="rect">
@@ -8326,8 +8290,8 @@
         </mc:Choice>
         <mc:Fallback>
           <w:pict>
-            <v:group w14:anchorId="18A9041D" id="Group 1" o:spid="_x0000_s1026" style="position:absolute;margin-left:41.15pt;margin-top:16.35pt;width:513.35pt;height:62.5pt;z-index:-15867904;mso-wrap-distance-left:0;mso-wrap-distance-right:0;mso-position-horizontal-relative:page;mso-position-vertical-relative:page" coordsize="65195,7937" o:gfxdata="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">
-              <v:shape id="Graphic 2" o:spid="_x0000_s1027" style="position:absolute;top:7753;width:65195;height:184;visibility:visible;mso-wrap-style:square;v-text-anchor:top" coordsize="6519545,18415" o:gfxdata="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" path="m6519418,l,,,18288r6519418,l6519418,xe" fillcolor="black" stroked="f">
+            <v:group w14:anchorId="5F0DB035" id="Group 1" o:spid="_x0000_s1026" style="position:absolute;margin-left:41pt;margin-top:16.4pt;width:513.35pt;height:62.5pt;z-index:-15864832;mso-wrap-distance-left:0;mso-wrap-distance-right:0;mso-position-horizontal-relative:page;mso-position-vertical-relative:page" coordsize="65195,7937" o:gfxdata="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">
+              <v:shape id="Graphic 2" o:spid="_x0000_s1027" style="position:absolute;top:7753;width:65195;height:184;visibility:visible;mso-wrap-style:square;v-text-anchor:top" coordsize="6519545,18415" o:gfxdata="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" path="m6519418,l,,,18288r6519418,l6519418,xe" fillcolor="black" stroked="f">
                 <v:path arrowok="t"/>
               </v:shape>
               <v:shapetype id="_x0000_t75" coordsize="21600,21600" o:spt="75" o:preferrelative="t" path="m@4@5l@4@11@9@11@9@5xe" filled="f" stroked="f">
@@ -8349,369 +8313,11 @@
                 <v:path o:extrusionok="f" gradientshapeok="t" o:connecttype="rect"/>
                 <o:lock v:ext="edit" aspectratio="t"/>
               </v:shapetype>
-              <v:shape id="Image 3" o:spid="_x0000_s1028" type="#_x0000_t75" style="position:absolute;left:1167;width:16912;height:7639;visibility:visible;mso-wrap-style:square" o:gfxdata="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">
-                <v:imagedata r:id="rId2" o:title=""/>
+              <v:shape id="Image 3" o:spid="_x0000_s1028" type="#_x0000_t75" style="position:absolute;width:16912;height:7639;visibility:visible;mso-wrap-style:square" o:gfxdata="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">
+                <v:imagedata r:id="rId3" o:title=""/>
               </v:shape>
               <w10:wrap anchorx="page" anchory="page"/>
             </v:group>
-          </w:pict>
-        </mc:Fallback>
-      </mc:AlternateContent>
-    </w:r>
-    <w:r>
-      <w:rPr>
-        <w:noProof/>
-      </w:rPr>
-      <mc:AlternateContent>
-        <mc:Choice Requires="wps">
-          <w:drawing>
-            <wp:anchor distT="0" distB="0" distL="0" distR="0" simplePos="0" relativeHeight="487449600" behindDoc="1" locked="0" layoutInCell="1" allowOverlap="1" wp14:anchorId="3EBECDAF" wp14:editId="38E57DF4">
-              <wp:simplePos x="0" y="0"/>
-              <wp:positionH relativeFrom="page">
-                <wp:posOffset>2472054</wp:posOffset>
-              </wp:positionH>
-              <wp:positionV relativeFrom="page">
-                <wp:posOffset>313594</wp:posOffset>
-              </wp:positionV>
-              <wp:extent cx="3932554" cy="548005"/>
-              <wp:effectExtent l="0" t="0" r="0" b="0"/>
-              <wp:wrapNone/>
-              <wp:docPr id="195031088" name="Textbox 4"/>
-              <wp:cNvGraphicFramePr>
-                <a:graphicFrameLocks xmlns:a="http://schemas.openxmlformats.org/drawingml/2006/main"/>
-              </wp:cNvGraphicFramePr>
-              <a:graphic xmlns:a="http://schemas.openxmlformats.org/drawingml/2006/main">
-                <a:graphicData uri="http://schemas.microsoft.com/office/word/2010/wordprocessingShape">
-                  <wps:wsp>
-                    <wps:cNvSpPr txBox="1">
-                      <a:spLocks/>
-                    </wps:cNvSpPr>
-                    <wps:spPr>
-                      <a:xfrm>
-                        <a:off x="0" y="0"/>
-                        <a:ext cx="3932554" cy="548005"/>
-                      </a:xfrm>
-                      <a:prstGeom prst="rect">
-                        <a:avLst/>
-                      </a:prstGeom>
-                    </wps:spPr>
-                    <wps:txbx>
-                      <w:txbxContent>
-                        <w:p>
-                          <w:pPr>
-                            <w:spacing w:before="14"/>
-                            <w:ind w:left="20"/>
-                            <w:rPr>
-                              <w:rFonts w:ascii="Arial" w:hAnsi="Arial"/>
-                              <w:b/>
-                              <w:sz w:val="18"/>
-                            </w:rPr>
-                          </w:pPr>
-                          <w:r>
-                            <w:rPr>
-                              <w:rFonts w:ascii="Arial" w:hAnsi="Arial"/>
-                              <w:b/>
-                              <w:sz w:val="18"/>
-                            </w:rPr>
-                            <w:t>Ministério</w:t>
-                          </w:r>
-                          <w:r>
-                            <w:rPr>
-                              <w:rFonts w:ascii="Arial" w:hAnsi="Arial"/>
-                              <w:b/>
-                              <w:spacing w:val="-4"/>
-                              <w:sz w:val="18"/>
-                            </w:rPr>
-                            <w:t xml:space="preserve"> </w:t>
-                          </w:r>
-                          <w:r>
-                            <w:rPr>
-                              <w:rFonts w:ascii="Arial" w:hAnsi="Arial"/>
-                              <w:b/>
-                              <w:sz w:val="18"/>
-                            </w:rPr>
-                            <w:t>do Trabalho e Emprego</w:t>
-                          </w:r>
-                        </w:p>
-                        <w:p>
-                          <w:pPr>
-                            <w:spacing w:before="14"/>
-                            <w:ind w:left="20"/>
-                            <w:rPr>
-                              <w:rFonts w:ascii="Arial" w:hAnsi="Arial"/>
-                              <w:b/>
-                              <w:sz w:val="18"/>
-                            </w:rPr>
-                          </w:pPr>
-                          <w:r>
-                            <w:rPr>
-                              <w:rFonts w:ascii="Arial" w:hAnsi="Arial"/>
-                              <w:b/>
-                              <w:sz w:val="18"/>
-                            </w:rPr>
-                            <w:t>Secretaria</w:t>
-                          </w:r>
-                          <w:r>
-                            <w:rPr>
-                              <w:rFonts w:ascii="Arial" w:hAnsi="Arial"/>
-                              <w:b/>
-                              <w:spacing w:val="-4"/>
-                              <w:sz w:val="18"/>
-                            </w:rPr>
-                            <w:t xml:space="preserve"> </w:t>
-                          </w:r>
-                          <w:r>
-                            <w:rPr>
-                              <w:rFonts w:ascii="Arial" w:hAnsi="Arial"/>
-                              <w:b/>
-                              <w:sz w:val="18"/>
-                            </w:rPr>
-                            <w:t>de Inspeção do</w:t>
-                          </w:r>
-                          <w:r>
-                            <w:rPr>
-                              <w:rFonts w:ascii="Arial" w:hAnsi="Arial"/>
-                              <w:b/>
-                              <w:spacing w:val="-6"/>
-                              <w:sz w:val="18"/>
-                            </w:rPr>
-                            <w:t xml:space="preserve"> </w:t>
-                          </w:r>
-                          <w:r>
-                            <w:rPr>
-                              <w:rFonts w:ascii="Arial" w:hAnsi="Arial"/>
-                              <w:b/>
-                              <w:sz w:val="18"/>
-                            </w:rPr>
-                            <w:t xml:space="preserve">Trabalho </w:t>
-                          </w:r>
-                        </w:p>
-                        <w:p>
-                          <w:pPr>
-                            <w:spacing w:before="14"/>
-                            <w:ind w:left="20"/>
-                            <w:rPr>
-                              <w:rFonts w:ascii="Arial" w:hAnsi="Arial"/>
-                              <w:b/>
-                              <w:sz w:val="18"/>
-                            </w:rPr>
-                          </w:pPr>
-                          <w:r>
-                            <w:rPr>
-                              <w:rFonts w:ascii="Arial" w:hAnsi="Arial"/>
-                              <w:b/>
-                              <w:sz w:val="18"/>
-                            </w:rPr>
-                            <w:t>Superintendência</w:t>
-                          </w:r>
-                          <w:r>
-                            <w:rPr>
-                              <w:rFonts w:ascii="Arial" w:hAnsi="Arial"/>
-                              <w:b/>
-                              <w:spacing w:val="40"/>
-                              <w:sz w:val="18"/>
-                            </w:rPr>
-                            <w:t xml:space="preserve"> </w:t>
-                          </w:r>
-                          <w:r>
-                            <w:rPr>
-                              <w:rFonts w:ascii="Arial" w:hAnsi="Arial"/>
-                              <w:b/>
-                              <w:sz w:val="18"/>
-                            </w:rPr>
-                            <w:t>Regional do Trabalho no Estado de Goiás</w:t>
-                          </w:r>
-                        </w:p>
-                        <w:p>
-                          <w:pPr>
-                            <w:spacing w:before="14"/>
-                            <w:ind w:left="20"/>
-                            <w:rPr>
-                              <w:rFonts w:ascii="Arial" w:hAnsi="Arial"/>
-                              <w:b/>
-                              <w:sz w:val="18"/>
-                            </w:rPr>
-                          </w:pPr>
-                          <w:r>
-                            <w:rPr>
-                              <w:rFonts w:ascii="Arial" w:hAnsi="Arial"/>
-                              <w:b/>
-                              <w:sz w:val="18"/>
-                            </w:rPr>
-                            <w:t>Setor de Inspeção do Trabalho</w:t>
-                          </w:r>
-                        </w:p>
-                      </w:txbxContent>
-                    </wps:txbx>
-                    <wps:bodyPr wrap="square" lIns="0" tIns="0" rIns="0" bIns="0" rtlCol="0">
-                      <a:noAutofit/>
-                    </wps:bodyPr>
-                  </wps:wsp>
-                </a:graphicData>
-              </a:graphic>
-              <wp14:sizeRelV relativeFrom="margin">
-                <wp14:pctHeight>0</wp14:pctHeight>
-              </wp14:sizeRelV>
-            </wp:anchor>
-          </w:drawing>
-        </mc:Choice>
-        <mc:Fallback>
-          <w:pict>
-            <v:shapetype w14:anchorId="3EBECDAF" id="_x0000_t202" coordsize="21600,21600" o:spt="202" path="m,l,21600r21600,l21600,xe">
-              <v:stroke joinstyle="miter"/>
-              <v:path gradientshapeok="t" o:connecttype="rect"/>
-            </v:shapetype>
-            <v:shape id="_x0000_s1027" type="#_x0000_t202" style="position:absolute;margin-left:194.65pt;margin-top:24.7pt;width:309.65pt;height:43.15pt;z-index:-15866880;visibility:visible;mso-wrap-style:square;mso-height-percent:0;mso-wrap-distance-left:0;mso-wrap-distance-top:0;mso-wrap-distance-right:0;mso-wrap-distance-bottom:0;mso-position-horizontal:absolute;mso-position-horizontal-relative:page;mso-position-vertical:absolute;mso-position-vertical-relative:page;mso-height-percent:0;mso-height-relative:margin;v-text-anchor:top" o:gfxdata="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" filled="f" stroked="f">
-              <v:textbox inset="0,0,0,0">
-                <w:txbxContent>
-                  <w:p>
-                    <w:pPr>
-                      <w:spacing w:before="14"/>
-                      <w:ind w:left="20"/>
-                      <w:rPr>
-                        <w:rFonts w:ascii="Arial" w:hAnsi="Arial"/>
-                        <w:b/>
-                        <w:sz w:val="18"/>
-                      </w:rPr>
-                    </w:pPr>
-                    <w:r>
-                      <w:rPr>
-                        <w:rFonts w:ascii="Arial" w:hAnsi="Arial"/>
-                        <w:b/>
-                        <w:sz w:val="18"/>
-                      </w:rPr>
-                      <w:t>Ministério</w:t>
-                    </w:r>
-                    <w:r>
-                      <w:rPr>
-                        <w:rFonts w:ascii="Arial" w:hAnsi="Arial"/>
-                        <w:b/>
-                        <w:spacing w:val="-4"/>
-                        <w:sz w:val="18"/>
-                      </w:rPr>
-                      <w:t xml:space="preserve"> </w:t>
-                    </w:r>
-                    <w:r>
-                      <w:rPr>
-                        <w:rFonts w:ascii="Arial" w:hAnsi="Arial"/>
-                        <w:b/>
-                        <w:sz w:val="18"/>
-                      </w:rPr>
-                      <w:t>do Trabalho e Emprego</w:t>
-                    </w:r>
-                  </w:p>
-                  <w:p>
-                    <w:pPr>
-                      <w:spacing w:before="14"/>
-                      <w:ind w:left="20"/>
-                      <w:rPr>
-                        <w:rFonts w:ascii="Arial" w:hAnsi="Arial"/>
-                        <w:b/>
-                        <w:sz w:val="18"/>
-                      </w:rPr>
-                    </w:pPr>
-                    <w:r>
-                      <w:rPr>
-                        <w:rFonts w:ascii="Arial" w:hAnsi="Arial"/>
-                        <w:b/>
-                        <w:sz w:val="18"/>
-                      </w:rPr>
-                      <w:t>Secretaria</w:t>
-                    </w:r>
-                    <w:r>
-                      <w:rPr>
-                        <w:rFonts w:ascii="Arial" w:hAnsi="Arial"/>
-                        <w:b/>
-                        <w:spacing w:val="-4"/>
-                        <w:sz w:val="18"/>
-                      </w:rPr>
-                      <w:t xml:space="preserve"> </w:t>
-                    </w:r>
-                    <w:r>
-                      <w:rPr>
-                        <w:rFonts w:ascii="Arial" w:hAnsi="Arial"/>
-                        <w:b/>
-                        <w:sz w:val="18"/>
-                      </w:rPr>
-                      <w:t>de Inspeção do</w:t>
-                    </w:r>
-                    <w:r>
-                      <w:rPr>
-                        <w:rFonts w:ascii="Arial" w:hAnsi="Arial"/>
-                        <w:b/>
-                        <w:spacing w:val="-6"/>
-                        <w:sz w:val="18"/>
-                      </w:rPr>
-                      <w:t xml:space="preserve"> </w:t>
-                    </w:r>
-                    <w:r>
-                      <w:rPr>
-                        <w:rFonts w:ascii="Arial" w:hAnsi="Arial"/>
-                        <w:b/>
-                        <w:sz w:val="18"/>
-                      </w:rPr>
-                      <w:t xml:space="preserve">Trabalho </w:t>
-                    </w:r>
-                  </w:p>
-                  <w:p>
-                    <w:pPr>
-                      <w:spacing w:before="14"/>
-                      <w:ind w:left="20"/>
-                      <w:rPr>
-                        <w:rFonts w:ascii="Arial" w:hAnsi="Arial"/>
-                        <w:b/>
-                        <w:sz w:val="18"/>
-                      </w:rPr>
-                    </w:pPr>
-                    <w:r>
-                      <w:rPr>
-                        <w:rFonts w:ascii="Arial" w:hAnsi="Arial"/>
-                        <w:b/>
-                        <w:sz w:val="18"/>
-                      </w:rPr>
-                      <w:t>Superintendência</w:t>
-                    </w:r>
-                    <w:r>
-                      <w:rPr>
-                        <w:rFonts w:ascii="Arial" w:hAnsi="Arial"/>
-                        <w:b/>
-                        <w:spacing w:val="40"/>
-                        <w:sz w:val="18"/>
-                      </w:rPr>
-                      <w:t xml:space="preserve"> </w:t>
-                    </w:r>
-                    <w:r>
-                      <w:rPr>
-                        <w:rFonts w:ascii="Arial" w:hAnsi="Arial"/>
-                        <w:b/>
-                        <w:sz w:val="18"/>
-                      </w:rPr>
-                      <w:t>Regional do Trabalho no Estado de Goiás</w:t>
-                    </w:r>
-                  </w:p>
-                  <w:p>
-                    <w:pPr>
-                      <w:spacing w:before="14"/>
-                      <w:ind w:left="20"/>
-                      <w:rPr>
-                        <w:rFonts w:ascii="Arial" w:hAnsi="Arial"/>
-                        <w:b/>
-                        <w:sz w:val="18"/>
-                      </w:rPr>
-                    </w:pPr>
-                    <w:r>
-                      <w:rPr>
-                        <w:rFonts w:ascii="Arial" w:hAnsi="Arial"/>
-                        <w:b/>
-                        <w:sz w:val="18"/>
-                      </w:rPr>
-                      <w:t>Setor de Inspeção do Trabalho</w:t>
-                    </w:r>
-                  </w:p>
-                </w:txbxContent>
-              </v:textbox>
-              <w10:wrap anchorx="page" anchory="page"/>
-            </v:shape>
           </w:pict>
         </mc:Fallback>
       </mc:AlternateContent>
@@ -8725,6 +8331,88 @@
         <w:sz w:val="20"/>
       </w:rPr>
     </w:pPr>
+    <w:r>
+      <w:rPr>
+        <w:noProof/>
+        <w:sz w:val="20"/>
+      </w:rPr>
+      <mc:AlternateContent>
+        <mc:Choice Requires="wps">
+          <w:drawing>
+            <wp:anchor distT="0" distB="0" distL="114300" distR="114300" simplePos="0" relativeHeight="487448576" behindDoc="1" locked="0" layoutInCell="1" allowOverlap="1" wp14:anchorId="520D9E4D" wp14:editId="468761DA">
+              <wp:simplePos x="0" y="0"/>
+              <wp:positionH relativeFrom="column">
+                <wp:posOffset>-19524</wp:posOffset>
+              </wp:positionH>
+              <wp:positionV relativeFrom="paragraph">
+                <wp:posOffset>578548</wp:posOffset>
+              </wp:positionV>
+              <wp:extent cx="6519545" cy="18415"/>
+              <wp:effectExtent l="0" t="0" r="0" b="0"/>
+              <wp:wrapNone/>
+              <wp:docPr id="848259327" name="Graphic 2"/>
+              <wp:cNvGraphicFramePr/>
+              <a:graphic xmlns:a="http://schemas.openxmlformats.org/drawingml/2006/main">
+                <a:graphicData uri="http://schemas.microsoft.com/office/word/2010/wordprocessingShape">
+                  <wps:wsp>
+                    <wps:cNvSpPr/>
+                    <wps:spPr>
+                      <a:xfrm>
+                        <a:off x="0" y="0"/>
+                        <a:ext cx="6519545" cy="18415"/>
+                      </a:xfrm>
+                      <a:custGeom>
+                        <a:avLst/>
+                        <a:gdLst/>
+                        <a:ahLst/>
+                        <a:cxnLst/>
+                        <a:rect l="l" t="t" r="r" b="b"/>
+                        <a:pathLst>
+                          <a:path w="6519545" h="18415">
+                            <a:moveTo>
+                              <a:pt x="6519418" y="0"/>
+                            </a:moveTo>
+                            <a:lnTo>
+                              <a:pt x="0" y="0"/>
+                            </a:lnTo>
+                            <a:lnTo>
+                              <a:pt x="0" y="18288"/>
+                            </a:lnTo>
+                            <a:lnTo>
+                              <a:pt x="6519418" y="18288"/>
+                            </a:lnTo>
+                            <a:lnTo>
+                              <a:pt x="6519418" y="0"/>
+                            </a:lnTo>
+                            <a:close/>
+                          </a:path>
+                        </a:pathLst>
+                      </a:custGeom>
+                      <a:solidFill>
+                        <a:srgbClr val="000000"/>
+                      </a:solidFill>
+                    </wps:spPr>
+                    <wps:bodyPr wrap="square" lIns="0" tIns="0" rIns="0" bIns="0" rtlCol="0">
+                      <a:prstTxWarp prst="textNoShape">
+                        <a:avLst/>
+                      </a:prstTxWarp>
+                      <a:noAutofit/>
+                    </wps:bodyPr>
+                  </wps:wsp>
+                </a:graphicData>
+              </a:graphic>
+            </wp:anchor>
+          </w:drawing>
+        </mc:Choice>
+        <mc:Fallback>
+          <w:pict>
+            <v:shape w14:anchorId="71617ED9" id="Graphic 2" o:spid="_x0000_s1026" style="position:absolute;margin-left:-1.55pt;margin-top:45.55pt;width:513.35pt;height:1.45pt;z-index:-15867904;visibility:visible;mso-wrap-style:square;mso-wrap-distance-left:9pt;mso-wrap-distance-top:0;mso-wrap-distance-right:9pt;mso-wrap-distance-bottom:0;mso-position-horizontal:absolute;mso-position-horizontal-relative:text;mso-position-vertical:absolute;mso-position-vertical-relative:text;v-text-anchor:top" coordsize="6519545,18415" o:gfxdata="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" path="m6519418,l,,,18288r6519418,l6519418,xe" fillcolor="black" stroked="f">
+              <v:path arrowok="t"/>
+            </v:shape>
+          </w:pict>
+        </mc:Fallback>
+      </mc:AlternateContent>
+    </w:r>
   </w:p>
 </w:hdr>
 </file>
@@ -11637,6 +11325,28 @@
 </a:theme>
 </file>
 
+<file path=word/webextensions/taskpanes.xml><?xml version="1.0" encoding="utf-8"?>
+<wetp:taskpanes xmlns:wetp="http://schemas.microsoft.com/office/webextensions/taskpanes/2010/11">
+  <wetp:taskpane dockstate="right" visibility="0" width="350" row="0">
+    <wetp:webextensionref xmlns:r="http://schemas.openxmlformats.org/officeDocument/2006/relationships" r:id="rId1"/>
+  </wetp:taskpane>
+</wetp:taskpanes>
+</file>
+
+<file path=word/webextensions/webextension1.xml><?xml version="1.0" encoding="utf-8"?>
+<we:webextension xmlns:we="http://schemas.microsoft.com/office/webextensions/webextension/2010/11" id="{C4FD2833-20F2-DC42-BCC2-7017A2DB01D1}">
+  <we:reference id="WA200010725" version="1.0.0.1" store="Omex" storeType="OMEX"/>
+  <we:alternateReferences>
+    <we:reference id="WA200010725" version="1.0.0.1" store="WA200010725" storeType="OMEX"/>
+  </we:alternateReferences>
+  <we:properties>
+    <we:property name="claude.fileId" value="&quot;524207f8-c4a1-4865-8046-4f82502dd34d&quot;"/>
+  </we:properties>
+  <we:bindings/>
+  <we:snapshot xmlns:r="http://schemas.openxmlformats.org/officeDocument/2006/relationships"/>
+</we:webextension>
+</file>
+
 <file path=customXml/item1.xml><?xml version="1.0" encoding="utf-8"?>
 <b:Sources xmlns:b="http://schemas.openxmlformats.org/officeDocument/2006/bibliography" xmlns="http://schemas.openxmlformats.org/officeDocument/2006/bibliography" SelectedStyle="\APASixthEditionOfficeOnline.xsl" StyleName="APA" Version="6"/>
 </file>

--- a/aft-rt-rgi/template.docx
+++ b/aft-rt-rgi/template.docx
@@ -341,6 +341,7 @@
         </w:rPr>
         <w:t xml:space="preserve"> </w:t>
       </w:r>
+      <w:proofErr w:type="gramStart"/>
       <w:r>
         <w:rPr>
           <w:rFonts w:ascii="Tahoma" w:hAnsi="Tahoma" w:cs="Tahoma"/>
@@ -366,6 +367,7 @@
         </w:rPr>
         <w:t>dispõe</w:t>
       </w:r>
+      <w:proofErr w:type="gramEnd"/>
       <w:r>
         <w:rPr>
           <w:rFonts w:ascii="Tahoma" w:hAnsi="Tahoma" w:cs="Tahoma"/>
@@ -808,13 +810,23 @@
         </w:rPr>
         <w:t xml:space="preserve"> </w:t>
       </w:r>
-      <w:r>
-        <w:rPr>
-          <w:rFonts w:ascii="Tahoma" w:hAnsi="Tahoma" w:cs="Tahoma"/>
-          <w:sz w:val="22"/>
-          <w:szCs w:val="22"/>
-        </w:rPr>
-        <w:t>Mannrich,</w:t>
+      <w:proofErr w:type="spellStart"/>
+      <w:r>
+        <w:rPr>
+          <w:rFonts w:ascii="Tahoma" w:hAnsi="Tahoma" w:cs="Tahoma"/>
+          <w:sz w:val="22"/>
+          <w:szCs w:val="22"/>
+        </w:rPr>
+        <w:t>Mannrich</w:t>
+      </w:r>
+      <w:proofErr w:type="spellEnd"/>
+      <w:r>
+        <w:rPr>
+          <w:rFonts w:ascii="Tahoma" w:hAnsi="Tahoma" w:cs="Tahoma"/>
+          <w:sz w:val="22"/>
+          <w:szCs w:val="22"/>
+        </w:rPr>
+        <w:t>,</w:t>
       </w:r>
       <w:r>
         <w:rPr>
@@ -881,7 +893,27 @@
           <w:sz w:val="20"/>
           <w:szCs w:val="20"/>
         </w:rPr>
-        <w:t>como as referentes a</w:t>
+        <w:t xml:space="preserve">como </w:t>
+      </w:r>
+      <w:proofErr w:type="gramStart"/>
+      <w:r>
+        <w:rPr>
+          <w:rFonts w:ascii="Tahoma" w:hAnsi="Tahoma" w:cs="Tahoma"/>
+          <w:i/>
+          <w:sz w:val="20"/>
+          <w:szCs w:val="20"/>
+        </w:rPr>
+        <w:t>as referentes</w:t>
+      </w:r>
+      <w:proofErr w:type="gramEnd"/>
+      <w:r>
+        <w:rPr>
+          <w:rFonts w:ascii="Tahoma" w:hAnsi="Tahoma" w:cs="Tahoma"/>
+          <w:i/>
+          <w:sz w:val="20"/>
+          <w:szCs w:val="20"/>
+        </w:rPr>
+        <w:t xml:space="preserve"> a</w:t>
       </w:r>
       <w:r>
         <w:rPr>
@@ -2719,6 +2751,7 @@
         </w:rPr>
         <w:t xml:space="preserve">O percurso da fiscalização foi acompanhado por </w:t>
       </w:r>
+      <w:proofErr w:type="spellStart"/>
       <w:r>
         <w:rPr>
           <w:rFonts w:ascii="Tahoma" w:hAnsi="Tahoma" w:cs="Tahoma"/>
@@ -2727,6 +2760,7 @@
         </w:rPr>
         <w:t>preoposto</w:t>
       </w:r>
+      <w:proofErr w:type="spellEnd"/>
       <w:r>
         <w:rPr>
           <w:rFonts w:ascii="Tahoma" w:hAnsi="Tahoma" w:cs="Tahoma"/>
@@ -2896,15 +2930,33 @@
           <w:sz w:val="22"/>
           <w:szCs w:val="22"/>
         </w:rPr>
-        <w:t xml:space="preserve">Regulamentadoras expedidas pelo </w:t>
-      </w:r>
-      <w:r>
-        <w:rPr>
-          <w:rFonts w:ascii="Tahoma" w:hAnsi="Tahoma" w:cs="Tahoma"/>
-          <w:sz w:val="22"/>
-          <w:szCs w:val="22"/>
-        </w:rPr>
-        <w:t xml:space="preserve"> Ministério do Trabalho</w:t>
+        <w:t xml:space="preserve">Regulamentadoras expedidas </w:t>
+      </w:r>
+      <w:proofErr w:type="gramStart"/>
+      <w:r>
+        <w:rPr>
+          <w:rFonts w:ascii="Tahoma" w:hAnsi="Tahoma" w:cs="Tahoma"/>
+          <w:sz w:val="22"/>
+          <w:szCs w:val="22"/>
+        </w:rPr>
+        <w:t xml:space="preserve">pelo </w:t>
+      </w:r>
+      <w:r>
+        <w:rPr>
+          <w:rFonts w:ascii="Tahoma" w:hAnsi="Tahoma" w:cs="Tahoma"/>
+          <w:sz w:val="22"/>
+          <w:szCs w:val="22"/>
+        </w:rPr>
+        <w:t xml:space="preserve"> Ministério</w:t>
+      </w:r>
+      <w:proofErr w:type="gramEnd"/>
+      <w:r>
+        <w:rPr>
+          <w:rFonts w:ascii="Tahoma" w:hAnsi="Tahoma" w:cs="Tahoma"/>
+          <w:sz w:val="22"/>
+          <w:szCs w:val="22"/>
+        </w:rPr>
+        <w:t xml:space="preserve"> do Trabalho</w:t>
       </w:r>
       <w:r>
         <w:rPr>
@@ -3877,8 +3929,9 @@
           <w:szCs w:val="22"/>
           <w:u w:val="single"/>
         </w:rPr>
-        <w:t xml:space="preserve"> -</w:t>
-      </w:r>
+        <w:t xml:space="preserve"> </w:t>
+      </w:r>
+      <w:proofErr w:type="gramStart"/>
       <w:r>
         <w:rPr>
           <w:rFonts w:ascii="Tahoma" w:hAnsi="Tahoma" w:cs="Tahoma"/>
@@ -3888,7 +3941,7 @@
           <w:szCs w:val="22"/>
           <w:u w:val="single"/>
         </w:rPr>
-        <w:t xml:space="preserve"> </w:t>
+        <w:t>-</w:t>
       </w:r>
       <w:r>
         <w:rPr>
@@ -3899,7 +3952,30 @@
           <w:szCs w:val="22"/>
           <w:u w:val="single"/>
         </w:rPr>
-        <w:t xml:space="preserve"> Paralisação: TOTAL</w:t>
+        <w:t xml:space="preserve"> </w:t>
+      </w:r>
+      <w:r>
+        <w:rPr>
+          <w:rFonts w:ascii="Tahoma" w:hAnsi="Tahoma" w:cs="Tahoma"/>
+          <w:b/>
+          <w:bCs/>
+          <w:sz w:val="22"/>
+          <w:szCs w:val="22"/>
+          <w:u w:val="single"/>
+        </w:rPr>
+        <w:t xml:space="preserve"> Paralisação</w:t>
+      </w:r>
+      <w:proofErr w:type="gramEnd"/>
+      <w:r>
+        <w:rPr>
+          <w:rFonts w:ascii="Tahoma" w:hAnsi="Tahoma" w:cs="Tahoma"/>
+          <w:b/>
+          <w:bCs/>
+          <w:sz w:val="22"/>
+          <w:szCs w:val="22"/>
+          <w:u w:val="single"/>
+        </w:rPr>
+        <w:t>: TOTAL</w:t>
       </w:r>
     </w:p>
     <w:p>
@@ -5698,7 +5774,25 @@
           <w:sz w:val="21"/>
           <w:szCs w:val="21"/>
         </w:rPr>
-        <w:t xml:space="preserve"> verificou-se a exposição individual ou de poucos trabalhadores expostos aos fatores de risco, será utilizada a Tabela 3.3 para a determinação do excesso de risco, sendo que as medidas administrativas de Interdição ou Embargo devem ser aplicadas sempre que o Auditor-Fiscal do Trabalho constatar a existência de excesso de risco Extremo (E) ou Significativo (S).</w:t>
+        <w:t xml:space="preserve"> verificou-se a exposição individual ou de poucos trabalhadores expostos aos fatores de risco, será utilizada a Tabela 3.3 para a determinação do excesso de risco, sendo que as medidas administrativas de Interdição ou Embargo devem ser aplicadas sempre que o Auditor-Fiscal do Trabalho constatar a existência de excesso de risco Extremo (E) </w:t>
+      </w:r>
+      <w:proofErr w:type="gramStart"/>
+      <w:r>
+        <w:rPr>
+          <w:rFonts w:ascii="Tahoma" w:hAnsi="Tahoma" w:cs="Tahoma"/>
+          <w:sz w:val="21"/>
+          <w:szCs w:val="21"/>
+        </w:rPr>
+        <w:t>ou Significativo</w:t>
+      </w:r>
+      <w:proofErr w:type="gramEnd"/>
+      <w:r>
+        <w:rPr>
+          <w:rFonts w:ascii="Tahoma" w:hAnsi="Tahoma" w:cs="Tahoma"/>
+          <w:sz w:val="21"/>
+          <w:szCs w:val="21"/>
+        </w:rPr>
+        <w:t xml:space="preserve"> (S).</w:t>
       </w:r>
     </w:p>
     <w:p>
@@ -6091,7 +6185,29 @@
           <w:sz w:val="22"/>
           <w:szCs w:val="22"/>
         </w:rPr>
-        <w:t xml:space="preserve">Fator de Risco : excesso de risco </w:t>
+        <w:t xml:space="preserve">Fator de </w:t>
+      </w:r>
+      <w:proofErr w:type="gramStart"/>
+      <w:r>
+        <w:rPr>
+          <w:rFonts w:ascii="Tahoma" w:hAnsi="Tahoma" w:cs="Tahoma"/>
+          <w:b/>
+          <w:bCs/>
+          <w:sz w:val="22"/>
+          <w:szCs w:val="22"/>
+        </w:rPr>
+        <w:t>Risco :</w:t>
+      </w:r>
+      <w:proofErr w:type="gramEnd"/>
+      <w:r>
+        <w:rPr>
+          <w:rFonts w:ascii="Tahoma" w:hAnsi="Tahoma" w:cs="Tahoma"/>
+          <w:b/>
+          <w:bCs/>
+          <w:sz w:val="22"/>
+          <w:szCs w:val="22"/>
+        </w:rPr>
+        <w:t xml:space="preserve"> excesso de risco </w:t>
       </w:r>
     </w:p>
     <w:p>
@@ -6265,7 +6381,25 @@
           <w:sz w:val="22"/>
           <w:szCs w:val="22"/>
         </w:rPr>
-        <w:t xml:space="preserve"> sobre quais objetos solicita a suspensão da interdição, podendo ser um ou todos objetos;</w:t>
+        <w:t xml:space="preserve"> sobre quais objetos solicita a suspensão da interdição, podendo ser um ou </w:t>
+      </w:r>
+      <w:proofErr w:type="gramStart"/>
+      <w:r>
+        <w:rPr>
+          <w:rFonts w:ascii="Tahoma" w:hAnsi="Tahoma" w:cs="Tahoma"/>
+          <w:sz w:val="22"/>
+          <w:szCs w:val="22"/>
+        </w:rPr>
+        <w:t>todos objetos</w:t>
+      </w:r>
+      <w:proofErr w:type="gramEnd"/>
+      <w:r>
+        <w:rPr>
+          <w:rFonts w:ascii="Tahoma" w:hAnsi="Tahoma" w:cs="Tahoma"/>
+          <w:sz w:val="22"/>
+          <w:szCs w:val="22"/>
+        </w:rPr>
+        <w:t>;</w:t>
       </w:r>
     </w:p>
     <w:p>
@@ -6620,6 +6754,38 @@
     </w:p>
     <w:p>
       <w:pPr>
+        <w:jc w:val="both"/>
+        <w:rPr>
+          <w:rFonts w:ascii="Tahoma" w:hAnsi="Tahoma" w:cs="Tahoma"/>
+        </w:rPr>
+      </w:pPr>
+      <w:r>
+        <w:rPr>
+          <w:rFonts w:ascii="Tahoma" w:hAnsi="Tahoma" w:cs="Tahoma"/>
+        </w:rPr>
+        <w:t xml:space="preserve">Sanadas as irregularidades apuradas, a empresa deverá requerer, por escrito, a suspensão da interdição </w:t>
+      </w:r>
+      <w:r>
+        <w:rPr>
+          <w:rFonts w:ascii="Tahoma" w:hAnsi="Tahoma" w:cs="Tahoma"/>
+        </w:rPr>
+        <w:t xml:space="preserve">para </w:t>
+      </w:r>
+      <w:r>
+        <w:rPr>
+          <w:rFonts w:ascii="Tahoma" w:hAnsi="Tahoma" w:cs="Tahoma"/>
+        </w:rPr>
+        <w:t>unidade regional descrita no cabeçalho da primeira folha do Termo.</w:t>
+      </w:r>
+      <w:r>
+        <w:rPr>
+          <w:rFonts w:ascii="Tahoma" w:hAnsi="Tahoma" w:cs="Tahoma"/>
+        </w:rPr>
+        <w:br/>
+      </w:r>
+    </w:p>
+    <w:p>
+      <w:pPr>
         <w:pStyle w:val="Corpodetexto"/>
         <w:ind w:right="-143"/>
         <w:jc w:val="both"/>
@@ -6635,15 +6801,7 @@
           <w:sz w:val="21"/>
           <w:szCs w:val="21"/>
         </w:rPr>
-        <w:t>Sanadas as irregularidades apuradas, a empresa deverá requerer, por escrito, a suspensão da interdição à SUPERINTENDÊNCIA REGIONAL DO TRABALHO E EMPREGO DE GOIÁS, Seção de Segurança e Saúde no Trabalho.</w:t>
-      </w:r>
-      <w:r>
-        <w:rPr>
-          <w:rFonts w:ascii="Tahoma" w:hAnsi="Tahoma" w:cs="Tahoma"/>
-          <w:sz w:val="21"/>
-          <w:szCs w:val="21"/>
-        </w:rPr>
-        <w:br/>
+        <w:t>O requerimento deverá conter (Art.89, § único, Portaria nº 672, 20 21):</w:t>
       </w:r>
     </w:p>
     <w:p>
@@ -6663,7 +6821,25 @@
           <w:sz w:val="21"/>
           <w:szCs w:val="21"/>
         </w:rPr>
-        <w:t>O requerimento deverá conter (Art.89, § único, Portaria nº 672, 20 21):</w:t>
+        <w:t xml:space="preserve">I - </w:t>
+      </w:r>
+      <w:proofErr w:type="gramStart"/>
+      <w:r>
+        <w:rPr>
+          <w:rFonts w:ascii="Tahoma" w:hAnsi="Tahoma" w:cs="Tahoma"/>
+          <w:sz w:val="21"/>
+          <w:szCs w:val="21"/>
+        </w:rPr>
+        <w:t>o</w:t>
+      </w:r>
+      <w:proofErr w:type="gramEnd"/>
+      <w:r>
+        <w:rPr>
+          <w:rFonts w:ascii="Tahoma" w:hAnsi="Tahoma" w:cs="Tahoma"/>
+          <w:sz w:val="21"/>
+          <w:szCs w:val="21"/>
+        </w:rPr>
+        <w:t xml:space="preserve"> número do Termo de Interdição;</w:t>
       </w:r>
     </w:p>
     <w:p>
@@ -6683,27 +6859,25 @@
           <w:sz w:val="21"/>
           <w:szCs w:val="21"/>
         </w:rPr>
-        <w:t>I - o número do Termo de Interdição;</w:t>
-      </w:r>
-    </w:p>
-    <w:p>
-      <w:pPr>
-        <w:pStyle w:val="Corpodetexto"/>
-        <w:ind w:right="-143"/>
-        <w:jc w:val="both"/>
+        <w:t xml:space="preserve">II - </w:t>
+      </w:r>
+      <w:proofErr w:type="gramStart"/>
+      <w:r>
         <w:rPr>
           <w:rFonts w:ascii="Tahoma" w:hAnsi="Tahoma" w:cs="Tahoma"/>
           <w:sz w:val="21"/>
           <w:szCs w:val="21"/>
         </w:rPr>
-      </w:pPr>
+        <w:t>a</w:t>
+      </w:r>
+      <w:proofErr w:type="gramEnd"/>
       <w:r>
         <w:rPr>
           <w:rFonts w:ascii="Tahoma" w:hAnsi="Tahoma" w:cs="Tahoma"/>
           <w:sz w:val="21"/>
           <w:szCs w:val="21"/>
         </w:rPr>
-        <w:t>II - a identificação da(s) máquina(s) ou setor de serviço;</w:t>
+        <w:t xml:space="preserve"> identificação da(s) máquina(s) ou setor de serviço;</w:t>
       </w:r>
     </w:p>
     <w:p>
@@ -7101,7 +7275,15 @@
           <w:sz w:val="21"/>
           <w:szCs w:val="21"/>
         </w:rPr>
-        <w:t>Em caso de dificuldade no SEI ou urgência, pode protocolar diretamente no setor de protocolo da SRTE-GO (mídia digital) no endereço descrito no Termo de interdição.</w:t>
+        <w:t>Em caso de dificuldade no SEI ou urgência, pode protocolar diretamente no setor de protocolo no endereço descrito no Termo</w:t>
+      </w:r>
+      <w:r>
+        <w:rPr>
+          <w:rFonts w:ascii="Tahoma" w:hAnsi="Tahoma" w:cs="Tahoma"/>
+          <w:sz w:val="21"/>
+          <w:szCs w:val="21"/>
+        </w:rPr>
+        <w:t>.</w:t>
       </w:r>
     </w:p>
     <w:p>
@@ -7694,7 +7876,7 @@
                                   <pic:cNvPicPr/>
                                 </pic:nvPicPr>
                                 <pic:blipFill>
-                                  <a:blip r:embed="rId1">
+                                  <a:blip r:embed="rId2">
                                     <a:extLst>
                                       <a:ext uri="{28A0092B-C50C-407E-A947-70E740481C1C}">
                                         <a14:useLocalDpi xmlns:a14="http://schemas.microsoft.com/office/drawing/2010/main" val="0"/>
@@ -7817,7 +7999,7 @@
                         <pic:cNvPicPr/>
                       </pic:nvPicPr>
                       <pic:blipFill>
-                        <a:blip r:embed="rId2" cstate="print"/>
+                        <a:blip r:embed="rId3" cstate="print"/>
                         <a:stretch>
                           <a:fillRect/>
                         </a:stretch>
@@ -7864,7 +8046,7 @@
                 <o:lock v:ext="edit" aspectratio="t"/>
               </v:shapetype>
               <v:shape id="Image 3" o:spid="_x0000_s1028" type="#_x0000_t75" style="position:absolute;width:16912;height:7639;visibility:visible;mso-wrap-style:square" o:gfxdata="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">
-                <v:imagedata r:id="rId3" o:title=""/>
+                <v:imagedata r:id="rId4" o:title=""/>
               </v:shape>
               <w10:wrap anchorx="page" anchory="page"/>
             </v:group>
@@ -8144,7 +8326,7 @@
                                   <pic:cNvPicPr/>
                                 </pic:nvPicPr>
                                 <pic:blipFill>
-                                  <a:blip r:embed="rId1">
+                                  <a:blip r:embed="rId2">
                                     <a:extLst>
                                       <a:ext uri="{28A0092B-C50C-407E-A947-70E740481C1C}">
                                         <a14:useLocalDpi xmlns:a14="http://schemas.microsoft.com/office/drawing/2010/main" val="0"/>
@@ -8267,7 +8449,7 @@
                         <pic:cNvPicPr/>
                       </pic:nvPicPr>
                       <pic:blipFill>
-                        <a:blip r:embed="rId2" cstate="print"/>
+                        <a:blip r:embed="rId3" cstate="print"/>
                         <a:stretch>
                           <a:fillRect/>
                         </a:stretch>
@@ -8314,7 +8496,7 @@
                 <o:lock v:ext="edit" aspectratio="t"/>
               </v:shapetype>
               <v:shape id="Image 3" o:spid="_x0000_s1028" type="#_x0000_t75" style="position:absolute;width:16912;height:7639;visibility:visible;mso-wrap-style:square" o:gfxdata="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">
-                <v:imagedata r:id="rId3" o:title=""/>
+                <v:imagedata r:id="rId4" o:title=""/>
               </v:shape>
               <w10:wrap anchorx="page" anchory="page"/>
             </v:group>

--- a/aft-rt-rgi/template.docx
+++ b/aft-rt-rgi/template.docx
@@ -2758,7 +2758,7 @@
           <w:sz w:val="22"/>
           <w:szCs w:val="22"/>
         </w:rPr>
-        <w:t>preoposto</w:t>
+        <w:t>preposto</w:t>
       </w:r>
       <w:proofErr w:type="spellEnd"/>
       <w:r>
@@ -2767,7 +2767,7 @@
           <w:sz w:val="22"/>
           <w:szCs w:val="22"/>
         </w:rPr>
-        <w:t xml:space="preserve"> da empresa aptos a prestar os esclarecimentos sobre as condições de trabalho e das máquinas do estabelecimento. No decorrer da auditoria foram examinadas e sistematizadas informações referentes a regulamentos, normas técnicas</w:t>
+        <w:t xml:space="preserve"> da empresa apto a prestar os esclarecimentos sobre as condições de trabalho e das máquinas do estabelecimento. No decorrer da auditoria foram examinadas e sistematizadas informações referentes a regulamentos, normas técnicas</w:t>
       </w:r>
       <w:r>
         <w:rPr>
@@ -2922,7 +2922,7 @@
           <w:sz w:val="22"/>
           <w:szCs w:val="22"/>
         </w:rPr>
-        <w:t xml:space="preserve"> Norma </w:t>
+        <w:t xml:space="preserve"> Normas </w:t>
       </w:r>
       <w:r>
         <w:rPr>
@@ -2947,7 +2947,7 @@
           <w:sz w:val="22"/>
           <w:szCs w:val="22"/>
         </w:rPr>
-        <w:t xml:space="preserve"> Ministério</w:t>
+        <w:t>Ministério</w:t>
       </w:r>
       <w:proofErr w:type="gramEnd"/>
       <w:r>

--- a/aft-rt-rgi/template.docx
+++ b/aft-rt-rgi/template.docx
@@ -152,10 +152,67 @@
     </w:p>
     <w:p>
       <w:pPr>
+        <w:pStyle w:val="Ttulo1"/>
+        <w:numPr>
+          <w:ilvl w:val="0"/>
+          <w:numId w:val="18"/>
+        </w:numPr>
+        <w:ind w:hanging="420"/>
+        <w:rPr>
+          <w:rFonts w:ascii="Tahoma" w:hAnsi="Tahoma" w:cs="Tahoma"/>
+          <w:sz w:val="21"/>
+          <w:szCs w:val="21"/>
+        </w:rPr>
+      </w:pPr>
+      <w:r>
+        <w:rPr>
+          <w:rFonts w:ascii="Tahoma" w:hAnsi="Tahoma" w:cs="Tahoma"/>
+          <w:sz w:val="21"/>
+          <w:szCs w:val="21"/>
+        </w:rPr>
+        <w:t>OBJETIVO:</w:t>
+      </w:r>
+    </w:p>
+    <w:p>
+      <w:pPr>
+        <w:pStyle w:val="Ttulo1"/>
+        <w:ind w:left="136" w:firstLine="0"/>
+      </w:pPr>
+    </w:p>
+    <w:p>
+      <w:pPr>
         <w:pStyle w:val="Corpodetexto"/>
         <w:spacing w:line="360" w:lineRule="auto"/>
-        <w:ind w:left="112" w:right="424" w:firstLine="708"/>
+        <w:ind w:left="112" w:right="829" w:firstLine="708"/>
         <w:jc w:val="both"/>
+        <w:rPr>
+          <w:rFonts w:ascii="Tahoma" w:hAnsi="Tahoma" w:cs="Tahoma"/>
+          <w:sz w:val="21"/>
+          <w:szCs w:val="21"/>
+        </w:rPr>
+      </w:pPr>
+      <w:r>
+        <w:rPr>
+          <w:rFonts w:ascii="Tahoma" w:hAnsi="Tahoma" w:cs="Tahoma"/>
+          <w:sz w:val="21"/>
+          <w:szCs w:val="21"/>
+        </w:rPr>
+        <w:t xml:space="preserve">O presente relatório tem como finalidade consolidar argumentos técnico-legais que demonstram os perigos inerentes e a não conformidade </w:t>
+      </w:r>
+      <w:r>
+        <w:rPr>
+          <w:rFonts w:ascii="Tahoma" w:hAnsi="Tahoma" w:cs="Tahoma"/>
+          <w:sz w:val="21"/>
+          <w:szCs w:val="21"/>
+        </w:rPr>
+        <w:t>dos objetos interditados citados no Termo de Interdição anexo.</w:t>
+      </w:r>
+    </w:p>
+    <w:p>
+      <w:pPr>
+        <w:pStyle w:val="Corpodetexto"/>
+        <w:spacing w:line="360" w:lineRule="auto"/>
+        <w:ind w:left="112" w:right="829" w:firstLine="708"/>
         <w:rPr>
           <w:rFonts w:ascii="Tahoma" w:hAnsi="Tahoma" w:cs="Tahoma"/>
           <w:b/>
@@ -165,17 +222,42 @@
           <w:szCs w:val="22"/>
         </w:rPr>
       </w:pPr>
-      <w:r>
-        <w:rPr>
-          <w:rFonts w:ascii="Tahoma" w:hAnsi="Tahoma" w:cs="Tahoma"/>
-          <w:b/>
-          <w:bCs/>
-          <w:spacing w:val="-2"/>
-          <w:sz w:val="22"/>
-          <w:szCs w:val="22"/>
-        </w:rPr>
-        <w:t>1. OBJETIVO:</w:t>
-      </w:r>
+    </w:p>
+    <w:p>
+      <w:pPr>
+        <w:pStyle w:val="Ttulo1"/>
+        <w:numPr>
+          <w:ilvl w:val="0"/>
+          <w:numId w:val="18"/>
+        </w:numPr>
+        <w:rPr>
+          <w:rFonts w:ascii="Tahoma" w:hAnsi="Tahoma" w:cs="Tahoma"/>
+          <w:sz w:val="21"/>
+          <w:szCs w:val="21"/>
+        </w:rPr>
+      </w:pPr>
+      <w:r>
+        <w:rPr>
+          <w:rFonts w:ascii="Tahoma" w:hAnsi="Tahoma" w:cs="Tahoma"/>
+          <w:sz w:val="21"/>
+          <w:szCs w:val="21"/>
+        </w:rPr>
+        <w:t>DA AÇÃO FISCAL:</w:t>
+      </w:r>
+      <w:r>
+        <w:rPr>
+          <w:rFonts w:ascii="Tahoma" w:hAnsi="Tahoma" w:cs="Tahoma"/>
+          <w:sz w:val="21"/>
+          <w:szCs w:val="21"/>
+        </w:rPr>
+        <w:tab/>
+      </w:r>
+    </w:p>
+    <w:p>
+      <w:pPr>
+        <w:pStyle w:val="Ttulo1"/>
+        <w:ind w:left="136" w:firstLine="0"/>
+      </w:pPr>
     </w:p>
     <w:p>
       <w:pPr>
@@ -185,98 +267,1575 @@
         <w:jc w:val="both"/>
         <w:rPr>
           <w:rFonts w:ascii="Tahoma" w:hAnsi="Tahoma" w:cs="Tahoma"/>
-          <w:sz w:val="22"/>
-          <w:szCs w:val="22"/>
-        </w:rPr>
-      </w:pPr>
-      <w:r>
-        <w:rPr>
-          <w:rFonts w:ascii="Tahoma" w:hAnsi="Tahoma" w:cs="Tahoma"/>
-          <w:sz w:val="22"/>
-          <w:szCs w:val="22"/>
-        </w:rPr>
-        <w:t xml:space="preserve">O presente relatório tem como finalidade consolidar argumentos </w:t>
-      </w:r>
-      <w:r>
-        <w:rPr>
-          <w:rFonts w:ascii="Tahoma" w:hAnsi="Tahoma" w:cs="Tahoma"/>
-          <w:sz w:val="22"/>
-          <w:szCs w:val="22"/>
-        </w:rPr>
-        <w:t xml:space="preserve">técnico-legais </w:t>
-      </w:r>
-      <w:r>
-        <w:rPr>
-          <w:rFonts w:ascii="Tahoma" w:hAnsi="Tahoma" w:cs="Tahoma"/>
-          <w:sz w:val="22"/>
-          <w:szCs w:val="22"/>
-        </w:rPr>
-        <w:t xml:space="preserve">que demonstram os perigos inerentes e a não conformidade </w:t>
-      </w:r>
-      <w:r>
-        <w:rPr>
-          <w:rFonts w:ascii="Tahoma" w:hAnsi="Tahoma" w:cs="Tahoma"/>
-          <w:sz w:val="22"/>
-          <w:szCs w:val="22"/>
-        </w:rPr>
-        <w:t>dos objetos interditados citados no Termo de Interdição anexo.</w:t>
+          <w:sz w:val="21"/>
+          <w:szCs w:val="21"/>
+        </w:rPr>
+      </w:pPr>
+      <w:r>
+        <w:rPr>
+          <w:rFonts w:ascii="Tahoma" w:hAnsi="Tahoma" w:cs="Tahoma"/>
+          <w:sz w:val="21"/>
+          <w:szCs w:val="21"/>
+        </w:rPr>
+        <w:t>As ações desta instituição estão alicerçadas na Convenção nº 81 da Organização Internacional do Trabalho -</w:t>
+      </w:r>
+      <w:r>
+        <w:rPr>
+          <w:rFonts w:ascii="Tahoma" w:hAnsi="Tahoma" w:cs="Tahoma"/>
+          <w:spacing w:val="-1"/>
+          <w:sz w:val="21"/>
+          <w:szCs w:val="21"/>
+        </w:rPr>
+        <w:t xml:space="preserve"> </w:t>
+      </w:r>
+      <w:r>
+        <w:rPr>
+          <w:rFonts w:ascii="Tahoma" w:hAnsi="Tahoma" w:cs="Tahoma"/>
+          <w:sz w:val="21"/>
+          <w:szCs w:val="21"/>
+        </w:rPr>
+        <w:t>OIT,</w:t>
+      </w:r>
+      <w:r>
+        <w:rPr>
+          <w:rFonts w:ascii="Tahoma" w:hAnsi="Tahoma" w:cs="Tahoma"/>
+          <w:spacing w:val="-2"/>
+          <w:sz w:val="21"/>
+          <w:szCs w:val="21"/>
+        </w:rPr>
+        <w:t xml:space="preserve"> </w:t>
+      </w:r>
+      <w:r>
+        <w:rPr>
+          <w:rFonts w:ascii="Tahoma" w:hAnsi="Tahoma" w:cs="Tahoma"/>
+          <w:sz w:val="21"/>
+          <w:szCs w:val="21"/>
+        </w:rPr>
+        <w:t>ratificada pelo governo brasileiro.</w:t>
+      </w:r>
+      <w:r>
+        <w:rPr>
+          <w:rFonts w:ascii="Tahoma" w:hAnsi="Tahoma" w:cs="Tahoma"/>
+          <w:spacing w:val="-2"/>
+          <w:sz w:val="21"/>
+          <w:szCs w:val="21"/>
+        </w:rPr>
+        <w:t xml:space="preserve"> </w:t>
+      </w:r>
+      <w:r>
+        <w:rPr>
+          <w:rFonts w:ascii="Tahoma" w:hAnsi="Tahoma" w:cs="Tahoma"/>
+          <w:sz w:val="21"/>
+          <w:szCs w:val="21"/>
+        </w:rPr>
+        <w:t>Esta</w:t>
+      </w:r>
+      <w:r>
+        <w:rPr>
+          <w:rFonts w:ascii="Tahoma" w:hAnsi="Tahoma" w:cs="Tahoma"/>
+          <w:spacing w:val="-1"/>
+          <w:sz w:val="21"/>
+          <w:szCs w:val="21"/>
+        </w:rPr>
+        <w:t xml:space="preserve"> dispõe</w:t>
+      </w:r>
+      <w:r>
+        <w:rPr>
+          <w:rFonts w:ascii="Tahoma" w:hAnsi="Tahoma" w:cs="Tahoma"/>
+          <w:spacing w:val="-1"/>
+          <w:sz w:val="21"/>
+          <w:szCs w:val="21"/>
+        </w:rPr>
+        <w:t xml:space="preserve"> </w:t>
+      </w:r>
+      <w:r>
+        <w:rPr>
+          <w:rFonts w:ascii="Tahoma" w:hAnsi="Tahoma" w:cs="Tahoma"/>
+          <w:sz w:val="21"/>
+          <w:szCs w:val="21"/>
+        </w:rPr>
+        <w:t>e</w:t>
+      </w:r>
+      <w:r>
+        <w:rPr>
+          <w:rFonts w:ascii="Tahoma" w:hAnsi="Tahoma" w:cs="Tahoma"/>
+          <w:spacing w:val="-1"/>
+          <w:sz w:val="21"/>
+          <w:szCs w:val="21"/>
+        </w:rPr>
+        <w:t xml:space="preserve"> </w:t>
+      </w:r>
+      <w:r>
+        <w:rPr>
+          <w:rFonts w:ascii="Tahoma" w:hAnsi="Tahoma" w:cs="Tahoma"/>
+          <w:sz w:val="21"/>
+          <w:szCs w:val="21"/>
+        </w:rPr>
+        <w:t>organiza</w:t>
+      </w:r>
+      <w:r>
+        <w:rPr>
+          <w:rFonts w:ascii="Tahoma" w:hAnsi="Tahoma" w:cs="Tahoma"/>
+          <w:spacing w:val="-1"/>
+          <w:sz w:val="21"/>
+          <w:szCs w:val="21"/>
+        </w:rPr>
+        <w:t xml:space="preserve"> </w:t>
+      </w:r>
+      <w:r>
+        <w:rPr>
+          <w:rFonts w:ascii="Tahoma" w:hAnsi="Tahoma" w:cs="Tahoma"/>
+          <w:sz w:val="21"/>
+          <w:szCs w:val="21"/>
+        </w:rPr>
+        <w:t>como instituição estatal</w:t>
+      </w:r>
+      <w:r>
+        <w:rPr>
+          <w:rFonts w:ascii="Tahoma" w:hAnsi="Tahoma" w:cs="Tahoma"/>
+          <w:spacing w:val="-1"/>
+          <w:sz w:val="21"/>
+          <w:szCs w:val="21"/>
+        </w:rPr>
+        <w:t xml:space="preserve"> </w:t>
+      </w:r>
+      <w:r>
+        <w:rPr>
+          <w:rFonts w:ascii="Tahoma" w:hAnsi="Tahoma" w:cs="Tahoma"/>
+          <w:sz w:val="21"/>
+          <w:szCs w:val="21"/>
+        </w:rPr>
+        <w:t xml:space="preserve">encarregada de tornar efetivas as disposições legais e regulamentares do processo de trabalho, inclusa a proteção dos trabalhadores no exercício da sua profissão. O ministro aposentado do TST, Dr. Mozart Victor Russomano </w:t>
+      </w:r>
+      <w:r>
+        <w:rPr>
+          <w:rFonts w:ascii="Tahoma" w:hAnsi="Tahoma" w:cs="Tahoma"/>
+          <w:spacing w:val="-2"/>
+          <w:sz w:val="21"/>
+          <w:szCs w:val="21"/>
+        </w:rPr>
+        <w:t>afirma:</w:t>
+      </w:r>
+    </w:p>
+    <w:p>
+      <w:pPr>
+        <w:spacing w:before="5"/>
+        <w:ind w:left="1528" w:right="829"/>
+        <w:rPr>
+          <w:rFonts w:ascii="Tahoma" w:hAnsi="Tahoma" w:cs="Tahoma"/>
+          <w:i/>
+          <w:sz w:val="18"/>
+          <w:szCs w:val="18"/>
+        </w:rPr>
+      </w:pPr>
+      <w:r>
+        <w:rPr>
+          <w:rFonts w:ascii="Tahoma" w:hAnsi="Tahoma" w:cs="Tahoma"/>
+          <w:i/>
+          <w:sz w:val="18"/>
+          <w:szCs w:val="18"/>
+        </w:rPr>
+        <w:t>“Os direitos do trabalhador brasileiro estão protegidos em dois níveis distintos, mas que se combinam: a inspeção</w:t>
+      </w:r>
+      <w:r>
+        <w:rPr>
+          <w:rFonts w:ascii="Tahoma" w:hAnsi="Tahoma" w:cs="Tahoma"/>
+          <w:i/>
+          <w:spacing w:val="-3"/>
+          <w:sz w:val="18"/>
+          <w:szCs w:val="18"/>
+        </w:rPr>
+        <w:t xml:space="preserve"> </w:t>
+      </w:r>
+      <w:r>
+        <w:rPr>
+          <w:rFonts w:ascii="Tahoma" w:hAnsi="Tahoma" w:cs="Tahoma"/>
+          <w:i/>
+          <w:sz w:val="18"/>
+          <w:szCs w:val="18"/>
+        </w:rPr>
+        <w:t>ou</w:t>
+      </w:r>
+      <w:r>
+        <w:rPr>
+          <w:rFonts w:ascii="Tahoma" w:hAnsi="Tahoma" w:cs="Tahoma"/>
+          <w:i/>
+          <w:spacing w:val="-5"/>
+          <w:sz w:val="18"/>
+          <w:szCs w:val="18"/>
+        </w:rPr>
+        <w:t xml:space="preserve"> </w:t>
+      </w:r>
+      <w:r>
+        <w:rPr>
+          <w:rFonts w:ascii="Tahoma" w:hAnsi="Tahoma" w:cs="Tahoma"/>
+          <w:i/>
+          <w:sz w:val="18"/>
+          <w:szCs w:val="18"/>
+        </w:rPr>
+        <w:t>fiscalização</w:t>
+      </w:r>
+      <w:r>
+        <w:rPr>
+          <w:rFonts w:ascii="Tahoma" w:hAnsi="Tahoma" w:cs="Tahoma"/>
+          <w:i/>
+          <w:spacing w:val="-3"/>
+          <w:sz w:val="18"/>
+          <w:szCs w:val="18"/>
+        </w:rPr>
+        <w:t xml:space="preserve"> </w:t>
+      </w:r>
+      <w:r>
+        <w:rPr>
+          <w:rFonts w:ascii="Tahoma" w:hAnsi="Tahoma" w:cs="Tahoma"/>
+          <w:i/>
+          <w:sz w:val="18"/>
+          <w:szCs w:val="18"/>
+        </w:rPr>
+        <w:t>do</w:t>
+      </w:r>
+      <w:r>
+        <w:rPr>
+          <w:rFonts w:ascii="Tahoma" w:hAnsi="Tahoma" w:cs="Tahoma"/>
+          <w:i/>
+          <w:spacing w:val="-3"/>
+          <w:sz w:val="18"/>
+          <w:szCs w:val="18"/>
+        </w:rPr>
+        <w:t xml:space="preserve"> </w:t>
+      </w:r>
+      <w:r>
+        <w:rPr>
+          <w:rFonts w:ascii="Tahoma" w:hAnsi="Tahoma" w:cs="Tahoma"/>
+          <w:i/>
+          <w:sz w:val="18"/>
+          <w:szCs w:val="18"/>
+        </w:rPr>
+        <w:t>trabalho,</w:t>
+      </w:r>
+      <w:r>
+        <w:rPr>
+          <w:rFonts w:ascii="Tahoma" w:hAnsi="Tahoma" w:cs="Tahoma"/>
+          <w:i/>
+          <w:spacing w:val="-3"/>
+          <w:sz w:val="18"/>
+          <w:szCs w:val="18"/>
+        </w:rPr>
+        <w:t xml:space="preserve"> </w:t>
+      </w:r>
+      <w:r>
+        <w:rPr>
+          <w:rFonts w:ascii="Tahoma" w:hAnsi="Tahoma" w:cs="Tahoma"/>
+          <w:i/>
+          <w:sz w:val="18"/>
+          <w:szCs w:val="18"/>
+        </w:rPr>
+        <w:t>de</w:t>
+      </w:r>
+      <w:r>
+        <w:rPr>
+          <w:rFonts w:ascii="Tahoma" w:hAnsi="Tahoma" w:cs="Tahoma"/>
+          <w:i/>
+          <w:spacing w:val="-2"/>
+          <w:sz w:val="18"/>
+          <w:szCs w:val="18"/>
+        </w:rPr>
+        <w:t xml:space="preserve"> </w:t>
+      </w:r>
+      <w:r>
+        <w:rPr>
+          <w:rFonts w:ascii="Tahoma" w:hAnsi="Tahoma" w:cs="Tahoma"/>
+          <w:i/>
+          <w:sz w:val="18"/>
+          <w:szCs w:val="18"/>
+        </w:rPr>
+        <w:t>natureza</w:t>
+      </w:r>
+      <w:r>
+        <w:rPr>
+          <w:rFonts w:ascii="Tahoma" w:hAnsi="Tahoma" w:cs="Tahoma"/>
+          <w:i/>
+          <w:spacing w:val="-5"/>
+          <w:sz w:val="18"/>
+          <w:szCs w:val="18"/>
+        </w:rPr>
+        <w:t xml:space="preserve"> </w:t>
+      </w:r>
+      <w:r>
+        <w:rPr>
+          <w:rFonts w:ascii="Tahoma" w:hAnsi="Tahoma" w:cs="Tahoma"/>
+          <w:i/>
+          <w:sz w:val="18"/>
+          <w:szCs w:val="18"/>
+        </w:rPr>
+        <w:t>administrativa,</w:t>
+      </w:r>
+      <w:r>
+        <w:rPr>
+          <w:rFonts w:ascii="Tahoma" w:hAnsi="Tahoma" w:cs="Tahoma"/>
+          <w:i/>
+          <w:spacing w:val="-3"/>
+          <w:sz w:val="18"/>
+          <w:szCs w:val="18"/>
+        </w:rPr>
+        <w:t xml:space="preserve"> </w:t>
+      </w:r>
+      <w:r>
+        <w:rPr>
+          <w:rFonts w:ascii="Tahoma" w:hAnsi="Tahoma" w:cs="Tahoma"/>
+          <w:i/>
+          <w:sz w:val="18"/>
+          <w:szCs w:val="18"/>
+        </w:rPr>
+        <w:t>e</w:t>
+      </w:r>
+      <w:r>
+        <w:rPr>
+          <w:rFonts w:ascii="Tahoma" w:hAnsi="Tahoma" w:cs="Tahoma"/>
+          <w:i/>
+          <w:spacing w:val="-2"/>
+          <w:sz w:val="18"/>
+          <w:szCs w:val="18"/>
+        </w:rPr>
+        <w:t xml:space="preserve"> </w:t>
+      </w:r>
+      <w:r>
+        <w:rPr>
+          <w:rFonts w:ascii="Tahoma" w:hAnsi="Tahoma" w:cs="Tahoma"/>
+          <w:i/>
+          <w:sz w:val="18"/>
+          <w:szCs w:val="18"/>
+        </w:rPr>
+        <w:t>a</w:t>
+      </w:r>
+      <w:r>
+        <w:rPr>
+          <w:rFonts w:ascii="Tahoma" w:hAnsi="Tahoma" w:cs="Tahoma"/>
+          <w:i/>
+          <w:spacing w:val="-4"/>
+          <w:sz w:val="18"/>
+          <w:szCs w:val="18"/>
+        </w:rPr>
+        <w:t xml:space="preserve"> </w:t>
+      </w:r>
+      <w:r>
+        <w:rPr>
+          <w:rFonts w:ascii="Tahoma" w:hAnsi="Tahoma" w:cs="Tahoma"/>
+          <w:i/>
+          <w:sz w:val="18"/>
+          <w:szCs w:val="18"/>
+        </w:rPr>
+        <w:t>proteção</w:t>
+      </w:r>
+      <w:r>
+        <w:rPr>
+          <w:rFonts w:ascii="Tahoma" w:hAnsi="Tahoma" w:cs="Tahoma"/>
+          <w:i/>
+          <w:spacing w:val="-3"/>
+          <w:sz w:val="18"/>
+          <w:szCs w:val="18"/>
+        </w:rPr>
+        <w:t xml:space="preserve"> </w:t>
+      </w:r>
+      <w:r>
+        <w:rPr>
+          <w:rFonts w:ascii="Tahoma" w:hAnsi="Tahoma" w:cs="Tahoma"/>
+          <w:i/>
+          <w:sz w:val="18"/>
+          <w:szCs w:val="18"/>
+        </w:rPr>
+        <w:t>judicial,</w:t>
+      </w:r>
+      <w:r>
+        <w:rPr>
+          <w:rFonts w:ascii="Tahoma" w:hAnsi="Tahoma" w:cs="Tahoma"/>
+          <w:i/>
+          <w:spacing w:val="-3"/>
+          <w:sz w:val="18"/>
+          <w:szCs w:val="18"/>
+        </w:rPr>
+        <w:t xml:space="preserve"> </w:t>
+      </w:r>
+      <w:r>
+        <w:rPr>
+          <w:rFonts w:ascii="Tahoma" w:hAnsi="Tahoma" w:cs="Tahoma"/>
+          <w:i/>
+          <w:sz w:val="18"/>
+          <w:szCs w:val="18"/>
+        </w:rPr>
+        <w:t>através</w:t>
+      </w:r>
+      <w:r>
+        <w:rPr>
+          <w:rFonts w:ascii="Tahoma" w:hAnsi="Tahoma" w:cs="Tahoma"/>
+          <w:i/>
+          <w:spacing w:val="-3"/>
+          <w:sz w:val="18"/>
+          <w:szCs w:val="18"/>
+        </w:rPr>
+        <w:t xml:space="preserve"> </w:t>
+      </w:r>
+      <w:r>
+        <w:rPr>
+          <w:rFonts w:ascii="Tahoma" w:hAnsi="Tahoma" w:cs="Tahoma"/>
+          <w:i/>
+          <w:sz w:val="18"/>
+          <w:szCs w:val="18"/>
+        </w:rPr>
+        <w:t>dos</w:t>
+      </w:r>
+      <w:r>
+        <w:rPr>
+          <w:rFonts w:ascii="Tahoma" w:hAnsi="Tahoma" w:cs="Tahoma"/>
+          <w:i/>
+          <w:spacing w:val="-2"/>
+          <w:sz w:val="18"/>
+          <w:szCs w:val="18"/>
+        </w:rPr>
+        <w:t xml:space="preserve"> </w:t>
+      </w:r>
+      <w:r>
+        <w:rPr>
+          <w:rFonts w:ascii="Tahoma" w:hAnsi="Tahoma" w:cs="Tahoma"/>
+          <w:i/>
+          <w:sz w:val="18"/>
+          <w:szCs w:val="18"/>
+        </w:rPr>
+        <w:t>tribunais da Justiça do Trabalho”.</w:t>
       </w:r>
     </w:p>
     <w:p>
       <w:pPr>
         <w:pStyle w:val="Corpodetexto"/>
-        <w:spacing w:line="360" w:lineRule="auto"/>
-        <w:ind w:left="112" w:right="829" w:firstLine="708"/>
-        <w:rPr>
-          <w:rFonts w:ascii="Tahoma" w:hAnsi="Tahoma" w:cs="Tahoma"/>
-          <w:b/>
-          <w:bCs/>
+        <w:ind w:right="829"/>
+        <w:rPr>
+          <w:rFonts w:ascii="Tahoma" w:hAnsi="Tahoma" w:cs="Tahoma"/>
+          <w:i/>
+          <w:sz w:val="21"/>
+          <w:szCs w:val="21"/>
+        </w:rPr>
+      </w:pPr>
+    </w:p>
+    <w:p>
+      <w:pPr>
+        <w:pStyle w:val="Corpodetexto"/>
+        <w:spacing w:before="75"/>
+        <w:ind w:right="829"/>
+        <w:rPr>
+          <w:rFonts w:ascii="Tahoma" w:hAnsi="Tahoma" w:cs="Tahoma"/>
+          <w:i/>
+          <w:sz w:val="21"/>
+          <w:szCs w:val="21"/>
+        </w:rPr>
+      </w:pPr>
+    </w:p>
+    <w:p>
+      <w:pPr>
+        <w:pStyle w:val="Corpodetexto"/>
+        <w:ind w:left="820" w:right="829"/>
+        <w:rPr>
+          <w:rFonts w:ascii="Tahoma" w:hAnsi="Tahoma" w:cs="Tahoma"/>
+          <w:sz w:val="21"/>
+          <w:szCs w:val="21"/>
+        </w:rPr>
+      </w:pPr>
+      <w:r>
+        <w:rPr>
+          <w:rFonts w:ascii="Tahoma" w:hAnsi="Tahoma" w:cs="Tahoma"/>
+          <w:sz w:val="21"/>
+          <w:szCs w:val="21"/>
+        </w:rPr>
+        <w:t>Cite-se</w:t>
+      </w:r>
+      <w:r>
+        <w:rPr>
+          <w:rFonts w:ascii="Tahoma" w:hAnsi="Tahoma" w:cs="Tahoma"/>
           <w:spacing w:val="-2"/>
-          <w:sz w:val="22"/>
-          <w:szCs w:val="22"/>
-        </w:rPr>
-      </w:pPr>
+          <w:sz w:val="21"/>
+          <w:szCs w:val="21"/>
+        </w:rPr>
+        <w:t xml:space="preserve"> </w:t>
+      </w:r>
+      <w:r>
+        <w:rPr>
+          <w:rFonts w:ascii="Tahoma" w:hAnsi="Tahoma" w:cs="Tahoma"/>
+          <w:sz w:val="21"/>
+          <w:szCs w:val="21"/>
+        </w:rPr>
+        <w:t>também</w:t>
+      </w:r>
+      <w:r>
+        <w:rPr>
+          <w:rFonts w:ascii="Tahoma" w:hAnsi="Tahoma" w:cs="Tahoma"/>
+          <w:spacing w:val="-3"/>
+          <w:sz w:val="21"/>
+          <w:szCs w:val="21"/>
+        </w:rPr>
+        <w:t xml:space="preserve"> </w:t>
+      </w:r>
+      <w:r>
+        <w:rPr>
+          <w:rFonts w:ascii="Tahoma" w:hAnsi="Tahoma" w:cs="Tahoma"/>
+          <w:sz w:val="21"/>
+          <w:szCs w:val="21"/>
+        </w:rPr>
+        <w:t>a</w:t>
+      </w:r>
+      <w:r>
+        <w:rPr>
+          <w:rFonts w:ascii="Tahoma" w:hAnsi="Tahoma" w:cs="Tahoma"/>
+          <w:spacing w:val="-3"/>
+          <w:sz w:val="21"/>
+          <w:szCs w:val="21"/>
+        </w:rPr>
+        <w:t xml:space="preserve"> </w:t>
+      </w:r>
+      <w:r>
+        <w:rPr>
+          <w:rFonts w:ascii="Tahoma" w:hAnsi="Tahoma" w:cs="Tahoma"/>
+          <w:sz w:val="21"/>
+          <w:szCs w:val="21"/>
+        </w:rPr>
+        <w:t>posição</w:t>
+      </w:r>
+      <w:r>
+        <w:rPr>
+          <w:rFonts w:ascii="Tahoma" w:hAnsi="Tahoma" w:cs="Tahoma"/>
+          <w:spacing w:val="-4"/>
+          <w:sz w:val="21"/>
+          <w:szCs w:val="21"/>
+        </w:rPr>
+        <w:t xml:space="preserve"> </w:t>
+      </w:r>
+      <w:r>
+        <w:rPr>
+          <w:rFonts w:ascii="Tahoma" w:hAnsi="Tahoma" w:cs="Tahoma"/>
+          <w:sz w:val="21"/>
+          <w:szCs w:val="21"/>
+        </w:rPr>
+        <w:t>de</w:t>
+      </w:r>
+      <w:r>
+        <w:rPr>
+          <w:rFonts w:ascii="Tahoma" w:hAnsi="Tahoma" w:cs="Tahoma"/>
+          <w:spacing w:val="-3"/>
+          <w:sz w:val="21"/>
+          <w:szCs w:val="21"/>
+        </w:rPr>
+        <w:t xml:space="preserve"> </w:t>
+      </w:r>
+      <w:r>
+        <w:rPr>
+          <w:rFonts w:ascii="Tahoma" w:hAnsi="Tahoma" w:cs="Tahoma"/>
+          <w:sz w:val="21"/>
+          <w:szCs w:val="21"/>
+        </w:rPr>
+        <w:t>Nelson</w:t>
+      </w:r>
+      <w:r>
+        <w:rPr>
+          <w:rFonts w:ascii="Tahoma" w:hAnsi="Tahoma" w:cs="Tahoma"/>
+          <w:spacing w:val="-4"/>
+          <w:sz w:val="21"/>
+          <w:szCs w:val="21"/>
+        </w:rPr>
+        <w:t xml:space="preserve"> </w:t>
+      </w:r>
+      <w:r>
+        <w:rPr>
+          <w:rFonts w:ascii="Tahoma" w:hAnsi="Tahoma" w:cs="Tahoma"/>
+          <w:sz w:val="21"/>
+          <w:szCs w:val="21"/>
+        </w:rPr>
+        <w:t>Mannrich,</w:t>
+      </w:r>
+      <w:r>
+        <w:rPr>
+          <w:rFonts w:ascii="Tahoma" w:hAnsi="Tahoma" w:cs="Tahoma"/>
+          <w:spacing w:val="-2"/>
+          <w:sz w:val="21"/>
+          <w:szCs w:val="21"/>
+        </w:rPr>
+        <w:t xml:space="preserve"> </w:t>
+      </w:r>
+      <w:r>
+        <w:rPr>
+          <w:rFonts w:ascii="Tahoma" w:hAnsi="Tahoma" w:cs="Tahoma"/>
+          <w:sz w:val="21"/>
+          <w:szCs w:val="21"/>
+        </w:rPr>
+        <w:t>assim</w:t>
+      </w:r>
+      <w:r>
+        <w:rPr>
+          <w:rFonts w:ascii="Tahoma" w:hAnsi="Tahoma" w:cs="Tahoma"/>
+          <w:spacing w:val="-2"/>
+          <w:sz w:val="21"/>
+          <w:szCs w:val="21"/>
+        </w:rPr>
+        <w:t xml:space="preserve"> explicitada:</w:t>
+      </w:r>
+    </w:p>
+    <w:p>
+      <w:pPr>
+        <w:spacing w:before="114"/>
+        <w:ind w:left="1528" w:right="829"/>
+        <w:jc w:val="both"/>
+        <w:rPr>
+          <w:rFonts w:ascii="Tahoma" w:hAnsi="Tahoma" w:cs="Tahoma"/>
+          <w:i/>
+          <w:sz w:val="18"/>
+          <w:szCs w:val="18"/>
+        </w:rPr>
+      </w:pPr>
+      <w:r>
+        <w:rPr>
+          <w:rFonts w:ascii="Tahoma" w:hAnsi="Tahoma" w:cs="Tahoma"/>
+          <w:i/>
+          <w:sz w:val="18"/>
+          <w:szCs w:val="18"/>
+        </w:rPr>
+        <w:t>“Não se pode negar a existência de um conjunto de normas de ordem pública, impostas coercitivamente pelo Estado,</w:t>
+      </w:r>
+      <w:r>
+        <w:rPr>
+          <w:rFonts w:ascii="Tahoma" w:hAnsi="Tahoma" w:cs="Tahoma"/>
+          <w:i/>
+          <w:spacing w:val="-2"/>
+          <w:sz w:val="18"/>
+          <w:szCs w:val="18"/>
+        </w:rPr>
+        <w:t xml:space="preserve"> </w:t>
+      </w:r>
+      <w:r>
+        <w:rPr>
+          <w:rFonts w:ascii="Tahoma" w:hAnsi="Tahoma" w:cs="Tahoma"/>
+          <w:i/>
+          <w:sz w:val="18"/>
+          <w:szCs w:val="18"/>
+        </w:rPr>
+        <w:t>como as referentes a</w:t>
+      </w:r>
+      <w:r>
+        <w:rPr>
+          <w:rFonts w:ascii="Tahoma" w:hAnsi="Tahoma" w:cs="Tahoma"/>
+          <w:i/>
+          <w:spacing w:val="-1"/>
+          <w:sz w:val="18"/>
+          <w:szCs w:val="18"/>
+        </w:rPr>
+        <w:t xml:space="preserve"> </w:t>
+      </w:r>
+      <w:r>
+        <w:rPr>
+          <w:rFonts w:ascii="Tahoma" w:hAnsi="Tahoma" w:cs="Tahoma"/>
+          <w:i/>
+          <w:sz w:val="18"/>
+          <w:szCs w:val="18"/>
+        </w:rPr>
+        <w:t>registro de</w:t>
+      </w:r>
+      <w:r>
+        <w:rPr>
+          <w:rFonts w:ascii="Tahoma" w:hAnsi="Tahoma" w:cs="Tahoma"/>
+          <w:i/>
+          <w:spacing w:val="-1"/>
+          <w:sz w:val="18"/>
+          <w:szCs w:val="18"/>
+        </w:rPr>
+        <w:t xml:space="preserve"> </w:t>
+      </w:r>
+      <w:r>
+        <w:rPr>
+          <w:rFonts w:ascii="Tahoma" w:hAnsi="Tahoma" w:cs="Tahoma"/>
+          <w:i/>
+          <w:sz w:val="18"/>
+          <w:szCs w:val="18"/>
+        </w:rPr>
+        <w:t>empregado, a</w:t>
+      </w:r>
+      <w:r>
+        <w:rPr>
+          <w:rFonts w:ascii="Tahoma" w:hAnsi="Tahoma" w:cs="Tahoma"/>
+          <w:i/>
+          <w:spacing w:val="-1"/>
+          <w:sz w:val="18"/>
+          <w:szCs w:val="18"/>
+        </w:rPr>
+        <w:t xml:space="preserve"> </w:t>
+      </w:r>
+      <w:r>
+        <w:rPr>
+          <w:rFonts w:ascii="Tahoma" w:hAnsi="Tahoma" w:cs="Tahoma"/>
+          <w:i/>
+          <w:sz w:val="18"/>
+          <w:szCs w:val="18"/>
+        </w:rPr>
+        <w:t>duração do trabalho, a</w:t>
+      </w:r>
+      <w:r>
+        <w:rPr>
+          <w:rFonts w:ascii="Tahoma" w:hAnsi="Tahoma" w:cs="Tahoma"/>
+          <w:i/>
+          <w:spacing w:val="-1"/>
+          <w:sz w:val="18"/>
+          <w:szCs w:val="18"/>
+        </w:rPr>
+        <w:t xml:space="preserve"> </w:t>
+      </w:r>
+      <w:r>
+        <w:rPr>
+          <w:rFonts w:ascii="Tahoma" w:hAnsi="Tahoma" w:cs="Tahoma"/>
+          <w:i/>
+          <w:sz w:val="18"/>
+          <w:szCs w:val="18"/>
+        </w:rPr>
+        <w:t>período de descanso e</w:t>
+      </w:r>
+      <w:r>
+        <w:rPr>
+          <w:rFonts w:ascii="Tahoma" w:hAnsi="Tahoma" w:cs="Tahoma"/>
+          <w:i/>
+          <w:spacing w:val="-1"/>
+          <w:sz w:val="18"/>
+          <w:szCs w:val="18"/>
+        </w:rPr>
+        <w:t xml:space="preserve"> </w:t>
+      </w:r>
+      <w:r>
+        <w:rPr>
+          <w:rFonts w:ascii="Tahoma" w:hAnsi="Tahoma" w:cs="Tahoma"/>
+          <w:i/>
+          <w:sz w:val="18"/>
+          <w:szCs w:val="18"/>
+        </w:rPr>
+        <w:t>a segurança</w:t>
+      </w:r>
+      <w:r>
+        <w:rPr>
+          <w:rFonts w:ascii="Tahoma" w:hAnsi="Tahoma" w:cs="Tahoma"/>
+          <w:i/>
+          <w:spacing w:val="-4"/>
+          <w:sz w:val="18"/>
+          <w:szCs w:val="18"/>
+        </w:rPr>
+        <w:t xml:space="preserve"> </w:t>
+      </w:r>
+      <w:r>
+        <w:rPr>
+          <w:rFonts w:ascii="Tahoma" w:hAnsi="Tahoma" w:cs="Tahoma"/>
+          <w:i/>
+          <w:sz w:val="18"/>
+          <w:szCs w:val="18"/>
+        </w:rPr>
+        <w:t>e</w:t>
+      </w:r>
+      <w:r>
+        <w:rPr>
+          <w:rFonts w:ascii="Tahoma" w:hAnsi="Tahoma" w:cs="Tahoma"/>
+          <w:i/>
+          <w:spacing w:val="-4"/>
+          <w:sz w:val="18"/>
+          <w:szCs w:val="18"/>
+        </w:rPr>
+        <w:t xml:space="preserve"> </w:t>
+      </w:r>
+      <w:r>
+        <w:rPr>
+          <w:rFonts w:ascii="Tahoma" w:hAnsi="Tahoma" w:cs="Tahoma"/>
+          <w:i/>
+          <w:sz w:val="18"/>
+          <w:szCs w:val="18"/>
+        </w:rPr>
+        <w:t>medicina</w:t>
+      </w:r>
+      <w:r>
+        <w:rPr>
+          <w:rFonts w:ascii="Tahoma" w:hAnsi="Tahoma" w:cs="Tahoma"/>
+          <w:i/>
+          <w:spacing w:val="-2"/>
+          <w:sz w:val="18"/>
+          <w:szCs w:val="18"/>
+        </w:rPr>
+        <w:t xml:space="preserve"> </w:t>
+      </w:r>
+      <w:r>
+        <w:rPr>
+          <w:rFonts w:ascii="Tahoma" w:hAnsi="Tahoma" w:cs="Tahoma"/>
+          <w:i/>
+          <w:sz w:val="18"/>
+          <w:szCs w:val="18"/>
+        </w:rPr>
+        <w:t>do</w:t>
+      </w:r>
+      <w:r>
+        <w:rPr>
+          <w:rFonts w:ascii="Tahoma" w:hAnsi="Tahoma" w:cs="Tahoma"/>
+          <w:i/>
+          <w:spacing w:val="-1"/>
+          <w:sz w:val="18"/>
+          <w:szCs w:val="18"/>
+        </w:rPr>
+        <w:t xml:space="preserve"> </w:t>
+      </w:r>
+      <w:r>
+        <w:rPr>
+          <w:rFonts w:ascii="Tahoma" w:hAnsi="Tahoma" w:cs="Tahoma"/>
+          <w:i/>
+          <w:sz w:val="18"/>
+          <w:szCs w:val="18"/>
+        </w:rPr>
+        <w:t>trabalho,</w:t>
+      </w:r>
+      <w:r>
+        <w:rPr>
+          <w:rFonts w:ascii="Tahoma" w:hAnsi="Tahoma" w:cs="Tahoma"/>
+          <w:i/>
+          <w:spacing w:val="-2"/>
+          <w:sz w:val="18"/>
+          <w:szCs w:val="18"/>
+        </w:rPr>
+        <w:t xml:space="preserve"> </w:t>
+      </w:r>
+      <w:r>
+        <w:rPr>
+          <w:rFonts w:ascii="Tahoma" w:hAnsi="Tahoma" w:cs="Tahoma"/>
+          <w:i/>
+          <w:sz w:val="18"/>
+          <w:szCs w:val="18"/>
+        </w:rPr>
+        <w:t>não</w:t>
+      </w:r>
+      <w:r>
+        <w:rPr>
+          <w:rFonts w:ascii="Tahoma" w:hAnsi="Tahoma" w:cs="Tahoma"/>
+          <w:i/>
+          <w:spacing w:val="-1"/>
+          <w:sz w:val="18"/>
+          <w:szCs w:val="18"/>
+        </w:rPr>
+        <w:t xml:space="preserve"> </w:t>
+      </w:r>
+      <w:r>
+        <w:rPr>
+          <w:rFonts w:ascii="Tahoma" w:hAnsi="Tahoma" w:cs="Tahoma"/>
+          <w:i/>
+          <w:sz w:val="18"/>
+          <w:szCs w:val="18"/>
+        </w:rPr>
+        <w:t>cabendo</w:t>
+      </w:r>
+      <w:r>
+        <w:rPr>
+          <w:rFonts w:ascii="Tahoma" w:hAnsi="Tahoma" w:cs="Tahoma"/>
+          <w:i/>
+          <w:spacing w:val="-3"/>
+          <w:sz w:val="18"/>
+          <w:szCs w:val="18"/>
+        </w:rPr>
+        <w:t xml:space="preserve"> </w:t>
+      </w:r>
+      <w:r>
+        <w:rPr>
+          <w:rFonts w:ascii="Tahoma" w:hAnsi="Tahoma" w:cs="Tahoma"/>
+          <w:i/>
+          <w:sz w:val="18"/>
+          <w:szCs w:val="18"/>
+        </w:rPr>
+        <w:t>as</w:t>
+      </w:r>
+      <w:r>
+        <w:rPr>
+          <w:rFonts w:ascii="Tahoma" w:hAnsi="Tahoma" w:cs="Tahoma"/>
+          <w:i/>
+          <w:spacing w:val="-3"/>
+          <w:sz w:val="18"/>
+          <w:szCs w:val="18"/>
+        </w:rPr>
+        <w:t xml:space="preserve"> </w:t>
+      </w:r>
+      <w:r>
+        <w:rPr>
+          <w:rFonts w:ascii="Tahoma" w:hAnsi="Tahoma" w:cs="Tahoma"/>
+          <w:i/>
+          <w:sz w:val="18"/>
+          <w:szCs w:val="18"/>
+        </w:rPr>
+        <w:t>partes</w:t>
+      </w:r>
+      <w:r>
+        <w:rPr>
+          <w:rFonts w:ascii="Tahoma" w:hAnsi="Tahoma" w:cs="Tahoma"/>
+          <w:i/>
+          <w:spacing w:val="-3"/>
+          <w:sz w:val="18"/>
+          <w:szCs w:val="18"/>
+        </w:rPr>
+        <w:t xml:space="preserve"> </w:t>
+      </w:r>
+      <w:r>
+        <w:rPr>
+          <w:rFonts w:ascii="Tahoma" w:hAnsi="Tahoma" w:cs="Tahoma"/>
+          <w:i/>
+          <w:sz w:val="18"/>
+          <w:szCs w:val="18"/>
+        </w:rPr>
+        <w:t>dispor sobre</w:t>
+      </w:r>
+      <w:r>
+        <w:rPr>
+          <w:rFonts w:ascii="Tahoma" w:hAnsi="Tahoma" w:cs="Tahoma"/>
+          <w:i/>
+          <w:spacing w:val="-4"/>
+          <w:sz w:val="18"/>
+          <w:szCs w:val="18"/>
+        </w:rPr>
+        <w:t xml:space="preserve"> </w:t>
+      </w:r>
+      <w:r>
+        <w:rPr>
+          <w:rFonts w:ascii="Tahoma" w:hAnsi="Tahoma" w:cs="Tahoma"/>
+          <w:i/>
+          <w:sz w:val="18"/>
+          <w:szCs w:val="18"/>
+        </w:rPr>
+        <w:t>elas(...)</w:t>
+      </w:r>
+      <w:r>
+        <w:rPr>
+          <w:rFonts w:ascii="Tahoma" w:hAnsi="Tahoma" w:cs="Tahoma"/>
+          <w:i/>
+          <w:spacing w:val="-2"/>
+          <w:sz w:val="18"/>
+          <w:szCs w:val="18"/>
+        </w:rPr>
+        <w:t xml:space="preserve"> </w:t>
+      </w:r>
+      <w:r>
+        <w:rPr>
+          <w:rFonts w:ascii="Tahoma" w:hAnsi="Tahoma" w:cs="Tahoma"/>
+          <w:i/>
+          <w:sz w:val="18"/>
+          <w:szCs w:val="18"/>
+        </w:rPr>
+        <w:t>Por</w:t>
+      </w:r>
+      <w:r>
+        <w:rPr>
+          <w:rFonts w:ascii="Tahoma" w:hAnsi="Tahoma" w:cs="Tahoma"/>
+          <w:i/>
+          <w:spacing w:val="-3"/>
+          <w:sz w:val="18"/>
+          <w:szCs w:val="18"/>
+        </w:rPr>
+        <w:t xml:space="preserve"> </w:t>
+      </w:r>
+      <w:r>
+        <w:rPr>
+          <w:rFonts w:ascii="Tahoma" w:hAnsi="Tahoma" w:cs="Tahoma"/>
+          <w:i/>
+          <w:sz w:val="18"/>
+          <w:szCs w:val="18"/>
+        </w:rPr>
+        <w:t>serem</w:t>
+      </w:r>
+      <w:r>
+        <w:rPr>
+          <w:rFonts w:ascii="Tahoma" w:hAnsi="Tahoma" w:cs="Tahoma"/>
+          <w:i/>
+          <w:spacing w:val="-2"/>
+          <w:sz w:val="18"/>
+          <w:szCs w:val="18"/>
+        </w:rPr>
+        <w:t xml:space="preserve"> </w:t>
+      </w:r>
+      <w:r>
+        <w:rPr>
+          <w:rFonts w:ascii="Tahoma" w:hAnsi="Tahoma" w:cs="Tahoma"/>
+          <w:i/>
+          <w:sz w:val="18"/>
+          <w:szCs w:val="18"/>
+        </w:rPr>
+        <w:t>de</w:t>
+      </w:r>
+      <w:r>
+        <w:rPr>
+          <w:rFonts w:ascii="Tahoma" w:hAnsi="Tahoma" w:cs="Tahoma"/>
+          <w:i/>
+          <w:spacing w:val="-6"/>
+          <w:sz w:val="18"/>
+          <w:szCs w:val="18"/>
+        </w:rPr>
+        <w:t xml:space="preserve"> </w:t>
+      </w:r>
+      <w:r>
+        <w:rPr>
+          <w:rFonts w:ascii="Tahoma" w:hAnsi="Tahoma" w:cs="Tahoma"/>
+          <w:i/>
+          <w:sz w:val="18"/>
+          <w:szCs w:val="18"/>
+        </w:rPr>
+        <w:t>ordem</w:t>
+      </w:r>
+      <w:r>
+        <w:rPr>
+          <w:rFonts w:ascii="Tahoma" w:hAnsi="Tahoma" w:cs="Tahoma"/>
+          <w:i/>
+          <w:spacing w:val="-4"/>
+          <w:sz w:val="18"/>
+          <w:szCs w:val="18"/>
+        </w:rPr>
+        <w:t xml:space="preserve"> </w:t>
+      </w:r>
+      <w:r>
+        <w:rPr>
+          <w:rFonts w:ascii="Tahoma" w:hAnsi="Tahoma" w:cs="Tahoma"/>
+          <w:i/>
+          <w:sz w:val="18"/>
+          <w:szCs w:val="18"/>
+        </w:rPr>
+        <w:t>pública, compete ao Estado vigiar seu cumprimento, impondo sanções quando de sua inobservância. Esta atividade estatal, como já enfatizamos, denomina-se Inspeção do Trabalho”.</w:t>
+      </w:r>
     </w:p>
     <w:p>
       <w:pPr>
         <w:pStyle w:val="Corpodetexto"/>
-        <w:tabs>
-          <w:tab w:val="left" w:pos="5815"/>
-        </w:tabs>
-        <w:spacing w:line="360" w:lineRule="auto"/>
-        <w:ind w:left="112" w:right="829" w:firstLine="708"/>
-        <w:jc w:val="both"/>
-        <w:rPr>
-          <w:rFonts w:ascii="Tahoma" w:hAnsi="Tahoma" w:cs="Tahoma"/>
-          <w:b/>
-          <w:bCs/>
+        <w:ind w:right="829"/>
+        <w:rPr>
+          <w:rFonts w:ascii="Tahoma" w:hAnsi="Tahoma" w:cs="Tahoma"/>
+          <w:i/>
+          <w:sz w:val="21"/>
+          <w:szCs w:val="21"/>
+        </w:rPr>
+      </w:pPr>
+    </w:p>
+    <w:p>
+      <w:pPr>
+        <w:pStyle w:val="Corpodetexto"/>
+        <w:spacing w:before="78"/>
+        <w:ind w:right="829"/>
+        <w:rPr>
+          <w:rFonts w:ascii="Tahoma" w:hAnsi="Tahoma" w:cs="Tahoma"/>
+          <w:i/>
+          <w:sz w:val="21"/>
+          <w:szCs w:val="21"/>
+        </w:rPr>
+      </w:pPr>
+    </w:p>
+    <w:p>
+      <w:pPr>
+        <w:pStyle w:val="Corpodetexto"/>
+        <w:ind w:left="820" w:right="829"/>
+        <w:rPr>
+          <w:rFonts w:ascii="Tahoma" w:hAnsi="Tahoma" w:cs="Tahoma"/>
+          <w:sz w:val="21"/>
+          <w:szCs w:val="21"/>
+        </w:rPr>
+      </w:pPr>
+      <w:r>
+        <w:rPr>
+          <w:rFonts w:ascii="Tahoma" w:hAnsi="Tahoma" w:cs="Tahoma"/>
+          <w:sz w:val="21"/>
+          <w:szCs w:val="21"/>
+        </w:rPr>
+        <w:t>O</w:t>
+      </w:r>
+      <w:r>
+        <w:rPr>
+          <w:rFonts w:ascii="Tahoma" w:hAnsi="Tahoma" w:cs="Tahoma"/>
+          <w:spacing w:val="-4"/>
+          <w:sz w:val="21"/>
+          <w:szCs w:val="21"/>
+        </w:rPr>
+        <w:t xml:space="preserve"> </w:t>
+      </w:r>
+      <w:r>
+        <w:rPr>
+          <w:rFonts w:ascii="Tahoma" w:hAnsi="Tahoma" w:cs="Tahoma"/>
+          <w:sz w:val="21"/>
+          <w:szCs w:val="21"/>
+        </w:rPr>
+        <w:t>doutrinador</w:t>
+      </w:r>
+      <w:r>
+        <w:rPr>
+          <w:rFonts w:ascii="Tahoma" w:hAnsi="Tahoma" w:cs="Tahoma"/>
+          <w:spacing w:val="-3"/>
+          <w:sz w:val="21"/>
+          <w:szCs w:val="21"/>
+        </w:rPr>
+        <w:t xml:space="preserve"> </w:t>
+      </w:r>
+      <w:r>
+        <w:rPr>
+          <w:rFonts w:ascii="Tahoma" w:hAnsi="Tahoma" w:cs="Tahoma"/>
+          <w:sz w:val="21"/>
+          <w:szCs w:val="21"/>
+        </w:rPr>
+        <w:t>José</w:t>
+      </w:r>
+      <w:r>
+        <w:rPr>
+          <w:rFonts w:ascii="Tahoma" w:hAnsi="Tahoma" w:cs="Tahoma"/>
           <w:spacing w:val="-2"/>
-          <w:sz w:val="22"/>
-          <w:szCs w:val="22"/>
-        </w:rPr>
-      </w:pPr>
-      <w:r>
-        <w:rPr>
-          <w:rFonts w:ascii="Tahoma" w:hAnsi="Tahoma" w:cs="Tahoma"/>
-          <w:b/>
-          <w:bCs/>
+          <w:sz w:val="21"/>
+          <w:szCs w:val="21"/>
+        </w:rPr>
+        <w:t xml:space="preserve"> </w:t>
+      </w:r>
+      <w:r>
+        <w:rPr>
+          <w:rFonts w:ascii="Tahoma" w:hAnsi="Tahoma" w:cs="Tahoma"/>
+          <w:sz w:val="21"/>
+          <w:szCs w:val="21"/>
+        </w:rPr>
+        <w:t>Alves</w:t>
+      </w:r>
+      <w:r>
+        <w:rPr>
+          <w:rFonts w:ascii="Tahoma" w:hAnsi="Tahoma" w:cs="Tahoma"/>
           <w:spacing w:val="-2"/>
-          <w:sz w:val="22"/>
-          <w:szCs w:val="22"/>
-        </w:rPr>
-        <w:t>2. DA AÇÃO FISCAL:</w:t>
-      </w:r>
-      <w:r>
-        <w:rPr>
-          <w:rFonts w:ascii="Tahoma" w:hAnsi="Tahoma" w:cs="Tahoma"/>
-          <w:b/>
-          <w:bCs/>
+          <w:sz w:val="21"/>
+          <w:szCs w:val="21"/>
+        </w:rPr>
+        <w:t xml:space="preserve"> </w:t>
+      </w:r>
+      <w:r>
+        <w:rPr>
+          <w:rFonts w:ascii="Tahoma" w:hAnsi="Tahoma" w:cs="Tahoma"/>
+          <w:sz w:val="21"/>
+          <w:szCs w:val="21"/>
+        </w:rPr>
+        <w:t>de Paula</w:t>
+      </w:r>
+      <w:r>
+        <w:rPr>
+          <w:rFonts w:ascii="Tahoma" w:hAnsi="Tahoma" w:cs="Tahoma"/>
+          <w:spacing w:val="-3"/>
+          <w:sz w:val="21"/>
+          <w:szCs w:val="21"/>
+        </w:rPr>
+        <w:t xml:space="preserve"> </w:t>
+      </w:r>
+      <w:r>
+        <w:rPr>
+          <w:rFonts w:ascii="Tahoma" w:hAnsi="Tahoma" w:cs="Tahoma"/>
+          <w:sz w:val="21"/>
+          <w:szCs w:val="21"/>
+        </w:rPr>
+        <w:t>afirma</w:t>
+      </w:r>
+      <w:r>
+        <w:rPr>
+          <w:rFonts w:ascii="Tahoma" w:hAnsi="Tahoma" w:cs="Tahoma"/>
           <w:spacing w:val="-2"/>
-          <w:sz w:val="22"/>
-          <w:szCs w:val="22"/>
-        </w:rPr>
-        <w:tab/>
-      </w:r>
+          <w:sz w:val="21"/>
+          <w:szCs w:val="21"/>
+        </w:rPr>
+        <w:t xml:space="preserve"> </w:t>
+      </w:r>
+      <w:r>
+        <w:rPr>
+          <w:rFonts w:ascii="Tahoma" w:hAnsi="Tahoma" w:cs="Tahoma"/>
+          <w:spacing w:val="-4"/>
+          <w:sz w:val="21"/>
+          <w:szCs w:val="21"/>
+        </w:rPr>
+        <w:t>que:</w:t>
+      </w:r>
+    </w:p>
+    <w:p>
+      <w:pPr>
+        <w:ind w:right="829"/>
+        <w:rPr>
+          <w:rFonts w:ascii="Tahoma" w:hAnsi="Tahoma" w:cs="Tahoma"/>
+          <w:sz w:val="21"/>
+          <w:szCs w:val="21"/>
+        </w:rPr>
+      </w:pPr>
+    </w:p>
+    <w:p>
+      <w:pPr>
+        <w:spacing w:before="2"/>
+        <w:ind w:left="1528" w:right="829"/>
+        <w:rPr>
+          <w:rFonts w:ascii="Tahoma" w:hAnsi="Tahoma" w:cs="Tahoma"/>
+          <w:i/>
+          <w:sz w:val="18"/>
+          <w:szCs w:val="18"/>
+        </w:rPr>
+      </w:pPr>
+      <w:r>
+        <w:rPr>
+          <w:rFonts w:ascii="Tahoma" w:hAnsi="Tahoma" w:cs="Tahoma"/>
+          <w:i/>
+          <w:sz w:val="18"/>
+          <w:szCs w:val="18"/>
+        </w:rPr>
+        <w:t>“Os</w:t>
+      </w:r>
+      <w:r>
+        <w:rPr>
+          <w:rFonts w:ascii="Tahoma" w:hAnsi="Tahoma" w:cs="Tahoma"/>
+          <w:i/>
+          <w:spacing w:val="-4"/>
+          <w:sz w:val="18"/>
+          <w:szCs w:val="18"/>
+        </w:rPr>
+        <w:t xml:space="preserve"> </w:t>
+      </w:r>
+      <w:r>
+        <w:rPr>
+          <w:rFonts w:ascii="Tahoma" w:hAnsi="Tahoma" w:cs="Tahoma"/>
+          <w:i/>
+          <w:sz w:val="18"/>
+          <w:szCs w:val="18"/>
+        </w:rPr>
+        <w:t>agentes</w:t>
+      </w:r>
+      <w:r>
+        <w:rPr>
+          <w:rFonts w:ascii="Tahoma" w:hAnsi="Tahoma" w:cs="Tahoma"/>
+          <w:i/>
+          <w:spacing w:val="-3"/>
+          <w:sz w:val="18"/>
+          <w:szCs w:val="18"/>
+        </w:rPr>
+        <w:t xml:space="preserve"> </w:t>
+      </w:r>
+      <w:r>
+        <w:rPr>
+          <w:rFonts w:ascii="Tahoma" w:hAnsi="Tahoma" w:cs="Tahoma"/>
+          <w:i/>
+          <w:sz w:val="18"/>
+          <w:szCs w:val="18"/>
+        </w:rPr>
+        <w:t>da</w:t>
+      </w:r>
+      <w:r>
+        <w:rPr>
+          <w:rFonts w:ascii="Tahoma" w:hAnsi="Tahoma" w:cs="Tahoma"/>
+          <w:i/>
+          <w:spacing w:val="-2"/>
+          <w:sz w:val="18"/>
+          <w:szCs w:val="18"/>
+        </w:rPr>
+        <w:t xml:space="preserve"> </w:t>
+      </w:r>
+      <w:r>
+        <w:rPr>
+          <w:rFonts w:ascii="Tahoma" w:hAnsi="Tahoma" w:cs="Tahoma"/>
+          <w:i/>
+          <w:sz w:val="18"/>
+          <w:szCs w:val="18"/>
+        </w:rPr>
+        <w:t>inspeção</w:t>
+      </w:r>
+      <w:r>
+        <w:rPr>
+          <w:rFonts w:ascii="Tahoma" w:hAnsi="Tahoma" w:cs="Tahoma"/>
+          <w:i/>
+          <w:spacing w:val="-3"/>
+          <w:sz w:val="18"/>
+          <w:szCs w:val="18"/>
+        </w:rPr>
+        <w:t xml:space="preserve"> </w:t>
+      </w:r>
+      <w:r>
+        <w:rPr>
+          <w:rFonts w:ascii="Tahoma" w:hAnsi="Tahoma" w:cs="Tahoma"/>
+          <w:i/>
+          <w:sz w:val="18"/>
+          <w:szCs w:val="18"/>
+        </w:rPr>
+        <w:t>do</w:t>
+      </w:r>
+      <w:r>
+        <w:rPr>
+          <w:rFonts w:ascii="Tahoma" w:hAnsi="Tahoma" w:cs="Tahoma"/>
+          <w:i/>
+          <w:spacing w:val="-3"/>
+          <w:sz w:val="18"/>
+          <w:szCs w:val="18"/>
+        </w:rPr>
+        <w:t xml:space="preserve"> </w:t>
+      </w:r>
+      <w:r>
+        <w:rPr>
+          <w:rFonts w:ascii="Tahoma" w:hAnsi="Tahoma" w:cs="Tahoma"/>
+          <w:i/>
+          <w:sz w:val="18"/>
+          <w:szCs w:val="18"/>
+        </w:rPr>
+        <w:t>trabalho</w:t>
+      </w:r>
+      <w:r>
+        <w:rPr>
+          <w:rFonts w:ascii="Tahoma" w:hAnsi="Tahoma" w:cs="Tahoma"/>
+          <w:i/>
+          <w:spacing w:val="-1"/>
+          <w:sz w:val="18"/>
+          <w:szCs w:val="18"/>
+        </w:rPr>
+        <w:t xml:space="preserve"> </w:t>
+      </w:r>
+      <w:r>
+        <w:rPr>
+          <w:rFonts w:ascii="Tahoma" w:hAnsi="Tahoma" w:cs="Tahoma"/>
+          <w:i/>
+          <w:sz w:val="18"/>
+          <w:szCs w:val="18"/>
+        </w:rPr>
+        <w:t>são</w:t>
+      </w:r>
+      <w:r>
+        <w:rPr>
+          <w:rFonts w:ascii="Tahoma" w:hAnsi="Tahoma" w:cs="Tahoma"/>
+          <w:i/>
+          <w:spacing w:val="-3"/>
+          <w:sz w:val="18"/>
+          <w:szCs w:val="18"/>
+        </w:rPr>
+        <w:t xml:space="preserve"> </w:t>
+      </w:r>
+      <w:r>
+        <w:rPr>
+          <w:rFonts w:ascii="Tahoma" w:hAnsi="Tahoma" w:cs="Tahoma"/>
+          <w:i/>
+          <w:sz w:val="18"/>
+          <w:szCs w:val="18"/>
+        </w:rPr>
+        <w:t>vigias</w:t>
+      </w:r>
+      <w:r>
+        <w:rPr>
+          <w:rFonts w:ascii="Tahoma" w:hAnsi="Tahoma" w:cs="Tahoma"/>
+          <w:i/>
+          <w:spacing w:val="-4"/>
+          <w:sz w:val="18"/>
+          <w:szCs w:val="18"/>
+        </w:rPr>
+        <w:t xml:space="preserve"> </w:t>
+      </w:r>
+      <w:r>
+        <w:rPr>
+          <w:rFonts w:ascii="Tahoma" w:hAnsi="Tahoma" w:cs="Tahoma"/>
+          <w:i/>
+          <w:sz w:val="18"/>
+          <w:szCs w:val="18"/>
+        </w:rPr>
+        <w:t>da</w:t>
+      </w:r>
+      <w:r>
+        <w:rPr>
+          <w:rFonts w:ascii="Tahoma" w:hAnsi="Tahoma" w:cs="Tahoma"/>
+          <w:i/>
+          <w:spacing w:val="-4"/>
+          <w:sz w:val="18"/>
+          <w:szCs w:val="18"/>
+        </w:rPr>
+        <w:t xml:space="preserve"> </w:t>
+      </w:r>
+      <w:r>
+        <w:rPr>
+          <w:rFonts w:ascii="Tahoma" w:hAnsi="Tahoma" w:cs="Tahoma"/>
+          <w:i/>
+          <w:sz w:val="18"/>
+          <w:szCs w:val="18"/>
+        </w:rPr>
+        <w:t>justiça</w:t>
+      </w:r>
+      <w:r>
+        <w:rPr>
+          <w:rFonts w:ascii="Tahoma" w:hAnsi="Tahoma" w:cs="Tahoma"/>
+          <w:i/>
+          <w:spacing w:val="-2"/>
+          <w:sz w:val="18"/>
+          <w:szCs w:val="18"/>
+        </w:rPr>
+        <w:t xml:space="preserve"> </w:t>
+      </w:r>
+      <w:r>
+        <w:rPr>
+          <w:rFonts w:ascii="Tahoma" w:hAnsi="Tahoma" w:cs="Tahoma"/>
+          <w:i/>
+          <w:sz w:val="18"/>
+          <w:szCs w:val="18"/>
+        </w:rPr>
+        <w:t>social.</w:t>
+      </w:r>
+      <w:r>
+        <w:rPr>
+          <w:rFonts w:ascii="Tahoma" w:hAnsi="Tahoma" w:cs="Tahoma"/>
+          <w:i/>
+          <w:spacing w:val="-2"/>
+          <w:sz w:val="18"/>
+          <w:szCs w:val="18"/>
+        </w:rPr>
+        <w:t xml:space="preserve"> </w:t>
+      </w:r>
+      <w:r>
+        <w:rPr>
+          <w:rFonts w:ascii="Tahoma" w:hAnsi="Tahoma" w:cs="Tahoma"/>
+          <w:i/>
+          <w:sz w:val="18"/>
+          <w:szCs w:val="18"/>
+        </w:rPr>
+        <w:t>Eles</w:t>
+      </w:r>
+      <w:r>
+        <w:rPr>
+          <w:rFonts w:ascii="Tahoma" w:hAnsi="Tahoma" w:cs="Tahoma"/>
+          <w:i/>
+          <w:spacing w:val="-1"/>
+          <w:sz w:val="18"/>
+          <w:szCs w:val="18"/>
+        </w:rPr>
+        <w:t xml:space="preserve"> </w:t>
+      </w:r>
+      <w:r>
+        <w:rPr>
+          <w:rFonts w:ascii="Tahoma" w:hAnsi="Tahoma" w:cs="Tahoma"/>
+          <w:i/>
+          <w:sz w:val="18"/>
+          <w:szCs w:val="18"/>
+        </w:rPr>
+        <w:t>são</w:t>
+      </w:r>
+      <w:r>
+        <w:rPr>
+          <w:rFonts w:ascii="Tahoma" w:hAnsi="Tahoma" w:cs="Tahoma"/>
+          <w:i/>
+          <w:spacing w:val="-3"/>
+          <w:sz w:val="18"/>
+          <w:szCs w:val="18"/>
+        </w:rPr>
+        <w:t xml:space="preserve"> </w:t>
+      </w:r>
+      <w:r>
+        <w:rPr>
+          <w:rFonts w:ascii="Tahoma" w:hAnsi="Tahoma" w:cs="Tahoma"/>
+          <w:i/>
+          <w:sz w:val="18"/>
+          <w:szCs w:val="18"/>
+        </w:rPr>
+        <w:t>o</w:t>
+      </w:r>
+      <w:r>
+        <w:rPr>
+          <w:rFonts w:ascii="Tahoma" w:hAnsi="Tahoma" w:cs="Tahoma"/>
+          <w:i/>
+          <w:spacing w:val="-3"/>
+          <w:sz w:val="18"/>
+          <w:szCs w:val="18"/>
+        </w:rPr>
+        <w:t xml:space="preserve"> </w:t>
+      </w:r>
+      <w:r>
+        <w:rPr>
+          <w:rFonts w:ascii="Tahoma" w:hAnsi="Tahoma" w:cs="Tahoma"/>
+          <w:i/>
+          <w:sz w:val="18"/>
+          <w:szCs w:val="18"/>
+        </w:rPr>
+        <w:t>braço</w:t>
+      </w:r>
+      <w:r>
+        <w:rPr>
+          <w:rFonts w:ascii="Tahoma" w:hAnsi="Tahoma" w:cs="Tahoma"/>
+          <w:i/>
+          <w:spacing w:val="-3"/>
+          <w:sz w:val="18"/>
+          <w:szCs w:val="18"/>
+        </w:rPr>
+        <w:t xml:space="preserve"> </w:t>
+      </w:r>
+      <w:r>
+        <w:rPr>
+          <w:rFonts w:ascii="Tahoma" w:hAnsi="Tahoma" w:cs="Tahoma"/>
+          <w:i/>
+          <w:sz w:val="18"/>
+          <w:szCs w:val="18"/>
+        </w:rPr>
+        <w:t>do</w:t>
+      </w:r>
+      <w:r>
+        <w:rPr>
+          <w:rFonts w:ascii="Tahoma" w:hAnsi="Tahoma" w:cs="Tahoma"/>
+          <w:i/>
+          <w:spacing w:val="-3"/>
+          <w:sz w:val="18"/>
+          <w:szCs w:val="18"/>
+        </w:rPr>
+        <w:t xml:space="preserve"> </w:t>
+      </w:r>
+      <w:r>
+        <w:rPr>
+          <w:rFonts w:ascii="Tahoma" w:hAnsi="Tahoma" w:cs="Tahoma"/>
+          <w:i/>
+          <w:sz w:val="18"/>
+          <w:szCs w:val="18"/>
+        </w:rPr>
+        <w:t>Estado</w:t>
+      </w:r>
+      <w:r>
+        <w:rPr>
+          <w:rFonts w:ascii="Tahoma" w:hAnsi="Tahoma" w:cs="Tahoma"/>
+          <w:i/>
+          <w:spacing w:val="-3"/>
+          <w:sz w:val="18"/>
+          <w:szCs w:val="18"/>
+        </w:rPr>
+        <w:t xml:space="preserve"> </w:t>
+      </w:r>
+      <w:r>
+        <w:rPr>
+          <w:rFonts w:ascii="Tahoma" w:hAnsi="Tahoma" w:cs="Tahoma"/>
+          <w:i/>
+          <w:sz w:val="18"/>
+          <w:szCs w:val="18"/>
+        </w:rPr>
+        <w:t>para</w:t>
+      </w:r>
+      <w:r>
+        <w:rPr>
+          <w:rFonts w:ascii="Tahoma" w:hAnsi="Tahoma" w:cs="Tahoma"/>
+          <w:i/>
+          <w:spacing w:val="-4"/>
+          <w:sz w:val="18"/>
+          <w:szCs w:val="18"/>
+        </w:rPr>
+        <w:t xml:space="preserve"> </w:t>
+      </w:r>
+      <w:r>
+        <w:rPr>
+          <w:rFonts w:ascii="Tahoma" w:hAnsi="Tahoma" w:cs="Tahoma"/>
+          <w:i/>
+          <w:sz w:val="18"/>
+          <w:szCs w:val="18"/>
+        </w:rPr>
+        <w:t>garantir o cumprimento das leis de proteção ao trabalhador e a construção da justiça social”.</w:t>
+      </w:r>
+    </w:p>
+    <w:p>
+      <w:pPr>
+        <w:ind w:right="829"/>
+        <w:rPr>
+          <w:rFonts w:ascii="Tahoma" w:hAnsi="Tahoma" w:cs="Tahoma"/>
+          <w:sz w:val="21"/>
+          <w:szCs w:val="21"/>
+        </w:rPr>
+      </w:pPr>
+    </w:p>
+    <w:p>
+      <w:pPr>
+        <w:ind w:right="829"/>
+        <w:rPr>
+          <w:rFonts w:ascii="Tahoma" w:hAnsi="Tahoma" w:cs="Tahoma"/>
+          <w:sz w:val="21"/>
+          <w:szCs w:val="21"/>
+        </w:rPr>
+      </w:pPr>
     </w:p>
     <w:p>
       <w:pPr>
@@ -286,580 +1845,843 @@
         <w:jc w:val="both"/>
         <w:rPr>
           <w:rFonts w:ascii="Tahoma" w:hAnsi="Tahoma" w:cs="Tahoma"/>
+          <w:sz w:val="21"/>
+          <w:szCs w:val="21"/>
+        </w:rPr>
+      </w:pPr>
+      <w:r>
+        <w:rPr>
+          <w:rFonts w:ascii="Tahoma" w:hAnsi="Tahoma" w:cs="Tahoma"/>
+          <w:sz w:val="21"/>
+          <w:szCs w:val="21"/>
+        </w:rPr>
+        <w:t>Temos, portanto, a Inspeção do Trabalho como elemento institucional de garantia da efetividade de leis e regulamentos de proteção ao trabal</w:t>
+      </w:r>
+      <w:r>
+        <w:rPr>
+          <w:rFonts w:ascii="Tahoma" w:hAnsi="Tahoma" w:cs="Tahoma"/>
+          <w:sz w:val="21"/>
+          <w:szCs w:val="21"/>
+        </w:rPr>
+        <w:t>ho</w:t>
+      </w:r>
+      <w:r>
+        <w:rPr>
+          <w:rFonts w:ascii="Tahoma" w:hAnsi="Tahoma" w:cs="Tahoma"/>
+          <w:sz w:val="21"/>
+          <w:szCs w:val="21"/>
+        </w:rPr>
+        <w:t xml:space="preserve">.     </w:t>
+      </w:r>
+    </w:p>
+    <w:p>
+      <w:pPr>
+        <w:pStyle w:val="Corpodetexto"/>
+        <w:spacing w:line="360" w:lineRule="auto"/>
+        <w:ind w:right="-284"/>
+        <w:jc w:val="both"/>
+        <w:rPr>
+          <w:rFonts w:ascii="Tahoma" w:hAnsi="Tahoma" w:cs="Tahoma"/>
+          <w:sz w:val="21"/>
+          <w:szCs w:val="21"/>
+        </w:rPr>
+      </w:pPr>
+      <w:r>
+        <w:rPr>
+          <w:rFonts w:ascii="Tahoma" w:hAnsi="Tahoma" w:cs="Tahoma"/>
+          <w:sz w:val="21"/>
+          <w:szCs w:val="21"/>
+        </w:rPr>
+        <w:t xml:space="preserve">   </w:t>
+      </w:r>
+      <w:r>
+        <w:rPr>
+          <w:rFonts w:ascii="Tahoma" w:hAnsi="Tahoma" w:cs="Tahoma"/>
+          <w:sz w:val="21"/>
+          <w:szCs w:val="21"/>
+        </w:rPr>
+        <w:tab/>
+      </w:r>
+      <w:r>
+        <w:rPr>
+          <w:rFonts w:ascii="Tahoma" w:hAnsi="Tahoma" w:cs="Tahoma"/>
+          <w:sz w:val="21"/>
+          <w:szCs w:val="21"/>
+        </w:rPr>
+        <w:t>Prudente consignar</w:t>
+      </w:r>
+      <w:r>
+        <w:rPr>
+          <w:rFonts w:ascii="Tahoma" w:hAnsi="Tahoma" w:cs="Tahoma"/>
+          <w:sz w:val="21"/>
+          <w:szCs w:val="21"/>
+        </w:rPr>
+        <w:t xml:space="preserve"> que</w:t>
+      </w:r>
+      <w:r>
+        <w:rPr>
+          <w:rFonts w:ascii="Tahoma" w:hAnsi="Tahoma" w:cs="Tahoma"/>
+          <w:sz w:val="21"/>
+          <w:szCs w:val="21"/>
+        </w:rPr>
+        <w:t>,</w:t>
+      </w:r>
+      <w:r>
+        <w:rPr>
+          <w:rFonts w:ascii="Tahoma" w:hAnsi="Tahoma" w:cs="Tahoma"/>
+          <w:sz w:val="21"/>
+          <w:szCs w:val="21"/>
+        </w:rPr>
+        <w:t xml:space="preserve"> </w:t>
+      </w:r>
+      <w:r>
+        <w:rPr>
+          <w:rFonts w:ascii="Tahoma" w:hAnsi="Tahoma" w:cs="Tahoma"/>
+          <w:sz w:val="21"/>
+          <w:szCs w:val="21"/>
+        </w:rPr>
+        <w:t>nos</w:t>
+      </w:r>
+      <w:r>
+        <w:rPr>
+          <w:rFonts w:ascii="Tahoma" w:hAnsi="Tahoma" w:cs="Tahoma"/>
+          <w:spacing w:val="-2"/>
+          <w:sz w:val="21"/>
+          <w:szCs w:val="21"/>
+        </w:rPr>
+        <w:t xml:space="preserve"> </w:t>
+      </w:r>
+      <w:r>
+        <w:rPr>
+          <w:rFonts w:ascii="Tahoma" w:hAnsi="Tahoma" w:cs="Tahoma"/>
+          <w:sz w:val="21"/>
+          <w:szCs w:val="21"/>
+        </w:rPr>
+        <w:t>termos</w:t>
+      </w:r>
+      <w:r>
+        <w:rPr>
+          <w:rFonts w:ascii="Tahoma" w:hAnsi="Tahoma" w:cs="Tahoma"/>
+          <w:spacing w:val="-4"/>
+          <w:sz w:val="21"/>
+          <w:szCs w:val="21"/>
+        </w:rPr>
+        <w:t xml:space="preserve"> </w:t>
+      </w:r>
+      <w:r>
+        <w:rPr>
+          <w:rFonts w:ascii="Tahoma" w:hAnsi="Tahoma" w:cs="Tahoma"/>
+          <w:sz w:val="21"/>
+          <w:szCs w:val="21"/>
+        </w:rPr>
+        <w:t>delineados</w:t>
+      </w:r>
+      <w:r>
+        <w:rPr>
+          <w:rFonts w:ascii="Tahoma" w:hAnsi="Tahoma" w:cs="Tahoma"/>
+          <w:spacing w:val="-2"/>
+          <w:sz w:val="21"/>
+          <w:szCs w:val="21"/>
+        </w:rPr>
+        <w:t xml:space="preserve"> </w:t>
+      </w:r>
+      <w:r>
+        <w:rPr>
+          <w:rFonts w:ascii="Tahoma" w:hAnsi="Tahoma" w:cs="Tahoma"/>
+          <w:sz w:val="21"/>
+          <w:szCs w:val="21"/>
+        </w:rPr>
+        <w:t xml:space="preserve">da </w:t>
+      </w:r>
+      <w:r>
+        <w:rPr>
+          <w:rFonts w:ascii="Tahoma" w:hAnsi="Tahoma" w:cs="Tahoma"/>
+          <w:sz w:val="21"/>
+          <w:szCs w:val="21"/>
+        </w:rPr>
+        <w:t>Portaria nº 672/2021</w:t>
+      </w:r>
+      <w:r>
+        <w:rPr>
+          <w:rFonts w:ascii="Tahoma" w:hAnsi="Tahoma" w:cs="Tahoma"/>
+          <w:sz w:val="21"/>
+          <w:szCs w:val="21"/>
+        </w:rPr>
+        <w:t xml:space="preserve"> </w:t>
+      </w:r>
+      <w:r>
+        <w:rPr>
+          <w:rFonts w:ascii="Tahoma" w:hAnsi="Tahoma" w:cs="Tahoma"/>
+          <w:sz w:val="21"/>
+          <w:szCs w:val="21"/>
+        </w:rPr>
+        <w:t>em</w:t>
+      </w:r>
+      <w:r>
+        <w:rPr>
+          <w:rFonts w:ascii="Tahoma" w:hAnsi="Tahoma" w:cs="Tahoma"/>
+          <w:spacing w:val="-2"/>
+          <w:sz w:val="21"/>
+          <w:szCs w:val="21"/>
+        </w:rPr>
+        <w:t xml:space="preserve"> </w:t>
+      </w:r>
+      <w:r>
+        <w:rPr>
+          <w:rFonts w:ascii="Tahoma" w:hAnsi="Tahoma" w:cs="Tahoma"/>
+          <w:sz w:val="21"/>
+          <w:szCs w:val="21"/>
+        </w:rPr>
+        <w:t>consonância</w:t>
+      </w:r>
+      <w:r>
+        <w:rPr>
+          <w:rFonts w:ascii="Tahoma" w:hAnsi="Tahoma" w:cs="Tahoma"/>
+          <w:spacing w:val="-2"/>
+          <w:sz w:val="21"/>
+          <w:szCs w:val="21"/>
+        </w:rPr>
+        <w:t xml:space="preserve"> </w:t>
+      </w:r>
+      <w:r>
+        <w:rPr>
+          <w:rFonts w:ascii="Tahoma" w:hAnsi="Tahoma" w:cs="Tahoma"/>
+          <w:sz w:val="21"/>
+          <w:szCs w:val="21"/>
+        </w:rPr>
+        <w:t>com</w:t>
+      </w:r>
+      <w:r>
+        <w:rPr>
+          <w:rFonts w:ascii="Tahoma" w:hAnsi="Tahoma" w:cs="Tahoma"/>
+          <w:spacing w:val="-4"/>
+          <w:sz w:val="21"/>
+          <w:szCs w:val="21"/>
+        </w:rPr>
+        <w:t xml:space="preserve"> </w:t>
+      </w:r>
+      <w:r>
+        <w:rPr>
+          <w:rFonts w:ascii="Tahoma" w:hAnsi="Tahoma" w:cs="Tahoma"/>
+          <w:sz w:val="21"/>
+          <w:szCs w:val="21"/>
+        </w:rPr>
+        <w:t>a</w:t>
+      </w:r>
+      <w:r>
+        <w:rPr>
+          <w:rFonts w:ascii="Tahoma" w:hAnsi="Tahoma" w:cs="Tahoma"/>
+          <w:spacing w:val="-2"/>
+          <w:sz w:val="21"/>
+          <w:szCs w:val="21"/>
+        </w:rPr>
+        <w:t xml:space="preserve"> </w:t>
+      </w:r>
+      <w:r>
+        <w:rPr>
+          <w:rFonts w:ascii="Tahoma" w:hAnsi="Tahoma" w:cs="Tahoma"/>
+          <w:sz w:val="21"/>
+          <w:szCs w:val="21"/>
+        </w:rPr>
+        <w:t>decisão proferida nos autos da Ação Civil Pública n. 0010450-12-2013.5.14.0008</w:t>
+      </w:r>
+      <w:r>
+        <w:rPr>
+          <w:rFonts w:ascii="Tahoma" w:hAnsi="Tahoma" w:cs="Tahoma"/>
+          <w:sz w:val="21"/>
+          <w:szCs w:val="21"/>
+        </w:rPr>
+        <w:t>,</w:t>
+      </w:r>
+      <w:r>
+        <w:rPr>
+          <w:rFonts w:ascii="Tahoma" w:hAnsi="Tahoma" w:cs="Tahoma"/>
+          <w:sz w:val="21"/>
+          <w:szCs w:val="21"/>
+        </w:rPr>
+        <w:t xml:space="preserve"> o início e a manutenção de efeitos das </w:t>
+      </w:r>
+      <w:r>
+        <w:rPr>
+          <w:rFonts w:ascii="Tahoma" w:hAnsi="Tahoma" w:cs="Tahoma"/>
+          <w:sz w:val="21"/>
+          <w:szCs w:val="21"/>
+        </w:rPr>
+        <w:lastRenderedPageBreak/>
+        <w:t>medidas preventivas de embargo e interdição independem de confirmação por autoridade diversa não envolvida na ação fiscal, ressalvada exclusivamente a possibilidade de recurso ao órgão técnico superior da Inspeção do Trabalho.</w:t>
+      </w:r>
+    </w:p>
+    <w:p>
+      <w:pPr>
+        <w:pStyle w:val="Corpodetexto"/>
+        <w:spacing w:line="360" w:lineRule="auto"/>
+        <w:ind w:right="829"/>
+        <w:jc w:val="both"/>
+        <w:rPr>
+          <w:rFonts w:ascii="Tahoma" w:hAnsi="Tahoma" w:cs="Tahoma"/>
+          <w:sz w:val="21"/>
+          <w:szCs w:val="21"/>
+        </w:rPr>
+      </w:pPr>
+    </w:p>
+    <w:p>
+      <w:pPr>
+        <w:spacing w:line="360" w:lineRule="auto"/>
+        <w:ind w:right="-284"/>
+        <w:jc w:val="both"/>
+        <w:rPr>
+          <w:rFonts w:ascii="Tahoma" w:hAnsi="Tahoma" w:cs="Tahoma"/>
+          <w:sz w:val="21"/>
+          <w:szCs w:val="21"/>
+        </w:rPr>
+      </w:pPr>
+      <w:r>
+        <w:rPr>
+          <w:rFonts w:ascii="Tahoma" w:hAnsi="Tahoma" w:cs="Tahoma"/>
+          <w:sz w:val="21"/>
+          <w:szCs w:val="21"/>
+        </w:rPr>
+        <w:tab/>
+      </w:r>
+      <w:r>
+        <w:rPr>
+          <w:rFonts w:ascii="Tahoma" w:hAnsi="Tahoma" w:cs="Tahoma"/>
+          <w:b/>
+          <w:sz w:val="21"/>
+          <w:szCs w:val="21"/>
+          <w:u w:val="single"/>
+        </w:rPr>
+        <w:t>Neste contexto, a presente manifestação deixa de estar subordinada à ratificação pela</w:t>
+      </w:r>
+      <w:r>
+        <w:rPr>
+          <w:rFonts w:ascii="Tahoma" w:hAnsi="Tahoma" w:cs="Tahoma"/>
+          <w:b/>
+          <w:sz w:val="21"/>
+          <w:szCs w:val="21"/>
+        </w:rPr>
+        <w:t xml:space="preserve"> </w:t>
+      </w:r>
+      <w:r>
+        <w:rPr>
+          <w:rFonts w:ascii="Tahoma" w:hAnsi="Tahoma" w:cs="Tahoma"/>
+          <w:b/>
+          <w:sz w:val="21"/>
+          <w:szCs w:val="21"/>
+          <w:u w:val="single"/>
+        </w:rPr>
+        <w:t>Superintendência Regional do Ministério do Trabalho e Emprego</w:t>
+      </w:r>
+      <w:r>
+        <w:rPr>
+          <w:rFonts w:ascii="Tahoma" w:hAnsi="Tahoma" w:cs="Tahoma"/>
+          <w:b/>
+          <w:sz w:val="21"/>
+          <w:szCs w:val="21"/>
+        </w:rPr>
+        <w:t xml:space="preserve"> </w:t>
+      </w:r>
+      <w:r>
+        <w:rPr>
+          <w:rFonts w:ascii="Tahoma" w:hAnsi="Tahoma" w:cs="Tahoma"/>
+          <w:sz w:val="21"/>
+          <w:szCs w:val="21"/>
+        </w:rPr>
+        <w:t>para produzir seus efeitos jurídicos,</w:t>
+      </w:r>
+      <w:r>
+        <w:rPr>
+          <w:rFonts w:ascii="Tahoma" w:hAnsi="Tahoma" w:cs="Tahoma"/>
+          <w:spacing w:val="40"/>
+          <w:sz w:val="21"/>
+          <w:szCs w:val="21"/>
+        </w:rPr>
+        <w:t xml:space="preserve"> </w:t>
+      </w:r>
+      <w:r>
+        <w:rPr>
+          <w:rFonts w:ascii="Tahoma" w:hAnsi="Tahoma" w:cs="Tahoma"/>
+          <w:sz w:val="21"/>
+          <w:szCs w:val="21"/>
+        </w:rPr>
+        <w:t>pelo que se propõe a remessa do presente feito à autoridade regional, por intermédio da chefia da Seção de Saúde e Segurança do Trabalhador</w:t>
+      </w:r>
+      <w:r>
+        <w:rPr>
+          <w:rFonts w:ascii="Tahoma" w:hAnsi="Tahoma" w:cs="Tahoma"/>
+          <w:sz w:val="21"/>
+          <w:szCs w:val="21"/>
+        </w:rPr>
+        <w:t xml:space="preserve">, </w:t>
+      </w:r>
+      <w:r>
+        <w:rPr>
+          <w:rFonts w:ascii="Tahoma" w:hAnsi="Tahoma" w:cs="Tahoma"/>
+          <w:sz w:val="21"/>
+          <w:szCs w:val="21"/>
+        </w:rPr>
+        <w:t xml:space="preserve">para conhecimento e para inserção nos bancos de dados </w:t>
+      </w:r>
+      <w:r>
+        <w:rPr>
+          <w:rFonts w:ascii="Tahoma" w:hAnsi="Tahoma" w:cs="Tahoma"/>
+          <w:spacing w:val="-2"/>
+          <w:sz w:val="21"/>
+          <w:szCs w:val="21"/>
+        </w:rPr>
+        <w:t>correlatos.</w:t>
+      </w:r>
+    </w:p>
+    <w:p>
+      <w:pPr>
+        <w:pStyle w:val="Corpodetexto"/>
+        <w:spacing w:before="1" w:line="360" w:lineRule="auto"/>
+        <w:ind w:left="112" w:right="-284" w:firstLine="708"/>
+        <w:jc w:val="both"/>
+        <w:rPr>
+          <w:rFonts w:ascii="Tahoma" w:hAnsi="Tahoma" w:cs="Tahoma"/>
+          <w:sz w:val="21"/>
+          <w:szCs w:val="21"/>
+        </w:rPr>
+      </w:pPr>
+      <w:r>
+        <w:rPr>
+          <w:rFonts w:ascii="Tahoma" w:hAnsi="Tahoma" w:cs="Tahoma"/>
+          <w:sz w:val="21"/>
+          <w:szCs w:val="21"/>
+        </w:rPr>
+        <w:t>Por</w:t>
+      </w:r>
+      <w:r>
+        <w:rPr>
+          <w:rFonts w:ascii="Tahoma" w:hAnsi="Tahoma" w:cs="Tahoma"/>
+          <w:spacing w:val="-1"/>
+          <w:sz w:val="21"/>
+          <w:szCs w:val="21"/>
+        </w:rPr>
+        <w:t xml:space="preserve"> </w:t>
+      </w:r>
+      <w:r>
+        <w:rPr>
+          <w:rFonts w:ascii="Tahoma" w:hAnsi="Tahoma" w:cs="Tahoma"/>
+          <w:sz w:val="21"/>
+          <w:szCs w:val="21"/>
+        </w:rPr>
+        <w:t>tudo o que</w:t>
+      </w:r>
+      <w:r>
+        <w:rPr>
+          <w:rFonts w:ascii="Tahoma" w:hAnsi="Tahoma" w:cs="Tahoma"/>
+          <w:spacing w:val="-1"/>
+          <w:sz w:val="21"/>
+          <w:szCs w:val="21"/>
+        </w:rPr>
+        <w:t xml:space="preserve"> </w:t>
+      </w:r>
+      <w:r>
+        <w:rPr>
+          <w:rFonts w:ascii="Tahoma" w:hAnsi="Tahoma" w:cs="Tahoma"/>
+          <w:sz w:val="21"/>
+          <w:szCs w:val="21"/>
+        </w:rPr>
+        <w:t>exposto,</w:t>
+      </w:r>
+      <w:r>
+        <w:rPr>
+          <w:rFonts w:ascii="Tahoma" w:hAnsi="Tahoma" w:cs="Tahoma"/>
+          <w:spacing w:val="-2"/>
+          <w:sz w:val="21"/>
+          <w:szCs w:val="21"/>
+        </w:rPr>
+        <w:t xml:space="preserve"> </w:t>
+      </w:r>
+      <w:r>
+        <w:rPr>
+          <w:rFonts w:ascii="Tahoma" w:hAnsi="Tahoma" w:cs="Tahoma"/>
+          <w:sz w:val="21"/>
+          <w:szCs w:val="21"/>
+        </w:rPr>
+        <w:t>restam</w:t>
+      </w:r>
+      <w:r>
+        <w:rPr>
+          <w:rFonts w:ascii="Tahoma" w:hAnsi="Tahoma" w:cs="Tahoma"/>
+          <w:spacing w:val="-1"/>
+          <w:sz w:val="21"/>
+          <w:szCs w:val="21"/>
+        </w:rPr>
+        <w:t xml:space="preserve"> </w:t>
+      </w:r>
+      <w:r>
+        <w:rPr>
+          <w:rFonts w:ascii="Tahoma" w:hAnsi="Tahoma" w:cs="Tahoma"/>
+          <w:sz w:val="21"/>
+          <w:szCs w:val="21"/>
+        </w:rPr>
+        <w:t>claramente</w:t>
+      </w:r>
+      <w:r>
+        <w:rPr>
+          <w:rFonts w:ascii="Tahoma" w:hAnsi="Tahoma" w:cs="Tahoma"/>
+          <w:spacing w:val="-1"/>
+          <w:sz w:val="21"/>
+          <w:szCs w:val="21"/>
+        </w:rPr>
+        <w:t xml:space="preserve"> </w:t>
+      </w:r>
+      <w:r>
+        <w:rPr>
+          <w:rFonts w:ascii="Tahoma" w:hAnsi="Tahoma" w:cs="Tahoma"/>
+          <w:sz w:val="21"/>
+          <w:szCs w:val="21"/>
+        </w:rPr>
+        <w:t>estabelecidos</w:t>
+      </w:r>
+      <w:r>
+        <w:rPr>
+          <w:rFonts w:ascii="Tahoma" w:hAnsi="Tahoma" w:cs="Tahoma"/>
+          <w:spacing w:val="-1"/>
+          <w:sz w:val="21"/>
+          <w:szCs w:val="21"/>
+        </w:rPr>
+        <w:t xml:space="preserve"> </w:t>
+      </w:r>
+      <w:r>
+        <w:rPr>
+          <w:rFonts w:ascii="Tahoma" w:hAnsi="Tahoma" w:cs="Tahoma"/>
+          <w:sz w:val="21"/>
+          <w:szCs w:val="21"/>
+        </w:rPr>
+        <w:t>a</w:t>
+      </w:r>
+      <w:r>
+        <w:rPr>
+          <w:rFonts w:ascii="Tahoma" w:hAnsi="Tahoma" w:cs="Tahoma"/>
+          <w:spacing w:val="-1"/>
+          <w:sz w:val="21"/>
+          <w:szCs w:val="21"/>
+        </w:rPr>
+        <w:t xml:space="preserve"> </w:t>
+      </w:r>
+      <w:r>
+        <w:rPr>
+          <w:rFonts w:ascii="Tahoma" w:hAnsi="Tahoma" w:cs="Tahoma"/>
+          <w:sz w:val="21"/>
+          <w:szCs w:val="21"/>
+        </w:rPr>
+        <w:t>competência</w:t>
+      </w:r>
+      <w:r>
+        <w:rPr>
+          <w:rFonts w:ascii="Tahoma" w:hAnsi="Tahoma" w:cs="Tahoma"/>
+          <w:spacing w:val="-1"/>
+          <w:sz w:val="21"/>
+          <w:szCs w:val="21"/>
+        </w:rPr>
+        <w:t xml:space="preserve"> </w:t>
+      </w:r>
+      <w:r>
+        <w:rPr>
+          <w:rFonts w:ascii="Tahoma" w:hAnsi="Tahoma" w:cs="Tahoma"/>
+          <w:sz w:val="21"/>
+          <w:szCs w:val="21"/>
+        </w:rPr>
+        <w:t>e</w:t>
+      </w:r>
+      <w:r>
+        <w:rPr>
+          <w:rFonts w:ascii="Tahoma" w:hAnsi="Tahoma" w:cs="Tahoma"/>
+          <w:spacing w:val="-3"/>
+          <w:sz w:val="21"/>
+          <w:szCs w:val="21"/>
+        </w:rPr>
+        <w:t xml:space="preserve"> </w:t>
+      </w:r>
+      <w:r>
+        <w:rPr>
+          <w:rFonts w:ascii="Tahoma" w:hAnsi="Tahoma" w:cs="Tahoma"/>
+          <w:sz w:val="21"/>
+          <w:szCs w:val="21"/>
+        </w:rPr>
+        <w:t>os</w:t>
+      </w:r>
+      <w:r>
+        <w:rPr>
+          <w:rFonts w:ascii="Tahoma" w:hAnsi="Tahoma" w:cs="Tahoma"/>
+          <w:spacing w:val="-1"/>
+          <w:sz w:val="21"/>
+          <w:szCs w:val="21"/>
+        </w:rPr>
+        <w:t xml:space="preserve"> </w:t>
+      </w:r>
+      <w:r>
+        <w:rPr>
+          <w:rFonts w:ascii="Tahoma" w:hAnsi="Tahoma" w:cs="Tahoma"/>
+          <w:sz w:val="21"/>
+          <w:szCs w:val="21"/>
+        </w:rPr>
+        <w:t>limites</w:t>
+      </w:r>
+      <w:r>
+        <w:rPr>
+          <w:rFonts w:ascii="Tahoma" w:hAnsi="Tahoma" w:cs="Tahoma"/>
+          <w:spacing w:val="-1"/>
+          <w:sz w:val="21"/>
+          <w:szCs w:val="21"/>
+        </w:rPr>
+        <w:t xml:space="preserve"> </w:t>
+      </w:r>
+      <w:r>
+        <w:rPr>
+          <w:rFonts w:ascii="Tahoma" w:hAnsi="Tahoma" w:cs="Tahoma"/>
+          <w:sz w:val="21"/>
+          <w:szCs w:val="21"/>
+        </w:rPr>
+        <w:t>legais</w:t>
+      </w:r>
+      <w:r>
+        <w:rPr>
+          <w:rFonts w:ascii="Tahoma" w:hAnsi="Tahoma" w:cs="Tahoma"/>
+          <w:spacing w:val="-1"/>
+          <w:sz w:val="21"/>
+          <w:szCs w:val="21"/>
+        </w:rPr>
+        <w:t xml:space="preserve"> </w:t>
+      </w:r>
+      <w:r>
+        <w:rPr>
+          <w:rFonts w:ascii="Tahoma" w:hAnsi="Tahoma" w:cs="Tahoma"/>
+          <w:sz w:val="21"/>
+          <w:szCs w:val="21"/>
+        </w:rPr>
+        <w:t>do MTE</w:t>
+      </w:r>
+      <w:r>
+        <w:rPr>
+          <w:rFonts w:ascii="Tahoma" w:hAnsi="Tahoma" w:cs="Tahoma"/>
+          <w:spacing w:val="-3"/>
+          <w:sz w:val="21"/>
+          <w:szCs w:val="21"/>
+        </w:rPr>
+        <w:t xml:space="preserve"> </w:t>
+      </w:r>
+      <w:r>
+        <w:rPr>
+          <w:rFonts w:ascii="Tahoma" w:hAnsi="Tahoma" w:cs="Tahoma"/>
+          <w:sz w:val="21"/>
+          <w:szCs w:val="21"/>
+        </w:rPr>
+        <w:t>para o embargo de canteiros de obra ou interdição de máquinas, equipamentos, setores, serviços ou atividades.</w:t>
+      </w:r>
+    </w:p>
+    <w:p>
+      <w:pPr>
+        <w:pStyle w:val="Corpodetexto"/>
+        <w:spacing w:before="171" w:line="360" w:lineRule="auto"/>
+        <w:ind w:left="112" w:right="-284" w:firstLine="708"/>
+        <w:jc w:val="both"/>
+        <w:rPr>
+          <w:rFonts w:ascii="Tahoma" w:hAnsi="Tahoma" w:cs="Tahoma"/>
+          <w:sz w:val="21"/>
+          <w:szCs w:val="21"/>
+        </w:rPr>
+      </w:pPr>
+      <w:r>
+        <w:rPr>
+          <w:rFonts w:ascii="Tahoma" w:hAnsi="Tahoma" w:cs="Tahoma"/>
+          <w:sz w:val="21"/>
+          <w:szCs w:val="21"/>
+        </w:rPr>
+        <w:t xml:space="preserve">O percurso da fiscalização foi acompanhado por preposto da empresa apto a prestar os esclarecimentos sobre </w:t>
+      </w:r>
+      <w:r>
+        <w:rPr>
+          <w:rFonts w:ascii="Tahoma" w:hAnsi="Tahoma" w:cs="Tahoma"/>
+          <w:sz w:val="21"/>
+          <w:szCs w:val="21"/>
+        </w:rPr>
+        <w:t xml:space="preserve">a organização do trabalho. </w:t>
+      </w:r>
+      <w:r>
+        <w:rPr>
+          <w:rFonts w:ascii="Tahoma" w:hAnsi="Tahoma" w:cs="Tahoma"/>
+          <w:sz w:val="21"/>
+          <w:szCs w:val="21"/>
+        </w:rPr>
+        <w:t xml:space="preserve"> No decorrer da auditoria </w:t>
+      </w:r>
+      <w:r>
+        <w:rPr>
+          <w:rFonts w:ascii="Tahoma" w:hAnsi="Tahoma" w:cs="Tahoma"/>
+          <w:sz w:val="21"/>
+          <w:szCs w:val="21"/>
+        </w:rPr>
+        <w:t>f</w:t>
+      </w:r>
+      <w:r>
+        <w:rPr>
+          <w:rFonts w:ascii="Tahoma" w:hAnsi="Tahoma" w:cs="Tahoma"/>
+          <w:sz w:val="21"/>
+          <w:szCs w:val="21"/>
+        </w:rPr>
+        <w:t>oram examinados os regulamentos e as normas técnicas aplicáveis, analisadas as imagens registradas durante a ação fiscal e avaliada a atividade concretamente executada pelo</w:t>
+      </w:r>
+      <w:r>
+        <w:rPr>
+          <w:rFonts w:ascii="Tahoma" w:hAnsi="Tahoma" w:cs="Tahoma"/>
+          <w:sz w:val="21"/>
+          <w:szCs w:val="21"/>
+        </w:rPr>
+        <w:t>(s)</w:t>
+      </w:r>
+      <w:r>
+        <w:rPr>
+          <w:rFonts w:ascii="Tahoma" w:hAnsi="Tahoma" w:cs="Tahoma"/>
+          <w:sz w:val="21"/>
+          <w:szCs w:val="21"/>
+        </w:rPr>
+        <w:t xml:space="preserve"> trabalhador</w:t>
+      </w:r>
+      <w:r>
+        <w:rPr>
+          <w:rFonts w:ascii="Tahoma" w:hAnsi="Tahoma" w:cs="Tahoma"/>
+          <w:sz w:val="21"/>
+          <w:szCs w:val="21"/>
+        </w:rPr>
+        <w:t>(</w:t>
+      </w:r>
+      <w:proofErr w:type="gramStart"/>
+      <w:r>
+        <w:rPr>
+          <w:rFonts w:ascii="Tahoma" w:hAnsi="Tahoma" w:cs="Tahoma"/>
+          <w:sz w:val="21"/>
+          <w:szCs w:val="21"/>
+        </w:rPr>
+        <w:t xml:space="preserve">es) </w:t>
+      </w:r>
+      <w:r>
+        <w:rPr>
+          <w:rFonts w:ascii="Tahoma" w:hAnsi="Tahoma" w:cs="Tahoma"/>
+          <w:sz w:val="21"/>
+          <w:szCs w:val="21"/>
+        </w:rPr>
+        <w:t xml:space="preserve"> em</w:t>
+      </w:r>
+      <w:proofErr w:type="gramEnd"/>
+      <w:r>
+        <w:rPr>
+          <w:rFonts w:ascii="Tahoma" w:hAnsi="Tahoma" w:cs="Tahoma"/>
+          <w:sz w:val="21"/>
+          <w:szCs w:val="21"/>
+        </w:rPr>
+        <w:t xml:space="preserve"> sua interação com o meio ambiente e organização do trabalho, incluindo o modo operatório efetivamente adotado, a exposição aos fatores de risco identificados e as condições em que essa interação ocorre. As constatações de campo foram então cotejadas com as exigências legais e normativas incidentes sobre o ambiente, a organização e a execução do trabalho.</w:t>
+      </w:r>
+    </w:p>
+    <w:p>
+      <w:pPr>
+        <w:pStyle w:val="Corpodetexto"/>
+        <w:spacing w:line="360" w:lineRule="auto"/>
+        <w:ind w:right="-284" w:firstLine="720"/>
+        <w:jc w:val="both"/>
+        <w:rPr>
+          <w:rFonts w:ascii="Tahoma" w:hAnsi="Tahoma" w:cs="Tahoma"/>
+          <w:sz w:val="21"/>
+          <w:szCs w:val="21"/>
+        </w:rPr>
+      </w:pPr>
+      <w:r>
+        <w:rPr>
+          <w:rFonts w:ascii="Tahoma" w:hAnsi="Tahoma" w:cs="Tahoma"/>
+          <w:sz w:val="21"/>
+          <w:szCs w:val="21"/>
+        </w:rPr>
+        <w:t xml:space="preserve">O quadro resultante dessa sistematização e análise de informações levou à caracterização da condição de RISCO GRAVE E IMINENTE à saúde e à integridade física dos trabalhadores expostos, na forma conceituada pelo subitem 3.2.1 da Norma Regulamentadora nº 3 do Ministério do Trabalho e Previdência, com atualização dada pela Portaria nº 1.068, de 23 de setembro de 2019: </w:t>
+      </w:r>
+    </w:p>
+    <w:p>
+      <w:pPr>
+        <w:pStyle w:val="Corpodetexto"/>
+        <w:spacing w:line="360" w:lineRule="auto"/>
+        <w:ind w:right="-284" w:firstLine="720"/>
+        <w:jc w:val="both"/>
+        <w:rPr>
+          <w:rFonts w:ascii="Tahoma" w:hAnsi="Tahoma" w:cs="Tahoma"/>
+          <w:sz w:val="21"/>
+          <w:szCs w:val="21"/>
+        </w:rPr>
+      </w:pPr>
+    </w:p>
+    <w:p>
+      <w:pPr>
+        <w:pStyle w:val="Corpodetexto"/>
+        <w:spacing w:line="360" w:lineRule="auto"/>
+        <w:ind w:left="2160" w:right="-284"/>
+        <w:jc w:val="both"/>
+        <w:rPr>
+          <w:rFonts w:ascii="Tahoma" w:hAnsi="Tahoma" w:cs="Tahoma"/>
+          <w:i/>
+          <w:iCs/>
+        </w:rPr>
+      </w:pPr>
+      <w:r>
+        <w:rPr>
+          <w:rFonts w:ascii="Tahoma" w:hAnsi="Tahoma" w:cs="Tahoma"/>
+          <w:i/>
+          <w:iCs/>
+        </w:rPr>
+        <w:t>Considera-se grave e iminente risco toda condição ou situação de trabalho que possa causar acidente ou doença com lesão grave ao trabalhador.</w:t>
+      </w:r>
+    </w:p>
+    <w:p>
+      <w:pPr>
+        <w:pStyle w:val="Corpodetexto"/>
+        <w:spacing w:line="360" w:lineRule="auto"/>
+        <w:ind w:right="424" w:firstLine="720"/>
+        <w:jc w:val="both"/>
+        <w:rPr>
+          <w:rFonts w:ascii="Tahoma" w:hAnsi="Tahoma" w:cs="Tahoma"/>
+          <w:sz w:val="21"/>
+          <w:szCs w:val="21"/>
+        </w:rPr>
+      </w:pPr>
+    </w:p>
+    <w:p>
+      <w:pPr>
+        <w:pStyle w:val="Corpodetexto"/>
+        <w:spacing w:line="360" w:lineRule="auto"/>
+        <w:ind w:left="112" w:right="424" w:firstLine="708"/>
+        <w:jc w:val="both"/>
+        <w:rPr>
+          <w:rFonts w:ascii="Tahoma" w:hAnsi="Tahoma" w:cs="Tahoma"/>
+          <w:sz w:val="21"/>
+          <w:szCs w:val="21"/>
+        </w:rPr>
+      </w:pPr>
+      <w:r>
+        <w:rPr>
+          <w:rFonts w:ascii="Tahoma" w:hAnsi="Tahoma" w:cs="Tahoma"/>
+          <w:sz w:val="21"/>
+          <w:szCs w:val="21"/>
+        </w:rPr>
+        <w:t>As situações fáticas descritas conflitam com os dispositivos legais vigentes, em especial das Normas Regulamentadoras expedidas pelo Ministério do Trabalho e Emprego e artigo 157, inciso I, da CLT, Lei nº 6514, de 22/12/1977, além do conflito nítido com o art. 7º, XXII, da Constituição Federal, que versa.</w:t>
+      </w:r>
+    </w:p>
+    <w:p>
+      <w:pPr>
+        <w:pStyle w:val="Corpodetexto"/>
+        <w:spacing w:before="129"/>
+        <w:ind w:right="424"/>
+        <w:rPr>
+          <w:rFonts w:ascii="Tahoma" w:hAnsi="Tahoma" w:cs="Tahoma"/>
           <w:sz w:val="22"/>
           <w:szCs w:val="22"/>
         </w:rPr>
       </w:pPr>
-      <w:r>
-        <w:rPr>
-          <w:rFonts w:ascii="Tahoma" w:hAnsi="Tahoma" w:cs="Tahoma"/>
-          <w:sz w:val="22"/>
-          <w:szCs w:val="22"/>
-        </w:rPr>
-        <w:t>As ações desta instituição estão alicerçadas na Convenção nº 81 da Organização Internacional do Trabalho -</w:t>
-      </w:r>
-      <w:r>
-        <w:rPr>
-          <w:rFonts w:ascii="Tahoma" w:hAnsi="Tahoma" w:cs="Tahoma"/>
-          <w:spacing w:val="-1"/>
-          <w:sz w:val="22"/>
-          <w:szCs w:val="22"/>
-        </w:rPr>
-        <w:t xml:space="preserve"> </w:t>
-      </w:r>
-      <w:r>
-        <w:rPr>
-          <w:rFonts w:ascii="Tahoma" w:hAnsi="Tahoma" w:cs="Tahoma"/>
-          <w:sz w:val="22"/>
-          <w:szCs w:val="22"/>
-        </w:rPr>
-        <w:t>OIT,</w:t>
-      </w:r>
-      <w:r>
-        <w:rPr>
-          <w:rFonts w:ascii="Tahoma" w:hAnsi="Tahoma" w:cs="Tahoma"/>
-          <w:spacing w:val="-2"/>
-          <w:sz w:val="22"/>
-          <w:szCs w:val="22"/>
-        </w:rPr>
-        <w:t xml:space="preserve"> </w:t>
-      </w:r>
-      <w:r>
-        <w:rPr>
-          <w:rFonts w:ascii="Tahoma" w:hAnsi="Tahoma" w:cs="Tahoma"/>
-          <w:sz w:val="22"/>
-          <w:szCs w:val="22"/>
-        </w:rPr>
-        <w:t>ratificada pelo governo brasileiro.</w:t>
-      </w:r>
-      <w:r>
-        <w:rPr>
-          <w:rFonts w:ascii="Tahoma" w:hAnsi="Tahoma" w:cs="Tahoma"/>
-          <w:spacing w:val="-2"/>
-          <w:sz w:val="22"/>
-          <w:szCs w:val="22"/>
-        </w:rPr>
-        <w:t xml:space="preserve"> </w:t>
-      </w:r>
-      <w:proofErr w:type="gramStart"/>
-      <w:r>
-        <w:rPr>
-          <w:rFonts w:ascii="Tahoma" w:hAnsi="Tahoma" w:cs="Tahoma"/>
-          <w:sz w:val="22"/>
-          <w:szCs w:val="22"/>
-        </w:rPr>
-        <w:t>Esta</w:t>
-      </w:r>
-      <w:r>
-        <w:rPr>
-          <w:rFonts w:ascii="Tahoma" w:hAnsi="Tahoma" w:cs="Tahoma"/>
-          <w:spacing w:val="-1"/>
-          <w:sz w:val="22"/>
-          <w:szCs w:val="22"/>
-        </w:rPr>
-        <w:t xml:space="preserve">  </w:t>
-      </w:r>
-      <w:r>
-        <w:rPr>
-          <w:rFonts w:ascii="Tahoma" w:hAnsi="Tahoma" w:cs="Tahoma"/>
-          <w:sz w:val="22"/>
-          <w:szCs w:val="22"/>
-        </w:rPr>
-        <w:t>dispõe</w:t>
-      </w:r>
-      <w:proofErr w:type="gramEnd"/>
-      <w:r>
-        <w:rPr>
-          <w:rFonts w:ascii="Tahoma" w:hAnsi="Tahoma" w:cs="Tahoma"/>
-          <w:spacing w:val="-1"/>
-          <w:sz w:val="22"/>
-          <w:szCs w:val="22"/>
-        </w:rPr>
-        <w:t xml:space="preserve"> </w:t>
-      </w:r>
-      <w:r>
-        <w:rPr>
-          <w:rFonts w:ascii="Tahoma" w:hAnsi="Tahoma" w:cs="Tahoma"/>
-          <w:sz w:val="22"/>
-          <w:szCs w:val="22"/>
-        </w:rPr>
-        <w:t>e</w:t>
-      </w:r>
-      <w:r>
-        <w:rPr>
-          <w:rFonts w:ascii="Tahoma" w:hAnsi="Tahoma" w:cs="Tahoma"/>
-          <w:spacing w:val="-1"/>
-          <w:sz w:val="22"/>
-          <w:szCs w:val="22"/>
-        </w:rPr>
-        <w:t xml:space="preserve"> </w:t>
-      </w:r>
-      <w:r>
-        <w:rPr>
-          <w:rFonts w:ascii="Tahoma" w:hAnsi="Tahoma" w:cs="Tahoma"/>
-          <w:sz w:val="22"/>
-          <w:szCs w:val="22"/>
-        </w:rPr>
-        <w:t>organiza</w:t>
-      </w:r>
-      <w:r>
-        <w:rPr>
-          <w:rFonts w:ascii="Tahoma" w:hAnsi="Tahoma" w:cs="Tahoma"/>
-          <w:spacing w:val="-1"/>
-          <w:sz w:val="22"/>
-          <w:szCs w:val="22"/>
-        </w:rPr>
-        <w:t xml:space="preserve"> </w:t>
-      </w:r>
-      <w:r>
-        <w:rPr>
-          <w:rFonts w:ascii="Tahoma" w:hAnsi="Tahoma" w:cs="Tahoma"/>
-          <w:sz w:val="22"/>
-          <w:szCs w:val="22"/>
-        </w:rPr>
-        <w:t>como instituição estatal</w:t>
-      </w:r>
-      <w:r>
-        <w:rPr>
-          <w:rFonts w:ascii="Tahoma" w:hAnsi="Tahoma" w:cs="Tahoma"/>
-          <w:spacing w:val="-1"/>
-          <w:sz w:val="22"/>
-          <w:szCs w:val="22"/>
-        </w:rPr>
-        <w:t xml:space="preserve"> </w:t>
-      </w:r>
-      <w:r>
-        <w:rPr>
-          <w:rFonts w:ascii="Tahoma" w:hAnsi="Tahoma" w:cs="Tahoma"/>
-          <w:sz w:val="22"/>
-          <w:szCs w:val="22"/>
-        </w:rPr>
-        <w:t xml:space="preserve">encarregada de tornar efetivas as disposições legais e regulamentares do processo de trabalho, inclusa a proteção dos trabalhadores no exercício da sua profissão. O ministro aposentado do TST, Dr. Mozart Victor Russomano </w:t>
-      </w:r>
-      <w:r>
-        <w:rPr>
-          <w:rFonts w:ascii="Tahoma" w:hAnsi="Tahoma" w:cs="Tahoma"/>
-          <w:spacing w:val="-2"/>
-          <w:sz w:val="22"/>
-          <w:szCs w:val="22"/>
-        </w:rPr>
-        <w:t>afirma:</w:t>
-      </w:r>
-    </w:p>
-    <w:p>
-      <w:pPr>
-        <w:spacing w:before="5"/>
-        <w:ind w:left="1528" w:right="829"/>
-        <w:rPr>
-          <w:rFonts w:ascii="Tahoma" w:hAnsi="Tahoma" w:cs="Tahoma"/>
-          <w:i/>
-        </w:rPr>
-      </w:pPr>
-      <w:r>
-        <w:rPr>
-          <w:rFonts w:ascii="Tahoma" w:hAnsi="Tahoma" w:cs="Tahoma"/>
-          <w:i/>
-        </w:rPr>
-        <w:t>“Os direitos do trabalhador brasileiro estão protegidos em dois níveis distintos, mas que se combinam: a inspeção</w:t>
-      </w:r>
-      <w:r>
-        <w:rPr>
-          <w:rFonts w:ascii="Tahoma" w:hAnsi="Tahoma" w:cs="Tahoma"/>
-          <w:i/>
-          <w:spacing w:val="-3"/>
-        </w:rPr>
-        <w:t xml:space="preserve"> </w:t>
-      </w:r>
-      <w:r>
-        <w:rPr>
-          <w:rFonts w:ascii="Tahoma" w:hAnsi="Tahoma" w:cs="Tahoma"/>
-          <w:i/>
-        </w:rPr>
-        <w:t>ou</w:t>
-      </w:r>
-      <w:r>
-        <w:rPr>
-          <w:rFonts w:ascii="Tahoma" w:hAnsi="Tahoma" w:cs="Tahoma"/>
-          <w:i/>
-          <w:spacing w:val="-5"/>
-        </w:rPr>
-        <w:t xml:space="preserve"> </w:t>
-      </w:r>
-      <w:r>
-        <w:rPr>
-          <w:rFonts w:ascii="Tahoma" w:hAnsi="Tahoma" w:cs="Tahoma"/>
-          <w:i/>
-        </w:rPr>
-        <w:t>fiscalização</w:t>
-      </w:r>
-      <w:r>
-        <w:rPr>
-          <w:rFonts w:ascii="Tahoma" w:hAnsi="Tahoma" w:cs="Tahoma"/>
-          <w:i/>
-          <w:spacing w:val="-3"/>
-        </w:rPr>
-        <w:t xml:space="preserve"> </w:t>
-      </w:r>
-      <w:r>
-        <w:rPr>
-          <w:rFonts w:ascii="Tahoma" w:hAnsi="Tahoma" w:cs="Tahoma"/>
-          <w:i/>
-        </w:rPr>
-        <w:t>do</w:t>
-      </w:r>
-      <w:r>
-        <w:rPr>
-          <w:rFonts w:ascii="Tahoma" w:hAnsi="Tahoma" w:cs="Tahoma"/>
-          <w:i/>
-          <w:spacing w:val="-3"/>
-        </w:rPr>
-        <w:t xml:space="preserve"> </w:t>
-      </w:r>
-      <w:r>
-        <w:rPr>
-          <w:rFonts w:ascii="Tahoma" w:hAnsi="Tahoma" w:cs="Tahoma"/>
-          <w:i/>
-        </w:rPr>
-        <w:t>trabalho,</w:t>
-      </w:r>
-      <w:r>
-        <w:rPr>
-          <w:rFonts w:ascii="Tahoma" w:hAnsi="Tahoma" w:cs="Tahoma"/>
-          <w:i/>
-          <w:spacing w:val="-3"/>
-        </w:rPr>
-        <w:t xml:space="preserve"> </w:t>
-      </w:r>
-      <w:r>
-        <w:rPr>
-          <w:rFonts w:ascii="Tahoma" w:hAnsi="Tahoma" w:cs="Tahoma"/>
-          <w:i/>
-        </w:rPr>
-        <w:t>de</w:t>
-      </w:r>
-      <w:r>
-        <w:rPr>
-          <w:rFonts w:ascii="Tahoma" w:hAnsi="Tahoma" w:cs="Tahoma"/>
-          <w:i/>
-          <w:spacing w:val="-2"/>
-        </w:rPr>
-        <w:t xml:space="preserve"> </w:t>
-      </w:r>
-      <w:r>
-        <w:rPr>
-          <w:rFonts w:ascii="Tahoma" w:hAnsi="Tahoma" w:cs="Tahoma"/>
-          <w:i/>
-        </w:rPr>
-        <w:t>natureza</w:t>
-      </w:r>
-      <w:r>
-        <w:rPr>
-          <w:rFonts w:ascii="Tahoma" w:hAnsi="Tahoma" w:cs="Tahoma"/>
-          <w:i/>
-          <w:spacing w:val="-5"/>
-        </w:rPr>
-        <w:t xml:space="preserve"> </w:t>
-      </w:r>
-      <w:r>
-        <w:rPr>
-          <w:rFonts w:ascii="Tahoma" w:hAnsi="Tahoma" w:cs="Tahoma"/>
-          <w:i/>
-        </w:rPr>
-        <w:t>administrativa,</w:t>
-      </w:r>
-      <w:r>
-        <w:rPr>
-          <w:rFonts w:ascii="Tahoma" w:hAnsi="Tahoma" w:cs="Tahoma"/>
-          <w:i/>
-          <w:spacing w:val="-3"/>
-        </w:rPr>
-        <w:t xml:space="preserve"> </w:t>
-      </w:r>
-      <w:r>
-        <w:rPr>
-          <w:rFonts w:ascii="Tahoma" w:hAnsi="Tahoma" w:cs="Tahoma"/>
-          <w:i/>
-        </w:rPr>
-        <w:t>e</w:t>
-      </w:r>
-      <w:r>
-        <w:rPr>
-          <w:rFonts w:ascii="Tahoma" w:hAnsi="Tahoma" w:cs="Tahoma"/>
-          <w:i/>
-          <w:spacing w:val="-2"/>
-        </w:rPr>
-        <w:t xml:space="preserve"> </w:t>
-      </w:r>
-      <w:r>
-        <w:rPr>
-          <w:rFonts w:ascii="Tahoma" w:hAnsi="Tahoma" w:cs="Tahoma"/>
-          <w:i/>
-        </w:rPr>
-        <w:t>a</w:t>
-      </w:r>
-      <w:r>
-        <w:rPr>
-          <w:rFonts w:ascii="Tahoma" w:hAnsi="Tahoma" w:cs="Tahoma"/>
-          <w:i/>
-          <w:spacing w:val="-4"/>
-        </w:rPr>
-        <w:t xml:space="preserve"> </w:t>
-      </w:r>
-      <w:r>
-        <w:rPr>
-          <w:rFonts w:ascii="Tahoma" w:hAnsi="Tahoma" w:cs="Tahoma"/>
-          <w:i/>
-        </w:rPr>
-        <w:t>proteção</w:t>
-      </w:r>
-      <w:r>
-        <w:rPr>
-          <w:rFonts w:ascii="Tahoma" w:hAnsi="Tahoma" w:cs="Tahoma"/>
-          <w:i/>
-          <w:spacing w:val="-3"/>
-        </w:rPr>
-        <w:t xml:space="preserve"> </w:t>
-      </w:r>
-      <w:r>
-        <w:rPr>
-          <w:rFonts w:ascii="Tahoma" w:hAnsi="Tahoma" w:cs="Tahoma"/>
-          <w:i/>
-        </w:rPr>
-        <w:t>judicial,</w:t>
-      </w:r>
-      <w:r>
-        <w:rPr>
-          <w:rFonts w:ascii="Tahoma" w:hAnsi="Tahoma" w:cs="Tahoma"/>
-          <w:i/>
-          <w:spacing w:val="-3"/>
-        </w:rPr>
-        <w:t xml:space="preserve"> </w:t>
-      </w:r>
-      <w:r>
-        <w:rPr>
-          <w:rFonts w:ascii="Tahoma" w:hAnsi="Tahoma" w:cs="Tahoma"/>
-          <w:i/>
-        </w:rPr>
-        <w:t>através</w:t>
-      </w:r>
-      <w:r>
-        <w:rPr>
-          <w:rFonts w:ascii="Tahoma" w:hAnsi="Tahoma" w:cs="Tahoma"/>
-          <w:i/>
-          <w:spacing w:val="-3"/>
-        </w:rPr>
-        <w:t xml:space="preserve"> </w:t>
-      </w:r>
-      <w:r>
-        <w:rPr>
-          <w:rFonts w:ascii="Tahoma" w:hAnsi="Tahoma" w:cs="Tahoma"/>
-          <w:i/>
-        </w:rPr>
-        <w:t>dos</w:t>
-      </w:r>
-      <w:r>
-        <w:rPr>
-          <w:rFonts w:ascii="Tahoma" w:hAnsi="Tahoma" w:cs="Tahoma"/>
-          <w:i/>
-          <w:spacing w:val="-2"/>
-        </w:rPr>
-        <w:t xml:space="preserve"> </w:t>
-      </w:r>
-      <w:r>
-        <w:rPr>
-          <w:rFonts w:ascii="Tahoma" w:hAnsi="Tahoma" w:cs="Tahoma"/>
-          <w:i/>
-        </w:rPr>
-        <w:t>tribunais da Justiça do Trabalho”.</w:t>
-      </w:r>
-    </w:p>
-    <w:p>
-      <w:pPr>
-        <w:pStyle w:val="Corpodetexto"/>
-        <w:ind w:right="829"/>
-        <w:rPr>
-          <w:rFonts w:ascii="Tahoma" w:hAnsi="Tahoma" w:cs="Tahoma"/>
-          <w:i/>
-          <w:sz w:val="22"/>
-          <w:szCs w:val="22"/>
-        </w:rPr>
-      </w:pPr>
-    </w:p>
-    <w:p>
-      <w:pPr>
-        <w:pStyle w:val="Corpodetexto"/>
-        <w:spacing w:before="75"/>
-        <w:ind w:right="829"/>
-        <w:rPr>
-          <w:rFonts w:ascii="Tahoma" w:hAnsi="Tahoma" w:cs="Tahoma"/>
-          <w:i/>
-          <w:sz w:val="22"/>
-          <w:szCs w:val="22"/>
-        </w:rPr>
-      </w:pPr>
-    </w:p>
-    <w:p>
-      <w:pPr>
-        <w:pStyle w:val="Corpodetexto"/>
-        <w:ind w:left="820" w:right="829"/>
-        <w:rPr>
-          <w:rFonts w:ascii="Tahoma" w:hAnsi="Tahoma" w:cs="Tahoma"/>
-          <w:sz w:val="22"/>
-          <w:szCs w:val="22"/>
-        </w:rPr>
-      </w:pPr>
-      <w:r>
-        <w:rPr>
-          <w:rFonts w:ascii="Tahoma" w:hAnsi="Tahoma" w:cs="Tahoma"/>
-          <w:sz w:val="22"/>
-          <w:szCs w:val="22"/>
-        </w:rPr>
-        <w:t>Cite-se</w:t>
-      </w:r>
-      <w:r>
-        <w:rPr>
-          <w:rFonts w:ascii="Tahoma" w:hAnsi="Tahoma" w:cs="Tahoma"/>
-          <w:spacing w:val="-2"/>
-          <w:sz w:val="22"/>
-          <w:szCs w:val="22"/>
-        </w:rPr>
-        <w:t xml:space="preserve"> </w:t>
-      </w:r>
-      <w:r>
-        <w:rPr>
-          <w:rFonts w:ascii="Tahoma" w:hAnsi="Tahoma" w:cs="Tahoma"/>
-          <w:sz w:val="22"/>
-          <w:szCs w:val="22"/>
-        </w:rPr>
-        <w:t>também</w:t>
-      </w:r>
-      <w:r>
-        <w:rPr>
-          <w:rFonts w:ascii="Tahoma" w:hAnsi="Tahoma" w:cs="Tahoma"/>
-          <w:spacing w:val="-3"/>
-          <w:sz w:val="22"/>
-          <w:szCs w:val="22"/>
-        </w:rPr>
-        <w:t xml:space="preserve"> </w:t>
-      </w:r>
-      <w:r>
-        <w:rPr>
-          <w:rFonts w:ascii="Tahoma" w:hAnsi="Tahoma" w:cs="Tahoma"/>
-          <w:sz w:val="22"/>
-          <w:szCs w:val="22"/>
-        </w:rPr>
-        <w:t>a</w:t>
-      </w:r>
-      <w:r>
-        <w:rPr>
-          <w:rFonts w:ascii="Tahoma" w:hAnsi="Tahoma" w:cs="Tahoma"/>
-          <w:spacing w:val="-3"/>
-          <w:sz w:val="22"/>
-          <w:szCs w:val="22"/>
-        </w:rPr>
-        <w:t xml:space="preserve"> </w:t>
-      </w:r>
-      <w:r>
-        <w:rPr>
-          <w:rFonts w:ascii="Tahoma" w:hAnsi="Tahoma" w:cs="Tahoma"/>
-          <w:sz w:val="22"/>
-          <w:szCs w:val="22"/>
-        </w:rPr>
-        <w:t>posição</w:t>
-      </w:r>
-      <w:r>
-        <w:rPr>
-          <w:rFonts w:ascii="Tahoma" w:hAnsi="Tahoma" w:cs="Tahoma"/>
-          <w:spacing w:val="-4"/>
-          <w:sz w:val="22"/>
-          <w:szCs w:val="22"/>
-        </w:rPr>
-        <w:t xml:space="preserve"> </w:t>
-      </w:r>
-      <w:r>
-        <w:rPr>
-          <w:rFonts w:ascii="Tahoma" w:hAnsi="Tahoma" w:cs="Tahoma"/>
-          <w:sz w:val="22"/>
-          <w:szCs w:val="22"/>
-        </w:rPr>
-        <w:t>de</w:t>
-      </w:r>
-      <w:r>
-        <w:rPr>
-          <w:rFonts w:ascii="Tahoma" w:hAnsi="Tahoma" w:cs="Tahoma"/>
-          <w:spacing w:val="-3"/>
-          <w:sz w:val="22"/>
-          <w:szCs w:val="22"/>
-        </w:rPr>
-        <w:t xml:space="preserve"> </w:t>
-      </w:r>
-      <w:r>
-        <w:rPr>
-          <w:rFonts w:ascii="Tahoma" w:hAnsi="Tahoma" w:cs="Tahoma"/>
-          <w:sz w:val="22"/>
-          <w:szCs w:val="22"/>
-        </w:rPr>
-        <w:t>Nelson</w:t>
-      </w:r>
-      <w:r>
-        <w:rPr>
-          <w:rFonts w:ascii="Tahoma" w:hAnsi="Tahoma" w:cs="Tahoma"/>
-          <w:spacing w:val="-4"/>
-          <w:sz w:val="22"/>
-          <w:szCs w:val="22"/>
-        </w:rPr>
-        <w:t xml:space="preserve"> </w:t>
-      </w:r>
-      <w:proofErr w:type="spellStart"/>
-      <w:r>
-        <w:rPr>
-          <w:rFonts w:ascii="Tahoma" w:hAnsi="Tahoma" w:cs="Tahoma"/>
-          <w:sz w:val="22"/>
-          <w:szCs w:val="22"/>
-        </w:rPr>
-        <w:t>Mannrich</w:t>
-      </w:r>
-      <w:proofErr w:type="spellEnd"/>
-      <w:r>
-        <w:rPr>
-          <w:rFonts w:ascii="Tahoma" w:hAnsi="Tahoma" w:cs="Tahoma"/>
-          <w:sz w:val="22"/>
-          <w:szCs w:val="22"/>
-        </w:rPr>
-        <w:t>,</w:t>
-      </w:r>
-      <w:r>
-        <w:rPr>
-          <w:rFonts w:ascii="Tahoma" w:hAnsi="Tahoma" w:cs="Tahoma"/>
-          <w:spacing w:val="-2"/>
-          <w:sz w:val="22"/>
-          <w:szCs w:val="22"/>
-        </w:rPr>
-        <w:t xml:space="preserve"> </w:t>
-      </w:r>
-      <w:r>
-        <w:rPr>
-          <w:rFonts w:ascii="Tahoma" w:hAnsi="Tahoma" w:cs="Tahoma"/>
-          <w:sz w:val="22"/>
-          <w:szCs w:val="22"/>
-        </w:rPr>
-        <w:t>assim</w:t>
-      </w:r>
-      <w:r>
-        <w:rPr>
-          <w:rFonts w:ascii="Tahoma" w:hAnsi="Tahoma" w:cs="Tahoma"/>
-          <w:spacing w:val="-2"/>
-          <w:sz w:val="22"/>
-          <w:szCs w:val="22"/>
-        </w:rPr>
-        <w:t xml:space="preserve"> explicitada:</w:t>
-      </w:r>
-    </w:p>
-    <w:p>
-      <w:pPr>
-        <w:spacing w:before="114"/>
-        <w:ind w:left="1528" w:right="829"/>
-        <w:jc w:val="both"/>
+    </w:p>
+    <w:p>
+      <w:pPr>
+        <w:spacing w:before="1"/>
+        <w:ind w:left="1528" w:right="424"/>
         <w:rPr>
           <w:rFonts w:ascii="Tahoma" w:hAnsi="Tahoma" w:cs="Tahoma"/>
           <w:i/>
@@ -870,15 +2692,17 @@
       <w:r>
         <w:rPr>
           <w:rFonts w:ascii="Tahoma" w:hAnsi="Tahoma" w:cs="Tahoma"/>
+          <w:b/>
           <w:i/>
           <w:sz w:val="20"/>
           <w:szCs w:val="20"/>
         </w:rPr>
-        <w:t>“Não se pode negar a existência de um conjunto de normas de ordem pública, impostas coercitivamente pelo Estado,</w:t>
-      </w:r>
-      <w:r>
-        <w:rPr>
-          <w:rFonts w:ascii="Tahoma" w:hAnsi="Tahoma" w:cs="Tahoma"/>
+        <w:t>Art.</w:t>
+      </w:r>
+      <w:r>
+        <w:rPr>
+          <w:rFonts w:ascii="Tahoma" w:hAnsi="Tahoma" w:cs="Tahoma"/>
+          <w:b/>
           <w:i/>
           <w:spacing w:val="-2"/>
           <w:sz w:val="20"/>
@@ -889,23 +2713,24 @@
       <w:r>
         <w:rPr>
           <w:rFonts w:ascii="Tahoma" w:hAnsi="Tahoma" w:cs="Tahoma"/>
+          <w:b/>
           <w:i/>
           <w:sz w:val="20"/>
           <w:szCs w:val="20"/>
         </w:rPr>
-        <w:t xml:space="preserve">como </w:t>
-      </w:r>
-      <w:proofErr w:type="gramStart"/>
-      <w:r>
-        <w:rPr>
-          <w:rFonts w:ascii="Tahoma" w:hAnsi="Tahoma" w:cs="Tahoma"/>
-          <w:i/>
+        <w:t>7º</w:t>
+      </w:r>
+      <w:r>
+        <w:rPr>
+          <w:rFonts w:ascii="Tahoma" w:hAnsi="Tahoma" w:cs="Tahoma"/>
+          <w:b/>
+          <w:i/>
+          <w:spacing w:val="-2"/>
           <w:sz w:val="20"/>
           <w:szCs w:val="20"/>
         </w:rPr>
-        <w:t>as referentes</w:t>
-      </w:r>
-      <w:proofErr w:type="gramEnd"/>
+        <w:t xml:space="preserve"> </w:t>
+      </w:r>
       <w:r>
         <w:rPr>
           <w:rFonts w:ascii="Tahoma" w:hAnsi="Tahoma" w:cs="Tahoma"/>
@@ -913,7 +2738,45 @@
           <w:sz w:val="20"/>
           <w:szCs w:val="20"/>
         </w:rPr>
-        <w:t xml:space="preserve"> a</w:t>
+        <w:t>São</w:t>
+      </w:r>
+      <w:r>
+        <w:rPr>
+          <w:rFonts w:ascii="Tahoma" w:hAnsi="Tahoma" w:cs="Tahoma"/>
+          <w:i/>
+          <w:spacing w:val="-3"/>
+          <w:sz w:val="20"/>
+          <w:szCs w:val="20"/>
+        </w:rPr>
+        <w:t xml:space="preserve"> </w:t>
+      </w:r>
+      <w:r>
+        <w:rPr>
+          <w:rFonts w:ascii="Tahoma" w:hAnsi="Tahoma" w:cs="Tahoma"/>
+          <w:i/>
+          <w:sz w:val="20"/>
+          <w:szCs w:val="20"/>
+        </w:rPr>
+        <w:t>direitos</w:t>
+      </w:r>
+      <w:r>
+        <w:rPr>
+          <w:rFonts w:ascii="Tahoma" w:hAnsi="Tahoma" w:cs="Tahoma"/>
+          <w:i/>
+          <w:spacing w:val="-3"/>
+          <w:sz w:val="20"/>
+          <w:szCs w:val="20"/>
+        </w:rPr>
+        <w:t xml:space="preserve"> </w:t>
+      </w:r>
+      <w:r>
+        <w:rPr>
+          <w:rFonts w:ascii="Tahoma" w:hAnsi="Tahoma" w:cs="Tahoma"/>
+          <w:i/>
+          <w:sz w:val="20"/>
+          <w:szCs w:val="20"/>
+        </w:rPr>
+        <w:t>dos</w:t>
       </w:r>
       <w:r>
         <w:rPr>
@@ -932,7 +2795,7 @@
           <w:sz w:val="20"/>
           <w:szCs w:val="20"/>
         </w:rPr>
-        <w:t>registro de</w:t>
+        <w:t>trabalhadores</w:t>
       </w:r>
       <w:r>
         <w:rPr>
@@ -951,7 +2814,7 @@
           <w:sz w:val="20"/>
           <w:szCs w:val="20"/>
         </w:rPr>
-        <w:t>empregado, a</w:t>
+        <w:t>urbanos</w:t>
       </w:r>
       <w:r>
         <w:rPr>
@@ -970,7 +2833,505 @@
           <w:sz w:val="20"/>
           <w:szCs w:val="20"/>
         </w:rPr>
-        <w:t>duração do trabalho, a</w:t>
+        <w:t>e</w:t>
+      </w:r>
+      <w:r>
+        <w:rPr>
+          <w:rFonts w:ascii="Tahoma" w:hAnsi="Tahoma" w:cs="Tahoma"/>
+          <w:i/>
+          <w:spacing w:val="-4"/>
+          <w:sz w:val="20"/>
+          <w:szCs w:val="20"/>
+        </w:rPr>
+        <w:t xml:space="preserve"> </w:t>
+      </w:r>
+      <w:r>
+        <w:rPr>
+          <w:rFonts w:ascii="Tahoma" w:hAnsi="Tahoma" w:cs="Tahoma"/>
+          <w:i/>
+          <w:sz w:val="20"/>
+          <w:szCs w:val="20"/>
+        </w:rPr>
+        <w:t>rurais,</w:t>
+      </w:r>
+      <w:r>
+        <w:rPr>
+          <w:rFonts w:ascii="Tahoma" w:hAnsi="Tahoma" w:cs="Tahoma"/>
+          <w:i/>
+          <w:spacing w:val="-2"/>
+          <w:sz w:val="20"/>
+          <w:szCs w:val="20"/>
+        </w:rPr>
+        <w:t xml:space="preserve"> </w:t>
+      </w:r>
+      <w:r>
+        <w:rPr>
+          <w:rFonts w:ascii="Tahoma" w:hAnsi="Tahoma" w:cs="Tahoma"/>
+          <w:i/>
+          <w:sz w:val="20"/>
+          <w:szCs w:val="20"/>
+        </w:rPr>
+        <w:t>além</w:t>
+      </w:r>
+      <w:r>
+        <w:rPr>
+          <w:rFonts w:ascii="Tahoma" w:hAnsi="Tahoma" w:cs="Tahoma"/>
+          <w:i/>
+          <w:spacing w:val="-2"/>
+          <w:sz w:val="20"/>
+          <w:szCs w:val="20"/>
+        </w:rPr>
+        <w:t xml:space="preserve"> </w:t>
+      </w:r>
+      <w:r>
+        <w:rPr>
+          <w:rFonts w:ascii="Tahoma" w:hAnsi="Tahoma" w:cs="Tahoma"/>
+          <w:i/>
+          <w:sz w:val="20"/>
+          <w:szCs w:val="20"/>
+        </w:rPr>
+        <w:t>de</w:t>
+      </w:r>
+      <w:r>
+        <w:rPr>
+          <w:rFonts w:ascii="Tahoma" w:hAnsi="Tahoma" w:cs="Tahoma"/>
+          <w:i/>
+          <w:spacing w:val="-6"/>
+          <w:sz w:val="20"/>
+          <w:szCs w:val="20"/>
+        </w:rPr>
+        <w:t xml:space="preserve"> </w:t>
+      </w:r>
+      <w:r>
+        <w:rPr>
+          <w:rFonts w:ascii="Tahoma" w:hAnsi="Tahoma" w:cs="Tahoma"/>
+          <w:i/>
+          <w:sz w:val="20"/>
+          <w:szCs w:val="20"/>
+        </w:rPr>
+        <w:t>outros</w:t>
+      </w:r>
+      <w:r>
+        <w:rPr>
+          <w:rFonts w:ascii="Tahoma" w:hAnsi="Tahoma" w:cs="Tahoma"/>
+          <w:i/>
+          <w:spacing w:val="-4"/>
+          <w:sz w:val="20"/>
+          <w:szCs w:val="20"/>
+        </w:rPr>
+        <w:t xml:space="preserve"> </w:t>
+      </w:r>
+      <w:r>
+        <w:rPr>
+          <w:rFonts w:ascii="Tahoma" w:hAnsi="Tahoma" w:cs="Tahoma"/>
+          <w:i/>
+          <w:sz w:val="20"/>
+          <w:szCs w:val="20"/>
+        </w:rPr>
+        <w:t>que</w:t>
+      </w:r>
+      <w:r>
+        <w:rPr>
+          <w:rFonts w:ascii="Tahoma" w:hAnsi="Tahoma" w:cs="Tahoma"/>
+          <w:i/>
+          <w:spacing w:val="-3"/>
+          <w:sz w:val="20"/>
+          <w:szCs w:val="20"/>
+        </w:rPr>
+        <w:t xml:space="preserve"> </w:t>
+      </w:r>
+      <w:r>
+        <w:rPr>
+          <w:rFonts w:ascii="Tahoma" w:hAnsi="Tahoma" w:cs="Tahoma"/>
+          <w:i/>
+          <w:sz w:val="20"/>
+          <w:szCs w:val="20"/>
+        </w:rPr>
+        <w:t>visem</w:t>
+      </w:r>
+      <w:r>
+        <w:rPr>
+          <w:rFonts w:ascii="Tahoma" w:hAnsi="Tahoma" w:cs="Tahoma"/>
+          <w:i/>
+          <w:spacing w:val="-4"/>
+          <w:sz w:val="20"/>
+          <w:szCs w:val="20"/>
+        </w:rPr>
+        <w:t xml:space="preserve"> </w:t>
+      </w:r>
+      <w:r>
+        <w:rPr>
+          <w:rFonts w:ascii="Tahoma" w:hAnsi="Tahoma" w:cs="Tahoma"/>
+          <w:i/>
+          <w:sz w:val="20"/>
+          <w:szCs w:val="20"/>
+        </w:rPr>
+        <w:t>à</w:t>
+      </w:r>
+      <w:r>
+        <w:rPr>
+          <w:rFonts w:ascii="Tahoma" w:hAnsi="Tahoma" w:cs="Tahoma"/>
+          <w:i/>
+          <w:spacing w:val="-2"/>
+          <w:sz w:val="20"/>
+          <w:szCs w:val="20"/>
+        </w:rPr>
+        <w:t xml:space="preserve"> </w:t>
+      </w:r>
+      <w:r>
+        <w:rPr>
+          <w:rFonts w:ascii="Tahoma" w:hAnsi="Tahoma" w:cs="Tahoma"/>
+          <w:i/>
+          <w:sz w:val="20"/>
+          <w:szCs w:val="20"/>
+        </w:rPr>
+        <w:t>melhoria</w:t>
+      </w:r>
+      <w:r>
+        <w:rPr>
+          <w:rFonts w:ascii="Tahoma" w:hAnsi="Tahoma" w:cs="Tahoma"/>
+          <w:i/>
+          <w:spacing w:val="-4"/>
+          <w:sz w:val="20"/>
+          <w:szCs w:val="20"/>
+        </w:rPr>
+        <w:t xml:space="preserve"> </w:t>
+      </w:r>
+      <w:r>
+        <w:rPr>
+          <w:rFonts w:ascii="Tahoma" w:hAnsi="Tahoma" w:cs="Tahoma"/>
+          <w:i/>
+          <w:sz w:val="20"/>
+          <w:szCs w:val="20"/>
+        </w:rPr>
+        <w:t>de</w:t>
+      </w:r>
+      <w:r>
+        <w:rPr>
+          <w:rFonts w:ascii="Tahoma" w:hAnsi="Tahoma" w:cs="Tahoma"/>
+          <w:i/>
+          <w:spacing w:val="-3"/>
+          <w:sz w:val="20"/>
+          <w:szCs w:val="20"/>
+        </w:rPr>
+        <w:t xml:space="preserve"> </w:t>
+      </w:r>
+      <w:r>
+        <w:rPr>
+          <w:rFonts w:ascii="Tahoma" w:hAnsi="Tahoma" w:cs="Tahoma"/>
+          <w:i/>
+          <w:sz w:val="20"/>
+          <w:szCs w:val="20"/>
+        </w:rPr>
+        <w:t>sua condição social:</w:t>
+      </w:r>
+    </w:p>
+    <w:p>
+      <w:pPr>
+        <w:spacing w:before="120"/>
+        <w:ind w:left="1528" w:right="424"/>
+        <w:rPr>
+          <w:rFonts w:ascii="Tahoma" w:hAnsi="Tahoma" w:cs="Tahoma"/>
+          <w:i/>
+          <w:sz w:val="20"/>
+          <w:szCs w:val="20"/>
+        </w:rPr>
+      </w:pPr>
+      <w:r>
+        <w:rPr>
+          <w:rFonts w:ascii="Tahoma" w:hAnsi="Tahoma" w:cs="Tahoma"/>
+          <w:b/>
+          <w:i/>
+          <w:sz w:val="20"/>
+          <w:szCs w:val="20"/>
+        </w:rPr>
+        <w:t>XXII</w:t>
+      </w:r>
+      <w:r>
+        <w:rPr>
+          <w:rFonts w:ascii="Tahoma" w:hAnsi="Tahoma" w:cs="Tahoma"/>
+          <w:b/>
+          <w:i/>
+          <w:spacing w:val="-4"/>
+          <w:sz w:val="20"/>
+          <w:szCs w:val="20"/>
+        </w:rPr>
+        <w:t xml:space="preserve"> </w:t>
+      </w:r>
+      <w:r>
+        <w:rPr>
+          <w:rFonts w:ascii="Tahoma" w:hAnsi="Tahoma" w:cs="Tahoma"/>
+          <w:i/>
+          <w:sz w:val="20"/>
+          <w:szCs w:val="20"/>
+        </w:rPr>
+        <w:t>-</w:t>
+      </w:r>
+      <w:r>
+        <w:rPr>
+          <w:rFonts w:ascii="Tahoma" w:hAnsi="Tahoma" w:cs="Tahoma"/>
+          <w:i/>
+          <w:spacing w:val="-6"/>
+          <w:sz w:val="20"/>
+          <w:szCs w:val="20"/>
+        </w:rPr>
+        <w:t xml:space="preserve"> </w:t>
+      </w:r>
+      <w:r>
+        <w:rPr>
+          <w:rFonts w:ascii="Tahoma" w:hAnsi="Tahoma" w:cs="Tahoma"/>
+          <w:i/>
+          <w:sz w:val="20"/>
+          <w:szCs w:val="20"/>
+        </w:rPr>
+        <w:t>redução</w:t>
+      </w:r>
+      <w:r>
+        <w:rPr>
+          <w:rFonts w:ascii="Tahoma" w:hAnsi="Tahoma" w:cs="Tahoma"/>
+          <w:i/>
+          <w:spacing w:val="-4"/>
+          <w:sz w:val="20"/>
+          <w:szCs w:val="20"/>
+        </w:rPr>
+        <w:t xml:space="preserve"> </w:t>
+      </w:r>
+      <w:r>
+        <w:rPr>
+          <w:rFonts w:ascii="Tahoma" w:hAnsi="Tahoma" w:cs="Tahoma"/>
+          <w:i/>
+          <w:sz w:val="20"/>
+          <w:szCs w:val="20"/>
+        </w:rPr>
+        <w:t>dos</w:t>
+      </w:r>
+      <w:r>
+        <w:rPr>
+          <w:rFonts w:ascii="Tahoma" w:hAnsi="Tahoma" w:cs="Tahoma"/>
+          <w:i/>
+          <w:spacing w:val="-3"/>
+          <w:sz w:val="20"/>
+          <w:szCs w:val="20"/>
+        </w:rPr>
+        <w:t xml:space="preserve"> </w:t>
+      </w:r>
+      <w:r>
+        <w:rPr>
+          <w:rFonts w:ascii="Tahoma" w:hAnsi="Tahoma" w:cs="Tahoma"/>
+          <w:i/>
+          <w:sz w:val="20"/>
+          <w:szCs w:val="20"/>
+        </w:rPr>
+        <w:t>riscos</w:t>
+      </w:r>
+      <w:r>
+        <w:rPr>
+          <w:rFonts w:ascii="Tahoma" w:hAnsi="Tahoma" w:cs="Tahoma"/>
+          <w:i/>
+          <w:spacing w:val="-5"/>
+          <w:sz w:val="20"/>
+          <w:szCs w:val="20"/>
+        </w:rPr>
+        <w:t xml:space="preserve"> </w:t>
+      </w:r>
+      <w:r>
+        <w:rPr>
+          <w:rFonts w:ascii="Tahoma" w:hAnsi="Tahoma" w:cs="Tahoma"/>
+          <w:i/>
+          <w:sz w:val="20"/>
+          <w:szCs w:val="20"/>
+        </w:rPr>
+        <w:t>inerentes</w:t>
+      </w:r>
+      <w:r>
+        <w:rPr>
+          <w:rFonts w:ascii="Tahoma" w:hAnsi="Tahoma" w:cs="Tahoma"/>
+          <w:i/>
+          <w:spacing w:val="-2"/>
+          <w:sz w:val="20"/>
+          <w:szCs w:val="20"/>
+        </w:rPr>
+        <w:t xml:space="preserve"> </w:t>
+      </w:r>
+      <w:r>
+        <w:rPr>
+          <w:rFonts w:ascii="Tahoma" w:hAnsi="Tahoma" w:cs="Tahoma"/>
+          <w:i/>
+          <w:sz w:val="20"/>
+          <w:szCs w:val="20"/>
+        </w:rPr>
+        <w:t>ao</w:t>
+      </w:r>
+      <w:r>
+        <w:rPr>
+          <w:rFonts w:ascii="Tahoma" w:hAnsi="Tahoma" w:cs="Tahoma"/>
+          <w:i/>
+          <w:spacing w:val="-4"/>
+          <w:sz w:val="20"/>
+          <w:szCs w:val="20"/>
+        </w:rPr>
+        <w:t xml:space="preserve"> </w:t>
+      </w:r>
+      <w:r>
+        <w:rPr>
+          <w:rFonts w:ascii="Tahoma" w:hAnsi="Tahoma" w:cs="Tahoma"/>
+          <w:i/>
+          <w:sz w:val="20"/>
+          <w:szCs w:val="20"/>
+        </w:rPr>
+        <w:t>trabalho,</w:t>
+      </w:r>
+      <w:r>
+        <w:rPr>
+          <w:rFonts w:ascii="Tahoma" w:hAnsi="Tahoma" w:cs="Tahoma"/>
+          <w:i/>
+          <w:spacing w:val="-5"/>
+          <w:sz w:val="20"/>
+          <w:szCs w:val="20"/>
+        </w:rPr>
+        <w:t xml:space="preserve"> </w:t>
+      </w:r>
+      <w:r>
+        <w:rPr>
+          <w:rFonts w:ascii="Tahoma" w:hAnsi="Tahoma" w:cs="Tahoma"/>
+          <w:i/>
+          <w:sz w:val="20"/>
+          <w:szCs w:val="20"/>
+        </w:rPr>
+        <w:t>por</w:t>
+      </w:r>
+      <w:r>
+        <w:rPr>
+          <w:rFonts w:ascii="Tahoma" w:hAnsi="Tahoma" w:cs="Tahoma"/>
+          <w:i/>
+          <w:spacing w:val="-4"/>
+          <w:sz w:val="20"/>
+          <w:szCs w:val="20"/>
+        </w:rPr>
+        <w:t xml:space="preserve"> </w:t>
+      </w:r>
+      <w:r>
+        <w:rPr>
+          <w:rFonts w:ascii="Tahoma" w:hAnsi="Tahoma" w:cs="Tahoma"/>
+          <w:i/>
+          <w:sz w:val="20"/>
+          <w:szCs w:val="20"/>
+        </w:rPr>
+        <w:t>meio</w:t>
+      </w:r>
+      <w:r>
+        <w:rPr>
+          <w:rFonts w:ascii="Tahoma" w:hAnsi="Tahoma" w:cs="Tahoma"/>
+          <w:i/>
+          <w:spacing w:val="-6"/>
+          <w:sz w:val="20"/>
+          <w:szCs w:val="20"/>
+        </w:rPr>
+        <w:t xml:space="preserve"> </w:t>
+      </w:r>
+      <w:r>
+        <w:rPr>
+          <w:rFonts w:ascii="Tahoma" w:hAnsi="Tahoma" w:cs="Tahoma"/>
+          <w:i/>
+          <w:sz w:val="20"/>
+          <w:szCs w:val="20"/>
+        </w:rPr>
+        <w:t>de</w:t>
+      </w:r>
+      <w:r>
+        <w:rPr>
+          <w:rFonts w:ascii="Tahoma" w:hAnsi="Tahoma" w:cs="Tahoma"/>
+          <w:i/>
+          <w:spacing w:val="-2"/>
+          <w:sz w:val="20"/>
+          <w:szCs w:val="20"/>
+        </w:rPr>
+        <w:t xml:space="preserve"> </w:t>
+      </w:r>
+      <w:r>
+        <w:rPr>
+          <w:rFonts w:ascii="Tahoma" w:hAnsi="Tahoma" w:cs="Tahoma"/>
+          <w:i/>
+          <w:sz w:val="20"/>
+          <w:szCs w:val="20"/>
+        </w:rPr>
+        <w:t>normas</w:t>
+      </w:r>
+      <w:r>
+        <w:rPr>
+          <w:rFonts w:ascii="Tahoma" w:hAnsi="Tahoma" w:cs="Tahoma"/>
+          <w:i/>
+          <w:spacing w:val="-3"/>
+          <w:sz w:val="20"/>
+          <w:szCs w:val="20"/>
+        </w:rPr>
+        <w:t xml:space="preserve"> </w:t>
+      </w:r>
+      <w:r>
+        <w:rPr>
+          <w:rFonts w:ascii="Tahoma" w:hAnsi="Tahoma" w:cs="Tahoma"/>
+          <w:i/>
+          <w:sz w:val="20"/>
+          <w:szCs w:val="20"/>
+        </w:rPr>
+        <w:t>de</w:t>
+      </w:r>
+      <w:r>
+        <w:rPr>
+          <w:rFonts w:ascii="Tahoma" w:hAnsi="Tahoma" w:cs="Tahoma"/>
+          <w:i/>
+          <w:spacing w:val="-4"/>
+          <w:sz w:val="20"/>
+          <w:szCs w:val="20"/>
+        </w:rPr>
+        <w:t xml:space="preserve"> </w:t>
+      </w:r>
+      <w:r>
+        <w:rPr>
+          <w:rFonts w:ascii="Tahoma" w:hAnsi="Tahoma" w:cs="Tahoma"/>
+          <w:i/>
+          <w:sz w:val="20"/>
+          <w:szCs w:val="20"/>
+        </w:rPr>
+        <w:t>saúde,</w:t>
+      </w:r>
+      <w:r>
+        <w:rPr>
+          <w:rFonts w:ascii="Tahoma" w:hAnsi="Tahoma" w:cs="Tahoma"/>
+          <w:i/>
+          <w:spacing w:val="-3"/>
+          <w:sz w:val="20"/>
+          <w:szCs w:val="20"/>
+        </w:rPr>
+        <w:t xml:space="preserve"> </w:t>
+      </w:r>
+      <w:r>
+        <w:rPr>
+          <w:rFonts w:ascii="Tahoma" w:hAnsi="Tahoma" w:cs="Tahoma"/>
+          <w:i/>
+          <w:sz w:val="20"/>
+          <w:szCs w:val="20"/>
+        </w:rPr>
+        <w:t>higiene</w:t>
+      </w:r>
+      <w:r>
+        <w:rPr>
+          <w:rFonts w:ascii="Tahoma" w:hAnsi="Tahoma" w:cs="Tahoma"/>
+          <w:i/>
+          <w:spacing w:val="-4"/>
+          <w:sz w:val="20"/>
+          <w:szCs w:val="20"/>
+        </w:rPr>
+        <w:t xml:space="preserve"> </w:t>
+      </w:r>
+      <w:r>
+        <w:rPr>
+          <w:rFonts w:ascii="Tahoma" w:hAnsi="Tahoma" w:cs="Tahoma"/>
+          <w:i/>
+          <w:sz w:val="20"/>
+          <w:szCs w:val="20"/>
+        </w:rPr>
+        <w:t>e</w:t>
       </w:r>
       <w:r>
         <w:rPr>
@@ -986,769 +3347,24 @@
         <w:rPr>
           <w:rFonts w:ascii="Tahoma" w:hAnsi="Tahoma" w:cs="Tahoma"/>
           <w:i/>
-          <w:sz w:val="20"/>
-          <w:szCs w:val="20"/>
-        </w:rPr>
-        <w:t>período de descanso e</w:t>
-      </w:r>
-      <w:r>
-        <w:rPr>
-          <w:rFonts w:ascii="Tahoma" w:hAnsi="Tahoma" w:cs="Tahoma"/>
-          <w:i/>
-          <w:spacing w:val="-1"/>
-          <w:sz w:val="20"/>
-          <w:szCs w:val="20"/>
-        </w:rPr>
-        <w:t xml:space="preserve"> </w:t>
-      </w:r>
-      <w:r>
-        <w:rPr>
-          <w:rFonts w:ascii="Tahoma" w:hAnsi="Tahoma" w:cs="Tahoma"/>
-          <w:i/>
-          <w:sz w:val="20"/>
-          <w:szCs w:val="20"/>
-        </w:rPr>
-        <w:t>a segurança</w:t>
-      </w:r>
-      <w:r>
-        <w:rPr>
-          <w:rFonts w:ascii="Tahoma" w:hAnsi="Tahoma" w:cs="Tahoma"/>
-          <w:i/>
-          <w:spacing w:val="-4"/>
-          <w:sz w:val="20"/>
-          <w:szCs w:val="20"/>
-        </w:rPr>
-        <w:t xml:space="preserve"> </w:t>
-      </w:r>
-      <w:r>
-        <w:rPr>
-          <w:rFonts w:ascii="Tahoma" w:hAnsi="Tahoma" w:cs="Tahoma"/>
-          <w:i/>
-          <w:sz w:val="20"/>
-          <w:szCs w:val="20"/>
-        </w:rPr>
-        <w:t>e</w:t>
-      </w:r>
-      <w:r>
-        <w:rPr>
-          <w:rFonts w:ascii="Tahoma" w:hAnsi="Tahoma" w:cs="Tahoma"/>
-          <w:i/>
-          <w:spacing w:val="-4"/>
-          <w:sz w:val="20"/>
-          <w:szCs w:val="20"/>
-        </w:rPr>
-        <w:t xml:space="preserve"> </w:t>
-      </w:r>
-      <w:r>
-        <w:rPr>
-          <w:rFonts w:ascii="Tahoma" w:hAnsi="Tahoma" w:cs="Tahoma"/>
-          <w:i/>
-          <w:sz w:val="20"/>
-          <w:szCs w:val="20"/>
-        </w:rPr>
-        <w:t>medicina</w:t>
-      </w:r>
-      <w:r>
-        <w:rPr>
-          <w:rFonts w:ascii="Tahoma" w:hAnsi="Tahoma" w:cs="Tahoma"/>
-          <w:i/>
           <w:spacing w:val="-2"/>
           <w:sz w:val="20"/>
           <w:szCs w:val="20"/>
         </w:rPr>
-        <w:t xml:space="preserve"> </w:t>
-      </w:r>
-      <w:r>
-        <w:rPr>
-          <w:rFonts w:ascii="Tahoma" w:hAnsi="Tahoma" w:cs="Tahoma"/>
-          <w:i/>
-          <w:sz w:val="20"/>
-          <w:szCs w:val="20"/>
-        </w:rPr>
-        <w:t>do</w:t>
-      </w:r>
-      <w:r>
-        <w:rPr>
-          <w:rFonts w:ascii="Tahoma" w:hAnsi="Tahoma" w:cs="Tahoma"/>
-          <w:i/>
-          <w:spacing w:val="-1"/>
-          <w:sz w:val="20"/>
-          <w:szCs w:val="20"/>
-        </w:rPr>
-        <w:t xml:space="preserve"> </w:t>
-      </w:r>
-      <w:r>
-        <w:rPr>
-          <w:rFonts w:ascii="Tahoma" w:hAnsi="Tahoma" w:cs="Tahoma"/>
-          <w:i/>
-          <w:sz w:val="20"/>
-          <w:szCs w:val="20"/>
-        </w:rPr>
-        <w:t>trabalho,</w:t>
-      </w:r>
-      <w:r>
-        <w:rPr>
-          <w:rFonts w:ascii="Tahoma" w:hAnsi="Tahoma" w:cs="Tahoma"/>
-          <w:i/>
-          <w:spacing w:val="-2"/>
-          <w:sz w:val="20"/>
-          <w:szCs w:val="20"/>
-        </w:rPr>
-        <w:t xml:space="preserve"> </w:t>
-      </w:r>
-      <w:r>
-        <w:rPr>
-          <w:rFonts w:ascii="Tahoma" w:hAnsi="Tahoma" w:cs="Tahoma"/>
-          <w:i/>
-          <w:sz w:val="20"/>
-          <w:szCs w:val="20"/>
-        </w:rPr>
-        <w:t>não</w:t>
-      </w:r>
-      <w:r>
-        <w:rPr>
-          <w:rFonts w:ascii="Tahoma" w:hAnsi="Tahoma" w:cs="Tahoma"/>
-          <w:i/>
-          <w:spacing w:val="-1"/>
-          <w:sz w:val="20"/>
-          <w:szCs w:val="20"/>
-        </w:rPr>
-        <w:t xml:space="preserve"> </w:t>
-      </w:r>
-      <w:r>
-        <w:rPr>
-          <w:rFonts w:ascii="Tahoma" w:hAnsi="Tahoma" w:cs="Tahoma"/>
-          <w:i/>
-          <w:sz w:val="20"/>
-          <w:szCs w:val="20"/>
-        </w:rPr>
-        <w:t>cabendo</w:t>
-      </w:r>
-      <w:r>
-        <w:rPr>
-          <w:rFonts w:ascii="Tahoma" w:hAnsi="Tahoma" w:cs="Tahoma"/>
-          <w:i/>
-          <w:spacing w:val="-3"/>
-          <w:sz w:val="20"/>
-          <w:szCs w:val="20"/>
-        </w:rPr>
-        <w:t xml:space="preserve"> </w:t>
-      </w:r>
-      <w:r>
-        <w:rPr>
-          <w:rFonts w:ascii="Tahoma" w:hAnsi="Tahoma" w:cs="Tahoma"/>
-          <w:i/>
-          <w:sz w:val="20"/>
-          <w:szCs w:val="20"/>
-        </w:rPr>
-        <w:t>as</w:t>
-      </w:r>
-      <w:r>
-        <w:rPr>
-          <w:rFonts w:ascii="Tahoma" w:hAnsi="Tahoma" w:cs="Tahoma"/>
-          <w:i/>
-          <w:spacing w:val="-3"/>
-          <w:sz w:val="20"/>
-          <w:szCs w:val="20"/>
-        </w:rPr>
-        <w:t xml:space="preserve"> </w:t>
-      </w:r>
-      <w:r>
-        <w:rPr>
-          <w:rFonts w:ascii="Tahoma" w:hAnsi="Tahoma" w:cs="Tahoma"/>
-          <w:i/>
-          <w:sz w:val="20"/>
-          <w:szCs w:val="20"/>
-        </w:rPr>
-        <w:t>partes</w:t>
-      </w:r>
-      <w:r>
-        <w:rPr>
-          <w:rFonts w:ascii="Tahoma" w:hAnsi="Tahoma" w:cs="Tahoma"/>
-          <w:i/>
-          <w:spacing w:val="-3"/>
-          <w:sz w:val="20"/>
-          <w:szCs w:val="20"/>
-        </w:rPr>
-        <w:t xml:space="preserve"> </w:t>
-      </w:r>
-      <w:r>
-        <w:rPr>
-          <w:rFonts w:ascii="Tahoma" w:hAnsi="Tahoma" w:cs="Tahoma"/>
-          <w:i/>
-          <w:sz w:val="20"/>
-          <w:szCs w:val="20"/>
-        </w:rPr>
-        <w:t>dispor sobre</w:t>
-      </w:r>
-      <w:r>
-        <w:rPr>
-          <w:rFonts w:ascii="Tahoma" w:hAnsi="Tahoma" w:cs="Tahoma"/>
-          <w:i/>
-          <w:spacing w:val="-4"/>
-          <w:sz w:val="20"/>
-          <w:szCs w:val="20"/>
-        </w:rPr>
-        <w:t xml:space="preserve"> </w:t>
-      </w:r>
-      <w:r>
-        <w:rPr>
-          <w:rFonts w:ascii="Tahoma" w:hAnsi="Tahoma" w:cs="Tahoma"/>
-          <w:i/>
-          <w:sz w:val="20"/>
-          <w:szCs w:val="20"/>
-        </w:rPr>
-        <w:t>elas(...)</w:t>
-      </w:r>
-      <w:r>
-        <w:rPr>
-          <w:rFonts w:ascii="Tahoma" w:hAnsi="Tahoma" w:cs="Tahoma"/>
-          <w:i/>
-          <w:spacing w:val="-2"/>
-          <w:sz w:val="20"/>
-          <w:szCs w:val="20"/>
-        </w:rPr>
-        <w:t xml:space="preserve"> </w:t>
-      </w:r>
-      <w:r>
-        <w:rPr>
-          <w:rFonts w:ascii="Tahoma" w:hAnsi="Tahoma" w:cs="Tahoma"/>
-          <w:i/>
-          <w:sz w:val="20"/>
-          <w:szCs w:val="20"/>
-        </w:rPr>
-        <w:t>Por</w:t>
-      </w:r>
-      <w:r>
-        <w:rPr>
-          <w:rFonts w:ascii="Tahoma" w:hAnsi="Tahoma" w:cs="Tahoma"/>
-          <w:i/>
-          <w:spacing w:val="-3"/>
-          <w:sz w:val="20"/>
-          <w:szCs w:val="20"/>
-        </w:rPr>
-        <w:t xml:space="preserve"> </w:t>
-      </w:r>
-      <w:r>
-        <w:rPr>
-          <w:rFonts w:ascii="Tahoma" w:hAnsi="Tahoma" w:cs="Tahoma"/>
-          <w:i/>
-          <w:sz w:val="20"/>
-          <w:szCs w:val="20"/>
-        </w:rPr>
-        <w:t>serem</w:t>
-      </w:r>
-      <w:r>
-        <w:rPr>
-          <w:rFonts w:ascii="Tahoma" w:hAnsi="Tahoma" w:cs="Tahoma"/>
-          <w:i/>
-          <w:spacing w:val="-2"/>
-          <w:sz w:val="20"/>
-          <w:szCs w:val="20"/>
-        </w:rPr>
-        <w:t xml:space="preserve"> </w:t>
-      </w:r>
-      <w:r>
-        <w:rPr>
-          <w:rFonts w:ascii="Tahoma" w:hAnsi="Tahoma" w:cs="Tahoma"/>
-          <w:i/>
-          <w:sz w:val="20"/>
-          <w:szCs w:val="20"/>
-        </w:rPr>
-        <w:t>de</w:t>
-      </w:r>
-      <w:r>
-        <w:rPr>
-          <w:rFonts w:ascii="Tahoma" w:hAnsi="Tahoma" w:cs="Tahoma"/>
-          <w:i/>
-          <w:spacing w:val="-6"/>
-          <w:sz w:val="20"/>
-          <w:szCs w:val="20"/>
-        </w:rPr>
-        <w:t xml:space="preserve"> </w:t>
-      </w:r>
-      <w:r>
-        <w:rPr>
-          <w:rFonts w:ascii="Tahoma" w:hAnsi="Tahoma" w:cs="Tahoma"/>
-          <w:i/>
-          <w:sz w:val="20"/>
-          <w:szCs w:val="20"/>
-        </w:rPr>
-        <w:t>ordem</w:t>
-      </w:r>
-      <w:r>
-        <w:rPr>
-          <w:rFonts w:ascii="Tahoma" w:hAnsi="Tahoma" w:cs="Tahoma"/>
-          <w:i/>
-          <w:spacing w:val="-4"/>
-          <w:sz w:val="20"/>
-          <w:szCs w:val="20"/>
-        </w:rPr>
-        <w:t xml:space="preserve"> </w:t>
-      </w:r>
-      <w:r>
-        <w:rPr>
-          <w:rFonts w:ascii="Tahoma" w:hAnsi="Tahoma" w:cs="Tahoma"/>
-          <w:i/>
-          <w:sz w:val="20"/>
-          <w:szCs w:val="20"/>
-        </w:rPr>
-        <w:t>pública, compete ao Estado vigiar seu cumprimento, impondo sanções quando de sua inobservância. Esta atividade estatal, como já enfatizamos, denomina-se Inspeção do Trabalho”.</w:t>
-      </w:r>
-    </w:p>
-    <w:p>
-      <w:pPr>
-        <w:pStyle w:val="Corpodetexto"/>
-        <w:ind w:right="829"/>
-        <w:rPr>
-          <w:rFonts w:ascii="Tahoma" w:hAnsi="Tahoma" w:cs="Tahoma"/>
-          <w:i/>
-          <w:sz w:val="22"/>
-          <w:szCs w:val="22"/>
-        </w:rPr>
-      </w:pPr>
-    </w:p>
-    <w:p>
-      <w:pPr>
-        <w:pStyle w:val="Corpodetexto"/>
-        <w:spacing w:before="78"/>
-        <w:ind w:right="829"/>
-        <w:rPr>
-          <w:rFonts w:ascii="Tahoma" w:hAnsi="Tahoma" w:cs="Tahoma"/>
-          <w:i/>
-          <w:sz w:val="22"/>
-          <w:szCs w:val="22"/>
-        </w:rPr>
-      </w:pPr>
-    </w:p>
-    <w:p>
-      <w:pPr>
-        <w:pStyle w:val="Corpodetexto"/>
-        <w:ind w:left="820" w:right="829"/>
-        <w:rPr>
-          <w:rFonts w:ascii="Tahoma" w:hAnsi="Tahoma" w:cs="Tahoma"/>
-          <w:sz w:val="22"/>
-          <w:szCs w:val="22"/>
-        </w:rPr>
-      </w:pPr>
-      <w:r>
-        <w:rPr>
-          <w:rFonts w:ascii="Tahoma" w:hAnsi="Tahoma" w:cs="Tahoma"/>
-          <w:sz w:val="22"/>
-          <w:szCs w:val="22"/>
-        </w:rPr>
-        <w:t>O</w:t>
-      </w:r>
-      <w:r>
-        <w:rPr>
-          <w:rFonts w:ascii="Tahoma" w:hAnsi="Tahoma" w:cs="Tahoma"/>
-          <w:spacing w:val="-4"/>
-          <w:sz w:val="22"/>
-          <w:szCs w:val="22"/>
-        </w:rPr>
-        <w:t xml:space="preserve"> </w:t>
-      </w:r>
-      <w:r>
-        <w:rPr>
-          <w:rFonts w:ascii="Tahoma" w:hAnsi="Tahoma" w:cs="Tahoma"/>
-          <w:sz w:val="22"/>
-          <w:szCs w:val="22"/>
-        </w:rPr>
-        <w:t>doutrinador</w:t>
-      </w:r>
-      <w:r>
-        <w:rPr>
-          <w:rFonts w:ascii="Tahoma" w:hAnsi="Tahoma" w:cs="Tahoma"/>
-          <w:spacing w:val="-3"/>
-          <w:sz w:val="22"/>
-          <w:szCs w:val="22"/>
-        </w:rPr>
-        <w:t xml:space="preserve"> </w:t>
-      </w:r>
-      <w:r>
-        <w:rPr>
-          <w:rFonts w:ascii="Tahoma" w:hAnsi="Tahoma" w:cs="Tahoma"/>
-          <w:sz w:val="22"/>
-          <w:szCs w:val="22"/>
-        </w:rPr>
-        <w:t>José</w:t>
-      </w:r>
-      <w:r>
-        <w:rPr>
-          <w:rFonts w:ascii="Tahoma" w:hAnsi="Tahoma" w:cs="Tahoma"/>
-          <w:spacing w:val="-2"/>
-          <w:sz w:val="22"/>
-          <w:szCs w:val="22"/>
-        </w:rPr>
-        <w:t xml:space="preserve"> </w:t>
-      </w:r>
-      <w:r>
-        <w:rPr>
-          <w:rFonts w:ascii="Tahoma" w:hAnsi="Tahoma" w:cs="Tahoma"/>
-          <w:sz w:val="22"/>
-          <w:szCs w:val="22"/>
-        </w:rPr>
-        <w:t>Alves</w:t>
-      </w:r>
-      <w:r>
-        <w:rPr>
-          <w:rFonts w:ascii="Tahoma" w:hAnsi="Tahoma" w:cs="Tahoma"/>
-          <w:spacing w:val="-2"/>
-          <w:sz w:val="22"/>
-          <w:szCs w:val="22"/>
-        </w:rPr>
-        <w:t xml:space="preserve"> </w:t>
-      </w:r>
-      <w:r>
-        <w:rPr>
-          <w:rFonts w:ascii="Tahoma" w:hAnsi="Tahoma" w:cs="Tahoma"/>
-          <w:sz w:val="22"/>
-          <w:szCs w:val="22"/>
-        </w:rPr>
-        <w:t>de Paula</w:t>
-      </w:r>
-      <w:r>
-        <w:rPr>
-          <w:rFonts w:ascii="Tahoma" w:hAnsi="Tahoma" w:cs="Tahoma"/>
-          <w:spacing w:val="-3"/>
-          <w:sz w:val="22"/>
-          <w:szCs w:val="22"/>
-        </w:rPr>
-        <w:t xml:space="preserve"> </w:t>
-      </w:r>
-      <w:r>
-        <w:rPr>
-          <w:rFonts w:ascii="Tahoma" w:hAnsi="Tahoma" w:cs="Tahoma"/>
-          <w:sz w:val="22"/>
-          <w:szCs w:val="22"/>
-        </w:rPr>
-        <w:t>afirma</w:t>
-      </w:r>
-      <w:r>
-        <w:rPr>
-          <w:rFonts w:ascii="Tahoma" w:hAnsi="Tahoma" w:cs="Tahoma"/>
-          <w:spacing w:val="-2"/>
-          <w:sz w:val="22"/>
-          <w:szCs w:val="22"/>
-        </w:rPr>
-        <w:t xml:space="preserve"> </w:t>
-      </w:r>
-      <w:r>
-        <w:rPr>
-          <w:rFonts w:ascii="Tahoma" w:hAnsi="Tahoma" w:cs="Tahoma"/>
-          <w:spacing w:val="-4"/>
-          <w:sz w:val="22"/>
-          <w:szCs w:val="22"/>
-        </w:rPr>
-        <w:t>que:</w:t>
-      </w:r>
-    </w:p>
-    <w:p>
-      <w:pPr>
-        <w:ind w:right="829"/>
-        <w:rPr>
-          <w:rFonts w:ascii="Tahoma" w:hAnsi="Tahoma" w:cs="Tahoma"/>
-        </w:rPr>
-      </w:pPr>
-    </w:p>
-    <w:p>
-      <w:pPr>
-        <w:spacing w:before="2"/>
-        <w:ind w:left="1528" w:right="829"/>
-        <w:rPr>
-          <w:rFonts w:ascii="Tahoma" w:hAnsi="Tahoma" w:cs="Tahoma"/>
-          <w:i/>
-        </w:rPr>
-      </w:pPr>
-      <w:r>
-        <w:rPr>
-          <w:rFonts w:ascii="Tahoma" w:hAnsi="Tahoma" w:cs="Tahoma"/>
-          <w:i/>
-        </w:rPr>
-        <w:t>“Os</w:t>
-      </w:r>
-      <w:r>
-        <w:rPr>
-          <w:rFonts w:ascii="Tahoma" w:hAnsi="Tahoma" w:cs="Tahoma"/>
-          <w:i/>
-          <w:spacing w:val="-4"/>
-        </w:rPr>
-        <w:t xml:space="preserve"> </w:t>
-      </w:r>
-      <w:r>
-        <w:rPr>
-          <w:rFonts w:ascii="Tahoma" w:hAnsi="Tahoma" w:cs="Tahoma"/>
-          <w:i/>
-        </w:rPr>
-        <w:t>agentes</w:t>
-      </w:r>
-      <w:r>
-        <w:rPr>
-          <w:rFonts w:ascii="Tahoma" w:hAnsi="Tahoma" w:cs="Tahoma"/>
-          <w:i/>
-          <w:spacing w:val="-3"/>
-        </w:rPr>
-        <w:t xml:space="preserve"> </w:t>
-      </w:r>
-      <w:r>
-        <w:rPr>
-          <w:rFonts w:ascii="Tahoma" w:hAnsi="Tahoma" w:cs="Tahoma"/>
-          <w:i/>
-        </w:rPr>
-        <w:t>da</w:t>
-      </w:r>
-      <w:r>
-        <w:rPr>
-          <w:rFonts w:ascii="Tahoma" w:hAnsi="Tahoma" w:cs="Tahoma"/>
-          <w:i/>
-          <w:spacing w:val="-2"/>
-        </w:rPr>
-        <w:t xml:space="preserve"> </w:t>
-      </w:r>
-      <w:r>
-        <w:rPr>
-          <w:rFonts w:ascii="Tahoma" w:hAnsi="Tahoma" w:cs="Tahoma"/>
-          <w:i/>
-        </w:rPr>
-        <w:t>inspeção</w:t>
-      </w:r>
-      <w:r>
-        <w:rPr>
-          <w:rFonts w:ascii="Tahoma" w:hAnsi="Tahoma" w:cs="Tahoma"/>
-          <w:i/>
-          <w:spacing w:val="-3"/>
-        </w:rPr>
-        <w:t xml:space="preserve"> </w:t>
-      </w:r>
-      <w:r>
-        <w:rPr>
-          <w:rFonts w:ascii="Tahoma" w:hAnsi="Tahoma" w:cs="Tahoma"/>
-          <w:i/>
-        </w:rPr>
-        <w:t>do</w:t>
-      </w:r>
-      <w:r>
-        <w:rPr>
-          <w:rFonts w:ascii="Tahoma" w:hAnsi="Tahoma" w:cs="Tahoma"/>
-          <w:i/>
-          <w:spacing w:val="-3"/>
-        </w:rPr>
-        <w:t xml:space="preserve"> </w:t>
-      </w:r>
-      <w:r>
-        <w:rPr>
-          <w:rFonts w:ascii="Tahoma" w:hAnsi="Tahoma" w:cs="Tahoma"/>
-          <w:i/>
-        </w:rPr>
-        <w:t>trabalho</w:t>
-      </w:r>
-      <w:r>
-        <w:rPr>
-          <w:rFonts w:ascii="Tahoma" w:hAnsi="Tahoma" w:cs="Tahoma"/>
-          <w:i/>
-          <w:spacing w:val="-1"/>
-        </w:rPr>
-        <w:t xml:space="preserve"> </w:t>
-      </w:r>
-      <w:r>
-        <w:rPr>
-          <w:rFonts w:ascii="Tahoma" w:hAnsi="Tahoma" w:cs="Tahoma"/>
-          <w:i/>
-        </w:rPr>
-        <w:t>são</w:t>
-      </w:r>
-      <w:r>
-        <w:rPr>
-          <w:rFonts w:ascii="Tahoma" w:hAnsi="Tahoma" w:cs="Tahoma"/>
-          <w:i/>
-          <w:spacing w:val="-3"/>
-        </w:rPr>
-        <w:t xml:space="preserve"> </w:t>
-      </w:r>
-      <w:r>
-        <w:rPr>
-          <w:rFonts w:ascii="Tahoma" w:hAnsi="Tahoma" w:cs="Tahoma"/>
-          <w:i/>
-        </w:rPr>
-        <w:t>vigias</w:t>
-      </w:r>
-      <w:r>
-        <w:rPr>
-          <w:rFonts w:ascii="Tahoma" w:hAnsi="Tahoma" w:cs="Tahoma"/>
-          <w:i/>
-          <w:spacing w:val="-4"/>
-        </w:rPr>
-        <w:t xml:space="preserve"> </w:t>
-      </w:r>
-      <w:r>
-        <w:rPr>
-          <w:rFonts w:ascii="Tahoma" w:hAnsi="Tahoma" w:cs="Tahoma"/>
-          <w:i/>
-        </w:rPr>
-        <w:t>da</w:t>
-      </w:r>
-      <w:r>
-        <w:rPr>
-          <w:rFonts w:ascii="Tahoma" w:hAnsi="Tahoma" w:cs="Tahoma"/>
-          <w:i/>
-          <w:spacing w:val="-4"/>
-        </w:rPr>
-        <w:t xml:space="preserve"> </w:t>
-      </w:r>
-      <w:r>
-        <w:rPr>
-          <w:rFonts w:ascii="Tahoma" w:hAnsi="Tahoma" w:cs="Tahoma"/>
-          <w:i/>
-        </w:rPr>
-        <w:t>justiça</w:t>
-      </w:r>
-      <w:r>
-        <w:rPr>
-          <w:rFonts w:ascii="Tahoma" w:hAnsi="Tahoma" w:cs="Tahoma"/>
-          <w:i/>
-          <w:spacing w:val="-2"/>
-        </w:rPr>
-        <w:t xml:space="preserve"> </w:t>
-      </w:r>
-      <w:r>
-        <w:rPr>
-          <w:rFonts w:ascii="Tahoma" w:hAnsi="Tahoma" w:cs="Tahoma"/>
-          <w:i/>
-        </w:rPr>
-        <w:t>social.</w:t>
-      </w:r>
-      <w:r>
-        <w:rPr>
-          <w:rFonts w:ascii="Tahoma" w:hAnsi="Tahoma" w:cs="Tahoma"/>
-          <w:i/>
-          <w:spacing w:val="-2"/>
-        </w:rPr>
-        <w:t xml:space="preserve"> </w:t>
-      </w:r>
-      <w:r>
-        <w:rPr>
-          <w:rFonts w:ascii="Tahoma" w:hAnsi="Tahoma" w:cs="Tahoma"/>
-          <w:i/>
-        </w:rPr>
-        <w:t>Eles</w:t>
-      </w:r>
-      <w:r>
-        <w:rPr>
-          <w:rFonts w:ascii="Tahoma" w:hAnsi="Tahoma" w:cs="Tahoma"/>
-          <w:i/>
-          <w:spacing w:val="-1"/>
-        </w:rPr>
-        <w:t xml:space="preserve"> </w:t>
-      </w:r>
-      <w:r>
-        <w:rPr>
-          <w:rFonts w:ascii="Tahoma" w:hAnsi="Tahoma" w:cs="Tahoma"/>
-          <w:i/>
-        </w:rPr>
-        <w:t>são</w:t>
-      </w:r>
-      <w:r>
-        <w:rPr>
-          <w:rFonts w:ascii="Tahoma" w:hAnsi="Tahoma" w:cs="Tahoma"/>
-          <w:i/>
-          <w:spacing w:val="-3"/>
-        </w:rPr>
-        <w:t xml:space="preserve"> </w:t>
-      </w:r>
-      <w:r>
-        <w:rPr>
-          <w:rFonts w:ascii="Tahoma" w:hAnsi="Tahoma" w:cs="Tahoma"/>
-          <w:i/>
-        </w:rPr>
-        <w:t>o</w:t>
-      </w:r>
-      <w:r>
-        <w:rPr>
-          <w:rFonts w:ascii="Tahoma" w:hAnsi="Tahoma" w:cs="Tahoma"/>
-          <w:i/>
-          <w:spacing w:val="-3"/>
-        </w:rPr>
-        <w:t xml:space="preserve"> </w:t>
-      </w:r>
-      <w:r>
-        <w:rPr>
-          <w:rFonts w:ascii="Tahoma" w:hAnsi="Tahoma" w:cs="Tahoma"/>
-          <w:i/>
-        </w:rPr>
-        <w:t>braço</w:t>
-      </w:r>
-      <w:r>
-        <w:rPr>
-          <w:rFonts w:ascii="Tahoma" w:hAnsi="Tahoma" w:cs="Tahoma"/>
-          <w:i/>
-          <w:spacing w:val="-3"/>
-        </w:rPr>
-        <w:t xml:space="preserve"> </w:t>
-      </w:r>
-      <w:r>
-        <w:rPr>
-          <w:rFonts w:ascii="Tahoma" w:hAnsi="Tahoma" w:cs="Tahoma"/>
-          <w:i/>
-        </w:rPr>
-        <w:t>do</w:t>
-      </w:r>
-      <w:r>
-        <w:rPr>
-          <w:rFonts w:ascii="Tahoma" w:hAnsi="Tahoma" w:cs="Tahoma"/>
-          <w:i/>
-          <w:spacing w:val="-3"/>
-        </w:rPr>
-        <w:t xml:space="preserve"> </w:t>
-      </w:r>
-      <w:r>
-        <w:rPr>
-          <w:rFonts w:ascii="Tahoma" w:hAnsi="Tahoma" w:cs="Tahoma"/>
-          <w:i/>
-        </w:rPr>
-        <w:t>Estado</w:t>
-      </w:r>
-      <w:r>
-        <w:rPr>
-          <w:rFonts w:ascii="Tahoma" w:hAnsi="Tahoma" w:cs="Tahoma"/>
-          <w:i/>
-          <w:spacing w:val="-3"/>
-        </w:rPr>
-        <w:t xml:space="preserve"> </w:t>
-      </w:r>
-      <w:r>
-        <w:rPr>
-          <w:rFonts w:ascii="Tahoma" w:hAnsi="Tahoma" w:cs="Tahoma"/>
-          <w:i/>
-        </w:rPr>
-        <w:t>para</w:t>
-      </w:r>
-      <w:r>
-        <w:rPr>
-          <w:rFonts w:ascii="Tahoma" w:hAnsi="Tahoma" w:cs="Tahoma"/>
-          <w:i/>
-          <w:spacing w:val="-4"/>
-        </w:rPr>
-        <w:t xml:space="preserve"> </w:t>
-      </w:r>
-      <w:r>
-        <w:rPr>
-          <w:rFonts w:ascii="Tahoma" w:hAnsi="Tahoma" w:cs="Tahoma"/>
-          <w:i/>
-        </w:rPr>
-        <w:t>garantir o cumprimento das leis de proteção ao trabalhador e a construção da justiça social”.</w:t>
-      </w:r>
-    </w:p>
-    <w:p>
-      <w:pPr>
-        <w:ind w:right="829"/>
-        <w:rPr>
-          <w:rFonts w:ascii="Tahoma" w:hAnsi="Tahoma" w:cs="Tahoma"/>
-        </w:rPr>
-      </w:pPr>
-    </w:p>
-    <w:p>
-      <w:pPr>
-        <w:ind w:right="829"/>
+        <w:t>segurança;</w:t>
+      </w:r>
+    </w:p>
+    <w:p>
+      <w:pPr>
+        <w:ind w:right="424"/>
+        <w:rPr>
+          <w:rFonts w:ascii="Tahoma" w:hAnsi="Tahoma" w:cs="Tahoma"/>
+        </w:rPr>
+      </w:pPr>
+    </w:p>
+    <w:p>
+      <w:pPr>
+        <w:ind w:right="424"/>
         <w:rPr>
           <w:rFonts w:ascii="Tahoma" w:hAnsi="Tahoma" w:cs="Tahoma"/>
         </w:rPr>
@@ -1758,12 +3374,33 @@
       <w:pPr>
         <w:pStyle w:val="Corpodetexto"/>
         <w:spacing w:line="360" w:lineRule="auto"/>
-        <w:ind w:left="112" w:right="829" w:firstLine="708"/>
+        <w:ind w:right="-284" w:firstLine="720"/>
         <w:jc w:val="both"/>
         <w:rPr>
           <w:rFonts w:ascii="Tahoma" w:hAnsi="Tahoma" w:cs="Tahoma"/>
-          <w:sz w:val="22"/>
-          <w:szCs w:val="22"/>
+          <w:sz w:val="21"/>
+          <w:szCs w:val="21"/>
+        </w:rPr>
+      </w:pPr>
+      <w:r>
+        <w:rPr>
+          <w:rFonts w:ascii="Tahoma" w:hAnsi="Tahoma" w:cs="Tahoma"/>
+          <w:sz w:val="21"/>
+          <w:szCs w:val="21"/>
+        </w:rPr>
+        <w:t xml:space="preserve">É constitucionalmente garantido aos trabalhadores a preservação de sua integridade e boas condições de segurança e saúde no trabalho, sendo a Auditoria-Fiscal do Trabalho tuteladora legal desse direito. No procedimento fiscal, constatamos a exposição dos trabalhadores a uma série de riscos, na forma a seguir detalhada, que atentam contra o referido imperativo constitucional. </w:t>
+      </w:r>
+    </w:p>
+    <w:p>
+      <w:pPr>
+        <w:pStyle w:val="Corpodetexto"/>
+        <w:spacing w:line="20" w:lineRule="auto"/>
+        <w:ind w:right="-284"/>
+        <w:jc w:val="both"/>
+        <w:rPr>
+          <w:rFonts w:ascii="Tahoma" w:hAnsi="Tahoma" w:cs="Tahoma"/>
+          <w:sz w:val="2"/>
+          <w:szCs w:val="21"/>
         </w:rPr>
         <w:sectPr>
           <w:headerReference w:type="even" r:id="rId8"/>
@@ -1774,1097 +3411,12 @@
           <w:footerReference w:type="first" r:id="rId13"/>
           <w:type w:val="continuous"/>
           <w:pgSz w:w="11910" w:h="16850"/>
-          <w:pgMar w:top="1560" w:right="560" w:bottom="1160" w:left="740" w:header="327" w:footer="397" w:gutter="0"/>
+          <w:pgMar w:top="1784" w:right="560" w:bottom="1160" w:left="993" w:header="327" w:footer="397" w:gutter="0"/>
           <w:pgNumType w:start="1"/>
           <w:cols w:space="720"/>
           <w:docGrid w:linePitch="299"/>
         </w:sectPr>
       </w:pPr>
-      <w:r>
-        <w:rPr>
-          <w:rFonts w:ascii="Tahoma" w:hAnsi="Tahoma" w:cs="Tahoma"/>
-          <w:sz w:val="22"/>
-          <w:szCs w:val="22"/>
-        </w:rPr>
-        <w:t>Temos, portanto, a Inspeção do Trabalho como elemento institucional de garantia da efetividade de leis e regulamentos de proteção ao trabal</w:t>
-      </w:r>
-      <w:r>
-        <w:rPr>
-          <w:rFonts w:ascii="Tahoma" w:hAnsi="Tahoma" w:cs="Tahoma"/>
-          <w:sz w:val="22"/>
-          <w:szCs w:val="22"/>
-        </w:rPr>
-        <w:t>ho.</w:t>
-      </w:r>
-    </w:p>
-    <w:p>
-      <w:pPr>
-        <w:pStyle w:val="Corpodetexto"/>
-        <w:spacing w:line="360" w:lineRule="auto"/>
-        <w:ind w:right="-284" w:firstLine="720"/>
-        <w:jc w:val="both"/>
-        <w:rPr>
-          <w:rFonts w:ascii="Tahoma" w:hAnsi="Tahoma" w:cs="Tahoma"/>
-          <w:sz w:val="22"/>
-          <w:szCs w:val="22"/>
-        </w:rPr>
-      </w:pPr>
-      <w:r>
-        <w:rPr>
-          <w:rFonts w:ascii="Tahoma" w:hAnsi="Tahoma" w:cs="Tahoma"/>
-          <w:sz w:val="22"/>
-          <w:szCs w:val="22"/>
-        </w:rPr>
-        <w:lastRenderedPageBreak/>
-        <w:t xml:space="preserve">Prudente consignar, de outra parte, diante da perspectiva jurídica sob a qual se processam as medidas administrativas de embargo e interdição neste Ministério do Trabalho e Emprego, o contido na </w:t>
-      </w:r>
-      <w:r>
-        <w:rPr>
-          <w:rFonts w:ascii="Tahoma" w:hAnsi="Tahoma" w:cs="Tahoma"/>
-          <w:sz w:val="22"/>
-          <w:szCs w:val="22"/>
-          <w:u w:val="single"/>
-        </w:rPr>
-        <w:t>Portaria MTE n.</w:t>
-      </w:r>
-      <w:r>
-        <w:rPr>
-          <w:rFonts w:ascii="Tahoma" w:hAnsi="Tahoma" w:cs="Tahoma"/>
-          <w:sz w:val="22"/>
-          <w:szCs w:val="22"/>
-        </w:rPr>
-        <w:t xml:space="preserve"> </w:t>
-      </w:r>
-      <w:r>
-        <w:rPr>
-          <w:rFonts w:ascii="Tahoma" w:hAnsi="Tahoma" w:cs="Tahoma"/>
-          <w:sz w:val="22"/>
-          <w:szCs w:val="22"/>
-          <w:u w:val="single"/>
-        </w:rPr>
-        <w:t>1.719</w:t>
-      </w:r>
-      <w:r>
-        <w:rPr>
-          <w:rFonts w:ascii="Tahoma" w:hAnsi="Tahoma" w:cs="Tahoma"/>
-          <w:sz w:val="22"/>
-          <w:szCs w:val="22"/>
-        </w:rPr>
-        <w:t>, de 05 de novembro de 2014, a qual atribui a esta Auditoria-Fiscal do Trabalho a competência para ordenar</w:t>
-      </w:r>
-      <w:r>
-        <w:rPr>
-          <w:rFonts w:ascii="Tahoma" w:hAnsi="Tahoma" w:cs="Tahoma"/>
-          <w:spacing w:val="-1"/>
-          <w:sz w:val="22"/>
-          <w:szCs w:val="22"/>
-        </w:rPr>
-        <w:t xml:space="preserve"> </w:t>
-      </w:r>
-      <w:r>
-        <w:rPr>
-          <w:rFonts w:ascii="Tahoma" w:hAnsi="Tahoma" w:cs="Tahoma"/>
-          <w:sz w:val="22"/>
-          <w:szCs w:val="22"/>
-        </w:rPr>
-        <w:t>a</w:t>
-      </w:r>
-      <w:r>
-        <w:rPr>
-          <w:rFonts w:ascii="Tahoma" w:hAnsi="Tahoma" w:cs="Tahoma"/>
-          <w:spacing w:val="-1"/>
-          <w:sz w:val="22"/>
-          <w:szCs w:val="22"/>
-        </w:rPr>
-        <w:t xml:space="preserve"> </w:t>
-      </w:r>
-      <w:r>
-        <w:rPr>
-          <w:rFonts w:ascii="Tahoma" w:hAnsi="Tahoma" w:cs="Tahoma"/>
-          <w:sz w:val="22"/>
-          <w:szCs w:val="22"/>
-        </w:rPr>
-        <w:t>adoção</w:t>
-      </w:r>
-      <w:r>
-        <w:rPr>
-          <w:rFonts w:ascii="Tahoma" w:hAnsi="Tahoma" w:cs="Tahoma"/>
-          <w:spacing w:val="-1"/>
-          <w:sz w:val="22"/>
-          <w:szCs w:val="22"/>
-        </w:rPr>
-        <w:t xml:space="preserve"> </w:t>
-      </w:r>
-      <w:r>
-        <w:rPr>
-          <w:rFonts w:ascii="Tahoma" w:hAnsi="Tahoma" w:cs="Tahoma"/>
-          <w:sz w:val="22"/>
-          <w:szCs w:val="22"/>
-        </w:rPr>
-        <w:t>de</w:t>
-      </w:r>
-      <w:r>
-        <w:rPr>
-          <w:rFonts w:ascii="Tahoma" w:hAnsi="Tahoma" w:cs="Tahoma"/>
-          <w:spacing w:val="-1"/>
-          <w:sz w:val="22"/>
-          <w:szCs w:val="22"/>
-        </w:rPr>
-        <w:t xml:space="preserve"> </w:t>
-      </w:r>
-      <w:r>
-        <w:rPr>
-          <w:rFonts w:ascii="Tahoma" w:hAnsi="Tahoma" w:cs="Tahoma"/>
-          <w:sz w:val="22"/>
-          <w:szCs w:val="22"/>
-        </w:rPr>
-        <w:t>medidas</w:t>
-      </w:r>
-      <w:r>
-        <w:rPr>
-          <w:rFonts w:ascii="Tahoma" w:hAnsi="Tahoma" w:cs="Tahoma"/>
-          <w:spacing w:val="-2"/>
-          <w:sz w:val="22"/>
-          <w:szCs w:val="22"/>
-        </w:rPr>
-        <w:t xml:space="preserve"> </w:t>
-      </w:r>
-      <w:r>
-        <w:rPr>
-          <w:rFonts w:ascii="Tahoma" w:hAnsi="Tahoma" w:cs="Tahoma"/>
-          <w:sz w:val="22"/>
-          <w:szCs w:val="22"/>
-        </w:rPr>
-        <w:t>de</w:t>
-      </w:r>
-      <w:r>
-        <w:rPr>
-          <w:rFonts w:ascii="Tahoma" w:hAnsi="Tahoma" w:cs="Tahoma"/>
-          <w:spacing w:val="-3"/>
-          <w:sz w:val="22"/>
-          <w:szCs w:val="22"/>
-        </w:rPr>
-        <w:t xml:space="preserve"> </w:t>
-      </w:r>
-      <w:r>
-        <w:rPr>
-          <w:rFonts w:ascii="Tahoma" w:hAnsi="Tahoma" w:cs="Tahoma"/>
-          <w:sz w:val="22"/>
-          <w:szCs w:val="22"/>
-        </w:rPr>
-        <w:t>interdições</w:t>
-      </w:r>
-      <w:r>
-        <w:rPr>
-          <w:rFonts w:ascii="Tahoma" w:hAnsi="Tahoma" w:cs="Tahoma"/>
-          <w:spacing w:val="-3"/>
-          <w:sz w:val="22"/>
-          <w:szCs w:val="22"/>
-        </w:rPr>
-        <w:t xml:space="preserve"> </w:t>
-      </w:r>
-      <w:r>
-        <w:rPr>
-          <w:rFonts w:ascii="Tahoma" w:hAnsi="Tahoma" w:cs="Tahoma"/>
-          <w:sz w:val="22"/>
-          <w:szCs w:val="22"/>
-        </w:rPr>
-        <w:t>e</w:t>
-      </w:r>
-      <w:r>
-        <w:rPr>
-          <w:rFonts w:ascii="Tahoma" w:hAnsi="Tahoma" w:cs="Tahoma"/>
-          <w:spacing w:val="-1"/>
-          <w:sz w:val="22"/>
-          <w:szCs w:val="22"/>
-        </w:rPr>
-        <w:t xml:space="preserve"> </w:t>
-      </w:r>
-      <w:r>
-        <w:rPr>
-          <w:rFonts w:ascii="Tahoma" w:hAnsi="Tahoma" w:cs="Tahoma"/>
-          <w:sz w:val="22"/>
-          <w:szCs w:val="22"/>
-        </w:rPr>
-        <w:t>embargos,</w:t>
-      </w:r>
-      <w:r>
-        <w:rPr>
-          <w:rFonts w:ascii="Tahoma" w:hAnsi="Tahoma" w:cs="Tahoma"/>
-          <w:spacing w:val="-2"/>
-          <w:sz w:val="22"/>
-          <w:szCs w:val="22"/>
-        </w:rPr>
-        <w:t xml:space="preserve"> </w:t>
-      </w:r>
-      <w:r>
-        <w:rPr>
-          <w:rFonts w:ascii="Tahoma" w:hAnsi="Tahoma" w:cs="Tahoma"/>
-          <w:sz w:val="22"/>
-          <w:szCs w:val="22"/>
-        </w:rPr>
-        <w:t>e</w:t>
-      </w:r>
-      <w:r>
-        <w:rPr>
-          <w:rFonts w:ascii="Tahoma" w:hAnsi="Tahoma" w:cs="Tahoma"/>
-          <w:spacing w:val="-3"/>
-          <w:sz w:val="22"/>
-          <w:szCs w:val="22"/>
-        </w:rPr>
-        <w:t xml:space="preserve"> </w:t>
-      </w:r>
-      <w:r>
-        <w:rPr>
-          <w:rFonts w:ascii="Tahoma" w:hAnsi="Tahoma" w:cs="Tahoma"/>
-          <w:sz w:val="22"/>
-          <w:szCs w:val="22"/>
-        </w:rPr>
-        <w:t xml:space="preserve">o </w:t>
-      </w:r>
-      <w:r>
-        <w:rPr>
-          <w:rFonts w:ascii="Tahoma" w:hAnsi="Tahoma" w:cs="Tahoma"/>
-          <w:sz w:val="22"/>
-          <w:szCs w:val="22"/>
-        </w:rPr>
-        <w:t>consequente</w:t>
-      </w:r>
-      <w:r>
-        <w:rPr>
-          <w:rFonts w:ascii="Tahoma" w:hAnsi="Tahoma" w:cs="Tahoma"/>
-          <w:spacing w:val="-3"/>
-          <w:sz w:val="22"/>
-          <w:szCs w:val="22"/>
-        </w:rPr>
-        <w:t xml:space="preserve"> </w:t>
-      </w:r>
-      <w:r>
-        <w:rPr>
-          <w:rFonts w:ascii="Tahoma" w:hAnsi="Tahoma" w:cs="Tahoma"/>
-          <w:sz w:val="22"/>
-          <w:szCs w:val="22"/>
-        </w:rPr>
-        <w:t>levantamento posterior</w:t>
-      </w:r>
-      <w:r>
-        <w:rPr>
-          <w:rFonts w:ascii="Tahoma" w:hAnsi="Tahoma" w:cs="Tahoma"/>
-          <w:spacing w:val="-3"/>
-          <w:sz w:val="22"/>
-          <w:szCs w:val="22"/>
-        </w:rPr>
-        <w:t xml:space="preserve"> </w:t>
-      </w:r>
-      <w:r>
-        <w:rPr>
-          <w:rFonts w:ascii="Tahoma" w:hAnsi="Tahoma" w:cs="Tahoma"/>
-          <w:sz w:val="22"/>
-          <w:szCs w:val="22"/>
-        </w:rPr>
-        <w:t>dos</w:t>
-      </w:r>
-      <w:r>
-        <w:rPr>
-          <w:rFonts w:ascii="Tahoma" w:hAnsi="Tahoma" w:cs="Tahoma"/>
-          <w:spacing w:val="-1"/>
-          <w:sz w:val="22"/>
-          <w:szCs w:val="22"/>
-        </w:rPr>
-        <w:t xml:space="preserve"> </w:t>
-      </w:r>
-      <w:r>
-        <w:rPr>
-          <w:rFonts w:ascii="Tahoma" w:hAnsi="Tahoma" w:cs="Tahoma"/>
-          <w:sz w:val="22"/>
-          <w:szCs w:val="22"/>
-        </w:rPr>
-        <w:t>mesmos, quando se depararem com uma condição ou situação de perigo iminente à vida, à saúde ou à segurança dos trabalhadores</w:t>
-      </w:r>
-      <w:r>
-        <w:rPr>
-          <w:rFonts w:ascii="Tahoma" w:hAnsi="Tahoma" w:cs="Tahoma"/>
-          <w:spacing w:val="-2"/>
-          <w:sz w:val="22"/>
-          <w:szCs w:val="22"/>
-        </w:rPr>
-        <w:t xml:space="preserve"> </w:t>
-      </w:r>
-      <w:r>
-        <w:rPr>
-          <w:rFonts w:ascii="Tahoma" w:hAnsi="Tahoma" w:cs="Tahoma"/>
-          <w:sz w:val="22"/>
-          <w:szCs w:val="22"/>
-        </w:rPr>
-        <w:t>(artigo</w:t>
-      </w:r>
-      <w:r>
-        <w:rPr>
-          <w:rFonts w:ascii="Tahoma" w:hAnsi="Tahoma" w:cs="Tahoma"/>
-          <w:spacing w:val="-3"/>
-          <w:sz w:val="22"/>
-          <w:szCs w:val="22"/>
-        </w:rPr>
-        <w:t xml:space="preserve"> </w:t>
-      </w:r>
-      <w:r>
-        <w:rPr>
-          <w:rFonts w:ascii="Tahoma" w:hAnsi="Tahoma" w:cs="Tahoma"/>
-          <w:sz w:val="22"/>
-          <w:szCs w:val="22"/>
-        </w:rPr>
-        <w:t>4º,</w:t>
-      </w:r>
-      <w:r>
-        <w:rPr>
-          <w:rFonts w:ascii="Tahoma" w:hAnsi="Tahoma" w:cs="Tahoma"/>
-          <w:spacing w:val="-2"/>
-          <w:sz w:val="22"/>
-          <w:szCs w:val="22"/>
-        </w:rPr>
-        <w:t xml:space="preserve"> </w:t>
-      </w:r>
-      <w:r>
-        <w:rPr>
-          <w:rFonts w:ascii="Tahoma" w:hAnsi="Tahoma" w:cs="Tahoma"/>
-          <w:sz w:val="22"/>
-          <w:szCs w:val="22"/>
-        </w:rPr>
-        <w:t>caput).</w:t>
-      </w:r>
-      <w:r>
-        <w:rPr>
-          <w:rFonts w:ascii="Tahoma" w:hAnsi="Tahoma" w:cs="Tahoma"/>
-          <w:spacing w:val="-1"/>
-          <w:sz w:val="22"/>
-          <w:szCs w:val="22"/>
-        </w:rPr>
-        <w:t xml:space="preserve"> </w:t>
-      </w:r>
-      <w:r>
-        <w:rPr>
-          <w:rFonts w:ascii="Tahoma" w:hAnsi="Tahoma" w:cs="Tahoma"/>
-          <w:sz w:val="22"/>
-          <w:szCs w:val="22"/>
-          <w:u w:val="single"/>
-        </w:rPr>
-        <w:t>Nos</w:t>
-      </w:r>
-      <w:r>
-        <w:rPr>
-          <w:rFonts w:ascii="Tahoma" w:hAnsi="Tahoma" w:cs="Tahoma"/>
-          <w:spacing w:val="-2"/>
-          <w:sz w:val="22"/>
-          <w:szCs w:val="22"/>
-          <w:u w:val="single"/>
-        </w:rPr>
-        <w:t xml:space="preserve"> </w:t>
-      </w:r>
-      <w:r>
-        <w:rPr>
-          <w:rFonts w:ascii="Tahoma" w:hAnsi="Tahoma" w:cs="Tahoma"/>
-          <w:sz w:val="22"/>
-          <w:szCs w:val="22"/>
-          <w:u w:val="single"/>
-        </w:rPr>
-        <w:t>termos</w:t>
-      </w:r>
-      <w:r>
-        <w:rPr>
-          <w:rFonts w:ascii="Tahoma" w:hAnsi="Tahoma" w:cs="Tahoma"/>
-          <w:spacing w:val="-4"/>
-          <w:sz w:val="22"/>
-          <w:szCs w:val="22"/>
-          <w:u w:val="single"/>
-        </w:rPr>
-        <w:t xml:space="preserve"> </w:t>
-      </w:r>
-      <w:r>
-        <w:rPr>
-          <w:rFonts w:ascii="Tahoma" w:hAnsi="Tahoma" w:cs="Tahoma"/>
-          <w:sz w:val="22"/>
-          <w:szCs w:val="22"/>
-          <w:u w:val="single"/>
-        </w:rPr>
-        <w:t>delineados</w:t>
-      </w:r>
-      <w:r>
-        <w:rPr>
-          <w:rFonts w:ascii="Tahoma" w:hAnsi="Tahoma" w:cs="Tahoma"/>
-          <w:spacing w:val="-2"/>
-          <w:sz w:val="22"/>
-          <w:szCs w:val="22"/>
-          <w:u w:val="single"/>
-        </w:rPr>
-        <w:t xml:space="preserve"> </w:t>
-      </w:r>
-      <w:r>
-        <w:rPr>
-          <w:rFonts w:ascii="Tahoma" w:hAnsi="Tahoma" w:cs="Tahoma"/>
-          <w:sz w:val="22"/>
-          <w:szCs w:val="22"/>
-          <w:u w:val="single"/>
-        </w:rPr>
-        <w:t>nesta</w:t>
-      </w:r>
-      <w:r>
-        <w:rPr>
-          <w:rFonts w:ascii="Tahoma" w:hAnsi="Tahoma" w:cs="Tahoma"/>
-          <w:spacing w:val="-5"/>
-          <w:sz w:val="22"/>
-          <w:szCs w:val="22"/>
-          <w:u w:val="single"/>
-        </w:rPr>
-        <w:t xml:space="preserve"> </w:t>
-      </w:r>
-      <w:r>
-        <w:rPr>
-          <w:rFonts w:ascii="Tahoma" w:hAnsi="Tahoma" w:cs="Tahoma"/>
-          <w:sz w:val="22"/>
-          <w:szCs w:val="22"/>
-          <w:u w:val="single"/>
-        </w:rPr>
-        <w:t>Portaria –</w:t>
-      </w:r>
-      <w:r>
-        <w:rPr>
-          <w:rFonts w:ascii="Tahoma" w:hAnsi="Tahoma" w:cs="Tahoma"/>
-          <w:spacing w:val="-4"/>
-          <w:sz w:val="22"/>
-          <w:szCs w:val="22"/>
-          <w:u w:val="single"/>
-        </w:rPr>
-        <w:t xml:space="preserve"> </w:t>
-      </w:r>
-      <w:r>
-        <w:rPr>
-          <w:rFonts w:ascii="Tahoma" w:hAnsi="Tahoma" w:cs="Tahoma"/>
-          <w:sz w:val="22"/>
-          <w:szCs w:val="22"/>
-          <w:u w:val="single"/>
-        </w:rPr>
-        <w:t>editada</w:t>
-      </w:r>
-      <w:r>
-        <w:rPr>
-          <w:rFonts w:ascii="Tahoma" w:hAnsi="Tahoma" w:cs="Tahoma"/>
-          <w:spacing w:val="-2"/>
-          <w:sz w:val="22"/>
-          <w:szCs w:val="22"/>
-          <w:u w:val="single"/>
-        </w:rPr>
-        <w:t xml:space="preserve"> </w:t>
-      </w:r>
-      <w:r>
-        <w:rPr>
-          <w:rFonts w:ascii="Tahoma" w:hAnsi="Tahoma" w:cs="Tahoma"/>
-          <w:sz w:val="22"/>
-          <w:szCs w:val="22"/>
-          <w:u w:val="single"/>
-        </w:rPr>
-        <w:t>em</w:t>
-      </w:r>
-      <w:r>
-        <w:rPr>
-          <w:rFonts w:ascii="Tahoma" w:hAnsi="Tahoma" w:cs="Tahoma"/>
-          <w:spacing w:val="-2"/>
-          <w:sz w:val="22"/>
-          <w:szCs w:val="22"/>
-          <w:u w:val="single"/>
-        </w:rPr>
-        <w:t xml:space="preserve"> </w:t>
-      </w:r>
-      <w:r>
-        <w:rPr>
-          <w:rFonts w:ascii="Tahoma" w:hAnsi="Tahoma" w:cs="Tahoma"/>
-          <w:sz w:val="22"/>
-          <w:szCs w:val="22"/>
-          <w:u w:val="single"/>
-        </w:rPr>
-        <w:t>consonância</w:t>
-      </w:r>
-      <w:r>
-        <w:rPr>
-          <w:rFonts w:ascii="Tahoma" w:hAnsi="Tahoma" w:cs="Tahoma"/>
-          <w:spacing w:val="-2"/>
-          <w:sz w:val="22"/>
-          <w:szCs w:val="22"/>
-          <w:u w:val="single"/>
-        </w:rPr>
-        <w:t xml:space="preserve"> </w:t>
-      </w:r>
-      <w:r>
-        <w:rPr>
-          <w:rFonts w:ascii="Tahoma" w:hAnsi="Tahoma" w:cs="Tahoma"/>
-          <w:sz w:val="22"/>
-          <w:szCs w:val="22"/>
-          <w:u w:val="single"/>
-        </w:rPr>
-        <w:t>com</w:t>
-      </w:r>
-      <w:r>
-        <w:rPr>
-          <w:rFonts w:ascii="Tahoma" w:hAnsi="Tahoma" w:cs="Tahoma"/>
-          <w:spacing w:val="-4"/>
-          <w:sz w:val="22"/>
-          <w:szCs w:val="22"/>
-          <w:u w:val="single"/>
-        </w:rPr>
-        <w:t xml:space="preserve"> </w:t>
-      </w:r>
-      <w:r>
-        <w:rPr>
-          <w:rFonts w:ascii="Tahoma" w:hAnsi="Tahoma" w:cs="Tahoma"/>
-          <w:sz w:val="22"/>
-          <w:szCs w:val="22"/>
-          <w:u w:val="single"/>
-        </w:rPr>
-        <w:t>a</w:t>
-      </w:r>
-      <w:r>
-        <w:rPr>
-          <w:rFonts w:ascii="Tahoma" w:hAnsi="Tahoma" w:cs="Tahoma"/>
-          <w:spacing w:val="-2"/>
-          <w:sz w:val="22"/>
-          <w:szCs w:val="22"/>
-          <w:u w:val="single"/>
-        </w:rPr>
-        <w:t xml:space="preserve"> </w:t>
-      </w:r>
-      <w:r>
-        <w:rPr>
-          <w:rFonts w:ascii="Tahoma" w:hAnsi="Tahoma" w:cs="Tahoma"/>
-          <w:sz w:val="22"/>
-          <w:szCs w:val="22"/>
-          <w:u w:val="single"/>
-        </w:rPr>
-        <w:t>decisão</w:t>
-      </w:r>
-      <w:r>
-        <w:rPr>
-          <w:rFonts w:ascii="Tahoma" w:hAnsi="Tahoma" w:cs="Tahoma"/>
-          <w:sz w:val="22"/>
-          <w:szCs w:val="22"/>
-        </w:rPr>
-        <w:t xml:space="preserve"> </w:t>
-      </w:r>
-      <w:r>
-        <w:rPr>
-          <w:rFonts w:ascii="Tahoma" w:hAnsi="Tahoma" w:cs="Tahoma"/>
-          <w:sz w:val="22"/>
-          <w:szCs w:val="22"/>
-          <w:u w:val="single"/>
-        </w:rPr>
-        <w:t>proferida nos autos da Ação Civil Pública n. 0010450-12-2013.5.14.0008 – o início e a manutenção de efeitos</w:t>
-      </w:r>
-      <w:r>
-        <w:rPr>
-          <w:rFonts w:ascii="Tahoma" w:hAnsi="Tahoma" w:cs="Tahoma"/>
-          <w:sz w:val="22"/>
-          <w:szCs w:val="22"/>
-        </w:rPr>
-        <w:t xml:space="preserve"> </w:t>
-      </w:r>
-      <w:r>
-        <w:rPr>
-          <w:rFonts w:ascii="Tahoma" w:hAnsi="Tahoma" w:cs="Tahoma"/>
-          <w:sz w:val="22"/>
-          <w:szCs w:val="22"/>
-          <w:u w:val="single"/>
-        </w:rPr>
-        <w:t>das medidas preventivas de embargo e interdição independem de confirmação por autoridade diversa não</w:t>
-      </w:r>
-      <w:r>
-        <w:rPr>
-          <w:rFonts w:ascii="Tahoma" w:hAnsi="Tahoma" w:cs="Tahoma"/>
-          <w:sz w:val="22"/>
-          <w:szCs w:val="22"/>
-        </w:rPr>
-        <w:t xml:space="preserve"> </w:t>
-      </w:r>
-      <w:r>
-        <w:rPr>
-          <w:rFonts w:ascii="Tahoma" w:hAnsi="Tahoma" w:cs="Tahoma"/>
-          <w:sz w:val="22"/>
-          <w:szCs w:val="22"/>
-          <w:u w:val="single"/>
-        </w:rPr>
-        <w:t>envolvida na ação fiscal, ressalvada exclusivamente a possibilidade de recurso ao órgão técnico superior da</w:t>
-      </w:r>
-      <w:r>
-        <w:rPr>
-          <w:rFonts w:ascii="Tahoma" w:hAnsi="Tahoma" w:cs="Tahoma"/>
-          <w:sz w:val="22"/>
-          <w:szCs w:val="22"/>
-        </w:rPr>
-        <w:t xml:space="preserve"> </w:t>
-      </w:r>
-      <w:r>
-        <w:rPr>
-          <w:rFonts w:ascii="Tahoma" w:hAnsi="Tahoma" w:cs="Tahoma"/>
-          <w:sz w:val="22"/>
-          <w:szCs w:val="22"/>
-          <w:u w:val="single"/>
-        </w:rPr>
-        <w:t>Inspeção do Trabalho.</w:t>
-      </w:r>
-    </w:p>
-    <w:p>
-      <w:pPr>
-        <w:spacing w:line="360" w:lineRule="auto"/>
-        <w:ind w:left="112" w:right="-284" w:firstLine="708"/>
-        <w:jc w:val="both"/>
-        <w:rPr>
-          <w:rFonts w:ascii="Tahoma" w:hAnsi="Tahoma" w:cs="Tahoma"/>
-        </w:rPr>
-      </w:pPr>
-      <w:r>
-        <w:rPr>
-          <w:rFonts w:ascii="Tahoma" w:hAnsi="Tahoma" w:cs="Tahoma"/>
-          <w:b/>
-          <w:u w:val="single"/>
-        </w:rPr>
-        <w:t>Neste contexto, a presente manifestação deixa de estar subordinada à ratificação pela</w:t>
-      </w:r>
-      <w:r>
-        <w:rPr>
-          <w:rFonts w:ascii="Tahoma" w:hAnsi="Tahoma" w:cs="Tahoma"/>
-          <w:b/>
-        </w:rPr>
-        <w:t xml:space="preserve"> </w:t>
-      </w:r>
-      <w:r>
-        <w:rPr>
-          <w:rFonts w:ascii="Tahoma" w:hAnsi="Tahoma" w:cs="Tahoma"/>
-          <w:b/>
-          <w:u w:val="single"/>
-        </w:rPr>
-        <w:t>Superintendência Regional do Ministério do Trabalho e Emprego</w:t>
-      </w:r>
-      <w:r>
-        <w:rPr>
-          <w:rFonts w:ascii="Tahoma" w:hAnsi="Tahoma" w:cs="Tahoma"/>
-          <w:b/>
-        </w:rPr>
-        <w:t xml:space="preserve"> </w:t>
-      </w:r>
-      <w:r>
-        <w:rPr>
-          <w:rFonts w:ascii="Tahoma" w:hAnsi="Tahoma" w:cs="Tahoma"/>
-        </w:rPr>
-        <w:t>para produzir seus efeitos jurídicos,</w:t>
-      </w:r>
-      <w:r>
-        <w:rPr>
-          <w:rFonts w:ascii="Tahoma" w:hAnsi="Tahoma" w:cs="Tahoma"/>
-          <w:spacing w:val="40"/>
-        </w:rPr>
-        <w:t xml:space="preserve"> </w:t>
-      </w:r>
-      <w:r>
-        <w:rPr>
-          <w:rFonts w:ascii="Tahoma" w:hAnsi="Tahoma" w:cs="Tahoma"/>
-        </w:rPr>
-        <w:t>pelo que se propõe a remessa do presente feito à autoridade regional, por intermédio da chefia da Seção de Saúde e Segurança do Trabalhador (</w:t>
-      </w:r>
-      <w:r>
-        <w:rPr>
-          <w:rFonts w:ascii="Tahoma" w:hAnsi="Tahoma" w:cs="Tahoma"/>
-        </w:rPr>
-        <w:t>SESST</w:t>
-      </w:r>
-      <w:r>
-        <w:rPr>
-          <w:rFonts w:ascii="Tahoma" w:hAnsi="Tahoma" w:cs="Tahoma"/>
-        </w:rPr>
-        <w:t xml:space="preserve">), para conhecimento e para inserção nos bancos de dados </w:t>
-      </w:r>
-      <w:r>
-        <w:rPr>
-          <w:rFonts w:ascii="Tahoma" w:hAnsi="Tahoma" w:cs="Tahoma"/>
-          <w:spacing w:val="-2"/>
-        </w:rPr>
-        <w:t>correlatos.</w:t>
-      </w:r>
-    </w:p>
-    <w:p>
-      <w:pPr>
-        <w:pStyle w:val="Corpodetexto"/>
-        <w:spacing w:before="1" w:line="360" w:lineRule="auto"/>
-        <w:ind w:left="112" w:right="-284" w:firstLine="708"/>
-        <w:jc w:val="both"/>
-        <w:rPr>
-          <w:rFonts w:ascii="Tahoma" w:hAnsi="Tahoma" w:cs="Tahoma"/>
-          <w:sz w:val="22"/>
-          <w:szCs w:val="22"/>
-        </w:rPr>
-      </w:pPr>
-      <w:r>
-        <w:rPr>
-          <w:rFonts w:ascii="Tahoma" w:hAnsi="Tahoma" w:cs="Tahoma"/>
-          <w:sz w:val="22"/>
-          <w:szCs w:val="22"/>
-        </w:rPr>
-        <w:t>Por</w:t>
-      </w:r>
-      <w:r>
-        <w:rPr>
-          <w:rFonts w:ascii="Tahoma" w:hAnsi="Tahoma" w:cs="Tahoma"/>
-          <w:spacing w:val="-1"/>
-          <w:sz w:val="22"/>
-          <w:szCs w:val="22"/>
-        </w:rPr>
-        <w:t xml:space="preserve"> </w:t>
-      </w:r>
-      <w:r>
-        <w:rPr>
-          <w:rFonts w:ascii="Tahoma" w:hAnsi="Tahoma" w:cs="Tahoma"/>
-          <w:sz w:val="22"/>
-          <w:szCs w:val="22"/>
-        </w:rPr>
-        <w:t>tudo o que</w:t>
-      </w:r>
-      <w:r>
-        <w:rPr>
-          <w:rFonts w:ascii="Tahoma" w:hAnsi="Tahoma" w:cs="Tahoma"/>
-          <w:spacing w:val="-1"/>
-          <w:sz w:val="22"/>
-          <w:szCs w:val="22"/>
-        </w:rPr>
-        <w:t xml:space="preserve"> </w:t>
-      </w:r>
-      <w:r>
-        <w:rPr>
-          <w:rFonts w:ascii="Tahoma" w:hAnsi="Tahoma" w:cs="Tahoma"/>
-          <w:sz w:val="22"/>
-          <w:szCs w:val="22"/>
-        </w:rPr>
-        <w:t>exposto,</w:t>
-      </w:r>
-      <w:r>
-        <w:rPr>
-          <w:rFonts w:ascii="Tahoma" w:hAnsi="Tahoma" w:cs="Tahoma"/>
-          <w:spacing w:val="-2"/>
-          <w:sz w:val="22"/>
-          <w:szCs w:val="22"/>
-        </w:rPr>
-        <w:t xml:space="preserve"> </w:t>
-      </w:r>
-      <w:r>
-        <w:rPr>
-          <w:rFonts w:ascii="Tahoma" w:hAnsi="Tahoma" w:cs="Tahoma"/>
-          <w:sz w:val="22"/>
-          <w:szCs w:val="22"/>
-        </w:rPr>
-        <w:t>restam</w:t>
-      </w:r>
-      <w:r>
-        <w:rPr>
-          <w:rFonts w:ascii="Tahoma" w:hAnsi="Tahoma" w:cs="Tahoma"/>
-          <w:spacing w:val="-1"/>
-          <w:sz w:val="22"/>
-          <w:szCs w:val="22"/>
-        </w:rPr>
-        <w:t xml:space="preserve"> </w:t>
-      </w:r>
-      <w:r>
-        <w:rPr>
-          <w:rFonts w:ascii="Tahoma" w:hAnsi="Tahoma" w:cs="Tahoma"/>
-          <w:sz w:val="22"/>
-          <w:szCs w:val="22"/>
-        </w:rPr>
-        <w:t>claramente</w:t>
-      </w:r>
-      <w:r>
-        <w:rPr>
-          <w:rFonts w:ascii="Tahoma" w:hAnsi="Tahoma" w:cs="Tahoma"/>
-          <w:spacing w:val="-1"/>
-          <w:sz w:val="22"/>
-          <w:szCs w:val="22"/>
-        </w:rPr>
-        <w:t xml:space="preserve"> </w:t>
-      </w:r>
-      <w:r>
-        <w:rPr>
-          <w:rFonts w:ascii="Tahoma" w:hAnsi="Tahoma" w:cs="Tahoma"/>
-          <w:sz w:val="22"/>
-          <w:szCs w:val="22"/>
-        </w:rPr>
-        <w:t>estabelecidos</w:t>
-      </w:r>
-      <w:r>
-        <w:rPr>
-          <w:rFonts w:ascii="Tahoma" w:hAnsi="Tahoma" w:cs="Tahoma"/>
-          <w:spacing w:val="-1"/>
-          <w:sz w:val="22"/>
-          <w:szCs w:val="22"/>
-        </w:rPr>
-        <w:t xml:space="preserve"> </w:t>
-      </w:r>
-      <w:r>
-        <w:rPr>
-          <w:rFonts w:ascii="Tahoma" w:hAnsi="Tahoma" w:cs="Tahoma"/>
-          <w:sz w:val="22"/>
-          <w:szCs w:val="22"/>
-        </w:rPr>
-        <w:t>a</w:t>
-      </w:r>
-      <w:r>
-        <w:rPr>
-          <w:rFonts w:ascii="Tahoma" w:hAnsi="Tahoma" w:cs="Tahoma"/>
-          <w:spacing w:val="-1"/>
-          <w:sz w:val="22"/>
-          <w:szCs w:val="22"/>
-        </w:rPr>
-        <w:t xml:space="preserve"> </w:t>
-      </w:r>
-      <w:r>
-        <w:rPr>
-          <w:rFonts w:ascii="Tahoma" w:hAnsi="Tahoma" w:cs="Tahoma"/>
-          <w:sz w:val="22"/>
-          <w:szCs w:val="22"/>
-        </w:rPr>
-        <w:t>competência</w:t>
-      </w:r>
-      <w:r>
-        <w:rPr>
-          <w:rFonts w:ascii="Tahoma" w:hAnsi="Tahoma" w:cs="Tahoma"/>
-          <w:spacing w:val="-1"/>
-          <w:sz w:val="22"/>
-          <w:szCs w:val="22"/>
-        </w:rPr>
-        <w:t xml:space="preserve"> </w:t>
-      </w:r>
-      <w:r>
-        <w:rPr>
-          <w:rFonts w:ascii="Tahoma" w:hAnsi="Tahoma" w:cs="Tahoma"/>
-          <w:sz w:val="22"/>
-          <w:szCs w:val="22"/>
-        </w:rPr>
-        <w:t>e</w:t>
-      </w:r>
-      <w:r>
-        <w:rPr>
-          <w:rFonts w:ascii="Tahoma" w:hAnsi="Tahoma" w:cs="Tahoma"/>
-          <w:spacing w:val="-3"/>
-          <w:sz w:val="22"/>
-          <w:szCs w:val="22"/>
-        </w:rPr>
-        <w:t xml:space="preserve"> </w:t>
-      </w:r>
-      <w:r>
-        <w:rPr>
-          <w:rFonts w:ascii="Tahoma" w:hAnsi="Tahoma" w:cs="Tahoma"/>
-          <w:sz w:val="22"/>
-          <w:szCs w:val="22"/>
-        </w:rPr>
-        <w:t>os</w:t>
-      </w:r>
-      <w:r>
-        <w:rPr>
-          <w:rFonts w:ascii="Tahoma" w:hAnsi="Tahoma" w:cs="Tahoma"/>
-          <w:spacing w:val="-1"/>
-          <w:sz w:val="22"/>
-          <w:szCs w:val="22"/>
-        </w:rPr>
-        <w:t xml:space="preserve"> </w:t>
-      </w:r>
-      <w:r>
-        <w:rPr>
-          <w:rFonts w:ascii="Tahoma" w:hAnsi="Tahoma" w:cs="Tahoma"/>
-          <w:sz w:val="22"/>
-          <w:szCs w:val="22"/>
-        </w:rPr>
-        <w:t>limites</w:t>
-      </w:r>
-      <w:r>
-        <w:rPr>
-          <w:rFonts w:ascii="Tahoma" w:hAnsi="Tahoma" w:cs="Tahoma"/>
-          <w:spacing w:val="-1"/>
-          <w:sz w:val="22"/>
-          <w:szCs w:val="22"/>
-        </w:rPr>
-        <w:t xml:space="preserve"> </w:t>
-      </w:r>
-      <w:r>
-        <w:rPr>
-          <w:rFonts w:ascii="Tahoma" w:hAnsi="Tahoma" w:cs="Tahoma"/>
-          <w:sz w:val="22"/>
-          <w:szCs w:val="22"/>
-        </w:rPr>
-        <w:t>legais</w:t>
-      </w:r>
-      <w:r>
-        <w:rPr>
-          <w:rFonts w:ascii="Tahoma" w:hAnsi="Tahoma" w:cs="Tahoma"/>
-          <w:spacing w:val="-1"/>
-          <w:sz w:val="22"/>
-          <w:szCs w:val="22"/>
-        </w:rPr>
-        <w:t xml:space="preserve"> </w:t>
-      </w:r>
-      <w:r>
-        <w:rPr>
-          <w:rFonts w:ascii="Tahoma" w:hAnsi="Tahoma" w:cs="Tahoma"/>
-          <w:sz w:val="22"/>
-          <w:szCs w:val="22"/>
-        </w:rPr>
-        <w:t>do MTE</w:t>
-      </w:r>
-      <w:r>
-        <w:rPr>
-          <w:rFonts w:ascii="Tahoma" w:hAnsi="Tahoma" w:cs="Tahoma"/>
-          <w:spacing w:val="-3"/>
-          <w:sz w:val="22"/>
-          <w:szCs w:val="22"/>
-        </w:rPr>
-        <w:t xml:space="preserve"> </w:t>
-      </w:r>
-      <w:r>
-        <w:rPr>
-          <w:rFonts w:ascii="Tahoma" w:hAnsi="Tahoma" w:cs="Tahoma"/>
-          <w:sz w:val="22"/>
-          <w:szCs w:val="22"/>
-        </w:rPr>
-        <w:t>para o embargo de canteiros de obra ou interdição de máquinas, equipamentos, setores, serviços ou atividades.</w:t>
-      </w:r>
-    </w:p>
-    <w:p>
-      <w:pPr>
-        <w:pStyle w:val="Corpodetexto"/>
-        <w:spacing w:before="171" w:line="360" w:lineRule="auto"/>
-        <w:ind w:left="112" w:right="-284" w:firstLine="708"/>
-        <w:jc w:val="both"/>
-        <w:rPr>
-          <w:rFonts w:ascii="Tahoma" w:hAnsi="Tahoma" w:cs="Tahoma"/>
-          <w:b/>
-          <w:bCs/>
-          <w:sz w:val="22"/>
-          <w:szCs w:val="22"/>
-        </w:rPr>
-      </w:pPr>
-      <w:r>
-        <w:rPr>
-          <w:rFonts w:ascii="Tahoma" w:hAnsi="Tahoma" w:cs="Tahoma"/>
-          <w:sz w:val="22"/>
-          <w:szCs w:val="22"/>
-        </w:rPr>
-        <w:t xml:space="preserve">O percurso da fiscalização foi acompanhado por </w:t>
-      </w:r>
-      <w:proofErr w:type="spellStart"/>
-      <w:r>
-        <w:rPr>
-          <w:rFonts w:ascii="Tahoma" w:hAnsi="Tahoma" w:cs="Tahoma"/>
-          <w:sz w:val="22"/>
-          <w:szCs w:val="22"/>
-        </w:rPr>
-        <w:t>preposto</w:t>
-      </w:r>
-      <w:proofErr w:type="spellEnd"/>
-      <w:r>
-        <w:rPr>
-          <w:rFonts w:ascii="Tahoma" w:hAnsi="Tahoma" w:cs="Tahoma"/>
-          <w:sz w:val="22"/>
-          <w:szCs w:val="22"/>
-        </w:rPr>
-        <w:t xml:space="preserve"> da empresa apto a prestar os esclarecimentos sobre as condições de trabalho e das máquinas do estabelecimento. No decorrer da auditoria foram examinadas e sistematizadas informações referentes a regulamentos, normas técnicas</w:t>
-      </w:r>
-      <w:r>
-        <w:rPr>
-          <w:rFonts w:ascii="Tahoma" w:hAnsi="Tahoma" w:cs="Tahoma"/>
-          <w:sz w:val="22"/>
-          <w:szCs w:val="22"/>
-        </w:rPr>
-        <w:t xml:space="preserve"> </w:t>
-      </w:r>
-      <w:r>
-        <w:rPr>
-          <w:rFonts w:ascii="Tahoma" w:hAnsi="Tahoma" w:cs="Tahoma"/>
-          <w:sz w:val="22"/>
-          <w:szCs w:val="22"/>
-        </w:rPr>
-        <w:t>e imagens, procedida a análise das atividades relacionadas e o resultado cotejado com as bases legais e de normatização relacionadas</w:t>
-      </w:r>
-      <w:r>
-        <w:rPr>
-          <w:rFonts w:ascii="Tahoma" w:hAnsi="Tahoma" w:cs="Tahoma"/>
-          <w:sz w:val="22"/>
-          <w:szCs w:val="22"/>
-        </w:rPr>
-        <w:t>.</w:t>
-      </w:r>
-    </w:p>
-    <w:p>
-      <w:pPr>
-        <w:pStyle w:val="Corpodetexto"/>
-        <w:spacing w:line="360" w:lineRule="auto"/>
-        <w:ind w:right="-284" w:firstLine="720"/>
-        <w:jc w:val="both"/>
-        <w:rPr>
-          <w:rFonts w:ascii="Tahoma" w:hAnsi="Tahoma" w:cs="Tahoma"/>
-          <w:sz w:val="22"/>
-          <w:szCs w:val="22"/>
-        </w:rPr>
-      </w:pPr>
-    </w:p>
-    <w:p>
-      <w:pPr>
-        <w:pStyle w:val="Corpodetexto"/>
-        <w:spacing w:line="360" w:lineRule="auto"/>
-        <w:ind w:right="-284" w:firstLine="720"/>
-        <w:jc w:val="both"/>
-        <w:rPr>
-          <w:rFonts w:ascii="Tahoma" w:hAnsi="Tahoma" w:cs="Tahoma"/>
-          <w:sz w:val="22"/>
-          <w:szCs w:val="22"/>
-        </w:rPr>
-      </w:pPr>
-      <w:r>
-        <w:rPr>
-          <w:rFonts w:ascii="Tahoma" w:hAnsi="Tahoma" w:cs="Tahoma"/>
-          <w:sz w:val="22"/>
-          <w:szCs w:val="22"/>
-        </w:rPr>
-        <w:t xml:space="preserve">O quadro resultante dessa sistematização e análise de informações levou à caracterização da condição de RISCO GRAVE E IMINENTE à saúde e à integridade física dos trabalhadores expostos, na forma conceituada pelo subitem 3.2.1 da Norma Regulamentadora nº 3 do Ministério do Trabalho e Previdência, com atualização dada pela Portaria nº 1.068, de 23 de setembro de 2019: </w:t>
-      </w:r>
-    </w:p>
-    <w:p>
-      <w:pPr>
-        <w:pStyle w:val="Corpodetexto"/>
-        <w:spacing w:line="360" w:lineRule="auto"/>
-        <w:ind w:right="-284" w:firstLine="720"/>
-        <w:jc w:val="both"/>
-        <w:rPr>
-          <w:rFonts w:ascii="Tahoma" w:hAnsi="Tahoma" w:cs="Tahoma"/>
-          <w:sz w:val="22"/>
-          <w:szCs w:val="22"/>
-        </w:rPr>
-      </w:pPr>
-    </w:p>
-    <w:p>
-      <w:pPr>
-        <w:pStyle w:val="Corpodetexto"/>
-        <w:spacing w:line="360" w:lineRule="auto"/>
-        <w:ind w:left="2160" w:right="-284"/>
-        <w:jc w:val="both"/>
-        <w:rPr>
-          <w:rFonts w:ascii="Tahoma" w:hAnsi="Tahoma" w:cs="Tahoma"/>
-          <w:i/>
-          <w:iCs/>
-          <w:sz w:val="20"/>
-          <w:szCs w:val="20"/>
-        </w:rPr>
-      </w:pPr>
-      <w:r>
-        <w:rPr>
-          <w:rFonts w:ascii="Tahoma" w:hAnsi="Tahoma" w:cs="Tahoma"/>
-          <w:i/>
-          <w:iCs/>
-          <w:sz w:val="20"/>
-          <w:szCs w:val="20"/>
-        </w:rPr>
-        <w:t>Considera-se grave e iminente risco toda condição ou situação de trabalho que possa causar acidente ou doença com lesão grave ao trabalhador.</w:t>
-      </w:r>
     </w:p>
     <w:p>
       <w:pPr>
@@ -2881,890 +3433,23 @@
     </w:p>
     <w:p>
       <w:pPr>
-        <w:pStyle w:val="Corpodetexto"/>
-        <w:spacing w:line="360" w:lineRule="auto"/>
-        <w:ind w:left="112" w:right="424" w:firstLine="708"/>
-        <w:jc w:val="both"/>
-        <w:rPr>
-          <w:rFonts w:ascii="Tahoma" w:hAnsi="Tahoma" w:cs="Tahoma"/>
-          <w:sz w:val="22"/>
-          <w:szCs w:val="22"/>
-        </w:rPr>
-      </w:pPr>
-      <w:r>
-        <w:rPr>
-          <w:rFonts w:ascii="Tahoma" w:hAnsi="Tahoma" w:cs="Tahoma"/>
-          <w:sz w:val="22"/>
-          <w:szCs w:val="22"/>
-        </w:rPr>
-        <w:t xml:space="preserve">As situações fáticas descritas conflitam com os dispositivos legais vigentes, em </w:t>
-      </w:r>
-      <w:r>
-        <w:rPr>
-          <w:rFonts w:ascii="Tahoma" w:hAnsi="Tahoma" w:cs="Tahoma"/>
-          <w:sz w:val="22"/>
-          <w:szCs w:val="22"/>
-        </w:rPr>
-        <w:lastRenderedPageBreak/>
-        <w:t>especial da</w:t>
-      </w:r>
-      <w:r>
-        <w:rPr>
-          <w:rFonts w:ascii="Tahoma" w:hAnsi="Tahoma" w:cs="Tahoma"/>
-          <w:sz w:val="22"/>
-          <w:szCs w:val="22"/>
-        </w:rPr>
-        <w:t>s</w:t>
-      </w:r>
-      <w:r>
-        <w:rPr>
-          <w:rFonts w:ascii="Tahoma" w:hAnsi="Tahoma" w:cs="Tahoma"/>
-          <w:sz w:val="22"/>
-          <w:szCs w:val="22"/>
-        </w:rPr>
-        <w:t xml:space="preserve"> Normas </w:t>
-      </w:r>
-      <w:r>
-        <w:rPr>
-          <w:rFonts w:ascii="Tahoma" w:hAnsi="Tahoma" w:cs="Tahoma"/>
-          <w:sz w:val="22"/>
-          <w:szCs w:val="22"/>
-        </w:rPr>
-        <w:t xml:space="preserve">Regulamentadoras expedidas </w:t>
-      </w:r>
-      <w:proofErr w:type="gramStart"/>
-      <w:r>
-        <w:rPr>
-          <w:rFonts w:ascii="Tahoma" w:hAnsi="Tahoma" w:cs="Tahoma"/>
-          <w:sz w:val="22"/>
-          <w:szCs w:val="22"/>
-        </w:rPr>
-        <w:t xml:space="preserve">pelo </w:t>
-      </w:r>
-      <w:r>
-        <w:rPr>
-          <w:rFonts w:ascii="Tahoma" w:hAnsi="Tahoma" w:cs="Tahoma"/>
-          <w:sz w:val="22"/>
-          <w:szCs w:val="22"/>
-        </w:rPr>
-        <w:t>Ministério</w:t>
-      </w:r>
-      <w:proofErr w:type="gramEnd"/>
-      <w:r>
-        <w:rPr>
-          <w:rFonts w:ascii="Tahoma" w:hAnsi="Tahoma" w:cs="Tahoma"/>
-          <w:sz w:val="22"/>
-          <w:szCs w:val="22"/>
-        </w:rPr>
-        <w:t xml:space="preserve"> do Trabalho</w:t>
-      </w:r>
-      <w:r>
-        <w:rPr>
-          <w:rFonts w:ascii="Tahoma" w:hAnsi="Tahoma" w:cs="Tahoma"/>
-          <w:sz w:val="22"/>
-          <w:szCs w:val="22"/>
-        </w:rPr>
-        <w:t xml:space="preserve"> e Emprego</w:t>
-      </w:r>
-      <w:r>
-        <w:rPr>
-          <w:rFonts w:ascii="Tahoma" w:hAnsi="Tahoma" w:cs="Tahoma"/>
-          <w:sz w:val="22"/>
-          <w:szCs w:val="22"/>
-        </w:rPr>
-        <w:t xml:space="preserve"> e artigo 157, inciso I, da CLT, Lei nº 6514, de 22/12/1977, além do conflito nítido com o art. 7º, XXII, da Constituição Federal, que versa.</w:t>
-      </w:r>
-    </w:p>
-    <w:p>
-      <w:pPr>
-        <w:pStyle w:val="Corpodetexto"/>
-        <w:spacing w:before="129"/>
-        <w:ind w:right="424"/>
-        <w:rPr>
-          <w:rFonts w:ascii="Tahoma" w:hAnsi="Tahoma" w:cs="Tahoma"/>
-          <w:sz w:val="22"/>
-          <w:szCs w:val="22"/>
-        </w:rPr>
-      </w:pPr>
-    </w:p>
-    <w:p>
-      <w:pPr>
-        <w:spacing w:before="1"/>
-        <w:ind w:left="1528" w:right="424"/>
-        <w:rPr>
-          <w:rFonts w:ascii="Tahoma" w:hAnsi="Tahoma" w:cs="Tahoma"/>
-          <w:i/>
-          <w:sz w:val="20"/>
-          <w:szCs w:val="20"/>
-        </w:rPr>
-      </w:pPr>
-      <w:r>
-        <w:rPr>
-          <w:rFonts w:ascii="Tahoma" w:hAnsi="Tahoma" w:cs="Tahoma"/>
-          <w:b/>
-          <w:i/>
-          <w:sz w:val="20"/>
-          <w:szCs w:val="20"/>
-        </w:rPr>
-        <w:t>Art.</w:t>
-      </w:r>
-      <w:r>
-        <w:rPr>
-          <w:rFonts w:ascii="Tahoma" w:hAnsi="Tahoma" w:cs="Tahoma"/>
-          <w:b/>
-          <w:i/>
-          <w:spacing w:val="-2"/>
-          <w:sz w:val="20"/>
-          <w:szCs w:val="20"/>
-        </w:rPr>
-        <w:t xml:space="preserve"> </w:t>
-      </w:r>
-      <w:r>
-        <w:rPr>
-          <w:rFonts w:ascii="Tahoma" w:hAnsi="Tahoma" w:cs="Tahoma"/>
-          <w:b/>
-          <w:i/>
-          <w:sz w:val="20"/>
-          <w:szCs w:val="20"/>
-        </w:rPr>
-        <w:t>7º</w:t>
-      </w:r>
-      <w:r>
-        <w:rPr>
-          <w:rFonts w:ascii="Tahoma" w:hAnsi="Tahoma" w:cs="Tahoma"/>
-          <w:b/>
-          <w:i/>
-          <w:spacing w:val="-2"/>
-          <w:sz w:val="20"/>
-          <w:szCs w:val="20"/>
-        </w:rPr>
-        <w:t xml:space="preserve"> </w:t>
-      </w:r>
-      <w:r>
-        <w:rPr>
-          <w:rFonts w:ascii="Tahoma" w:hAnsi="Tahoma" w:cs="Tahoma"/>
-          <w:i/>
-          <w:sz w:val="20"/>
-          <w:szCs w:val="20"/>
-        </w:rPr>
-        <w:t>São</w:t>
-      </w:r>
-      <w:r>
-        <w:rPr>
-          <w:rFonts w:ascii="Tahoma" w:hAnsi="Tahoma" w:cs="Tahoma"/>
-          <w:i/>
-          <w:spacing w:val="-3"/>
-          <w:sz w:val="20"/>
-          <w:szCs w:val="20"/>
-        </w:rPr>
-        <w:t xml:space="preserve"> </w:t>
-      </w:r>
-      <w:r>
-        <w:rPr>
-          <w:rFonts w:ascii="Tahoma" w:hAnsi="Tahoma" w:cs="Tahoma"/>
-          <w:i/>
-          <w:sz w:val="20"/>
-          <w:szCs w:val="20"/>
-        </w:rPr>
-        <w:t>direitos</w:t>
-      </w:r>
-      <w:r>
-        <w:rPr>
-          <w:rFonts w:ascii="Tahoma" w:hAnsi="Tahoma" w:cs="Tahoma"/>
-          <w:i/>
-          <w:spacing w:val="-3"/>
-          <w:sz w:val="20"/>
-          <w:szCs w:val="20"/>
-        </w:rPr>
-        <w:t xml:space="preserve"> </w:t>
-      </w:r>
-      <w:r>
-        <w:rPr>
-          <w:rFonts w:ascii="Tahoma" w:hAnsi="Tahoma" w:cs="Tahoma"/>
-          <w:i/>
-          <w:sz w:val="20"/>
-          <w:szCs w:val="20"/>
-        </w:rPr>
-        <w:t>dos</w:t>
-      </w:r>
-      <w:r>
-        <w:rPr>
-          <w:rFonts w:ascii="Tahoma" w:hAnsi="Tahoma" w:cs="Tahoma"/>
-          <w:i/>
-          <w:spacing w:val="-1"/>
-          <w:sz w:val="20"/>
-          <w:szCs w:val="20"/>
-        </w:rPr>
-        <w:t xml:space="preserve"> </w:t>
-      </w:r>
-      <w:r>
-        <w:rPr>
-          <w:rFonts w:ascii="Tahoma" w:hAnsi="Tahoma" w:cs="Tahoma"/>
-          <w:i/>
-          <w:sz w:val="20"/>
-          <w:szCs w:val="20"/>
-        </w:rPr>
-        <w:t>trabalhadores</w:t>
-      </w:r>
-      <w:r>
-        <w:rPr>
-          <w:rFonts w:ascii="Tahoma" w:hAnsi="Tahoma" w:cs="Tahoma"/>
-          <w:i/>
-          <w:spacing w:val="-1"/>
-          <w:sz w:val="20"/>
-          <w:szCs w:val="20"/>
-        </w:rPr>
-        <w:t xml:space="preserve"> </w:t>
-      </w:r>
-      <w:r>
-        <w:rPr>
-          <w:rFonts w:ascii="Tahoma" w:hAnsi="Tahoma" w:cs="Tahoma"/>
-          <w:i/>
-          <w:sz w:val="20"/>
-          <w:szCs w:val="20"/>
-        </w:rPr>
-        <w:t>urbanos</w:t>
-      </w:r>
-      <w:r>
-        <w:rPr>
-          <w:rFonts w:ascii="Tahoma" w:hAnsi="Tahoma" w:cs="Tahoma"/>
-          <w:i/>
-          <w:spacing w:val="-1"/>
-          <w:sz w:val="20"/>
-          <w:szCs w:val="20"/>
-        </w:rPr>
-        <w:t xml:space="preserve"> </w:t>
-      </w:r>
-      <w:r>
-        <w:rPr>
-          <w:rFonts w:ascii="Tahoma" w:hAnsi="Tahoma" w:cs="Tahoma"/>
-          <w:i/>
-          <w:sz w:val="20"/>
-          <w:szCs w:val="20"/>
-        </w:rPr>
-        <w:t>e</w:t>
-      </w:r>
-      <w:r>
-        <w:rPr>
-          <w:rFonts w:ascii="Tahoma" w:hAnsi="Tahoma" w:cs="Tahoma"/>
-          <w:i/>
-          <w:spacing w:val="-4"/>
-          <w:sz w:val="20"/>
-          <w:szCs w:val="20"/>
-        </w:rPr>
-        <w:t xml:space="preserve"> </w:t>
-      </w:r>
-      <w:r>
-        <w:rPr>
-          <w:rFonts w:ascii="Tahoma" w:hAnsi="Tahoma" w:cs="Tahoma"/>
-          <w:i/>
-          <w:sz w:val="20"/>
-          <w:szCs w:val="20"/>
-        </w:rPr>
-        <w:t>rurais,</w:t>
-      </w:r>
-      <w:r>
-        <w:rPr>
-          <w:rFonts w:ascii="Tahoma" w:hAnsi="Tahoma" w:cs="Tahoma"/>
-          <w:i/>
-          <w:spacing w:val="-2"/>
-          <w:sz w:val="20"/>
-          <w:szCs w:val="20"/>
-        </w:rPr>
-        <w:t xml:space="preserve"> </w:t>
-      </w:r>
-      <w:r>
-        <w:rPr>
-          <w:rFonts w:ascii="Tahoma" w:hAnsi="Tahoma" w:cs="Tahoma"/>
-          <w:i/>
-          <w:sz w:val="20"/>
-          <w:szCs w:val="20"/>
-        </w:rPr>
-        <w:t>além</w:t>
-      </w:r>
-      <w:r>
-        <w:rPr>
-          <w:rFonts w:ascii="Tahoma" w:hAnsi="Tahoma" w:cs="Tahoma"/>
-          <w:i/>
-          <w:spacing w:val="-2"/>
-          <w:sz w:val="20"/>
-          <w:szCs w:val="20"/>
-        </w:rPr>
-        <w:t xml:space="preserve"> </w:t>
-      </w:r>
-      <w:r>
-        <w:rPr>
-          <w:rFonts w:ascii="Tahoma" w:hAnsi="Tahoma" w:cs="Tahoma"/>
-          <w:i/>
-          <w:sz w:val="20"/>
-          <w:szCs w:val="20"/>
-        </w:rPr>
-        <w:t>de</w:t>
-      </w:r>
-      <w:r>
-        <w:rPr>
-          <w:rFonts w:ascii="Tahoma" w:hAnsi="Tahoma" w:cs="Tahoma"/>
-          <w:i/>
-          <w:spacing w:val="-6"/>
-          <w:sz w:val="20"/>
-          <w:szCs w:val="20"/>
-        </w:rPr>
-        <w:t xml:space="preserve"> </w:t>
-      </w:r>
-      <w:r>
-        <w:rPr>
-          <w:rFonts w:ascii="Tahoma" w:hAnsi="Tahoma" w:cs="Tahoma"/>
-          <w:i/>
-          <w:sz w:val="20"/>
-          <w:szCs w:val="20"/>
-        </w:rPr>
-        <w:t>outros</w:t>
-      </w:r>
-      <w:r>
-        <w:rPr>
-          <w:rFonts w:ascii="Tahoma" w:hAnsi="Tahoma" w:cs="Tahoma"/>
-          <w:i/>
-          <w:spacing w:val="-4"/>
-          <w:sz w:val="20"/>
-          <w:szCs w:val="20"/>
-        </w:rPr>
-        <w:t xml:space="preserve"> </w:t>
-      </w:r>
-      <w:r>
-        <w:rPr>
-          <w:rFonts w:ascii="Tahoma" w:hAnsi="Tahoma" w:cs="Tahoma"/>
-          <w:i/>
-          <w:sz w:val="20"/>
-          <w:szCs w:val="20"/>
-        </w:rPr>
-        <w:t>que</w:t>
-      </w:r>
-      <w:r>
-        <w:rPr>
-          <w:rFonts w:ascii="Tahoma" w:hAnsi="Tahoma" w:cs="Tahoma"/>
-          <w:i/>
-          <w:spacing w:val="-3"/>
-          <w:sz w:val="20"/>
-          <w:szCs w:val="20"/>
-        </w:rPr>
-        <w:t xml:space="preserve"> </w:t>
-      </w:r>
-      <w:r>
-        <w:rPr>
-          <w:rFonts w:ascii="Tahoma" w:hAnsi="Tahoma" w:cs="Tahoma"/>
-          <w:i/>
-          <w:sz w:val="20"/>
-          <w:szCs w:val="20"/>
-        </w:rPr>
-        <w:t>visem</w:t>
-      </w:r>
-      <w:r>
-        <w:rPr>
-          <w:rFonts w:ascii="Tahoma" w:hAnsi="Tahoma" w:cs="Tahoma"/>
-          <w:i/>
-          <w:spacing w:val="-4"/>
-          <w:sz w:val="20"/>
-          <w:szCs w:val="20"/>
-        </w:rPr>
-        <w:t xml:space="preserve"> </w:t>
-      </w:r>
-      <w:r>
-        <w:rPr>
-          <w:rFonts w:ascii="Tahoma" w:hAnsi="Tahoma" w:cs="Tahoma"/>
-          <w:i/>
-          <w:sz w:val="20"/>
-          <w:szCs w:val="20"/>
-        </w:rPr>
-        <w:t>à</w:t>
-      </w:r>
-      <w:r>
-        <w:rPr>
-          <w:rFonts w:ascii="Tahoma" w:hAnsi="Tahoma" w:cs="Tahoma"/>
-          <w:i/>
-          <w:spacing w:val="-2"/>
-          <w:sz w:val="20"/>
-          <w:szCs w:val="20"/>
-        </w:rPr>
-        <w:t xml:space="preserve"> </w:t>
-      </w:r>
-      <w:r>
-        <w:rPr>
-          <w:rFonts w:ascii="Tahoma" w:hAnsi="Tahoma" w:cs="Tahoma"/>
-          <w:i/>
-          <w:sz w:val="20"/>
-          <w:szCs w:val="20"/>
-        </w:rPr>
-        <w:t>melhoria</w:t>
-      </w:r>
-      <w:r>
-        <w:rPr>
-          <w:rFonts w:ascii="Tahoma" w:hAnsi="Tahoma" w:cs="Tahoma"/>
-          <w:i/>
-          <w:spacing w:val="-4"/>
-          <w:sz w:val="20"/>
-          <w:szCs w:val="20"/>
-        </w:rPr>
-        <w:t xml:space="preserve"> </w:t>
-      </w:r>
-      <w:r>
-        <w:rPr>
-          <w:rFonts w:ascii="Tahoma" w:hAnsi="Tahoma" w:cs="Tahoma"/>
-          <w:i/>
-          <w:sz w:val="20"/>
-          <w:szCs w:val="20"/>
-        </w:rPr>
-        <w:t>de</w:t>
-      </w:r>
-      <w:r>
-        <w:rPr>
-          <w:rFonts w:ascii="Tahoma" w:hAnsi="Tahoma" w:cs="Tahoma"/>
-          <w:i/>
-          <w:spacing w:val="-3"/>
-          <w:sz w:val="20"/>
-          <w:szCs w:val="20"/>
-        </w:rPr>
-        <w:t xml:space="preserve"> </w:t>
-      </w:r>
-      <w:r>
-        <w:rPr>
-          <w:rFonts w:ascii="Tahoma" w:hAnsi="Tahoma" w:cs="Tahoma"/>
-          <w:i/>
-          <w:sz w:val="20"/>
-          <w:szCs w:val="20"/>
-        </w:rPr>
-        <w:t>sua condição social:</w:t>
-      </w:r>
-    </w:p>
-    <w:p>
-      <w:pPr>
-        <w:spacing w:before="120"/>
-        <w:ind w:left="1528" w:right="424"/>
-        <w:rPr>
-          <w:rFonts w:ascii="Tahoma" w:hAnsi="Tahoma" w:cs="Tahoma"/>
-          <w:i/>
-          <w:sz w:val="20"/>
-          <w:szCs w:val="20"/>
-        </w:rPr>
-      </w:pPr>
-      <w:r>
-        <w:rPr>
-          <w:rFonts w:ascii="Tahoma" w:hAnsi="Tahoma" w:cs="Tahoma"/>
-          <w:b/>
-          <w:i/>
-          <w:sz w:val="20"/>
-          <w:szCs w:val="20"/>
-        </w:rPr>
-        <w:t>XXII</w:t>
-      </w:r>
-      <w:r>
-        <w:rPr>
-          <w:rFonts w:ascii="Tahoma" w:hAnsi="Tahoma" w:cs="Tahoma"/>
-          <w:b/>
-          <w:i/>
-          <w:spacing w:val="-4"/>
-          <w:sz w:val="20"/>
-          <w:szCs w:val="20"/>
-        </w:rPr>
-        <w:t xml:space="preserve"> </w:t>
-      </w:r>
-      <w:r>
-        <w:rPr>
-          <w:rFonts w:ascii="Tahoma" w:hAnsi="Tahoma" w:cs="Tahoma"/>
-          <w:i/>
-          <w:sz w:val="20"/>
-          <w:szCs w:val="20"/>
-        </w:rPr>
-        <w:t>-</w:t>
-      </w:r>
-      <w:r>
-        <w:rPr>
-          <w:rFonts w:ascii="Tahoma" w:hAnsi="Tahoma" w:cs="Tahoma"/>
-          <w:i/>
-          <w:spacing w:val="-6"/>
-          <w:sz w:val="20"/>
-          <w:szCs w:val="20"/>
-        </w:rPr>
-        <w:t xml:space="preserve"> </w:t>
-      </w:r>
-      <w:r>
-        <w:rPr>
-          <w:rFonts w:ascii="Tahoma" w:hAnsi="Tahoma" w:cs="Tahoma"/>
-          <w:i/>
-          <w:sz w:val="20"/>
-          <w:szCs w:val="20"/>
-        </w:rPr>
-        <w:t>redução</w:t>
-      </w:r>
-      <w:r>
-        <w:rPr>
-          <w:rFonts w:ascii="Tahoma" w:hAnsi="Tahoma" w:cs="Tahoma"/>
-          <w:i/>
-          <w:spacing w:val="-4"/>
-          <w:sz w:val="20"/>
-          <w:szCs w:val="20"/>
-        </w:rPr>
-        <w:t xml:space="preserve"> </w:t>
-      </w:r>
-      <w:r>
-        <w:rPr>
-          <w:rFonts w:ascii="Tahoma" w:hAnsi="Tahoma" w:cs="Tahoma"/>
-          <w:i/>
-          <w:sz w:val="20"/>
-          <w:szCs w:val="20"/>
-        </w:rPr>
-        <w:t>dos</w:t>
-      </w:r>
-      <w:r>
-        <w:rPr>
-          <w:rFonts w:ascii="Tahoma" w:hAnsi="Tahoma" w:cs="Tahoma"/>
-          <w:i/>
-          <w:spacing w:val="-3"/>
-          <w:sz w:val="20"/>
-          <w:szCs w:val="20"/>
-        </w:rPr>
-        <w:t xml:space="preserve"> </w:t>
-      </w:r>
-      <w:r>
-        <w:rPr>
-          <w:rFonts w:ascii="Tahoma" w:hAnsi="Tahoma" w:cs="Tahoma"/>
-          <w:i/>
-          <w:sz w:val="20"/>
-          <w:szCs w:val="20"/>
-        </w:rPr>
-        <w:t>riscos</w:t>
-      </w:r>
-      <w:r>
-        <w:rPr>
-          <w:rFonts w:ascii="Tahoma" w:hAnsi="Tahoma" w:cs="Tahoma"/>
-          <w:i/>
-          <w:spacing w:val="-5"/>
-          <w:sz w:val="20"/>
-          <w:szCs w:val="20"/>
-        </w:rPr>
-        <w:t xml:space="preserve"> </w:t>
-      </w:r>
-      <w:r>
-        <w:rPr>
-          <w:rFonts w:ascii="Tahoma" w:hAnsi="Tahoma" w:cs="Tahoma"/>
-          <w:i/>
-          <w:sz w:val="20"/>
-          <w:szCs w:val="20"/>
-        </w:rPr>
-        <w:t>inerentes</w:t>
-      </w:r>
-      <w:r>
-        <w:rPr>
-          <w:rFonts w:ascii="Tahoma" w:hAnsi="Tahoma" w:cs="Tahoma"/>
-          <w:i/>
-          <w:spacing w:val="-2"/>
-          <w:sz w:val="20"/>
-          <w:szCs w:val="20"/>
-        </w:rPr>
-        <w:t xml:space="preserve"> </w:t>
-      </w:r>
-      <w:r>
-        <w:rPr>
-          <w:rFonts w:ascii="Tahoma" w:hAnsi="Tahoma" w:cs="Tahoma"/>
-          <w:i/>
-          <w:sz w:val="20"/>
-          <w:szCs w:val="20"/>
-        </w:rPr>
-        <w:t>ao</w:t>
-      </w:r>
-      <w:r>
-        <w:rPr>
-          <w:rFonts w:ascii="Tahoma" w:hAnsi="Tahoma" w:cs="Tahoma"/>
-          <w:i/>
-          <w:spacing w:val="-4"/>
-          <w:sz w:val="20"/>
-          <w:szCs w:val="20"/>
-        </w:rPr>
-        <w:t xml:space="preserve"> </w:t>
-      </w:r>
-      <w:r>
-        <w:rPr>
-          <w:rFonts w:ascii="Tahoma" w:hAnsi="Tahoma" w:cs="Tahoma"/>
-          <w:i/>
-          <w:sz w:val="20"/>
-          <w:szCs w:val="20"/>
-        </w:rPr>
-        <w:t>trabalho,</w:t>
-      </w:r>
-      <w:r>
-        <w:rPr>
-          <w:rFonts w:ascii="Tahoma" w:hAnsi="Tahoma" w:cs="Tahoma"/>
-          <w:i/>
-          <w:spacing w:val="-5"/>
-          <w:sz w:val="20"/>
-          <w:szCs w:val="20"/>
-        </w:rPr>
-        <w:t xml:space="preserve"> </w:t>
-      </w:r>
-      <w:r>
-        <w:rPr>
-          <w:rFonts w:ascii="Tahoma" w:hAnsi="Tahoma" w:cs="Tahoma"/>
-          <w:i/>
-          <w:sz w:val="20"/>
-          <w:szCs w:val="20"/>
-        </w:rPr>
-        <w:t>por</w:t>
-      </w:r>
-      <w:r>
-        <w:rPr>
-          <w:rFonts w:ascii="Tahoma" w:hAnsi="Tahoma" w:cs="Tahoma"/>
-          <w:i/>
-          <w:spacing w:val="-4"/>
-          <w:sz w:val="20"/>
-          <w:szCs w:val="20"/>
-        </w:rPr>
-        <w:t xml:space="preserve"> </w:t>
-      </w:r>
-      <w:r>
-        <w:rPr>
-          <w:rFonts w:ascii="Tahoma" w:hAnsi="Tahoma" w:cs="Tahoma"/>
-          <w:i/>
-          <w:sz w:val="20"/>
-          <w:szCs w:val="20"/>
-        </w:rPr>
-        <w:t>meio</w:t>
-      </w:r>
-      <w:r>
-        <w:rPr>
-          <w:rFonts w:ascii="Tahoma" w:hAnsi="Tahoma" w:cs="Tahoma"/>
-          <w:i/>
-          <w:spacing w:val="-6"/>
-          <w:sz w:val="20"/>
-          <w:szCs w:val="20"/>
-        </w:rPr>
-        <w:t xml:space="preserve"> </w:t>
-      </w:r>
-      <w:r>
-        <w:rPr>
-          <w:rFonts w:ascii="Tahoma" w:hAnsi="Tahoma" w:cs="Tahoma"/>
-          <w:i/>
-          <w:sz w:val="20"/>
-          <w:szCs w:val="20"/>
-        </w:rPr>
-        <w:t>de</w:t>
-      </w:r>
-      <w:r>
-        <w:rPr>
-          <w:rFonts w:ascii="Tahoma" w:hAnsi="Tahoma" w:cs="Tahoma"/>
-          <w:i/>
-          <w:spacing w:val="-2"/>
-          <w:sz w:val="20"/>
-          <w:szCs w:val="20"/>
-        </w:rPr>
-        <w:t xml:space="preserve"> </w:t>
-      </w:r>
-      <w:r>
-        <w:rPr>
-          <w:rFonts w:ascii="Tahoma" w:hAnsi="Tahoma" w:cs="Tahoma"/>
-          <w:i/>
-          <w:sz w:val="20"/>
-          <w:szCs w:val="20"/>
-        </w:rPr>
-        <w:t>normas</w:t>
-      </w:r>
-      <w:r>
-        <w:rPr>
-          <w:rFonts w:ascii="Tahoma" w:hAnsi="Tahoma" w:cs="Tahoma"/>
-          <w:i/>
-          <w:spacing w:val="-3"/>
-          <w:sz w:val="20"/>
-          <w:szCs w:val="20"/>
-        </w:rPr>
-        <w:t xml:space="preserve"> </w:t>
-      </w:r>
-      <w:r>
-        <w:rPr>
-          <w:rFonts w:ascii="Tahoma" w:hAnsi="Tahoma" w:cs="Tahoma"/>
-          <w:i/>
-          <w:sz w:val="20"/>
-          <w:szCs w:val="20"/>
-        </w:rPr>
-        <w:t>de</w:t>
-      </w:r>
-      <w:r>
-        <w:rPr>
-          <w:rFonts w:ascii="Tahoma" w:hAnsi="Tahoma" w:cs="Tahoma"/>
-          <w:i/>
-          <w:spacing w:val="-4"/>
-          <w:sz w:val="20"/>
-          <w:szCs w:val="20"/>
-        </w:rPr>
-        <w:t xml:space="preserve"> </w:t>
-      </w:r>
-      <w:r>
-        <w:rPr>
-          <w:rFonts w:ascii="Tahoma" w:hAnsi="Tahoma" w:cs="Tahoma"/>
-          <w:i/>
-          <w:sz w:val="20"/>
-          <w:szCs w:val="20"/>
-        </w:rPr>
-        <w:t>saúde,</w:t>
-      </w:r>
-      <w:r>
-        <w:rPr>
-          <w:rFonts w:ascii="Tahoma" w:hAnsi="Tahoma" w:cs="Tahoma"/>
-          <w:i/>
-          <w:spacing w:val="-3"/>
-          <w:sz w:val="20"/>
-          <w:szCs w:val="20"/>
-        </w:rPr>
-        <w:t xml:space="preserve"> </w:t>
-      </w:r>
-      <w:r>
-        <w:rPr>
-          <w:rFonts w:ascii="Tahoma" w:hAnsi="Tahoma" w:cs="Tahoma"/>
-          <w:i/>
-          <w:sz w:val="20"/>
-          <w:szCs w:val="20"/>
-        </w:rPr>
-        <w:t>higiene</w:t>
-      </w:r>
-      <w:r>
-        <w:rPr>
-          <w:rFonts w:ascii="Tahoma" w:hAnsi="Tahoma" w:cs="Tahoma"/>
-          <w:i/>
-          <w:spacing w:val="-4"/>
-          <w:sz w:val="20"/>
-          <w:szCs w:val="20"/>
-        </w:rPr>
-        <w:t xml:space="preserve"> </w:t>
-      </w:r>
-      <w:r>
-        <w:rPr>
-          <w:rFonts w:ascii="Tahoma" w:hAnsi="Tahoma" w:cs="Tahoma"/>
-          <w:i/>
-          <w:sz w:val="20"/>
-          <w:szCs w:val="20"/>
-        </w:rPr>
-        <w:t>e</w:t>
-      </w:r>
-      <w:r>
-        <w:rPr>
-          <w:rFonts w:ascii="Tahoma" w:hAnsi="Tahoma" w:cs="Tahoma"/>
-          <w:i/>
-          <w:spacing w:val="-1"/>
-          <w:sz w:val="20"/>
-          <w:szCs w:val="20"/>
-        </w:rPr>
-        <w:t xml:space="preserve"> </w:t>
-      </w:r>
-      <w:r>
-        <w:rPr>
-          <w:rFonts w:ascii="Tahoma" w:hAnsi="Tahoma" w:cs="Tahoma"/>
-          <w:i/>
-          <w:spacing w:val="-2"/>
-          <w:sz w:val="20"/>
-          <w:szCs w:val="20"/>
-        </w:rPr>
-        <w:t>segurança;</w:t>
-      </w:r>
-    </w:p>
-    <w:p>
-      <w:pPr>
-        <w:ind w:right="424"/>
-        <w:rPr>
-          <w:rFonts w:ascii="Tahoma" w:hAnsi="Tahoma" w:cs="Tahoma"/>
-        </w:rPr>
-      </w:pPr>
-    </w:p>
-    <w:p>
-      <w:pPr>
-        <w:ind w:right="424"/>
-        <w:rPr>
-          <w:rFonts w:ascii="Tahoma" w:hAnsi="Tahoma" w:cs="Tahoma"/>
-        </w:rPr>
-      </w:pPr>
-    </w:p>
-    <w:p>
-      <w:pPr>
-        <w:ind w:right="424"/>
-        <w:rPr>
-          <w:rFonts w:ascii="Tahoma" w:hAnsi="Tahoma" w:cs="Tahoma"/>
-        </w:rPr>
-      </w:pPr>
-    </w:p>
-    <w:p>
-      <w:pPr>
-        <w:pStyle w:val="Corpodetexto"/>
-        <w:spacing w:line="360" w:lineRule="auto"/>
-        <w:ind w:right="-284" w:firstLine="720"/>
-        <w:jc w:val="both"/>
-        <w:rPr>
-          <w:rFonts w:ascii="Tahoma" w:hAnsi="Tahoma" w:cs="Tahoma"/>
-          <w:sz w:val="22"/>
-          <w:szCs w:val="22"/>
-        </w:rPr>
-      </w:pPr>
-      <w:r>
-        <w:rPr>
-          <w:rFonts w:ascii="Tahoma" w:hAnsi="Tahoma" w:cs="Tahoma"/>
-          <w:sz w:val="22"/>
-          <w:szCs w:val="22"/>
-        </w:rPr>
-        <w:t xml:space="preserve">É constitucionalmente garantido aos trabalhadores a preservação de sua integridade e boas condições de segurança e saúde no trabalho, sendo a Auditoria-Fiscal do Trabalho tuteladora legal desse direito. No procedimento fiscal, constatamos a exposição dos trabalhadores a uma série de riscos, na forma a seguir detalhada, que atentam contra o referido imperativo constitucional. </w:t>
-      </w:r>
-    </w:p>
-    <w:p>
-      <w:pPr>
-        <w:pStyle w:val="Corpodetexto"/>
-        <w:spacing w:line="360" w:lineRule="auto"/>
-        <w:ind w:right="-284" w:firstLine="720"/>
-        <w:jc w:val="both"/>
-        <w:rPr>
-          <w:rFonts w:ascii="Tahoma" w:hAnsi="Tahoma" w:cs="Tahoma"/>
-          <w:sz w:val="22"/>
-          <w:szCs w:val="22"/>
-        </w:rPr>
-      </w:pPr>
-      <w:r>
-        <w:rPr>
-          <w:rFonts w:ascii="Tahoma" w:hAnsi="Tahoma" w:cs="Tahoma"/>
-          <w:sz w:val="22"/>
-          <w:szCs w:val="22"/>
-        </w:rPr>
-        <w:t xml:space="preserve">A rede de fatores encontrada atenta contra a integridade dos trabalhadores, sendo constatada a complexidade, a multiplicidade e a interatividade entre as variáveis envolvidas na interface homem x máquina. A situação-limite demanda a ação urgente do Estado na defesa da saúde das populações e tratamento dos riscos pelo empregador, já que pode levar a lesões graves, como cortes, </w:t>
-      </w:r>
-      <w:r>
-        <w:rPr>
-          <w:rFonts w:ascii="Tahoma" w:hAnsi="Tahoma" w:cs="Tahoma"/>
-          <w:sz w:val="22"/>
-          <w:szCs w:val="22"/>
-        </w:rPr>
-        <w:t>como a que já ocorre</w:t>
-      </w:r>
-      <w:r>
-        <w:rPr>
-          <w:rFonts w:ascii="Tahoma" w:hAnsi="Tahoma" w:cs="Tahoma"/>
-          <w:sz w:val="22"/>
-          <w:szCs w:val="22"/>
-        </w:rPr>
-        <w:t>u</w:t>
-      </w:r>
-      <w:r>
-        <w:rPr>
-          <w:rFonts w:ascii="Tahoma" w:hAnsi="Tahoma" w:cs="Tahoma"/>
-          <w:sz w:val="22"/>
-          <w:szCs w:val="22"/>
-        </w:rPr>
-        <w:t xml:space="preserve"> na empresa. </w:t>
-      </w:r>
-    </w:p>
-    <w:p>
-      <w:pPr>
-        <w:pStyle w:val="Corpodetexto"/>
-        <w:spacing w:line="360" w:lineRule="auto"/>
-        <w:ind w:right="424" w:firstLine="720"/>
-        <w:jc w:val="both"/>
-        <w:rPr>
-          <w:rFonts w:ascii="Tahoma" w:hAnsi="Tahoma" w:cs="Tahoma"/>
-          <w:sz w:val="22"/>
-          <w:szCs w:val="22"/>
-        </w:rPr>
-      </w:pPr>
+        <w:pStyle w:val="Ttulo1"/>
+      </w:pPr>
+      <w:r>
+        <w:t>3.  OBJETO</w:t>
+      </w:r>
+      <w:r>
+        <w:t>(S)</w:t>
+      </w:r>
+      <w:r>
+        <w:t xml:space="preserve"> INTERDITADO</w:t>
+      </w:r>
+      <w:r>
+        <w:t>(S)</w:t>
+      </w:r>
+      <w:r>
+        <w:t>:</w:t>
+      </w:r>
     </w:p>
     <w:p>
       <w:pPr>
@@ -3777,56 +3462,6 @@
           <w:szCs w:val="22"/>
         </w:rPr>
       </w:pPr>
-      <w:r>
-        <w:rPr>
-          <w:rFonts w:ascii="Tahoma" w:hAnsi="Tahoma" w:cs="Tahoma"/>
-          <w:b/>
-          <w:bCs/>
-          <w:sz w:val="22"/>
-          <w:szCs w:val="22"/>
-        </w:rPr>
-        <w:t>3.  OBJETO</w:t>
-      </w:r>
-      <w:r>
-        <w:rPr>
-          <w:rFonts w:ascii="Tahoma" w:hAnsi="Tahoma" w:cs="Tahoma"/>
-          <w:b/>
-          <w:bCs/>
-          <w:sz w:val="22"/>
-          <w:szCs w:val="22"/>
-        </w:rPr>
-        <w:t>(S)</w:t>
-      </w:r>
-      <w:r>
-        <w:rPr>
-          <w:rFonts w:ascii="Tahoma" w:hAnsi="Tahoma" w:cs="Tahoma"/>
-          <w:b/>
-          <w:bCs/>
-          <w:sz w:val="22"/>
-          <w:szCs w:val="22"/>
-        </w:rPr>
-        <w:t xml:space="preserve"> INTERDITADO</w:t>
-      </w:r>
-      <w:r>
-        <w:rPr>
-          <w:rFonts w:ascii="Tahoma" w:hAnsi="Tahoma" w:cs="Tahoma"/>
-          <w:b/>
-          <w:bCs/>
-          <w:sz w:val="22"/>
-          <w:szCs w:val="22"/>
-        </w:rPr>
-        <w:t>(S)</w:t>
-      </w:r>
-      <w:r>
-        <w:rPr>
-          <w:rFonts w:ascii="Tahoma" w:hAnsi="Tahoma" w:cs="Tahoma"/>
-          <w:b/>
-          <w:bCs/>
-          <w:sz w:val="22"/>
-          <w:szCs w:val="22"/>
-        </w:rPr>
-        <w:t>:</w:t>
-      </w:r>
     </w:p>
     <w:p>
       <w:pPr>
@@ -3835,10 +3470,112 @@
         <w:ind w:right="424"/>
         <w:rPr>
           <w:rFonts w:ascii="Tahoma" w:hAnsi="Tahoma" w:cs="Tahoma"/>
-          <w:sz w:val="22"/>
-          <w:szCs w:val="22"/>
-        </w:rPr>
-      </w:pPr>
+          <w:b/>
+          <w:bCs/>
+          <w:sz w:val="21"/>
+          <w:szCs w:val="21"/>
+          <w:u w:val="single"/>
+        </w:rPr>
+      </w:pPr>
+      <w:r>
+        <w:rPr>
+          <w:rFonts w:ascii="Tahoma" w:hAnsi="Tahoma" w:cs="Tahoma"/>
+          <w:b/>
+          <w:bCs/>
+          <w:sz w:val="21"/>
+          <w:szCs w:val="21"/>
+          <w:u w:val="single"/>
+        </w:rPr>
+        <w:t xml:space="preserve">OBJETO: </w:t>
+      </w:r>
+      <w:r>
+        <w:rPr>
+          <w:rFonts w:ascii="Tahoma" w:hAnsi="Tahoma" w:cs="Tahoma"/>
+          <w:b/>
+          <w:bCs/>
+          <w:sz w:val="21"/>
+          <w:szCs w:val="21"/>
+          <w:u w:val="single"/>
+        </w:rPr>
+        <w:t>1</w:t>
+      </w:r>
+      <w:r>
+        <w:rPr>
+          <w:rFonts w:ascii="Tahoma" w:hAnsi="Tahoma" w:cs="Tahoma"/>
+          <w:b/>
+          <w:bCs/>
+          <w:sz w:val="21"/>
+          <w:szCs w:val="21"/>
+          <w:u w:val="single"/>
+        </w:rPr>
+        <w:t xml:space="preserve"> </w:t>
+      </w:r>
+      <w:r>
+        <w:rPr>
+          <w:rFonts w:ascii="Tahoma" w:hAnsi="Tahoma" w:cs="Tahoma"/>
+          <w:b/>
+          <w:bCs/>
+          <w:sz w:val="21"/>
+          <w:szCs w:val="21"/>
+          <w:u w:val="single"/>
+        </w:rPr>
+        <w:t>–</w:t>
+      </w:r>
+      <w:r>
+        <w:rPr>
+          <w:rFonts w:ascii="Tahoma" w:hAnsi="Tahoma" w:cs="Tahoma"/>
+          <w:b/>
+          <w:bCs/>
+          <w:sz w:val="21"/>
+          <w:szCs w:val="21"/>
+          <w:u w:val="single"/>
+        </w:rPr>
+        <w:t xml:space="preserve"> </w:t>
+      </w:r>
+      <w:r>
+        <w:rPr>
+          <w:rFonts w:ascii="Tahoma" w:hAnsi="Tahoma" w:cs="Tahoma"/>
+          <w:b/>
+          <w:bCs/>
+          <w:sz w:val="21"/>
+          <w:szCs w:val="21"/>
+          <w:u w:val="single"/>
+        </w:rPr>
+        <w:t>ATIVIDADE</w:t>
+      </w:r>
+      <w:r>
+        <w:rPr>
+          <w:rFonts w:ascii="Tahoma" w:hAnsi="Tahoma" w:cs="Tahoma"/>
+          <w:b/>
+          <w:bCs/>
+          <w:sz w:val="21"/>
+          <w:szCs w:val="21"/>
+          <w:u w:val="single"/>
+        </w:rPr>
+        <w:t xml:space="preserve"> </w:t>
+      </w:r>
+      <w:r>
+        <w:rPr>
+          <w:rFonts w:ascii="Tahoma" w:hAnsi="Tahoma" w:cs="Tahoma"/>
+          <w:b/>
+          <w:bCs/>
+          <w:sz w:val="21"/>
+          <w:szCs w:val="21"/>
+          <w:u w:val="single"/>
+        </w:rPr>
+        <w:t>- Paralisação</w:t>
+      </w:r>
+      <w:r>
+        <w:rPr>
+          <w:rFonts w:ascii="Tahoma" w:hAnsi="Tahoma" w:cs="Tahoma"/>
+          <w:b/>
+          <w:bCs/>
+          <w:sz w:val="21"/>
+          <w:szCs w:val="21"/>
+          <w:u w:val="single"/>
+        </w:rPr>
+        <w:t>: TOTAL</w:t>
+      </w:r>
     </w:p>
     <w:p>
       <w:pPr>
@@ -3847,135 +3584,17 @@
         <w:ind w:right="424"/>
         <w:rPr>
           <w:rFonts w:ascii="Tahoma" w:hAnsi="Tahoma" w:cs="Tahoma"/>
-          <w:b/>
-          <w:bCs/>
           <w:sz w:val="22"/>
           <w:szCs w:val="22"/>
-          <w:u w:val="single"/>
-        </w:rPr>
-      </w:pPr>
-      <w:r>
-        <w:rPr>
-          <w:rFonts w:ascii="Tahoma" w:hAnsi="Tahoma" w:cs="Tahoma"/>
-          <w:b/>
-          <w:bCs/>
+        </w:rPr>
+      </w:pPr>
+      <w:r>
+        <w:rPr>
+          <w:rFonts w:ascii="Tahoma" w:hAnsi="Tahoma" w:cs="Tahoma"/>
           <w:sz w:val="22"/>
           <w:szCs w:val="22"/>
-          <w:u w:val="single"/>
-        </w:rPr>
-        <w:t xml:space="preserve">OBJETO: </w:t>
-      </w:r>
-      <w:r>
-        <w:rPr>
-          <w:rFonts w:ascii="Tahoma" w:hAnsi="Tahoma" w:cs="Tahoma"/>
-          <w:b/>
-          <w:bCs/>
-          <w:sz w:val="22"/>
-          <w:szCs w:val="22"/>
-          <w:u w:val="single"/>
-        </w:rPr>
-        <w:t>1</w:t>
-      </w:r>
-      <w:r>
-        <w:rPr>
-          <w:rFonts w:ascii="Tahoma" w:hAnsi="Tahoma" w:cs="Tahoma"/>
-          <w:b/>
-          <w:bCs/>
-          <w:sz w:val="22"/>
-          <w:szCs w:val="22"/>
-          <w:u w:val="single"/>
-        </w:rPr>
-        <w:t xml:space="preserve"> </w:t>
-      </w:r>
-      <w:r>
-        <w:rPr>
-          <w:rFonts w:ascii="Tahoma" w:hAnsi="Tahoma" w:cs="Tahoma"/>
-          <w:b/>
-          <w:bCs/>
-          <w:sz w:val="22"/>
-          <w:szCs w:val="22"/>
-          <w:u w:val="single"/>
-        </w:rPr>
-        <w:t>–</w:t>
-      </w:r>
-      <w:r>
-        <w:rPr>
-          <w:rFonts w:ascii="Tahoma" w:hAnsi="Tahoma" w:cs="Tahoma"/>
-          <w:b/>
-          <w:bCs/>
-          <w:sz w:val="22"/>
-          <w:szCs w:val="22"/>
-          <w:u w:val="single"/>
-        </w:rPr>
-        <w:t xml:space="preserve"> </w:t>
-      </w:r>
-      <w:r>
-        <w:rPr>
-          <w:rFonts w:ascii="Tahoma" w:hAnsi="Tahoma" w:cs="Tahoma"/>
-          <w:b/>
-          <w:bCs/>
-          <w:sz w:val="22"/>
-          <w:szCs w:val="22"/>
-          <w:u w:val="single"/>
-        </w:rPr>
-        <w:t>ATIVIDADE</w:t>
-      </w:r>
-      <w:r>
-        <w:rPr>
-          <w:rFonts w:ascii="Tahoma" w:hAnsi="Tahoma" w:cs="Tahoma"/>
-          <w:b/>
-          <w:bCs/>
-          <w:sz w:val="22"/>
-          <w:szCs w:val="22"/>
-          <w:u w:val="single"/>
-        </w:rPr>
-        <w:t xml:space="preserve"> </w:t>
-      </w:r>
-      <w:proofErr w:type="gramStart"/>
-      <w:r>
-        <w:rPr>
-          <w:rFonts w:ascii="Tahoma" w:hAnsi="Tahoma" w:cs="Tahoma"/>
-          <w:b/>
-          <w:bCs/>
-          <w:sz w:val="22"/>
-          <w:szCs w:val="22"/>
-          <w:u w:val="single"/>
-        </w:rPr>
-        <w:t>-</w:t>
-      </w:r>
-      <w:r>
-        <w:rPr>
-          <w:rFonts w:ascii="Tahoma" w:hAnsi="Tahoma" w:cs="Tahoma"/>
-          <w:b/>
-          <w:bCs/>
-          <w:sz w:val="22"/>
-          <w:szCs w:val="22"/>
-          <w:u w:val="single"/>
-        </w:rPr>
-        <w:t xml:space="preserve"> </w:t>
-      </w:r>
-      <w:r>
-        <w:rPr>
-          <w:rFonts w:ascii="Tahoma" w:hAnsi="Tahoma" w:cs="Tahoma"/>
-          <w:b/>
-          <w:bCs/>
-          <w:sz w:val="22"/>
-          <w:szCs w:val="22"/>
-          <w:u w:val="single"/>
-        </w:rPr>
-        <w:t xml:space="preserve"> Paralisação</w:t>
-      </w:r>
-      <w:proofErr w:type="gramEnd"/>
-      <w:r>
-        <w:rPr>
-          <w:rFonts w:ascii="Tahoma" w:hAnsi="Tahoma" w:cs="Tahoma"/>
-          <w:b/>
-          <w:bCs/>
-          <w:sz w:val="22"/>
-          <w:szCs w:val="22"/>
-          <w:u w:val="single"/>
-        </w:rPr>
-        <w:t>: TOTAL</w:t>
+        </w:rPr>
+        <w:t>#objetos</w:t>
       </w:r>
     </w:p>
     <w:p>
@@ -3983,19 +3602,6 @@
         <w:pStyle w:val="Corpodetexto"/>
         <w:spacing w:before="109"/>
         <w:ind w:right="424"/>
-        <w:rPr>
-          <w:rFonts w:ascii="Tahoma" w:hAnsi="Tahoma" w:cs="Tahoma"/>
-          <w:sz w:val="22"/>
-          <w:szCs w:val="22"/>
-        </w:rPr>
-      </w:pPr>
-    </w:p>
-    <w:p>
-      <w:pPr>
-        <w:pStyle w:val="Corpodetexto"/>
-        <w:spacing w:before="109"/>
-        <w:ind w:right="424"/>
-        <w:jc w:val="center"/>
         <w:rPr>
           <w:rFonts w:ascii="Tahoma" w:hAnsi="Tahoma" w:cs="Tahoma"/>
           <w:sz w:val="22"/>
@@ -4018,73 +3624,37 @@
     </w:p>
     <w:p>
       <w:pPr>
-        <w:pStyle w:val="Corpodetexto"/>
-        <w:spacing w:before="1" w:line="360" w:lineRule="auto"/>
-        <w:ind w:right="424"/>
-        <w:rPr>
-          <w:rFonts w:ascii="Tahoma" w:hAnsi="Tahoma" w:cs="Tahoma"/>
-          <w:sz w:val="22"/>
-          <w:szCs w:val="22"/>
-        </w:rPr>
-      </w:pPr>
-      <w:r>
-        <w:rPr>
-          <w:rFonts w:ascii="Tahoma" w:hAnsi="Tahoma" w:cs="Tahoma"/>
-          <w:b/>
-          <w:bCs/>
-          <w:sz w:val="22"/>
-          <w:szCs w:val="22"/>
-        </w:rPr>
+        <w:pStyle w:val="Ttulo1"/>
+      </w:pPr>
+      <w:r>
         <w:t>4. IRREGULARIDADE</w:t>
       </w:r>
       <w:r>
-        <w:rPr>
-          <w:rFonts w:ascii="Tahoma" w:hAnsi="Tahoma" w:cs="Tahoma"/>
-          <w:b/>
-          <w:bCs/>
-          <w:sz w:val="22"/>
-          <w:szCs w:val="22"/>
-        </w:rPr>
         <w:t>(S)</w:t>
       </w:r>
       <w:r>
-        <w:rPr>
-          <w:rFonts w:ascii="Tahoma" w:hAnsi="Tahoma" w:cs="Tahoma"/>
-          <w:b/>
-          <w:bCs/>
-          <w:sz w:val="22"/>
-          <w:szCs w:val="22"/>
-        </w:rPr>
         <w:t>:</w:t>
       </w:r>
     </w:p>
     <w:p>
       <w:pPr>
-        <w:pStyle w:val="Corpodetexto"/>
-        <w:spacing w:before="1" w:line="360" w:lineRule="auto"/>
-        <w:ind w:right="424"/>
-        <w:rPr>
-          <w:rFonts w:ascii="Tahoma" w:hAnsi="Tahoma" w:cs="Tahoma"/>
-          <w:sz w:val="22"/>
-          <w:szCs w:val="22"/>
-          <w:u w:val="single"/>
-        </w:rPr>
-      </w:pPr>
-    </w:p>
-    <w:p>
-      <w:pPr>
-        <w:pStyle w:val="Corpodetexto"/>
-        <w:spacing w:before="12"/>
-        <w:ind w:right="424"/>
-        <w:rPr>
-          <w:rFonts w:ascii="Tahoma" w:hAnsi="Tahoma" w:cs="Tahoma"/>
-          <w:sz w:val="22"/>
-          <w:szCs w:val="22"/>
-        </w:rPr>
-      </w:pPr>
-      <w:r>
-        <w:rPr>
-          <w:rFonts w:ascii="Tahoma" w:hAnsi="Tahoma" w:cs="Tahoma"/>
+        <w:pStyle w:val="Ttulo1"/>
+      </w:pPr>
+    </w:p>
+    <w:p>
+      <w:pPr>
+        <w:pStyle w:val="Ttulo1"/>
+        <w:ind w:left="0" w:firstLine="0"/>
+        <w:rPr>
+          <w:b w:val="0"/>
+          <w:bCs w:val="0"/>
+        </w:rPr>
+      </w:pPr>
+      <w:r>
+        <w:rPr>
+          <w:rFonts w:ascii="Tahoma" w:hAnsi="Tahoma" w:cs="Tahoma"/>
+          <w:b w:val="0"/>
+          <w:bCs w:val="0"/>
           <w:noProof/>
           <w:sz w:val="22"/>
           <w:szCs w:val="22"/>
@@ -4133,20 +3703,25 @@
           </wp:anchor>
         </w:drawing>
       </w:r>
-    </w:p>
-    <w:p>
-      <w:pPr>
+      <w:r>
+        <w:rPr>
+          <w:b w:val="0"/>
+          <w:bCs w:val="0"/>
+        </w:rPr>
+        <w:t>#irregularidades</w:t>
+      </w:r>
+    </w:p>
+    <w:p>
+      <w:pPr>
+        <w:pStyle w:val="Corpodetexto"/>
+        <w:spacing w:before="82"/>
         <w:ind w:right="424"/>
         <w:rPr>
           <w:rFonts w:ascii="Tahoma" w:hAnsi="Tahoma" w:cs="Tahoma"/>
-        </w:rPr>
-      </w:pPr>
-      <w:r>
-        <w:rPr>
-          <w:rFonts w:ascii="Tahoma" w:hAnsi="Tahoma" w:cs="Tahoma"/>
-        </w:rPr>
-        <w:br w:type="page"/>
-      </w:r>
+          <w:sz w:val="22"/>
+          <w:szCs w:val="22"/>
+        </w:rPr>
+      </w:pPr>
     </w:p>
     <w:p>
       <w:pPr>
@@ -4167,7 +3742,7 @@
           <w:tab w:val="left" w:pos="1249"/>
         </w:tabs>
         <w:spacing w:before="1" w:line="360" w:lineRule="auto"/>
-        <w:ind w:left="774" w:right="424" w:firstLine="0"/>
+        <w:ind w:left="472" w:right="424" w:firstLine="0"/>
         <w:rPr>
           <w:rFonts w:ascii="Tahoma" w:hAnsi="Tahoma" w:cs="Tahoma"/>
           <w:sz w:val="22"/>
@@ -5329,11 +4904,7 @@
               <w:ind w:right="424" w:hanging="10"/>
             </w:pPr>
             <w:r>
-              <w:t xml:space="preserve">Uma consequência talvez aconteça, com possibilidade de que se </w:t>
-            </w:r>
-            <w:r>
-              <w:lastRenderedPageBreak/>
-              <w:t xml:space="preserve">efetive, </w:t>
+              <w:t xml:space="preserve">Uma consequência talvez aconteça, com possibilidade de que se efetive, </w:t>
             </w:r>
             <w:r>
               <w:rPr>
@@ -5372,7 +4943,6 @@
                 <w:b/>
                 <w:spacing w:val="-2"/>
               </w:rPr>
-              <w:lastRenderedPageBreak/>
               <w:t>REMOTA</w:t>
             </w:r>
           </w:p>
@@ -5758,23 +5328,55 @@
           <w:sz w:val="21"/>
           <w:szCs w:val="21"/>
         </w:rPr>
-        <w:t xml:space="preserve">Como na inspeção na </w:t>
-      </w:r>
-      <w:r>
-        <w:rPr>
-          <w:rFonts w:ascii="Tahoma" w:hAnsi="Tahoma" w:cs="Tahoma"/>
-          <w:sz w:val="21"/>
-          <w:szCs w:val="21"/>
-        </w:rPr>
-        <w:t>empresa</w:t>
-      </w:r>
-      <w:r>
-        <w:rPr>
-          <w:rFonts w:ascii="Tahoma" w:hAnsi="Tahoma" w:cs="Tahoma"/>
-          <w:sz w:val="21"/>
-          <w:szCs w:val="21"/>
-        </w:rPr>
-        <w:t xml:space="preserve"> verificou-se a exposição individual ou de poucos trabalhadores expostos aos fatores de risco, será utilizada a Tabela 3.3 para a determinação do excesso de risco, sendo que as medidas administrativas de Interdição ou Embargo devem ser aplicadas sempre que o Auditor-Fiscal do Trabalho constatar a existência de excesso de risco Extremo (E) </w:t>
+        <w:t xml:space="preserve">Como exemplo, </w:t>
+      </w:r>
+      <w:r>
+        <w:rPr>
+          <w:rFonts w:ascii="Tahoma" w:hAnsi="Tahoma" w:cs="Tahoma"/>
+          <w:sz w:val="21"/>
+          <w:szCs w:val="21"/>
+        </w:rPr>
+        <w:t xml:space="preserve">quando </w:t>
+      </w:r>
+      <w:r>
+        <w:rPr>
+          <w:rFonts w:ascii="Tahoma" w:hAnsi="Tahoma" w:cs="Tahoma"/>
+          <w:sz w:val="21"/>
+          <w:szCs w:val="21"/>
+        </w:rPr>
+        <w:t>a</w:t>
+      </w:r>
+      <w:r>
+        <w:rPr>
+          <w:rFonts w:ascii="Tahoma" w:hAnsi="Tahoma" w:cs="Tahoma"/>
+          <w:sz w:val="21"/>
+          <w:szCs w:val="21"/>
+        </w:rPr>
+        <w:t xml:space="preserve"> auditoria verifica</w:t>
+      </w:r>
+      <w:r>
+        <w:rPr>
+          <w:rFonts w:ascii="Tahoma" w:hAnsi="Tahoma" w:cs="Tahoma"/>
+          <w:sz w:val="21"/>
+          <w:szCs w:val="21"/>
+        </w:rPr>
+        <w:t xml:space="preserve"> a exposição individual ou de poucos trabalhadores expostos aos fatores de risco, </w:t>
+      </w:r>
+      <w:r>
+        <w:rPr>
+          <w:rFonts w:ascii="Tahoma" w:hAnsi="Tahoma" w:cs="Tahoma"/>
+          <w:sz w:val="21"/>
+          <w:szCs w:val="21"/>
+        </w:rPr>
+        <w:t xml:space="preserve">é </w:t>
+      </w:r>
+      <w:r>
+        <w:rPr>
+          <w:rFonts w:ascii="Tahoma" w:hAnsi="Tahoma" w:cs="Tahoma"/>
+          <w:sz w:val="21"/>
+          <w:szCs w:val="21"/>
+        </w:rPr>
+        <w:t xml:space="preserve">utilizada a Tabela 3.3 para a determinação do excesso de risco, sendo que as medidas administrativas de Interdição ou Embargo devem ser aplicadas sempre que o Auditor-Fiscal do Trabalho constatar a existência de excesso de risco Extremo (E) </w:t>
       </w:r>
       <w:proofErr w:type="gramStart"/>
       <w:r>
@@ -5807,6 +5409,7 @@
           <w:sz w:val="16"/>
           <w:szCs w:val="16"/>
         </w:rPr>
+        <w:lastRenderedPageBreak/>
         <mc:AlternateContent>
           <mc:Choice Requires="wpg">
             <w:drawing>
@@ -6084,193 +5687,284 @@
     </w:p>
     <w:p>
       <w:pPr>
+        <w:pStyle w:val="Ttulo1"/>
+        <w:rPr>
+          <w:rFonts w:ascii="Tahoma" w:hAnsi="Tahoma" w:cs="Tahoma"/>
+          <w:sz w:val="21"/>
+          <w:szCs w:val="21"/>
+        </w:rPr>
+      </w:pPr>
+      <w:r>
+        <w:rPr>
+          <w:rFonts w:ascii="Tahoma" w:hAnsi="Tahoma" w:cs="Tahoma"/>
+          <w:sz w:val="21"/>
+          <w:szCs w:val="21"/>
+        </w:rPr>
+        <w:t>5. FATOR</w:t>
+      </w:r>
+      <w:r>
+        <w:rPr>
+          <w:rFonts w:ascii="Tahoma" w:hAnsi="Tahoma" w:cs="Tahoma"/>
+          <w:sz w:val="21"/>
+          <w:szCs w:val="21"/>
+        </w:rPr>
+        <w:t>(ES)</w:t>
+      </w:r>
+      <w:r>
+        <w:rPr>
+          <w:rFonts w:ascii="Tahoma" w:hAnsi="Tahoma" w:cs="Tahoma"/>
+          <w:sz w:val="21"/>
+          <w:szCs w:val="21"/>
+        </w:rPr>
+        <w:t xml:space="preserve"> DE RISCO E/OU RISCO</w:t>
+      </w:r>
+      <w:r>
+        <w:rPr>
+          <w:rFonts w:ascii="Tahoma" w:hAnsi="Tahoma" w:cs="Tahoma"/>
+          <w:sz w:val="21"/>
+          <w:szCs w:val="21"/>
+        </w:rPr>
+        <w:t>(S)</w:t>
+      </w:r>
+      <w:r>
+        <w:rPr>
+          <w:rFonts w:ascii="Tahoma" w:hAnsi="Tahoma" w:cs="Tahoma"/>
+          <w:sz w:val="21"/>
+          <w:szCs w:val="21"/>
+        </w:rPr>
+        <w:t xml:space="preserve"> RELACIONADO</w:t>
+      </w:r>
+      <w:r>
+        <w:rPr>
+          <w:rFonts w:ascii="Tahoma" w:hAnsi="Tahoma" w:cs="Tahoma"/>
+          <w:sz w:val="21"/>
+          <w:szCs w:val="21"/>
+        </w:rPr>
+        <w:t>(S)</w:t>
+      </w:r>
+      <w:r>
+        <w:rPr>
+          <w:rFonts w:ascii="Tahoma" w:hAnsi="Tahoma" w:cs="Tahoma"/>
+          <w:sz w:val="21"/>
+          <w:szCs w:val="21"/>
+        </w:rPr>
+        <w:t>:</w:t>
+      </w:r>
+    </w:p>
+    <w:p>
+      <w:pPr>
+        <w:pStyle w:val="Ttulo1"/>
+      </w:pPr>
+    </w:p>
+    <w:p>
+      <w:pPr>
+        <w:pStyle w:val="Subttulo"/>
+        <w:rPr>
+          <w:rFonts w:ascii="Tahoma" w:hAnsi="Tahoma" w:cs="Tahoma"/>
+          <w:sz w:val="21"/>
+          <w:szCs w:val="21"/>
+        </w:rPr>
+      </w:pPr>
+      <w:r>
+        <w:rPr>
+          <w:rFonts w:ascii="Tahoma" w:hAnsi="Tahoma" w:cs="Tahoma"/>
+          <w:b/>
+          <w:bCs/>
+          <w:sz w:val="21"/>
+          <w:szCs w:val="21"/>
+        </w:rPr>
+        <w:t xml:space="preserve">Fator de Risco </w:t>
+      </w:r>
+      <w:r>
+        <w:rPr>
+          <w:rFonts w:ascii="Tahoma" w:hAnsi="Tahoma" w:cs="Tahoma"/>
+          <w:b/>
+          <w:bCs/>
+          <w:sz w:val="21"/>
+          <w:szCs w:val="21"/>
+        </w:rPr>
+        <w:t xml:space="preserve">- </w:t>
+      </w:r>
+      <w:r>
+        <w:rPr>
+          <w:rFonts w:ascii="Tahoma" w:hAnsi="Tahoma" w:cs="Tahoma"/>
+          <w:b/>
+          <w:bCs/>
+          <w:sz w:val="21"/>
+          <w:szCs w:val="21"/>
+        </w:rPr>
+        <w:t>excesso de risco</w:t>
+      </w:r>
+      <w:r>
+        <w:rPr>
+          <w:rFonts w:ascii="Tahoma" w:hAnsi="Tahoma" w:cs="Tahoma"/>
+          <w:b/>
+          <w:bCs/>
+          <w:sz w:val="21"/>
+          <w:szCs w:val="21"/>
+        </w:rPr>
+        <w:t>:</w:t>
+      </w:r>
+      <w:r>
+        <w:rPr>
+          <w:rFonts w:ascii="Tahoma" w:hAnsi="Tahoma" w:cs="Tahoma"/>
+          <w:sz w:val="21"/>
+          <w:szCs w:val="21"/>
+        </w:rPr>
+        <w:t xml:space="preserve"> </w:t>
+      </w:r>
+      <w:r>
+        <w:rPr>
+          <w:rFonts w:ascii="Tahoma" w:hAnsi="Tahoma" w:cs="Tahoma"/>
+          <w:b/>
+          <w:bCs/>
+          <w:sz w:val="21"/>
+          <w:szCs w:val="21"/>
+        </w:rPr>
+        <w:t xml:space="preserve"> </w:t>
+      </w:r>
+    </w:p>
+    <w:p>
+      <w:pPr>
+        <w:pStyle w:val="Subttulo"/>
+        <w:rPr>
+          <w:rFonts w:ascii="Tahoma" w:hAnsi="Tahoma" w:cs="Tahoma"/>
+          <w:sz w:val="21"/>
+          <w:szCs w:val="21"/>
+        </w:rPr>
+      </w:pPr>
+      <w:r>
+        <w:rPr>
+          <w:rFonts w:ascii="Tahoma" w:hAnsi="Tahoma" w:cs="Tahoma"/>
+          <w:b/>
+          <w:bCs/>
+          <w:sz w:val="21"/>
+          <w:szCs w:val="21"/>
+        </w:rPr>
+        <w:t xml:space="preserve">Descrição: </w:t>
+      </w:r>
+      <w:r>
+        <w:rPr>
+          <w:rFonts w:ascii="Tahoma" w:hAnsi="Tahoma" w:cs="Tahoma"/>
+          <w:sz w:val="21"/>
+          <w:szCs w:val="21"/>
+        </w:rPr>
+        <w:t xml:space="preserve"> </w:t>
+      </w:r>
+    </w:p>
+    <w:p>
+      <w:pPr>
+        <w:pStyle w:val="Subttulo"/>
+        <w:rPr>
+          <w:rFonts w:ascii="Tahoma" w:hAnsi="Tahoma" w:cs="Tahoma"/>
+          <w:sz w:val="21"/>
+          <w:szCs w:val="21"/>
+        </w:rPr>
+      </w:pPr>
+      <w:r>
+        <w:rPr>
+          <w:rFonts w:ascii="Tahoma" w:hAnsi="Tahoma" w:cs="Tahoma"/>
+          <w:b/>
+          <w:bCs/>
+          <w:sz w:val="21"/>
+          <w:szCs w:val="21"/>
+        </w:rPr>
+        <w:t xml:space="preserve">Fundamentação do risco atual: </w:t>
+      </w:r>
+      <w:r>
+        <w:rPr>
+          <w:rFonts w:ascii="Tahoma" w:hAnsi="Tahoma" w:cs="Tahoma"/>
+          <w:sz w:val="21"/>
+          <w:szCs w:val="21"/>
+        </w:rPr>
+        <w:t xml:space="preserve"> </w:t>
+      </w:r>
+    </w:p>
+    <w:p>
+      <w:pPr>
+        <w:pStyle w:val="Subttulo"/>
+        <w:rPr>
+          <w:rFonts w:ascii="Tahoma" w:hAnsi="Tahoma" w:cs="Tahoma"/>
+          <w:sz w:val="21"/>
+          <w:szCs w:val="21"/>
+        </w:rPr>
+      </w:pPr>
+      <w:r>
+        <w:rPr>
+          <w:rFonts w:ascii="Tahoma" w:hAnsi="Tahoma" w:cs="Tahoma"/>
+          <w:b/>
+          <w:bCs/>
+          <w:sz w:val="21"/>
+          <w:szCs w:val="21"/>
+        </w:rPr>
+        <w:t>Fundamentação do risco de referência</w:t>
+      </w:r>
+      <w:r>
+        <w:rPr>
+          <w:rFonts w:ascii="Tahoma" w:hAnsi="Tahoma" w:cs="Tahoma"/>
+          <w:b/>
+          <w:bCs/>
+          <w:sz w:val="21"/>
+          <w:szCs w:val="21"/>
+        </w:rPr>
+        <w:t xml:space="preserve">: </w:t>
+      </w:r>
+    </w:p>
+    <w:p>
+      <w:pPr>
         <w:pStyle w:val="Corpodetexto"/>
         <w:spacing w:line="360" w:lineRule="auto"/>
-        <w:ind w:right="-1" w:firstLine="720"/>
-        <w:rPr>
-          <w:rFonts w:ascii="Tahoma" w:hAnsi="Tahoma" w:cs="Tahoma"/>
-          <w:sz w:val="22"/>
-          <w:szCs w:val="22"/>
-        </w:rPr>
-      </w:pPr>
-      <w:r>
-        <w:rPr>
-          <w:rFonts w:ascii="Tahoma" w:hAnsi="Tahoma" w:cs="Tahoma"/>
-          <w:b/>
-          <w:bCs/>
-          <w:sz w:val="22"/>
-          <w:szCs w:val="22"/>
-        </w:rPr>
-        <w:lastRenderedPageBreak/>
-        <w:t>5. FATOR</w:t>
-      </w:r>
-      <w:r>
-        <w:rPr>
-          <w:rFonts w:ascii="Tahoma" w:hAnsi="Tahoma" w:cs="Tahoma"/>
-          <w:b/>
-          <w:bCs/>
-          <w:sz w:val="22"/>
-          <w:szCs w:val="22"/>
-        </w:rPr>
-        <w:t>(ES)</w:t>
-      </w:r>
-      <w:r>
-        <w:rPr>
-          <w:rFonts w:ascii="Tahoma" w:hAnsi="Tahoma" w:cs="Tahoma"/>
-          <w:b/>
-          <w:bCs/>
-          <w:sz w:val="22"/>
-          <w:szCs w:val="22"/>
-        </w:rPr>
-        <w:t xml:space="preserve"> DE RISCO E/OU RISCO</w:t>
-      </w:r>
-      <w:r>
-        <w:rPr>
-          <w:rFonts w:ascii="Tahoma" w:hAnsi="Tahoma" w:cs="Tahoma"/>
-          <w:b/>
-          <w:bCs/>
-          <w:sz w:val="22"/>
-          <w:szCs w:val="22"/>
+        <w:ind w:right="-143" w:firstLine="720"/>
+      </w:pPr>
+    </w:p>
+    <w:p>
+      <w:pPr>
+        <w:pStyle w:val="Ttulo1"/>
+      </w:pPr>
+    </w:p>
+    <w:p>
+      <w:pPr>
+        <w:pStyle w:val="Ttulo1"/>
+        <w:rPr>
+          <w:rFonts w:ascii="Tahoma" w:eastAsiaTheme="minorHAnsi" w:hAnsi="Tahoma" w:cs="Tahoma"/>
+          <w:sz w:val="21"/>
+          <w:szCs w:val="21"/>
+        </w:rPr>
+      </w:pPr>
+      <w:r>
+        <w:rPr>
+          <w:rFonts w:ascii="Tahoma" w:eastAsiaTheme="minorHAnsi" w:hAnsi="Tahoma" w:cs="Tahoma"/>
+          <w:sz w:val="21"/>
+          <w:szCs w:val="21"/>
+        </w:rPr>
+        <w:t>6. MEDIDA</w:t>
+      </w:r>
+      <w:r>
+        <w:rPr>
+          <w:rFonts w:ascii="Tahoma" w:eastAsiaTheme="minorHAnsi" w:hAnsi="Tahoma" w:cs="Tahoma"/>
+          <w:sz w:val="21"/>
+          <w:szCs w:val="21"/>
         </w:rPr>
         <w:t>(S)</w:t>
       </w:r>
       <w:r>
         <w:rPr>
-          <w:rFonts w:ascii="Tahoma" w:hAnsi="Tahoma" w:cs="Tahoma"/>
-          <w:b/>
-          <w:bCs/>
-          <w:sz w:val="22"/>
-          <w:szCs w:val="22"/>
-        </w:rPr>
-        <w:t xml:space="preserve"> RELACIONADO</w:t>
-      </w:r>
-      <w:r>
-        <w:rPr>
-          <w:rFonts w:ascii="Tahoma" w:hAnsi="Tahoma" w:cs="Tahoma"/>
-          <w:b/>
-          <w:bCs/>
-          <w:sz w:val="22"/>
-          <w:szCs w:val="22"/>
-        </w:rPr>
-        <w:t>(S)</w:t>
-      </w:r>
-      <w:r>
-        <w:rPr>
-          <w:rFonts w:ascii="Tahoma" w:hAnsi="Tahoma" w:cs="Tahoma"/>
-          <w:b/>
-          <w:bCs/>
-          <w:sz w:val="22"/>
-          <w:szCs w:val="22"/>
-        </w:rPr>
-        <w:t>:</w:t>
-      </w:r>
-    </w:p>
-    <w:p>
-      <w:pPr>
-        <w:pStyle w:val="Corpodetexto"/>
-        <w:spacing w:line="360" w:lineRule="auto"/>
-        <w:ind w:right="-1" w:firstLine="720"/>
-        <w:jc w:val="both"/>
-        <w:rPr>
-          <w:rFonts w:ascii="Tahoma" w:hAnsi="Tahoma" w:cs="Tahoma"/>
-          <w:sz w:val="22"/>
-          <w:szCs w:val="22"/>
-        </w:rPr>
-      </w:pPr>
-      <w:r>
-        <w:rPr>
-          <w:rFonts w:ascii="Tahoma" w:hAnsi="Tahoma" w:cs="Tahoma"/>
-          <w:b/>
-          <w:bCs/>
-          <w:sz w:val="22"/>
-          <w:szCs w:val="22"/>
-        </w:rPr>
-        <w:t xml:space="preserve">Fator de </w:t>
-      </w:r>
-      <w:proofErr w:type="gramStart"/>
-      <w:r>
-        <w:rPr>
-          <w:rFonts w:ascii="Tahoma" w:hAnsi="Tahoma" w:cs="Tahoma"/>
-          <w:b/>
-          <w:bCs/>
-          <w:sz w:val="22"/>
-          <w:szCs w:val="22"/>
-        </w:rPr>
-        <w:t>Risco :</w:t>
-      </w:r>
-      <w:proofErr w:type="gramEnd"/>
-      <w:r>
-        <w:rPr>
-          <w:rFonts w:ascii="Tahoma" w:hAnsi="Tahoma" w:cs="Tahoma"/>
-          <w:b/>
-          <w:bCs/>
-          <w:sz w:val="22"/>
-          <w:szCs w:val="22"/>
-        </w:rPr>
-        <w:t xml:space="preserve"> excesso de risco </w:t>
-      </w:r>
-    </w:p>
-    <w:p>
-      <w:pPr>
-        <w:pStyle w:val="Corpodetexto"/>
-        <w:spacing w:line="360" w:lineRule="auto"/>
-        <w:ind w:right="-1" w:firstLine="720"/>
-        <w:jc w:val="both"/>
-        <w:rPr>
-          <w:rFonts w:ascii="Tahoma" w:hAnsi="Tahoma" w:cs="Tahoma"/>
-          <w:sz w:val="22"/>
-          <w:szCs w:val="22"/>
-        </w:rPr>
-      </w:pPr>
-      <w:r>
-        <w:rPr>
-          <w:rFonts w:ascii="Tahoma" w:hAnsi="Tahoma" w:cs="Tahoma"/>
-          <w:b/>
-          <w:bCs/>
-          <w:sz w:val="22"/>
-          <w:szCs w:val="22"/>
-        </w:rPr>
-        <w:t>Descrição</w:t>
-      </w:r>
-      <w:r>
-        <w:rPr>
-          <w:rFonts w:ascii="Tahoma" w:hAnsi="Tahoma" w:cs="Tahoma"/>
-          <w:sz w:val="22"/>
-          <w:szCs w:val="22"/>
-        </w:rPr>
-        <w:t xml:space="preserve">: </w:t>
-      </w:r>
-    </w:p>
-    <w:p>
-      <w:pPr>
-        <w:pStyle w:val="Corpodetexto"/>
-        <w:spacing w:line="360" w:lineRule="auto"/>
-        <w:ind w:right="-1" w:firstLine="720"/>
-        <w:jc w:val="both"/>
-        <w:rPr>
-          <w:rFonts w:ascii="Tahoma" w:hAnsi="Tahoma" w:cs="Tahoma"/>
-          <w:sz w:val="22"/>
-          <w:szCs w:val="22"/>
-        </w:rPr>
-      </w:pPr>
-      <w:r>
-        <w:rPr>
-          <w:rFonts w:ascii="Tahoma" w:hAnsi="Tahoma" w:cs="Tahoma"/>
-          <w:b/>
-          <w:bCs/>
-          <w:sz w:val="22"/>
-          <w:szCs w:val="22"/>
-        </w:rPr>
-        <w:t>Fundamentação do risco atual:</w:t>
-      </w:r>
-      <w:r>
-        <w:rPr>
-          <w:rFonts w:ascii="Tahoma" w:hAnsi="Tahoma" w:cs="Tahoma"/>
-          <w:sz w:val="22"/>
-          <w:szCs w:val="22"/>
-        </w:rPr>
-        <w:t xml:space="preserve"> </w:t>
-      </w:r>
+          <w:rFonts w:ascii="Tahoma" w:eastAsiaTheme="minorHAnsi" w:hAnsi="Tahoma" w:cs="Tahoma"/>
+          <w:sz w:val="21"/>
+          <w:szCs w:val="21"/>
+        </w:rPr>
+        <w:t xml:space="preserve"> DE PROTEÇÃO A ADOTAR:</w:t>
+      </w:r>
+    </w:p>
+    <w:p>
+      <w:pPr>
+        <w:pStyle w:val="Ttulo1"/>
+        <w:rPr>
+          <w:rFonts w:ascii="Tahoma" w:eastAsiaTheme="minorHAnsi" w:hAnsi="Tahoma" w:cs="Tahoma"/>
+          <w:sz w:val="21"/>
+          <w:szCs w:val="21"/>
+        </w:rPr>
+      </w:pPr>
     </w:p>
     <w:p>
       <w:pPr>
@@ -6280,106 +5974,33 @@
         <w:jc w:val="both"/>
         <w:rPr>
           <w:rFonts w:ascii="Tahoma" w:hAnsi="Tahoma" w:cs="Tahoma"/>
-          <w:sz w:val="22"/>
-          <w:szCs w:val="22"/>
-        </w:rPr>
-      </w:pPr>
+          <w:sz w:val="21"/>
+          <w:szCs w:val="21"/>
+        </w:rPr>
+      </w:pPr>
+      <w:r>
+        <w:rPr>
+          <w:rFonts w:ascii="Tahoma" w:hAnsi="Tahoma" w:cs="Tahoma"/>
+          <w:sz w:val="21"/>
+          <w:szCs w:val="21"/>
+        </w:rPr>
+        <w:t xml:space="preserve">A) Requerimento </w:t>
+      </w:r>
       <w:r>
         <w:rPr>
           <w:rFonts w:ascii="Tahoma" w:hAnsi="Tahoma" w:cs="Tahoma"/>
           <w:b/>
           <w:bCs/>
-          <w:sz w:val="22"/>
-          <w:szCs w:val="22"/>
-        </w:rPr>
-        <w:t>Fundamentação do risco de referência</w:t>
-      </w:r>
-    </w:p>
-    <w:p>
-      <w:pPr>
-        <w:pStyle w:val="Corpodetexto"/>
-        <w:spacing w:line="360" w:lineRule="auto"/>
-        <w:ind w:right="-143" w:firstLine="720"/>
-      </w:pPr>
-    </w:p>
-    <w:p>
-      <w:pPr>
-        <w:ind w:right="-143"/>
-        <w:rPr>
-          <w:sz w:val="14"/>
-        </w:rPr>
-      </w:pPr>
-    </w:p>
-    <w:p>
-      <w:pPr>
-        <w:adjustRightInd w:val="0"/>
-        <w:spacing w:after="160" w:line="276" w:lineRule="auto"/>
-        <w:ind w:right="-143" w:firstLine="720"/>
-        <w:jc w:val="both"/>
-        <w:rPr>
-          <w:rFonts w:ascii="Tahoma" w:eastAsiaTheme="minorHAnsi" w:hAnsi="Tahoma" w:cs="Tahoma"/>
-        </w:rPr>
-      </w:pPr>
-      <w:r>
-        <w:rPr>
-          <w:rFonts w:ascii="Tahoma" w:eastAsiaTheme="minorHAnsi" w:hAnsi="Tahoma" w:cs="Tahoma"/>
-          <w:b/>
-          <w:bCs/>
-        </w:rPr>
-        <w:t>6. MEDIDA</w:t>
-      </w:r>
-      <w:r>
-        <w:rPr>
-          <w:rFonts w:ascii="Tahoma" w:eastAsiaTheme="minorHAnsi" w:hAnsi="Tahoma" w:cs="Tahoma"/>
-          <w:b/>
-          <w:bCs/>
-        </w:rPr>
-        <w:t>(S)</w:t>
-      </w:r>
-      <w:r>
-        <w:rPr>
-          <w:rFonts w:ascii="Tahoma" w:eastAsiaTheme="minorHAnsi" w:hAnsi="Tahoma" w:cs="Tahoma"/>
-          <w:b/>
-          <w:bCs/>
-        </w:rPr>
-        <w:t xml:space="preserve"> DE PROTEÇÃO A ADOTAR:</w:t>
-      </w:r>
-    </w:p>
-    <w:p>
-      <w:pPr>
-        <w:pStyle w:val="Corpodetexto"/>
-        <w:spacing w:line="360" w:lineRule="auto"/>
-        <w:ind w:right="-143" w:firstLine="720"/>
-        <w:jc w:val="both"/>
-        <w:rPr>
-          <w:rFonts w:ascii="Tahoma" w:hAnsi="Tahoma" w:cs="Tahoma"/>
-          <w:sz w:val="22"/>
-          <w:szCs w:val="22"/>
-        </w:rPr>
-      </w:pPr>
-      <w:r>
-        <w:rPr>
-          <w:rFonts w:ascii="Tahoma" w:hAnsi="Tahoma" w:cs="Tahoma"/>
-          <w:sz w:val="22"/>
-          <w:szCs w:val="22"/>
-        </w:rPr>
-        <w:t xml:space="preserve">A) Requerimento </w:t>
-      </w:r>
-      <w:r>
-        <w:rPr>
-          <w:rFonts w:ascii="Tahoma" w:hAnsi="Tahoma" w:cs="Tahoma"/>
-          <w:b/>
-          <w:bCs/>
-          <w:sz w:val="22"/>
-          <w:szCs w:val="22"/>
+          <w:sz w:val="21"/>
+          <w:szCs w:val="21"/>
         </w:rPr>
         <w:t>expresso</w:t>
       </w:r>
       <w:r>
         <w:rPr>
           <w:rFonts w:ascii="Tahoma" w:hAnsi="Tahoma" w:cs="Tahoma"/>
-          <w:sz w:val="22"/>
-          <w:szCs w:val="22"/>
+          <w:sz w:val="21"/>
+          <w:szCs w:val="21"/>
         </w:rPr>
         <w:t xml:space="preserve"> sobre quais objetos solicita a suspensão da interdição, podendo ser um ou </w:t>
       </w:r>
@@ -6387,8 +6008,8 @@
       <w:r>
         <w:rPr>
           <w:rFonts w:ascii="Tahoma" w:hAnsi="Tahoma" w:cs="Tahoma"/>
-          <w:sz w:val="22"/>
-          <w:szCs w:val="22"/>
+          <w:sz w:val="21"/>
+          <w:szCs w:val="21"/>
         </w:rPr>
         <w:t>todos objetos</w:t>
       </w:r>
@@ -6396,8 +6017,8 @@
       <w:r>
         <w:rPr>
           <w:rFonts w:ascii="Tahoma" w:hAnsi="Tahoma" w:cs="Tahoma"/>
-          <w:sz w:val="22"/>
-          <w:szCs w:val="22"/>
+          <w:sz w:val="21"/>
+          <w:szCs w:val="21"/>
         </w:rPr>
         <w:t>;</w:t>
       </w:r>
@@ -6441,88 +6062,77 @@
           <w:tab w:val="left" w:pos="1528"/>
         </w:tabs>
         <w:ind w:right="-143" w:hanging="832"/>
+        <w:rPr>
+          <w:rFonts w:ascii="Tahoma" w:hAnsi="Tahoma" w:cs="Tahoma"/>
+          <w:sz w:val="21"/>
+          <w:szCs w:val="21"/>
+        </w:rPr>
+      </w:pPr>
+    </w:p>
+    <w:p>
+      <w:pPr>
+        <w:pStyle w:val="Ttulo1"/>
+        <w:rPr>
+          <w:rFonts w:ascii="Tahoma" w:hAnsi="Tahoma" w:cs="Tahoma"/>
+          <w:sz w:val="21"/>
+          <w:szCs w:val="21"/>
+        </w:rPr>
+      </w:pPr>
+      <w:r>
+        <w:rPr>
+          <w:rFonts w:ascii="Tahoma" w:hAnsi="Tahoma" w:cs="Tahoma"/>
+          <w:sz w:val="21"/>
+          <w:szCs w:val="21"/>
+        </w:rPr>
+        <w:t>7. DOCUMENTO</w:t>
+      </w:r>
+      <w:r>
+        <w:rPr>
+          <w:rFonts w:ascii="Tahoma" w:hAnsi="Tahoma" w:cs="Tahoma"/>
+          <w:sz w:val="21"/>
+          <w:szCs w:val="21"/>
+        </w:rPr>
+        <w:t>(S)</w:t>
+      </w:r>
+      <w:r>
+        <w:rPr>
+          <w:rFonts w:ascii="Tahoma" w:hAnsi="Tahoma" w:cs="Tahoma"/>
+          <w:sz w:val="21"/>
+          <w:szCs w:val="21"/>
+        </w:rPr>
+        <w:t xml:space="preserve"> SOLICITADO</w:t>
+      </w:r>
+      <w:r>
+        <w:rPr>
+          <w:rFonts w:ascii="Tahoma" w:hAnsi="Tahoma" w:cs="Tahoma"/>
+          <w:sz w:val="21"/>
+          <w:szCs w:val="21"/>
+        </w:rPr>
+        <w:t>(S)</w:t>
+      </w:r>
+      <w:r>
+        <w:rPr>
+          <w:rFonts w:ascii="Tahoma" w:hAnsi="Tahoma" w:cs="Tahoma"/>
+          <w:sz w:val="21"/>
+          <w:szCs w:val="21"/>
+        </w:rPr>
+        <w:t>:</w:t>
+      </w:r>
+    </w:p>
+    <w:p>
+      <w:pPr>
+        <w:pStyle w:val="Ttulo1"/>
+      </w:pPr>
+    </w:p>
+    <w:p>
+      <w:pPr>
+        <w:pStyle w:val="Ttulo1"/>
       </w:pPr>
     </w:p>
     <w:p>
       <w:pPr>
         <w:pStyle w:val="Corpodetexto"/>
-        <w:spacing w:before="113"/>
-        <w:ind w:right="-143" w:firstLine="720"/>
-        <w:rPr>
-          <w:rFonts w:ascii="Tahoma" w:hAnsi="Tahoma" w:cs="Tahoma"/>
-          <w:b/>
-          <w:bCs/>
-          <w:sz w:val="22"/>
-          <w:szCs w:val="22"/>
-        </w:rPr>
-      </w:pPr>
-      <w:r>
-        <w:rPr>
-          <w:rFonts w:ascii="Tahoma" w:hAnsi="Tahoma" w:cs="Tahoma"/>
-          <w:b/>
-          <w:bCs/>
-          <w:sz w:val="22"/>
-          <w:szCs w:val="22"/>
-        </w:rPr>
-        <w:t>7. DOCUMENTO</w:t>
-      </w:r>
-      <w:r>
-        <w:rPr>
-          <w:rFonts w:ascii="Tahoma" w:hAnsi="Tahoma" w:cs="Tahoma"/>
-          <w:b/>
-          <w:bCs/>
-          <w:sz w:val="22"/>
-          <w:szCs w:val="22"/>
-        </w:rPr>
-        <w:t>(S)</w:t>
-      </w:r>
-      <w:r>
-        <w:rPr>
-          <w:rFonts w:ascii="Tahoma" w:hAnsi="Tahoma" w:cs="Tahoma"/>
-          <w:b/>
-          <w:bCs/>
-          <w:sz w:val="22"/>
-          <w:szCs w:val="22"/>
-        </w:rPr>
-        <w:t xml:space="preserve"> SOLICITADO</w:t>
-      </w:r>
-      <w:r>
-        <w:rPr>
-          <w:rFonts w:ascii="Tahoma" w:hAnsi="Tahoma" w:cs="Tahoma"/>
-          <w:b/>
-          <w:bCs/>
-          <w:sz w:val="22"/>
-          <w:szCs w:val="22"/>
-        </w:rPr>
-        <w:t>(S)</w:t>
-      </w:r>
-      <w:r>
-        <w:rPr>
-          <w:rFonts w:ascii="Tahoma" w:hAnsi="Tahoma" w:cs="Tahoma"/>
-          <w:b/>
-          <w:bCs/>
-          <w:sz w:val="22"/>
-          <w:szCs w:val="22"/>
-        </w:rPr>
-        <w:t>:</w:t>
-      </w:r>
-    </w:p>
-    <w:p>
-      <w:pPr>
-        <w:pStyle w:val="Corpodetexto"/>
-        <w:spacing w:before="113"/>
-        <w:ind w:right="-143" w:firstLine="720"/>
-        <w:rPr>
-          <w:rFonts w:ascii="Tahoma" w:hAnsi="Tahoma" w:cs="Tahoma"/>
-          <w:sz w:val="22"/>
-          <w:szCs w:val="22"/>
-        </w:rPr>
-      </w:pPr>
-    </w:p>
-    <w:p>
-      <w:pPr>
-        <w:pStyle w:val="Corpodetexto"/>
-        <w:ind w:left="142" w:right="-143"/>
+        <w:ind w:right="-143"/>
         <w:rPr>
           <w:sz w:val="20"/>
         </w:rPr>
@@ -6654,52 +6264,16 @@
     </w:p>
     <w:p>
       <w:pPr>
-        <w:ind w:left="142" w:right="-143"/>
-        <w:rPr>
-          <w:b/>
-          <w:bCs/>
-          <w:spacing w:val="-2"/>
-        </w:rPr>
-      </w:pPr>
-    </w:p>
-    <w:p>
-      <w:pPr>
         <w:pStyle w:val="Ttulo1"/>
-        <w:tabs>
-          <w:tab w:val="left" w:pos="818"/>
-        </w:tabs>
-        <w:spacing w:before="217"/>
-        <w:ind w:left="142" w:right="-143"/>
-        <w:jc w:val="both"/>
-        <w:rPr>
-          <w:rFonts w:ascii="Tahoma" w:hAnsi="Tahoma" w:cs="Tahoma"/>
-          <w:spacing w:val="-2"/>
-          <w:sz w:val="21"/>
-          <w:szCs w:val="21"/>
-        </w:rPr>
-      </w:pPr>
-      <w:r>
-        <w:rPr>
-          <w:rFonts w:ascii="Tahoma" w:hAnsi="Tahoma" w:cs="Tahoma"/>
-          <w:spacing w:val="-2"/>
-          <w:sz w:val="22"/>
-          <w:szCs w:val="22"/>
-        </w:rPr>
-        <w:tab/>
-      </w:r>
-      <w:r>
-        <w:rPr>
-          <w:rFonts w:ascii="Tahoma" w:hAnsi="Tahoma" w:cs="Tahoma"/>
-          <w:spacing w:val="-2"/>
-          <w:sz w:val="22"/>
-          <w:szCs w:val="22"/>
-        </w:rPr>
-        <w:tab/>
-      </w:r>
-      <w:r>
-        <w:rPr>
-          <w:rFonts w:ascii="Tahoma" w:hAnsi="Tahoma" w:cs="Tahoma"/>
-          <w:spacing w:val="-2"/>
+        <w:rPr>
+          <w:rFonts w:ascii="Tahoma" w:hAnsi="Tahoma" w:cs="Tahoma"/>
+          <w:sz w:val="21"/>
+          <w:szCs w:val="21"/>
+        </w:rPr>
+      </w:pPr>
+      <w:r>
+        <w:rPr>
+          <w:rFonts w:ascii="Tahoma" w:hAnsi="Tahoma" w:cs="Tahoma"/>
           <w:sz w:val="21"/>
           <w:szCs w:val="21"/>
         </w:rPr>
@@ -7056,7 +6630,6 @@
           <w:sz w:val="21"/>
           <w:szCs w:val="21"/>
         </w:rPr>
-        <w:lastRenderedPageBreak/>
         <w:drawing>
           <wp:inline distT="0" distB="0" distL="0" distR="0" wp14:anchorId="08E7C8FE" wp14:editId="3F166E72">
             <wp:extent cx="6375566" cy="4573034"/>
@@ -7479,14 +7052,17 @@
         <w:ind w:left="3119" w:right="424"/>
         <w:jc w:val="center"/>
         <w:rPr>
-          <w:sz w:val="20"/>
-        </w:rPr>
-      </w:pPr>
-      <w:r>
-        <w:rPr>
-          <w:sz w:val="20"/>
-        </w:rPr>
-        <w:lastRenderedPageBreak/>
+          <w:rFonts w:ascii="Tahoma" w:hAnsi="Tahoma" w:cs="Tahoma"/>
+          <w:sz w:val="21"/>
+          <w:szCs w:val="21"/>
+        </w:rPr>
+      </w:pPr>
+      <w:r>
+        <w:rPr>
+          <w:rFonts w:ascii="Tahoma" w:hAnsi="Tahoma" w:cs="Tahoma"/>
+          <w:sz w:val="21"/>
+          <w:szCs w:val="21"/>
+        </w:rPr>
         <w:t>XXXXXXXX</w:t>
       </w:r>
     </w:p>
@@ -7496,12 +7072,16 @@
         <w:ind w:left="3119" w:right="424"/>
         <w:jc w:val="center"/>
         <w:rPr>
-          <w:sz w:val="20"/>
-        </w:rPr>
-      </w:pPr>
-      <w:r>
-        <w:rPr>
-          <w:sz w:val="20"/>
+          <w:rFonts w:ascii="Tahoma" w:hAnsi="Tahoma" w:cs="Tahoma"/>
+          <w:sz w:val="21"/>
+          <w:szCs w:val="21"/>
+        </w:rPr>
+      </w:pPr>
+      <w:r>
+        <w:rPr>
+          <w:rFonts w:ascii="Tahoma" w:hAnsi="Tahoma" w:cs="Tahoma"/>
+          <w:sz w:val="21"/>
+          <w:szCs w:val="21"/>
         </w:rPr>
         <w:t>Auditor-Fiscal do Trabalho</w:t>
       </w:r>
@@ -7512,84 +7092,110 @@
         <w:ind w:left="3119" w:right="424"/>
         <w:jc w:val="center"/>
         <w:rPr>
-          <w:sz w:val="14"/>
-        </w:rPr>
-      </w:pPr>
-      <w:r>
-        <w:rPr>
-          <w:sz w:val="14"/>
+          <w:rFonts w:ascii="Tahoma" w:hAnsi="Tahoma" w:cs="Tahoma"/>
+          <w:sz w:val="21"/>
+          <w:szCs w:val="21"/>
+        </w:rPr>
+      </w:pPr>
+      <w:r>
+        <w:rPr>
+          <w:rFonts w:ascii="Tahoma" w:hAnsi="Tahoma" w:cs="Tahoma"/>
+          <w:sz w:val="21"/>
+          <w:szCs w:val="21"/>
         </w:rPr>
         <w:t>Competência delegada pela Portaria 1719/2014</w:t>
       </w:r>
       <w:r>
         <w:rPr>
+          <w:rFonts w:ascii="Tahoma" w:hAnsi="Tahoma" w:cs="Tahoma"/>
           <w:spacing w:val="-8"/>
-          <w:sz w:val="14"/>
-        </w:rPr>
-        <w:t xml:space="preserve"> </w:t>
-      </w:r>
-      <w:r>
-        <w:rPr>
-          <w:sz w:val="14"/>
+          <w:sz w:val="21"/>
+          <w:szCs w:val="21"/>
+        </w:rPr>
+        <w:t xml:space="preserve"> </w:t>
+      </w:r>
+      <w:r>
+        <w:rPr>
+          <w:rFonts w:ascii="Tahoma" w:hAnsi="Tahoma" w:cs="Tahoma"/>
+          <w:sz w:val="21"/>
+          <w:szCs w:val="21"/>
         </w:rPr>
         <w:t>(art.</w:t>
       </w:r>
       <w:r>
         <w:rPr>
+          <w:rFonts w:ascii="Tahoma" w:hAnsi="Tahoma" w:cs="Tahoma"/>
           <w:spacing w:val="-8"/>
-          <w:sz w:val="14"/>
-        </w:rPr>
-        <w:t xml:space="preserve"> </w:t>
-      </w:r>
-      <w:r>
-        <w:rPr>
-          <w:sz w:val="14"/>
+          <w:sz w:val="21"/>
+          <w:szCs w:val="21"/>
+        </w:rPr>
+        <w:t xml:space="preserve"> </w:t>
+      </w:r>
+      <w:r>
+        <w:rPr>
+          <w:rFonts w:ascii="Tahoma" w:hAnsi="Tahoma" w:cs="Tahoma"/>
+          <w:sz w:val="21"/>
+          <w:szCs w:val="21"/>
         </w:rPr>
         <w:t>4º),</w:t>
       </w:r>
       <w:r>
         <w:rPr>
+          <w:rFonts w:ascii="Tahoma" w:hAnsi="Tahoma" w:cs="Tahoma"/>
           <w:spacing w:val="-9"/>
-          <w:sz w:val="14"/>
-        </w:rPr>
-        <w:t xml:space="preserve"> </w:t>
-      </w:r>
-      <w:r>
-        <w:rPr>
-          <w:sz w:val="14"/>
+          <w:sz w:val="21"/>
+          <w:szCs w:val="21"/>
+        </w:rPr>
+        <w:t xml:space="preserve"> </w:t>
+      </w:r>
+      <w:r>
+        <w:rPr>
+          <w:rFonts w:ascii="Tahoma" w:hAnsi="Tahoma" w:cs="Tahoma"/>
+          <w:sz w:val="21"/>
+          <w:szCs w:val="21"/>
         </w:rPr>
         <w:t>conforme</w:t>
       </w:r>
       <w:r>
         <w:rPr>
+          <w:rFonts w:ascii="Tahoma" w:hAnsi="Tahoma" w:cs="Tahoma"/>
           <w:spacing w:val="-7"/>
-          <w:sz w:val="14"/>
-        </w:rPr>
-        <w:t xml:space="preserve"> </w:t>
-      </w:r>
-      <w:r>
-        <w:rPr>
-          <w:sz w:val="14"/>
+          <w:sz w:val="21"/>
+          <w:szCs w:val="21"/>
+        </w:rPr>
+        <w:t xml:space="preserve"> </w:t>
+      </w:r>
+      <w:r>
+        <w:rPr>
+          <w:rFonts w:ascii="Tahoma" w:hAnsi="Tahoma" w:cs="Tahoma"/>
+          <w:sz w:val="21"/>
+          <w:szCs w:val="21"/>
         </w:rPr>
         <w:t>decisão</w:t>
       </w:r>
       <w:r>
         <w:rPr>
+          <w:rFonts w:ascii="Tahoma" w:hAnsi="Tahoma" w:cs="Tahoma"/>
           <w:spacing w:val="-9"/>
-          <w:sz w:val="14"/>
-        </w:rPr>
-        <w:t xml:space="preserve"> </w:t>
-      </w:r>
-      <w:r>
-        <w:rPr>
-          <w:sz w:val="14"/>
+          <w:sz w:val="21"/>
+          <w:szCs w:val="21"/>
+        </w:rPr>
+        <w:t xml:space="preserve"> </w:t>
+      </w:r>
+      <w:r>
+        <w:rPr>
+          <w:rFonts w:ascii="Tahoma" w:hAnsi="Tahoma" w:cs="Tahoma"/>
+          <w:sz w:val="21"/>
+          <w:szCs w:val="21"/>
         </w:rPr>
         <w:t xml:space="preserve">da Ação Civil Pública nº 0010450- </w:t>
       </w:r>
       <w:r>
         <w:rPr>
+          <w:rFonts w:ascii="Tahoma" w:hAnsi="Tahoma" w:cs="Tahoma"/>
           <w:spacing w:val="-2"/>
-          <w:sz w:val="14"/>
+          <w:sz w:val="21"/>
+          <w:szCs w:val="21"/>
         </w:rPr>
         <w:t>12.2013.5.14.0008</w:t>
       </w:r>
@@ -7616,7 +7222,7 @@
       <w:headerReference w:type="default" r:id="rId19"/>
       <w:footerReference w:type="default" r:id="rId20"/>
       <w:pgSz w:w="11910" w:h="16850"/>
-      <w:pgMar w:top="1843" w:right="1704" w:bottom="1417" w:left="851" w:header="624" w:footer="907" w:gutter="0"/>
+      <w:pgMar w:top="1843" w:right="1704" w:bottom="1417" w:left="993" w:header="624" w:footer="907" w:gutter="0"/>
       <w:cols w:space="720"/>
       <w:docGrid w:linePitch="299"/>
     </w:sectPr>
@@ -7783,7 +7389,7 @@
                               <wp:inline distT="0" distB="0" distL="0" distR="0" wp14:anchorId="05409C90" wp14:editId="333BE1B1">
                                 <wp:extent cx="880138" cy="676765"/>
                                 <wp:effectExtent l="0" t="0" r="0" b="0"/>
-                                <wp:docPr id="369366990" name="Imagem 7"/>
+                                <wp:docPr id="517721939" name="Imagem 7"/>
                                 <wp:cNvGraphicFramePr>
                                   <a:graphicFrameLocks xmlns:a="http://schemas.openxmlformats.org/drawingml/2006/main" noChangeAspect="1"/>
                                 </wp:cNvGraphicFramePr>
@@ -7864,7 +7470,7 @@
                         <wp:inline distT="0" distB="0" distL="0" distR="0" wp14:anchorId="05409C90" wp14:editId="333BE1B1">
                           <wp:extent cx="880138" cy="676765"/>
                           <wp:effectExtent l="0" t="0" r="0" b="0"/>
-                          <wp:docPr id="369366990" name="Imagem 7"/>
+                          <wp:docPr id="517721939" name="Imagem 7"/>
                           <wp:cNvGraphicFramePr>
                             <a:graphicFrameLocks xmlns:a="http://schemas.openxmlformats.org/drawingml/2006/main" noChangeAspect="1"/>
                           </wp:cNvGraphicFramePr>
@@ -7876,7 +7482,7 @@
                                   <pic:cNvPicPr/>
                                 </pic:nvPicPr>
                                 <pic:blipFill>
-                                  <a:blip r:embed="rId2">
+                                  <a:blip r:embed="rId1">
                                     <a:extLst>
                                       <a:ext uri="{28A0092B-C50C-407E-A947-70E740481C1C}">
                                         <a14:useLocalDpi xmlns:a14="http://schemas.microsoft.com/office/drawing/2010/main" val="0"/>
@@ -7999,7 +7605,7 @@
                         <pic:cNvPicPr/>
                       </pic:nvPicPr>
                       <pic:blipFill>
-                        <a:blip r:embed="rId3" cstate="print"/>
+                        <a:blip r:embed="rId2" cstate="print"/>
                         <a:stretch>
                           <a:fillRect/>
                         </a:stretch>
@@ -8326,7 +7932,7 @@
                                   <pic:cNvPicPr/>
                                 </pic:nvPicPr>
                                 <pic:blipFill>
-                                  <a:blip r:embed="rId2">
+                                  <a:blip r:embed="rId1">
                                     <a:extLst>
                                       <a:ext uri="{28A0092B-C50C-407E-A947-70E740481C1C}">
                                         <a14:useLocalDpi xmlns:a14="http://schemas.microsoft.com/office/drawing/2010/main" val="0"/>
@@ -8449,7 +8055,7 @@
                         <pic:cNvPicPr/>
                       </pic:nvPicPr>
                       <pic:blipFill>
-                        <a:blip r:embed="rId3" cstate="print"/>
+                        <a:blip r:embed="rId2" cstate="print"/>
                         <a:stretch>
                           <a:fillRect/>
                         </a:stretch>
@@ -9032,6 +8638,95 @@
     </w:lvl>
   </w:abstractNum>
   <w:abstractNum w:abstractNumId="4" w15:restartNumberingAfterBreak="0">
+    <w:nsid w:val="101F1B78"/>
+    <w:multiLevelType w:val="hybridMultilevel"/>
+    <w:tmpl w:val="5A46A0C0"/>
+    <w:lvl w:ilvl="0" w:tplc="C54EF3D2">
+      <w:start w:val="1"/>
+      <w:numFmt w:val="decimal"/>
+      <w:lvlText w:val="%1."/>
+      <w:lvlJc w:val="left"/>
+      <w:pPr>
+        <w:ind w:left="136" w:hanging="360"/>
+      </w:pPr>
+      <w:rPr>
+        <w:rFonts w:hint="default"/>
+      </w:rPr>
+    </w:lvl>
+    <w:lvl w:ilvl="1" w:tplc="04160019" w:tentative="1">
+      <w:start w:val="1"/>
+      <w:numFmt w:val="lowerLetter"/>
+      <w:lvlText w:val="%2."/>
+      <w:lvlJc w:val="left"/>
+      <w:pPr>
+        <w:ind w:left="856" w:hanging="360"/>
+      </w:pPr>
+    </w:lvl>
+    <w:lvl w:ilvl="2" w:tplc="0416001B" w:tentative="1">
+      <w:start w:val="1"/>
+      <w:numFmt w:val="lowerRoman"/>
+      <w:lvlText w:val="%3."/>
+      <w:lvlJc w:val="right"/>
+      <w:pPr>
+        <w:ind w:left="1576" w:hanging="180"/>
+      </w:pPr>
+    </w:lvl>
+    <w:lvl w:ilvl="3" w:tplc="0416000F" w:tentative="1">
+      <w:start w:val="1"/>
+      <w:numFmt w:val="decimal"/>
+      <w:lvlText w:val="%4."/>
+      <w:lvlJc w:val="left"/>
+      <w:pPr>
+        <w:ind w:left="2296" w:hanging="360"/>
+      </w:pPr>
+    </w:lvl>
+    <w:lvl w:ilvl="4" w:tplc="04160019" w:tentative="1">
+      <w:start w:val="1"/>
+      <w:numFmt w:val="lowerLetter"/>
+      <w:lvlText w:val="%5."/>
+      <w:lvlJc w:val="left"/>
+      <w:pPr>
+        <w:ind w:left="3016" w:hanging="360"/>
+      </w:pPr>
+    </w:lvl>
+    <w:lvl w:ilvl="5" w:tplc="0416001B" w:tentative="1">
+      <w:start w:val="1"/>
+      <w:numFmt w:val="lowerRoman"/>
+      <w:lvlText w:val="%6."/>
+      <w:lvlJc w:val="right"/>
+      <w:pPr>
+        <w:ind w:left="3736" w:hanging="180"/>
+      </w:pPr>
+    </w:lvl>
+    <w:lvl w:ilvl="6" w:tplc="0416000F" w:tentative="1">
+      <w:start w:val="1"/>
+      <w:numFmt w:val="decimal"/>
+      <w:lvlText w:val="%7."/>
+      <w:lvlJc w:val="left"/>
+      <w:pPr>
+        <w:ind w:left="4456" w:hanging="360"/>
+      </w:pPr>
+    </w:lvl>
+    <w:lvl w:ilvl="7" w:tplc="04160019" w:tentative="1">
+      <w:start w:val="1"/>
+      <w:numFmt w:val="lowerLetter"/>
+      <w:lvlText w:val="%8."/>
+      <w:lvlJc w:val="left"/>
+      <w:pPr>
+        <w:ind w:left="5176" w:hanging="360"/>
+      </w:pPr>
+    </w:lvl>
+    <w:lvl w:ilvl="8" w:tplc="0416001B" w:tentative="1">
+      <w:start w:val="1"/>
+      <w:numFmt w:val="lowerRoman"/>
+      <w:lvlText w:val="%9."/>
+      <w:lvlJc w:val="right"/>
+      <w:pPr>
+        <w:ind w:left="5896" w:hanging="180"/>
+      </w:pPr>
+    </w:lvl>
+  </w:abstractNum>
+  <w:abstractNum w:abstractNumId="5" w15:restartNumberingAfterBreak="0">
     <w:nsid w:val="150646A7"/>
     <w:multiLevelType w:val="hybridMultilevel"/>
     <w:tmpl w:val="61EE3F10"/>
@@ -9127,7 +8822,7 @@
       </w:pPr>
     </w:lvl>
   </w:abstractNum>
-  <w:abstractNum w:abstractNumId="5" w15:restartNumberingAfterBreak="0">
+  <w:abstractNum w:abstractNumId="6" w15:restartNumberingAfterBreak="0">
     <w:nsid w:val="1F5D654D"/>
     <w:multiLevelType w:val="hybridMultilevel"/>
     <w:tmpl w:val="EF82D436"/>
@@ -9245,7 +8940,7 @@
       </w:rPr>
     </w:lvl>
   </w:abstractNum>
-  <w:abstractNum w:abstractNumId="6" w15:restartNumberingAfterBreak="0">
+  <w:abstractNum w:abstractNumId="7" w15:restartNumberingAfterBreak="0">
     <w:nsid w:val="31CE678D"/>
     <w:multiLevelType w:val="multilevel"/>
     <w:tmpl w:val="D04EE372"/>
@@ -9367,7 +9062,7 @@
       </w:rPr>
     </w:lvl>
   </w:abstractNum>
-  <w:abstractNum w:abstractNumId="7" w15:restartNumberingAfterBreak="0">
+  <w:abstractNum w:abstractNumId="8" w15:restartNumberingAfterBreak="0">
     <w:nsid w:val="359A229B"/>
     <w:multiLevelType w:val="hybridMultilevel"/>
     <w:tmpl w:val="93DCCF78"/>
@@ -9453,7 +9148,7 @@
       </w:pPr>
     </w:lvl>
   </w:abstractNum>
-  <w:abstractNum w:abstractNumId="8" w15:restartNumberingAfterBreak="0">
+  <w:abstractNum w:abstractNumId="9" w15:restartNumberingAfterBreak="0">
     <w:nsid w:val="389C6FC9"/>
     <w:multiLevelType w:val="multilevel"/>
     <w:tmpl w:val="1EFC28C0"/>
@@ -9566,7 +9261,7 @@
       </w:rPr>
     </w:lvl>
   </w:abstractNum>
-  <w:abstractNum w:abstractNumId="9" w15:restartNumberingAfterBreak="0">
+  <w:abstractNum w:abstractNumId="10" w15:restartNumberingAfterBreak="0">
     <w:nsid w:val="3962288D"/>
     <w:multiLevelType w:val="hybridMultilevel"/>
     <w:tmpl w:val="FC6EB4BC"/>
@@ -9655,7 +9350,7 @@
       </w:pPr>
     </w:lvl>
   </w:abstractNum>
-  <w:abstractNum w:abstractNumId="10" w15:restartNumberingAfterBreak="0">
+  <w:abstractNum w:abstractNumId="11" w15:restartNumberingAfterBreak="0">
     <w:nsid w:val="3ECE25D8"/>
     <w:multiLevelType w:val="multilevel"/>
     <w:tmpl w:val="1EFC28C0"/>
@@ -9768,7 +9463,7 @@
       </w:rPr>
     </w:lvl>
   </w:abstractNum>
-  <w:abstractNum w:abstractNumId="11" w15:restartNumberingAfterBreak="0">
+  <w:abstractNum w:abstractNumId="12" w15:restartNumberingAfterBreak="0">
     <w:nsid w:val="44647461"/>
     <w:multiLevelType w:val="hybridMultilevel"/>
     <w:tmpl w:val="A27E3ACA"/>
@@ -9858,7 +9553,7 @@
       </w:pPr>
     </w:lvl>
   </w:abstractNum>
-  <w:abstractNum w:abstractNumId="12" w15:restartNumberingAfterBreak="0">
+  <w:abstractNum w:abstractNumId="13" w15:restartNumberingAfterBreak="0">
     <w:nsid w:val="5D6B191D"/>
     <w:multiLevelType w:val="multilevel"/>
     <w:tmpl w:val="2B20D7E0"/>
@@ -9980,7 +9675,7 @@
       </w:rPr>
     </w:lvl>
   </w:abstractNum>
-  <w:abstractNum w:abstractNumId="13" w15:restartNumberingAfterBreak="0">
+  <w:abstractNum w:abstractNumId="14" w15:restartNumberingAfterBreak="0">
     <w:nsid w:val="67877936"/>
     <w:multiLevelType w:val="hybridMultilevel"/>
     <w:tmpl w:val="D8502F50"/>
@@ -10100,7 +9795,7 @@
       </w:rPr>
     </w:lvl>
   </w:abstractNum>
-  <w:abstractNum w:abstractNumId="14" w15:restartNumberingAfterBreak="0">
+  <w:abstractNum w:abstractNumId="15" w15:restartNumberingAfterBreak="0">
     <w:nsid w:val="79D52C75"/>
     <w:multiLevelType w:val="multilevel"/>
     <w:tmpl w:val="5BC057B0"/>
@@ -10232,7 +9927,7 @@
       </w:rPr>
     </w:lvl>
   </w:abstractNum>
-  <w:abstractNum w:abstractNumId="15" w15:restartNumberingAfterBreak="0">
+  <w:abstractNum w:abstractNumId="16" w15:restartNumberingAfterBreak="0">
     <w:nsid w:val="7EE86627"/>
     <w:multiLevelType w:val="hybridMultilevel"/>
     <w:tmpl w:val="75327FF4"/>
@@ -10321,7 +10016,7 @@
       </w:pPr>
     </w:lvl>
   </w:abstractNum>
-  <w:abstractNum w:abstractNumId="16" w15:restartNumberingAfterBreak="0">
+  <w:abstractNum w:abstractNumId="17" w15:restartNumberingAfterBreak="0">
     <w:nsid w:val="7EF67C9E"/>
     <w:multiLevelType w:val="hybridMultilevel"/>
     <w:tmpl w:val="91E8E34C"/>
@@ -10411,55 +10106,58 @@
     </w:lvl>
   </w:abstractNum>
   <w:num w:numId="1" w16cid:durableId="2133672417">
-    <w:abstractNumId w:val="13"/>
+    <w:abstractNumId w:val="14"/>
   </w:num>
   <w:num w:numId="2" w16cid:durableId="165294602">
     <w:abstractNumId w:val="0"/>
   </w:num>
   <w:num w:numId="3" w16cid:durableId="555505140">
-    <w:abstractNumId w:val="14"/>
+    <w:abstractNumId w:val="15"/>
   </w:num>
   <w:num w:numId="4" w16cid:durableId="797264251">
-    <w:abstractNumId w:val="9"/>
+    <w:abstractNumId w:val="10"/>
   </w:num>
   <w:num w:numId="5" w16cid:durableId="1523008803">
-    <w:abstractNumId w:val="16"/>
+    <w:abstractNumId w:val="17"/>
   </w:num>
   <w:num w:numId="6" w16cid:durableId="824009302">
-    <w:abstractNumId w:val="15"/>
+    <w:abstractNumId w:val="16"/>
   </w:num>
   <w:num w:numId="7" w16cid:durableId="1341008281">
     <w:abstractNumId w:val="3"/>
   </w:num>
   <w:num w:numId="8" w16cid:durableId="1458522054">
-    <w:abstractNumId w:val="10"/>
+    <w:abstractNumId w:val="11"/>
   </w:num>
   <w:num w:numId="9" w16cid:durableId="937904816">
     <w:abstractNumId w:val="1"/>
   </w:num>
   <w:num w:numId="10" w16cid:durableId="686445425">
+    <w:abstractNumId w:val="6"/>
+  </w:num>
+  <w:num w:numId="11" w16cid:durableId="2043893341">
+    <w:abstractNumId w:val="13"/>
+  </w:num>
+  <w:num w:numId="12" w16cid:durableId="836072332">
+    <w:abstractNumId w:val="7"/>
+  </w:num>
+  <w:num w:numId="13" w16cid:durableId="835655926">
+    <w:abstractNumId w:val="9"/>
+  </w:num>
+  <w:num w:numId="14" w16cid:durableId="785655240">
     <w:abstractNumId w:val="5"/>
   </w:num>
-  <w:num w:numId="11" w16cid:durableId="2043893341">
-    <w:abstractNumId w:val="12"/>
-  </w:num>
-  <w:num w:numId="12" w16cid:durableId="836072332">
-    <w:abstractNumId w:val="6"/>
-  </w:num>
-  <w:num w:numId="13" w16cid:durableId="835655926">
+  <w:num w:numId="15" w16cid:durableId="1540358645">
     <w:abstractNumId w:val="8"/>
-  </w:num>
-  <w:num w:numId="14" w16cid:durableId="785655240">
-    <w:abstractNumId w:val="4"/>
-  </w:num>
-  <w:num w:numId="15" w16cid:durableId="1540358645">
-    <w:abstractNumId w:val="7"/>
   </w:num>
   <w:num w:numId="16" w16cid:durableId="2058779990">
     <w:abstractNumId w:val="2"/>
   </w:num>
   <w:num w:numId="17" w16cid:durableId="367922899">
-    <w:abstractNumId w:val="11"/>
+    <w:abstractNumId w:val="12"/>
+  </w:num>
+  <w:num w:numId="18" w16cid:durableId="573468421">
+    <w:abstractNumId w:val="4"/>
   </w:num>
 </w:numbering>
 </file>
@@ -10925,7 +10623,6 @@
   <w:style w:type="character" w:default="1" w:styleId="Fontepargpadro">
     <w:name w:val="Default Paragraph Font"/>
     <w:uiPriority w:val="1"/>
-    <w:semiHidden/>
     <w:unhideWhenUsed/>
   </w:style>
   <w:style w:type="table" w:default="1" w:styleId="Tabelanormal">
@@ -11220,6 +10917,39 @@
     <w:name w:val="button-container"/>
     <w:basedOn w:val="Fontepargpadro"/>
     <w:rsid w:val="0057343C"/>
+  </w:style>
+  <w:style w:type="paragraph" w:styleId="Subttulo">
+    <w:name w:val="Subtitle"/>
+    <w:basedOn w:val="Normal"/>
+    <w:next w:val="Normal"/>
+    <w:link w:val="SubttuloChar"/>
+    <w:uiPriority w:val="11"/>
+    <w:qFormat/>
+    <w:rsid w:val="00FC1E6C"/>
+    <w:pPr>
+      <w:numPr>
+        <w:ilvl w:val="1"/>
+      </w:numPr>
+      <w:spacing w:after="160"/>
+    </w:pPr>
+    <w:rPr>
+      <w:rFonts w:asciiTheme="minorHAnsi" w:eastAsiaTheme="minorEastAsia" w:hAnsiTheme="minorHAnsi" w:cstheme="minorBidi"/>
+      <w:color w:val="5A5A5A" w:themeColor="text1" w:themeTint="A5"/>
+      <w:spacing w:val="15"/>
+    </w:rPr>
+  </w:style>
+  <w:style w:type="character" w:customStyle="1" w:styleId="SubttuloChar">
+    <w:name w:val="Subtítulo Char"/>
+    <w:basedOn w:val="Fontepargpadro"/>
+    <w:link w:val="Subttulo"/>
+    <w:uiPriority w:val="11"/>
+    <w:rsid w:val="00FC1E6C"/>
+    <w:rPr>
+      <w:rFonts w:eastAsiaTheme="minorEastAsia"/>
+      <w:color w:val="5A5A5A" w:themeColor="text1" w:themeTint="A5"/>
+      <w:spacing w:val="15"/>
+      <w:lang w:val="pt-BR"/>
+    </w:rPr>
   </w:style>
 </w:styles>
 </file>

--- a/aft-rt-rgi/template.docx
+++ b/aft-rt-rgi/template.docx
@@ -282,469 +282,19 @@
       <w:pPr>
         <w:pStyle w:val="Corpodetexto"/>
         <w:spacing w:line="360" w:lineRule="auto"/>
-        <w:ind w:left="112" w:firstLine="708"/>
-        <w:jc w:val="both"/>
-        <w:rPr>
-          <w:rFonts w:ascii="Tahoma" w:hAnsi="Tahoma" w:cs="Tahoma"/>
-          <w:sz w:val="21"/>
-          <w:szCs w:val="21"/>
-        </w:rPr>
-      </w:pPr>
-      <w:r>
-        <w:rPr>
-          <w:rFonts w:ascii="Tahoma" w:hAnsi="Tahoma" w:cs="Tahoma"/>
-          <w:sz w:val="21"/>
-          <w:szCs w:val="21"/>
-        </w:rPr>
-        <w:t>As ações desta instituição estão alicerçadas na Convenção nº 81 da Organização Internacional do Trabalho -</w:t>
-      </w:r>
-      <w:r>
-        <w:rPr>
-          <w:rFonts w:ascii="Tahoma" w:hAnsi="Tahoma" w:cs="Tahoma"/>
-          <w:spacing w:val="-1"/>
-          <w:sz w:val="21"/>
-          <w:szCs w:val="21"/>
-        </w:rPr>
-        <w:t xml:space="preserve"> </w:t>
-      </w:r>
-      <w:r>
-        <w:rPr>
-          <w:rFonts w:ascii="Tahoma" w:hAnsi="Tahoma" w:cs="Tahoma"/>
-          <w:sz w:val="21"/>
-          <w:szCs w:val="21"/>
-        </w:rPr>
-        <w:t>OIT,</w:t>
-      </w:r>
-      <w:r>
-        <w:rPr>
-          <w:rFonts w:ascii="Tahoma" w:hAnsi="Tahoma" w:cs="Tahoma"/>
-          <w:spacing w:val="-2"/>
-          <w:sz w:val="21"/>
-          <w:szCs w:val="21"/>
-        </w:rPr>
-        <w:t xml:space="preserve"> </w:t>
-      </w:r>
-      <w:r>
-        <w:rPr>
-          <w:rFonts w:ascii="Tahoma" w:hAnsi="Tahoma" w:cs="Tahoma"/>
-          <w:sz w:val="21"/>
-          <w:szCs w:val="21"/>
-        </w:rPr>
-        <w:t>ratificada pelo governo brasileiro.</w:t>
-      </w:r>
-      <w:r>
-        <w:rPr>
-          <w:rFonts w:ascii="Tahoma" w:hAnsi="Tahoma" w:cs="Tahoma"/>
-          <w:spacing w:val="-2"/>
-          <w:sz w:val="21"/>
-          <w:szCs w:val="21"/>
-        </w:rPr>
-        <w:t xml:space="preserve"> </w:t>
-      </w:r>
-      <w:r>
-        <w:rPr>
-          <w:rFonts w:ascii="Tahoma" w:hAnsi="Tahoma" w:cs="Tahoma"/>
-          <w:sz w:val="21"/>
-          <w:szCs w:val="21"/>
-        </w:rPr>
-        <w:t>Esta</w:t>
-      </w:r>
-      <w:r>
-        <w:rPr>
-          <w:rFonts w:ascii="Tahoma" w:hAnsi="Tahoma" w:cs="Tahoma"/>
-          <w:spacing w:val="-1"/>
-          <w:sz w:val="21"/>
-          <w:szCs w:val="21"/>
-        </w:rPr>
-        <w:t xml:space="preserve"> dispõe</w:t>
-      </w:r>
-      <w:r>
-        <w:rPr>
-          <w:rFonts w:ascii="Tahoma" w:hAnsi="Tahoma" w:cs="Tahoma"/>
-          <w:spacing w:val="-1"/>
-          <w:sz w:val="21"/>
-          <w:szCs w:val="21"/>
-        </w:rPr>
-        <w:t xml:space="preserve"> </w:t>
-      </w:r>
-      <w:r>
-        <w:rPr>
-          <w:rFonts w:ascii="Tahoma" w:hAnsi="Tahoma" w:cs="Tahoma"/>
-          <w:sz w:val="21"/>
-          <w:szCs w:val="21"/>
-        </w:rPr>
-        <w:t>e</w:t>
-      </w:r>
-      <w:r>
-        <w:rPr>
-          <w:rFonts w:ascii="Tahoma" w:hAnsi="Tahoma" w:cs="Tahoma"/>
-          <w:spacing w:val="-1"/>
-          <w:sz w:val="21"/>
-          <w:szCs w:val="21"/>
-        </w:rPr>
-        <w:t xml:space="preserve"> </w:t>
-      </w:r>
-      <w:r>
-        <w:rPr>
-          <w:rFonts w:ascii="Tahoma" w:hAnsi="Tahoma" w:cs="Tahoma"/>
-          <w:sz w:val="21"/>
-          <w:szCs w:val="21"/>
-        </w:rPr>
-        <w:t>organiza</w:t>
-      </w:r>
-      <w:r>
-        <w:rPr>
-          <w:rFonts w:ascii="Tahoma" w:hAnsi="Tahoma" w:cs="Tahoma"/>
-          <w:spacing w:val="-1"/>
-          <w:sz w:val="21"/>
-          <w:szCs w:val="21"/>
-        </w:rPr>
-        <w:t xml:space="preserve"> </w:t>
-      </w:r>
-      <w:r>
-        <w:rPr>
-          <w:rFonts w:ascii="Tahoma" w:hAnsi="Tahoma" w:cs="Tahoma"/>
-          <w:sz w:val="21"/>
-          <w:szCs w:val="21"/>
-        </w:rPr>
-        <w:t>como instituição estatal</w:t>
-      </w:r>
-      <w:r>
-        <w:rPr>
-          <w:rFonts w:ascii="Tahoma" w:hAnsi="Tahoma" w:cs="Tahoma"/>
-          <w:spacing w:val="-1"/>
-          <w:sz w:val="21"/>
-          <w:szCs w:val="21"/>
-        </w:rPr>
-        <w:t xml:space="preserve"> </w:t>
-      </w:r>
-      <w:r>
-        <w:rPr>
-          <w:rFonts w:ascii="Tahoma" w:hAnsi="Tahoma" w:cs="Tahoma"/>
-          <w:sz w:val="21"/>
-          <w:szCs w:val="21"/>
-        </w:rPr>
-        <w:t xml:space="preserve">encarregada de tornar efetivas as disposições legais e regulamentares do processo de trabalho, inclusa a proteção dos trabalhadores no exercício da sua profissão. O ministro aposentado do TST, Dr. Mozart Victor Russomano </w:t>
-      </w:r>
-      <w:r>
-        <w:rPr>
-          <w:rFonts w:ascii="Tahoma" w:hAnsi="Tahoma" w:cs="Tahoma"/>
-          <w:spacing w:val="-2"/>
-          <w:sz w:val="21"/>
-          <w:szCs w:val="21"/>
-        </w:rPr>
-        <w:t>afirma:</w:t>
-      </w:r>
-    </w:p>
-    <w:p>
-      <w:pPr>
-        <w:spacing w:before="5"/>
-        <w:ind w:left="1528"/>
-        <w:jc w:val="both"/>
-        <w:rPr>
-          <w:rFonts w:ascii="Tahoma" w:hAnsi="Tahoma" w:cs="Tahoma"/>
-          <w:i/>
-          <w:sz w:val="18"/>
-          <w:szCs w:val="18"/>
-        </w:rPr>
-      </w:pPr>
-      <w:r>
-        <w:rPr>
-          <w:rFonts w:ascii="Tahoma" w:hAnsi="Tahoma" w:cs="Tahoma"/>
-          <w:i/>
-          <w:sz w:val="18"/>
-          <w:szCs w:val="18"/>
-        </w:rPr>
-        <w:t>“Os direitos do trabalhador brasileiro estão protegidos em dois níveis distintos, mas que se combinam: a inspeção</w:t>
-      </w:r>
-      <w:r>
-        <w:rPr>
-          <w:rFonts w:ascii="Tahoma" w:hAnsi="Tahoma" w:cs="Tahoma"/>
-          <w:i/>
-          <w:spacing w:val="-3"/>
-          <w:sz w:val="18"/>
-          <w:szCs w:val="18"/>
-        </w:rPr>
-        <w:t xml:space="preserve"> </w:t>
-      </w:r>
-      <w:r>
-        <w:rPr>
-          <w:rFonts w:ascii="Tahoma" w:hAnsi="Tahoma" w:cs="Tahoma"/>
-          <w:i/>
-          <w:sz w:val="18"/>
-          <w:szCs w:val="18"/>
-        </w:rPr>
-        <w:t>ou</w:t>
-      </w:r>
-      <w:r>
-        <w:rPr>
-          <w:rFonts w:ascii="Tahoma" w:hAnsi="Tahoma" w:cs="Tahoma"/>
-          <w:i/>
-          <w:spacing w:val="-5"/>
-          <w:sz w:val="18"/>
-          <w:szCs w:val="18"/>
-        </w:rPr>
-        <w:t xml:space="preserve"> </w:t>
-      </w:r>
-      <w:r>
-        <w:rPr>
-          <w:rFonts w:ascii="Tahoma" w:hAnsi="Tahoma" w:cs="Tahoma"/>
-          <w:i/>
-          <w:sz w:val="18"/>
-          <w:szCs w:val="18"/>
-        </w:rPr>
-        <w:t>fiscalização</w:t>
-      </w:r>
-      <w:r>
-        <w:rPr>
-          <w:rFonts w:ascii="Tahoma" w:hAnsi="Tahoma" w:cs="Tahoma"/>
-          <w:i/>
-          <w:spacing w:val="-3"/>
-          <w:sz w:val="18"/>
-          <w:szCs w:val="18"/>
-        </w:rPr>
-        <w:t xml:space="preserve"> </w:t>
-      </w:r>
-      <w:r>
-        <w:rPr>
-          <w:rFonts w:ascii="Tahoma" w:hAnsi="Tahoma" w:cs="Tahoma"/>
-          <w:i/>
-          <w:sz w:val="18"/>
-          <w:szCs w:val="18"/>
-        </w:rPr>
-        <w:t>do</w:t>
-      </w:r>
-      <w:r>
-        <w:rPr>
-          <w:rFonts w:ascii="Tahoma" w:hAnsi="Tahoma" w:cs="Tahoma"/>
-          <w:i/>
-          <w:spacing w:val="-3"/>
-          <w:sz w:val="18"/>
-          <w:szCs w:val="18"/>
-        </w:rPr>
-        <w:t xml:space="preserve"> </w:t>
-      </w:r>
-      <w:r>
-        <w:rPr>
-          <w:rFonts w:ascii="Tahoma" w:hAnsi="Tahoma" w:cs="Tahoma"/>
-          <w:i/>
-          <w:sz w:val="18"/>
-          <w:szCs w:val="18"/>
-        </w:rPr>
-        <w:t>trabalho,</w:t>
-      </w:r>
-      <w:r>
-        <w:rPr>
-          <w:rFonts w:ascii="Tahoma" w:hAnsi="Tahoma" w:cs="Tahoma"/>
-          <w:i/>
-          <w:spacing w:val="-3"/>
-          <w:sz w:val="18"/>
-          <w:szCs w:val="18"/>
-        </w:rPr>
-        <w:t xml:space="preserve"> </w:t>
-      </w:r>
-      <w:r>
-        <w:rPr>
-          <w:rFonts w:ascii="Tahoma" w:hAnsi="Tahoma" w:cs="Tahoma"/>
-          <w:i/>
-          <w:sz w:val="18"/>
-          <w:szCs w:val="18"/>
-        </w:rPr>
-        <w:t>de</w:t>
-      </w:r>
-      <w:r>
-        <w:rPr>
-          <w:rFonts w:ascii="Tahoma" w:hAnsi="Tahoma" w:cs="Tahoma"/>
-          <w:i/>
-          <w:spacing w:val="-2"/>
-          <w:sz w:val="18"/>
-          <w:szCs w:val="18"/>
-        </w:rPr>
-        <w:t xml:space="preserve"> </w:t>
-      </w:r>
-      <w:r>
-        <w:rPr>
-          <w:rFonts w:ascii="Tahoma" w:hAnsi="Tahoma" w:cs="Tahoma"/>
-          <w:i/>
-          <w:sz w:val="18"/>
-          <w:szCs w:val="18"/>
-        </w:rPr>
-        <w:t>natureza</w:t>
-      </w:r>
-      <w:r>
-        <w:rPr>
-          <w:rFonts w:ascii="Tahoma" w:hAnsi="Tahoma" w:cs="Tahoma"/>
-          <w:i/>
-          <w:spacing w:val="-5"/>
-          <w:sz w:val="18"/>
-          <w:szCs w:val="18"/>
-        </w:rPr>
-        <w:t xml:space="preserve"> </w:t>
-      </w:r>
-      <w:r>
-        <w:rPr>
-          <w:rFonts w:ascii="Tahoma" w:hAnsi="Tahoma" w:cs="Tahoma"/>
-          <w:i/>
-          <w:sz w:val="18"/>
-          <w:szCs w:val="18"/>
-        </w:rPr>
-        <w:t>administrativa,</w:t>
-      </w:r>
-      <w:r>
-        <w:rPr>
-          <w:rFonts w:ascii="Tahoma" w:hAnsi="Tahoma" w:cs="Tahoma"/>
-          <w:i/>
-          <w:spacing w:val="-3"/>
-          <w:sz w:val="18"/>
-          <w:szCs w:val="18"/>
-        </w:rPr>
-        <w:t xml:space="preserve"> </w:t>
-      </w:r>
-      <w:r>
-        <w:rPr>
-          <w:rFonts w:ascii="Tahoma" w:hAnsi="Tahoma" w:cs="Tahoma"/>
-          <w:i/>
-          <w:sz w:val="18"/>
-          <w:szCs w:val="18"/>
-        </w:rPr>
-        <w:t>e</w:t>
-      </w:r>
-      <w:r>
-        <w:rPr>
-          <w:rFonts w:ascii="Tahoma" w:hAnsi="Tahoma" w:cs="Tahoma"/>
-          <w:i/>
-          <w:spacing w:val="-2"/>
-          <w:sz w:val="18"/>
-          <w:szCs w:val="18"/>
-        </w:rPr>
-        <w:t xml:space="preserve"> </w:t>
-      </w:r>
-      <w:r>
-        <w:rPr>
-          <w:rFonts w:ascii="Tahoma" w:hAnsi="Tahoma" w:cs="Tahoma"/>
-          <w:i/>
-          <w:sz w:val="18"/>
-          <w:szCs w:val="18"/>
-        </w:rPr>
-        <w:t>a</w:t>
-      </w:r>
-      <w:r>
-        <w:rPr>
-          <w:rFonts w:ascii="Tahoma" w:hAnsi="Tahoma" w:cs="Tahoma"/>
-          <w:i/>
-          <w:spacing w:val="-4"/>
-          <w:sz w:val="18"/>
-          <w:szCs w:val="18"/>
-        </w:rPr>
-        <w:t xml:space="preserve"> </w:t>
-      </w:r>
-      <w:r>
-        <w:rPr>
-          <w:rFonts w:ascii="Tahoma" w:hAnsi="Tahoma" w:cs="Tahoma"/>
-          <w:i/>
-          <w:sz w:val="18"/>
-          <w:szCs w:val="18"/>
-        </w:rPr>
-        <w:t>proteção</w:t>
-      </w:r>
-      <w:r>
-        <w:rPr>
-          <w:rFonts w:ascii="Tahoma" w:hAnsi="Tahoma" w:cs="Tahoma"/>
-          <w:i/>
-          <w:spacing w:val="-3"/>
-          <w:sz w:val="18"/>
-          <w:szCs w:val="18"/>
-        </w:rPr>
-        <w:t xml:space="preserve"> </w:t>
-      </w:r>
-      <w:r>
-        <w:rPr>
-          <w:rFonts w:ascii="Tahoma" w:hAnsi="Tahoma" w:cs="Tahoma"/>
-          <w:i/>
-          <w:sz w:val="18"/>
-          <w:szCs w:val="18"/>
-        </w:rPr>
-        <w:t>judicial,</w:t>
-      </w:r>
-      <w:r>
-        <w:rPr>
-          <w:rFonts w:ascii="Tahoma" w:hAnsi="Tahoma" w:cs="Tahoma"/>
-          <w:i/>
-          <w:spacing w:val="-3"/>
-          <w:sz w:val="18"/>
-          <w:szCs w:val="18"/>
-        </w:rPr>
-        <w:t xml:space="preserve"> </w:t>
-      </w:r>
-      <w:r>
-        <w:rPr>
-          <w:rFonts w:ascii="Tahoma" w:hAnsi="Tahoma" w:cs="Tahoma"/>
-          <w:i/>
-          <w:sz w:val="18"/>
-          <w:szCs w:val="18"/>
-        </w:rPr>
-        <w:t>através</w:t>
-      </w:r>
-      <w:r>
-        <w:rPr>
-          <w:rFonts w:ascii="Tahoma" w:hAnsi="Tahoma" w:cs="Tahoma"/>
-          <w:i/>
-          <w:spacing w:val="-3"/>
-          <w:sz w:val="18"/>
-          <w:szCs w:val="18"/>
-        </w:rPr>
-        <w:t xml:space="preserve"> </w:t>
-      </w:r>
-      <w:r>
-        <w:rPr>
-          <w:rFonts w:ascii="Tahoma" w:hAnsi="Tahoma" w:cs="Tahoma"/>
-          <w:i/>
-          <w:sz w:val="18"/>
-          <w:szCs w:val="18"/>
-        </w:rPr>
-        <w:t>dos</w:t>
-      </w:r>
-      <w:r>
-        <w:rPr>
-          <w:rFonts w:ascii="Tahoma" w:hAnsi="Tahoma" w:cs="Tahoma"/>
-          <w:i/>
-          <w:spacing w:val="-2"/>
-          <w:sz w:val="18"/>
-          <w:szCs w:val="18"/>
-        </w:rPr>
-        <w:t xml:space="preserve"> </w:t>
-      </w:r>
-      <w:r>
-        <w:rPr>
-          <w:rFonts w:ascii="Tahoma" w:hAnsi="Tahoma" w:cs="Tahoma"/>
-          <w:i/>
-          <w:sz w:val="18"/>
-          <w:szCs w:val="18"/>
-        </w:rPr>
-        <w:t>tribunais da Justiça do Trabalho”.</w:t>
-      </w:r>
-    </w:p>
-    <w:p>
-      <w:pPr>
-        <w:pStyle w:val="Corpodetexto"/>
-        <w:spacing w:line="360" w:lineRule="auto"/>
-        <w:rPr>
-          <w:rFonts w:ascii="Tahoma" w:hAnsi="Tahoma" w:cs="Tahoma"/>
-          <w:i/>
-          <w:szCs w:val="21"/>
-        </w:rPr>
-      </w:pPr>
-    </w:p>
-    <w:p>
-      <w:pPr>
-        <w:pStyle w:val="Corpodetexto"/>
-        <w:spacing w:before="75" w:line="360" w:lineRule="auto"/>
-        <w:rPr>
-          <w:rFonts w:ascii="Tahoma" w:hAnsi="Tahoma" w:cs="Tahoma"/>
-          <w:i/>
-          <w:szCs w:val="21"/>
-        </w:rPr>
-      </w:pPr>
+        <w:ind w:left="720"/>
+        <w:rPr>
+          <w:rFonts w:ascii="Tahoma" w:hAnsi="Tahoma" w:cs="Tahoma"/>
+          <w:sz w:val="21"/>
+        </w:rPr>
+      </w:pPr>
+      <w:r>
+        <w:rPr>
+          <w:rFonts w:ascii="Tahoma" w:hAnsi="Tahoma" w:cs="Tahoma"/>
+          <w:sz w:val="21"/>
+        </w:rPr>
+        <w:t>{{Contexto-da-inspecao-fisica}}</w:t>
+      </w:r>
     </w:p>
     <w:p>
       <w:pPr>
@@ -764,7 +314,24 @@
           <w:sz w:val="21"/>
           <w:szCs w:val="21"/>
         </w:rPr>
-        <w:t>Cite-se</w:t>
+        <w:t>As ações desta instituição estão alicerçadas na Convenção nº 81 da Organização Internacional do Trabalho -</w:t>
+      </w:r>
+      <w:r>
+        <w:rPr>
+          <w:rFonts w:ascii="Tahoma" w:hAnsi="Tahoma" w:cs="Tahoma"/>
+          <w:spacing w:val="-1"/>
+          <w:sz w:val="21"/>
+          <w:szCs w:val="21"/>
+        </w:rPr>
+        <w:t xml:space="preserve"> </w:t>
+      </w:r>
+      <w:r>
+        <w:rPr>
+          <w:rFonts w:ascii="Tahoma" w:hAnsi="Tahoma" w:cs="Tahoma"/>
+          <w:sz w:val="21"/>
+          <w:szCs w:val="21"/>
+        </w:rPr>
+        <w:t>OIT,</w:t>
       </w:r>
       <w:r>
         <w:rPr>
@@ -781,92 +348,7 @@
           <w:sz w:val="21"/>
           <w:szCs w:val="21"/>
         </w:rPr>
-        <w:t>também</w:t>
-      </w:r>
-      <w:r>
-        <w:rPr>
-          <w:rFonts w:ascii="Tahoma" w:hAnsi="Tahoma" w:cs="Tahoma"/>
-          <w:spacing w:val="-3"/>
-          <w:sz w:val="21"/>
-          <w:szCs w:val="21"/>
-        </w:rPr>
-        <w:t xml:space="preserve"> </w:t>
-      </w:r>
-      <w:r>
-        <w:rPr>
-          <w:rFonts w:ascii="Tahoma" w:hAnsi="Tahoma" w:cs="Tahoma"/>
-          <w:sz w:val="21"/>
-          <w:szCs w:val="21"/>
-        </w:rPr>
-        <w:t>a</w:t>
-      </w:r>
-      <w:r>
-        <w:rPr>
-          <w:rFonts w:ascii="Tahoma" w:hAnsi="Tahoma" w:cs="Tahoma"/>
-          <w:spacing w:val="-3"/>
-          <w:sz w:val="21"/>
-          <w:szCs w:val="21"/>
-        </w:rPr>
-        <w:t xml:space="preserve"> </w:t>
-      </w:r>
-      <w:r>
-        <w:rPr>
-          <w:rFonts w:ascii="Tahoma" w:hAnsi="Tahoma" w:cs="Tahoma"/>
-          <w:sz w:val="21"/>
-          <w:szCs w:val="21"/>
-        </w:rPr>
-        <w:t>posição</w:t>
-      </w:r>
-      <w:r>
-        <w:rPr>
-          <w:rFonts w:ascii="Tahoma" w:hAnsi="Tahoma" w:cs="Tahoma"/>
-          <w:spacing w:val="-4"/>
-          <w:sz w:val="21"/>
-          <w:szCs w:val="21"/>
-        </w:rPr>
-        <w:t xml:space="preserve"> </w:t>
-      </w:r>
-      <w:r>
-        <w:rPr>
-          <w:rFonts w:ascii="Tahoma" w:hAnsi="Tahoma" w:cs="Tahoma"/>
-          <w:sz w:val="21"/>
-          <w:szCs w:val="21"/>
-        </w:rPr>
-        <w:t>de</w:t>
-      </w:r>
-      <w:r>
-        <w:rPr>
-          <w:rFonts w:ascii="Tahoma" w:hAnsi="Tahoma" w:cs="Tahoma"/>
-          <w:spacing w:val="-3"/>
-          <w:sz w:val="21"/>
-          <w:szCs w:val="21"/>
-        </w:rPr>
-        <w:t xml:space="preserve"> </w:t>
-      </w:r>
-      <w:r>
-        <w:rPr>
-          <w:rFonts w:ascii="Tahoma" w:hAnsi="Tahoma" w:cs="Tahoma"/>
-          <w:sz w:val="21"/>
-          <w:szCs w:val="21"/>
-        </w:rPr>
-        <w:t>Nelson</w:t>
-      </w:r>
-      <w:r>
-        <w:rPr>
-          <w:rFonts w:ascii="Tahoma" w:hAnsi="Tahoma" w:cs="Tahoma"/>
-          <w:spacing w:val="-4"/>
-          <w:sz w:val="21"/>
-          <w:szCs w:val="21"/>
-        </w:rPr>
-        <w:t xml:space="preserve"> </w:t>
-      </w:r>
-      <w:r>
-        <w:rPr>
-          <w:rFonts w:ascii="Tahoma" w:hAnsi="Tahoma" w:cs="Tahoma"/>
-          <w:sz w:val="21"/>
-          <w:szCs w:val="21"/>
-        </w:rPr>
-        <w:t>Mannrich,</w:t>
+        <w:t>ratificada pelo governo brasileiro.</w:t>
       </w:r>
       <w:r>
         <w:rPr>
@@ -883,7 +365,84 @@
           <w:sz w:val="21"/>
           <w:szCs w:val="21"/>
         </w:rPr>
-        <w:t>assim</w:t>
+        <w:t>Esta</w:t>
+      </w:r>
+      <w:r>
+        <w:rPr>
+          <w:rFonts w:ascii="Tahoma" w:hAnsi="Tahoma" w:cs="Tahoma"/>
+          <w:spacing w:val="-1"/>
+          <w:sz w:val="21"/>
+          <w:szCs w:val="21"/>
+        </w:rPr>
+        <w:t xml:space="preserve"> dispõe</w:t>
+      </w:r>
+      <w:r>
+        <w:rPr>
+          <w:rFonts w:ascii="Tahoma" w:hAnsi="Tahoma" w:cs="Tahoma"/>
+          <w:spacing w:val="-1"/>
+          <w:sz w:val="21"/>
+          <w:szCs w:val="21"/>
+        </w:rPr>
+        <w:t xml:space="preserve"> </w:t>
+      </w:r>
+      <w:r>
+        <w:rPr>
+          <w:rFonts w:ascii="Tahoma" w:hAnsi="Tahoma" w:cs="Tahoma"/>
+          <w:sz w:val="21"/>
+          <w:szCs w:val="21"/>
+        </w:rPr>
+        <w:t>e</w:t>
+      </w:r>
+      <w:r>
+        <w:rPr>
+          <w:rFonts w:ascii="Tahoma" w:hAnsi="Tahoma" w:cs="Tahoma"/>
+          <w:spacing w:val="-1"/>
+          <w:sz w:val="21"/>
+          <w:szCs w:val="21"/>
+        </w:rPr>
+        <w:t xml:space="preserve"> </w:t>
+      </w:r>
+      <w:r>
+        <w:rPr>
+          <w:rFonts w:ascii="Tahoma" w:hAnsi="Tahoma" w:cs="Tahoma"/>
+          <w:sz w:val="21"/>
+          <w:szCs w:val="21"/>
+        </w:rPr>
+        <w:t>organiza</w:t>
+      </w:r>
+      <w:r>
+        <w:rPr>
+          <w:rFonts w:ascii="Tahoma" w:hAnsi="Tahoma" w:cs="Tahoma"/>
+          <w:spacing w:val="-1"/>
+          <w:sz w:val="21"/>
+          <w:szCs w:val="21"/>
+        </w:rPr>
+        <w:t xml:space="preserve"> </w:t>
+      </w:r>
+      <w:r>
+        <w:rPr>
+          <w:rFonts w:ascii="Tahoma" w:hAnsi="Tahoma" w:cs="Tahoma"/>
+          <w:sz w:val="21"/>
+          <w:szCs w:val="21"/>
+        </w:rPr>
+        <w:t>como instituição estatal</w:t>
+      </w:r>
+      <w:r>
+        <w:rPr>
+          <w:rFonts w:ascii="Tahoma" w:hAnsi="Tahoma" w:cs="Tahoma"/>
+          <w:spacing w:val="-1"/>
+          <w:sz w:val="21"/>
+          <w:szCs w:val="21"/>
+        </w:rPr>
+        <w:t xml:space="preserve"> </w:t>
+      </w:r>
+      <w:r>
+        <w:rPr>
+          <w:rFonts w:ascii="Tahoma" w:hAnsi="Tahoma" w:cs="Tahoma"/>
+          <w:sz w:val="21"/>
+          <w:szCs w:val="21"/>
+        </w:rPr>
+        <w:t xml:space="preserve">encarregada de tornar efetivas as disposições legais e regulamentares do processo de trabalho, inclusa a proteção dos trabalhadores no exercício da sua profissão. O ministro aposentado do TST, Dr. Mozart Victor Russomano </w:t>
       </w:r>
       <w:r>
         <w:rPr>
@@ -892,12 +451,12 @@
           <w:sz w:val="21"/>
           <w:szCs w:val="21"/>
         </w:rPr>
-        <w:t xml:space="preserve"> explicitada:</w:t>
-      </w:r>
-    </w:p>
-    <w:p>
-      <w:pPr>
-        <w:spacing w:before="114"/>
+        <w:t>afirma:</w:t>
+      </w:r>
+    </w:p>
+    <w:p>
+      <w:pPr>
+        <w:spacing w:before="5"/>
         <w:ind w:left="1528"/>
         <w:jc w:val="both"/>
         <w:rPr>
@@ -914,7 +473,102 @@
           <w:sz w:val="18"/>
           <w:szCs w:val="18"/>
         </w:rPr>
-        <w:t>“Não se pode negar a existência de um conjunto de normas de ordem pública, impostas coercitivamente pelo Estado,</w:t>
+        <w:t>“Os direitos do trabalhador brasileiro estão protegidos em dois níveis distintos, mas que se combinam: a inspeção</w:t>
+      </w:r>
+      <w:r>
+        <w:rPr>
+          <w:rFonts w:ascii="Tahoma" w:hAnsi="Tahoma" w:cs="Tahoma"/>
+          <w:i/>
+          <w:spacing w:val="-3"/>
+          <w:sz w:val="18"/>
+          <w:szCs w:val="18"/>
+        </w:rPr>
+        <w:t xml:space="preserve"> </w:t>
+      </w:r>
+      <w:r>
+        <w:rPr>
+          <w:rFonts w:ascii="Tahoma" w:hAnsi="Tahoma" w:cs="Tahoma"/>
+          <w:i/>
+          <w:sz w:val="18"/>
+          <w:szCs w:val="18"/>
+        </w:rPr>
+        <w:t>ou</w:t>
+      </w:r>
+      <w:r>
+        <w:rPr>
+          <w:rFonts w:ascii="Tahoma" w:hAnsi="Tahoma" w:cs="Tahoma"/>
+          <w:i/>
+          <w:spacing w:val="-5"/>
+          <w:sz w:val="18"/>
+          <w:szCs w:val="18"/>
+        </w:rPr>
+        <w:t xml:space="preserve"> </w:t>
+      </w:r>
+      <w:r>
+        <w:rPr>
+          <w:rFonts w:ascii="Tahoma" w:hAnsi="Tahoma" w:cs="Tahoma"/>
+          <w:i/>
+          <w:sz w:val="18"/>
+          <w:szCs w:val="18"/>
+        </w:rPr>
+        <w:t>fiscalização</w:t>
+      </w:r>
+      <w:r>
+        <w:rPr>
+          <w:rFonts w:ascii="Tahoma" w:hAnsi="Tahoma" w:cs="Tahoma"/>
+          <w:i/>
+          <w:spacing w:val="-3"/>
+          <w:sz w:val="18"/>
+          <w:szCs w:val="18"/>
+        </w:rPr>
+        <w:t xml:space="preserve"> </w:t>
+      </w:r>
+      <w:r>
+        <w:rPr>
+          <w:rFonts w:ascii="Tahoma" w:hAnsi="Tahoma" w:cs="Tahoma"/>
+          <w:i/>
+          <w:sz w:val="18"/>
+          <w:szCs w:val="18"/>
+        </w:rPr>
+        <w:t>do</w:t>
+      </w:r>
+      <w:r>
+        <w:rPr>
+          <w:rFonts w:ascii="Tahoma" w:hAnsi="Tahoma" w:cs="Tahoma"/>
+          <w:i/>
+          <w:spacing w:val="-3"/>
+          <w:sz w:val="18"/>
+          <w:szCs w:val="18"/>
+        </w:rPr>
+        <w:t xml:space="preserve"> </w:t>
+      </w:r>
+      <w:r>
+        <w:rPr>
+          <w:rFonts w:ascii="Tahoma" w:hAnsi="Tahoma" w:cs="Tahoma"/>
+          <w:i/>
+          <w:sz w:val="18"/>
+          <w:szCs w:val="18"/>
+        </w:rPr>
+        <w:t>trabalho,</w:t>
+      </w:r>
+      <w:r>
+        <w:rPr>
+          <w:rFonts w:ascii="Tahoma" w:hAnsi="Tahoma" w:cs="Tahoma"/>
+          <w:i/>
+          <w:spacing w:val="-3"/>
+          <w:sz w:val="18"/>
+          <w:szCs w:val="18"/>
+        </w:rPr>
+        <w:t xml:space="preserve"> </w:t>
+      </w:r>
+      <w:r>
+        <w:rPr>
+          <w:rFonts w:ascii="Tahoma" w:hAnsi="Tahoma" w:cs="Tahoma"/>
+          <w:i/>
+          <w:sz w:val="18"/>
+          <w:szCs w:val="18"/>
+        </w:rPr>
+        <w:t>de</w:t>
       </w:r>
       <w:r>
         <w:rPr>
@@ -933,13 +587,13 @@
           <w:sz w:val="18"/>
           <w:szCs w:val="18"/>
         </w:rPr>
-        <w:t>como as referentes a</w:t>
-      </w:r>
-      <w:r>
-        <w:rPr>
-          <w:rFonts w:ascii="Tahoma" w:hAnsi="Tahoma" w:cs="Tahoma"/>
-          <w:i/>
-          <w:spacing w:val="-1"/>
+        <w:t>natureza</w:t>
+      </w:r>
+      <w:r>
+        <w:rPr>
+          <w:rFonts w:ascii="Tahoma" w:hAnsi="Tahoma" w:cs="Tahoma"/>
+          <w:i/>
+          <w:spacing w:val="-5"/>
           <w:sz w:val="18"/>
           <w:szCs w:val="18"/>
         </w:rPr>
@@ -952,13 +606,13 @@
           <w:sz w:val="18"/>
           <w:szCs w:val="18"/>
         </w:rPr>
-        <w:t>registro de</w:t>
-      </w:r>
-      <w:r>
-        <w:rPr>
-          <w:rFonts w:ascii="Tahoma" w:hAnsi="Tahoma" w:cs="Tahoma"/>
-          <w:i/>
-          <w:spacing w:val="-1"/>
+        <w:t>administrativa,</w:t>
+      </w:r>
+      <w:r>
+        <w:rPr>
+          <w:rFonts w:ascii="Tahoma" w:hAnsi="Tahoma" w:cs="Tahoma"/>
+          <w:i/>
+          <w:spacing w:val="-3"/>
           <w:sz w:val="18"/>
           <w:szCs w:val="18"/>
         </w:rPr>
@@ -971,13 +625,13 @@
           <w:sz w:val="18"/>
           <w:szCs w:val="18"/>
         </w:rPr>
-        <w:t>empregado, a</w:t>
-      </w:r>
-      <w:r>
-        <w:rPr>
-          <w:rFonts w:ascii="Tahoma" w:hAnsi="Tahoma" w:cs="Tahoma"/>
-          <w:i/>
-          <w:spacing w:val="-1"/>
+        <w:t>e</w:t>
+      </w:r>
+      <w:r>
+        <w:rPr>
+          <w:rFonts w:ascii="Tahoma" w:hAnsi="Tahoma" w:cs="Tahoma"/>
+          <w:i/>
+          <w:spacing w:val="-2"/>
           <w:sz w:val="18"/>
           <w:szCs w:val="18"/>
         </w:rPr>
@@ -990,13 +644,13 @@
           <w:sz w:val="18"/>
           <w:szCs w:val="18"/>
         </w:rPr>
-        <w:t>duração do trabalho, a</w:t>
-      </w:r>
-      <w:r>
-        <w:rPr>
-          <w:rFonts w:ascii="Tahoma" w:hAnsi="Tahoma" w:cs="Tahoma"/>
-          <w:i/>
-          <w:spacing w:val="-1"/>
+        <w:t>a</w:t>
+      </w:r>
+      <w:r>
+        <w:rPr>
+          <w:rFonts w:ascii="Tahoma" w:hAnsi="Tahoma" w:cs="Tahoma"/>
+          <w:i/>
+          <w:spacing w:val="-4"/>
           <w:sz w:val="18"/>
           <w:szCs w:val="18"/>
         </w:rPr>
@@ -1009,13 +663,13 @@
           <w:sz w:val="18"/>
           <w:szCs w:val="18"/>
         </w:rPr>
-        <w:t>período de descanso e</w:t>
-      </w:r>
-      <w:r>
-        <w:rPr>
-          <w:rFonts w:ascii="Tahoma" w:hAnsi="Tahoma" w:cs="Tahoma"/>
-          <w:i/>
-          <w:spacing w:val="-1"/>
+        <w:t>proteção</w:t>
+      </w:r>
+      <w:r>
+        <w:rPr>
+          <w:rFonts w:ascii="Tahoma" w:hAnsi="Tahoma" w:cs="Tahoma"/>
+          <w:i/>
+          <w:spacing w:val="-3"/>
           <w:sz w:val="18"/>
           <w:szCs w:val="18"/>
         </w:rPr>
@@ -1028,13 +682,13 @@
           <w:sz w:val="18"/>
           <w:szCs w:val="18"/>
         </w:rPr>
-        <w:t>a segurança</w:t>
-      </w:r>
-      <w:r>
-        <w:rPr>
-          <w:rFonts w:ascii="Tahoma" w:hAnsi="Tahoma" w:cs="Tahoma"/>
-          <w:i/>
-          <w:spacing w:val="-4"/>
+        <w:t>judicial,</w:t>
+      </w:r>
+      <w:r>
+        <w:rPr>
+          <w:rFonts w:ascii="Tahoma" w:hAnsi="Tahoma" w:cs="Tahoma"/>
+          <w:i/>
+          <w:spacing w:val="-3"/>
           <w:sz w:val="18"/>
           <w:szCs w:val="18"/>
         </w:rPr>
@@ -1047,13 +701,13 @@
           <w:sz w:val="18"/>
           <w:szCs w:val="18"/>
         </w:rPr>
-        <w:t>e</w:t>
-      </w:r>
-      <w:r>
-        <w:rPr>
-          <w:rFonts w:ascii="Tahoma" w:hAnsi="Tahoma" w:cs="Tahoma"/>
-          <w:i/>
-          <w:spacing w:val="-4"/>
+        <w:t>através</w:t>
+      </w:r>
+      <w:r>
+        <w:rPr>
+          <w:rFonts w:ascii="Tahoma" w:hAnsi="Tahoma" w:cs="Tahoma"/>
+          <w:i/>
+          <w:spacing w:val="-3"/>
           <w:sz w:val="18"/>
           <w:szCs w:val="18"/>
         </w:rPr>
@@ -1066,7 +720,7 @@
           <w:sz w:val="18"/>
           <w:szCs w:val="18"/>
         </w:rPr>
-        <w:t>medicina</w:t>
+        <w:t>dos</w:t>
       </w:r>
       <w:r>
         <w:rPr>
@@ -1085,235 +739,7 @@
           <w:sz w:val="18"/>
           <w:szCs w:val="18"/>
         </w:rPr>
-        <w:t>do</w:t>
-      </w:r>
-      <w:r>
-        <w:rPr>
-          <w:rFonts w:ascii="Tahoma" w:hAnsi="Tahoma" w:cs="Tahoma"/>
-          <w:i/>
-          <w:spacing w:val="-1"/>
-          <w:sz w:val="18"/>
-          <w:szCs w:val="18"/>
-        </w:rPr>
-        <w:t xml:space="preserve"> </w:t>
-      </w:r>
-      <w:r>
-        <w:rPr>
-          <w:rFonts w:ascii="Tahoma" w:hAnsi="Tahoma" w:cs="Tahoma"/>
-          <w:i/>
-          <w:sz w:val="18"/>
-          <w:szCs w:val="18"/>
-        </w:rPr>
-        <w:t>trabalho,</w:t>
-      </w:r>
-      <w:r>
-        <w:rPr>
-          <w:rFonts w:ascii="Tahoma" w:hAnsi="Tahoma" w:cs="Tahoma"/>
-          <w:i/>
-          <w:spacing w:val="-2"/>
-          <w:sz w:val="18"/>
-          <w:szCs w:val="18"/>
-        </w:rPr>
-        <w:t xml:space="preserve"> </w:t>
-      </w:r>
-      <w:r>
-        <w:rPr>
-          <w:rFonts w:ascii="Tahoma" w:hAnsi="Tahoma" w:cs="Tahoma"/>
-          <w:i/>
-          <w:sz w:val="18"/>
-          <w:szCs w:val="18"/>
-        </w:rPr>
-        <w:t>não</w:t>
-      </w:r>
-      <w:r>
-        <w:rPr>
-          <w:rFonts w:ascii="Tahoma" w:hAnsi="Tahoma" w:cs="Tahoma"/>
-          <w:i/>
-          <w:spacing w:val="-1"/>
-          <w:sz w:val="18"/>
-          <w:szCs w:val="18"/>
-        </w:rPr>
-        <w:t xml:space="preserve"> </w:t>
-      </w:r>
-      <w:r>
-        <w:rPr>
-          <w:rFonts w:ascii="Tahoma" w:hAnsi="Tahoma" w:cs="Tahoma"/>
-          <w:i/>
-          <w:sz w:val="18"/>
-          <w:szCs w:val="18"/>
-        </w:rPr>
-        <w:t>cabendo</w:t>
-      </w:r>
-      <w:r>
-        <w:rPr>
-          <w:rFonts w:ascii="Tahoma" w:hAnsi="Tahoma" w:cs="Tahoma"/>
-          <w:i/>
-          <w:spacing w:val="-3"/>
-          <w:sz w:val="18"/>
-          <w:szCs w:val="18"/>
-        </w:rPr>
-        <w:t xml:space="preserve"> </w:t>
-      </w:r>
-      <w:r>
-        <w:rPr>
-          <w:rFonts w:ascii="Tahoma" w:hAnsi="Tahoma" w:cs="Tahoma"/>
-          <w:i/>
-          <w:sz w:val="18"/>
-          <w:szCs w:val="18"/>
-        </w:rPr>
-        <w:t>as</w:t>
-      </w:r>
-      <w:r>
-        <w:rPr>
-          <w:rFonts w:ascii="Tahoma" w:hAnsi="Tahoma" w:cs="Tahoma"/>
-          <w:i/>
-          <w:spacing w:val="-3"/>
-          <w:sz w:val="18"/>
-          <w:szCs w:val="18"/>
-        </w:rPr>
-        <w:t xml:space="preserve"> </w:t>
-      </w:r>
-      <w:r>
-        <w:rPr>
-          <w:rFonts w:ascii="Tahoma" w:hAnsi="Tahoma" w:cs="Tahoma"/>
-          <w:i/>
-          <w:sz w:val="18"/>
-          <w:szCs w:val="18"/>
-        </w:rPr>
-        <w:t>partes</w:t>
-      </w:r>
-      <w:r>
-        <w:rPr>
-          <w:rFonts w:ascii="Tahoma" w:hAnsi="Tahoma" w:cs="Tahoma"/>
-          <w:i/>
-          <w:spacing w:val="-3"/>
-          <w:sz w:val="18"/>
-          <w:szCs w:val="18"/>
-        </w:rPr>
-        <w:t xml:space="preserve"> </w:t>
-      </w:r>
-      <w:r>
-        <w:rPr>
-          <w:rFonts w:ascii="Tahoma" w:hAnsi="Tahoma" w:cs="Tahoma"/>
-          <w:i/>
-          <w:sz w:val="18"/>
-          <w:szCs w:val="18"/>
-        </w:rPr>
-        <w:t>dispor sobre</w:t>
-      </w:r>
-      <w:r>
-        <w:rPr>
-          <w:rFonts w:ascii="Tahoma" w:hAnsi="Tahoma" w:cs="Tahoma"/>
-          <w:i/>
-          <w:spacing w:val="-4"/>
-          <w:sz w:val="18"/>
-          <w:szCs w:val="18"/>
-        </w:rPr>
-        <w:t xml:space="preserve"> </w:t>
-      </w:r>
-      <w:r>
-        <w:rPr>
-          <w:rFonts w:ascii="Tahoma" w:hAnsi="Tahoma" w:cs="Tahoma"/>
-          <w:i/>
-          <w:sz w:val="18"/>
-          <w:szCs w:val="18"/>
-        </w:rPr>
-        <w:t>elas(...)</w:t>
-      </w:r>
-      <w:r>
-        <w:rPr>
-          <w:rFonts w:ascii="Tahoma" w:hAnsi="Tahoma" w:cs="Tahoma"/>
-          <w:i/>
-          <w:spacing w:val="-2"/>
-          <w:sz w:val="18"/>
-          <w:szCs w:val="18"/>
-        </w:rPr>
-        <w:t xml:space="preserve"> </w:t>
-      </w:r>
-      <w:r>
-        <w:rPr>
-          <w:rFonts w:ascii="Tahoma" w:hAnsi="Tahoma" w:cs="Tahoma"/>
-          <w:i/>
-          <w:sz w:val="18"/>
-          <w:szCs w:val="18"/>
-        </w:rPr>
-        <w:t>Por</w:t>
-      </w:r>
-      <w:r>
-        <w:rPr>
-          <w:rFonts w:ascii="Tahoma" w:hAnsi="Tahoma" w:cs="Tahoma"/>
-          <w:i/>
-          <w:spacing w:val="-3"/>
-          <w:sz w:val="18"/>
-          <w:szCs w:val="18"/>
-        </w:rPr>
-        <w:t xml:space="preserve"> </w:t>
-      </w:r>
-      <w:r>
-        <w:rPr>
-          <w:rFonts w:ascii="Tahoma" w:hAnsi="Tahoma" w:cs="Tahoma"/>
-          <w:i/>
-          <w:sz w:val="18"/>
-          <w:szCs w:val="18"/>
-        </w:rPr>
-        <w:t>serem</w:t>
-      </w:r>
-      <w:r>
-        <w:rPr>
-          <w:rFonts w:ascii="Tahoma" w:hAnsi="Tahoma" w:cs="Tahoma"/>
-          <w:i/>
-          <w:spacing w:val="-2"/>
-          <w:sz w:val="18"/>
-          <w:szCs w:val="18"/>
-        </w:rPr>
-        <w:t xml:space="preserve"> </w:t>
-      </w:r>
-      <w:r>
-        <w:rPr>
-          <w:rFonts w:ascii="Tahoma" w:hAnsi="Tahoma" w:cs="Tahoma"/>
-          <w:i/>
-          <w:sz w:val="18"/>
-          <w:szCs w:val="18"/>
-        </w:rPr>
-        <w:t>de</w:t>
-      </w:r>
-      <w:r>
-        <w:rPr>
-          <w:rFonts w:ascii="Tahoma" w:hAnsi="Tahoma" w:cs="Tahoma"/>
-          <w:i/>
-          <w:spacing w:val="-6"/>
-          <w:sz w:val="18"/>
-          <w:szCs w:val="18"/>
-        </w:rPr>
-        <w:t xml:space="preserve"> </w:t>
-      </w:r>
-      <w:r>
-        <w:rPr>
-          <w:rFonts w:ascii="Tahoma" w:hAnsi="Tahoma" w:cs="Tahoma"/>
-          <w:i/>
-          <w:sz w:val="18"/>
-          <w:szCs w:val="18"/>
-        </w:rPr>
-        <w:t>ordem</w:t>
-      </w:r>
-      <w:r>
-        <w:rPr>
-          <w:rFonts w:ascii="Tahoma" w:hAnsi="Tahoma" w:cs="Tahoma"/>
-          <w:i/>
-          <w:spacing w:val="-4"/>
-          <w:sz w:val="18"/>
-          <w:szCs w:val="18"/>
-        </w:rPr>
-        <w:t xml:space="preserve"> </w:t>
-      </w:r>
-      <w:r>
-        <w:rPr>
-          <w:rFonts w:ascii="Tahoma" w:hAnsi="Tahoma" w:cs="Tahoma"/>
-          <w:i/>
-          <w:sz w:val="18"/>
-          <w:szCs w:val="18"/>
-        </w:rPr>
-        <w:t>pública, compete ao Estado vigiar seu cumprimento, impondo sanções quando de sua inobservância. Esta atividade estatal, como já enfatizamos, denomina-se Inspeção do Trabalho”.</w:t>
+        <w:t>tribunais da Justiça do Trabalho”.</w:t>
       </w:r>
     </w:p>
     <w:p>
@@ -1330,7 +756,7 @@
     <w:p>
       <w:pPr>
         <w:pStyle w:val="Corpodetexto"/>
-        <w:spacing w:before="78" w:line="360" w:lineRule="auto"/>
+        <w:spacing w:before="75" w:line="360" w:lineRule="auto"/>
         <w:rPr>
           <w:rFonts w:ascii="Tahoma" w:hAnsi="Tahoma" w:cs="Tahoma"/>
           <w:i/>
@@ -1356,7 +782,58 @@
           <w:sz w:val="21"/>
           <w:szCs w:val="21"/>
         </w:rPr>
-        <w:t>O</w:t>
+        <w:t>Cite-se</w:t>
+      </w:r>
+      <w:r>
+        <w:rPr>
+          <w:rFonts w:ascii="Tahoma" w:hAnsi="Tahoma" w:cs="Tahoma"/>
+          <w:spacing w:val="-2"/>
+          <w:sz w:val="21"/>
+          <w:szCs w:val="21"/>
+        </w:rPr>
+        <w:t xml:space="preserve"> </w:t>
+      </w:r>
+      <w:r>
+        <w:rPr>
+          <w:rFonts w:ascii="Tahoma" w:hAnsi="Tahoma" w:cs="Tahoma"/>
+          <w:sz w:val="21"/>
+          <w:szCs w:val="21"/>
+        </w:rPr>
+        <w:t>também</w:t>
+      </w:r>
+      <w:r>
+        <w:rPr>
+          <w:rFonts w:ascii="Tahoma" w:hAnsi="Tahoma" w:cs="Tahoma"/>
+          <w:spacing w:val="-3"/>
+          <w:sz w:val="21"/>
+          <w:szCs w:val="21"/>
+        </w:rPr>
+        <w:t xml:space="preserve"> </w:t>
+      </w:r>
+      <w:r>
+        <w:rPr>
+          <w:rFonts w:ascii="Tahoma" w:hAnsi="Tahoma" w:cs="Tahoma"/>
+          <w:sz w:val="21"/>
+          <w:szCs w:val="21"/>
+        </w:rPr>
+        <w:t>a</w:t>
+      </w:r>
+      <w:r>
+        <w:rPr>
+          <w:rFonts w:ascii="Tahoma" w:hAnsi="Tahoma" w:cs="Tahoma"/>
+          <w:spacing w:val="-3"/>
+          <w:sz w:val="21"/>
+          <w:szCs w:val="21"/>
+        </w:rPr>
+        <w:t xml:space="preserve"> </w:t>
+      </w:r>
+      <w:r>
+        <w:rPr>
+          <w:rFonts w:ascii="Tahoma" w:hAnsi="Tahoma" w:cs="Tahoma"/>
+          <w:sz w:val="21"/>
+          <w:szCs w:val="21"/>
+        </w:rPr>
+        <w:t>posição</w:t>
       </w:r>
       <w:r>
         <w:rPr>
@@ -1373,7 +850,7 @@
           <w:sz w:val="21"/>
           <w:szCs w:val="21"/>
         </w:rPr>
-        <w:t>doutrinador</w:t>
+        <w:t>de</w:t>
       </w:r>
       <w:r>
         <w:rPr>
@@ -1390,7 +867,24 @@
           <w:sz w:val="21"/>
           <w:szCs w:val="21"/>
         </w:rPr>
-        <w:t>José</w:t>
+        <w:t>Nelson</w:t>
+      </w:r>
+      <w:r>
+        <w:rPr>
+          <w:rFonts w:ascii="Tahoma" w:hAnsi="Tahoma" w:cs="Tahoma"/>
+          <w:spacing w:val="-4"/>
+          <w:sz w:val="21"/>
+          <w:szCs w:val="21"/>
+        </w:rPr>
+        <w:t xml:space="preserve"> </w:t>
+      </w:r>
+      <w:r>
+        <w:rPr>
+          <w:rFonts w:ascii="Tahoma" w:hAnsi="Tahoma" w:cs="Tahoma"/>
+          <w:sz w:val="21"/>
+          <w:szCs w:val="21"/>
+        </w:rPr>
+        <w:t>Mannrich,</w:t>
       </w:r>
       <w:r>
         <w:rPr>
@@ -1407,7 +901,7 @@
           <w:sz w:val="21"/>
           <w:szCs w:val="21"/>
         </w:rPr>
-        <w:t>Alves</w:t>
+        <w:t>assim</w:t>
       </w:r>
       <w:r>
         <w:rPr>
@@ -1416,65 +910,12 @@
           <w:sz w:val="21"/>
           <w:szCs w:val="21"/>
         </w:rPr>
-        <w:t xml:space="preserve"> </w:t>
-      </w:r>
-      <w:r>
-        <w:rPr>
-          <w:rFonts w:ascii="Tahoma" w:hAnsi="Tahoma" w:cs="Tahoma"/>
-          <w:sz w:val="21"/>
-          <w:szCs w:val="21"/>
-        </w:rPr>
-        <w:t>de Paula</w:t>
-      </w:r>
-      <w:r>
-        <w:rPr>
-          <w:rFonts w:ascii="Tahoma" w:hAnsi="Tahoma" w:cs="Tahoma"/>
-          <w:spacing w:val="-3"/>
-          <w:sz w:val="21"/>
-          <w:szCs w:val="21"/>
-        </w:rPr>
-        <w:t xml:space="preserve"> </w:t>
-      </w:r>
-      <w:r>
-        <w:rPr>
-          <w:rFonts w:ascii="Tahoma" w:hAnsi="Tahoma" w:cs="Tahoma"/>
-          <w:sz w:val="21"/>
-          <w:szCs w:val="21"/>
-        </w:rPr>
-        <w:t>afirma</w:t>
-      </w:r>
-      <w:r>
-        <w:rPr>
-          <w:rFonts w:ascii="Tahoma" w:hAnsi="Tahoma" w:cs="Tahoma"/>
-          <w:spacing w:val="-2"/>
-          <w:sz w:val="21"/>
-          <w:szCs w:val="21"/>
-        </w:rPr>
-        <w:t xml:space="preserve"> </w:t>
-      </w:r>
-      <w:r>
-        <w:rPr>
-          <w:rFonts w:ascii="Tahoma" w:hAnsi="Tahoma" w:cs="Tahoma"/>
-          <w:spacing w:val="-4"/>
-          <w:sz w:val="21"/>
-          <w:szCs w:val="21"/>
-        </w:rPr>
-        <w:t>que:</w:t>
-      </w:r>
-    </w:p>
-    <w:p>
-      <w:pPr>
-        <w:spacing w:line="360" w:lineRule="auto"/>
-        <w:rPr>
-          <w:rFonts w:ascii="Tahoma" w:hAnsi="Tahoma" w:cs="Tahoma"/>
-          <w:sz w:val="21"/>
-          <w:szCs w:val="21"/>
-        </w:rPr>
-      </w:pPr>
-    </w:p>
-    <w:p>
-      <w:pPr>
-        <w:spacing w:before="2"/>
+        <w:t xml:space="preserve"> explicitada:</w:t>
+      </w:r>
+    </w:p>
+    <w:p>
+      <w:pPr>
+        <w:spacing w:before="114"/>
         <w:ind w:left="1528"/>
         <w:jc w:val="both"/>
         <w:rPr>
@@ -1491,7 +932,121 @@
           <w:sz w:val="18"/>
           <w:szCs w:val="18"/>
         </w:rPr>
-        <w:t>“Os</w:t>
+        <w:t>“Não se pode negar a existência de um conjunto de normas de ordem pública, impostas coercitivamente pelo Estado,</w:t>
+      </w:r>
+      <w:r>
+        <w:rPr>
+          <w:rFonts w:ascii="Tahoma" w:hAnsi="Tahoma" w:cs="Tahoma"/>
+          <w:i/>
+          <w:spacing w:val="-2"/>
+          <w:sz w:val="18"/>
+          <w:szCs w:val="18"/>
+        </w:rPr>
+        <w:t xml:space="preserve"> </w:t>
+      </w:r>
+      <w:r>
+        <w:rPr>
+          <w:rFonts w:ascii="Tahoma" w:hAnsi="Tahoma" w:cs="Tahoma"/>
+          <w:i/>
+          <w:sz w:val="18"/>
+          <w:szCs w:val="18"/>
+        </w:rPr>
+        <w:t>como as referentes a</w:t>
+      </w:r>
+      <w:r>
+        <w:rPr>
+          <w:rFonts w:ascii="Tahoma" w:hAnsi="Tahoma" w:cs="Tahoma"/>
+          <w:i/>
+          <w:spacing w:val="-1"/>
+          <w:sz w:val="18"/>
+          <w:szCs w:val="18"/>
+        </w:rPr>
+        <w:t xml:space="preserve"> </w:t>
+      </w:r>
+      <w:r>
+        <w:rPr>
+          <w:rFonts w:ascii="Tahoma" w:hAnsi="Tahoma" w:cs="Tahoma"/>
+          <w:i/>
+          <w:sz w:val="18"/>
+          <w:szCs w:val="18"/>
+        </w:rPr>
+        <w:t>registro de</w:t>
+      </w:r>
+      <w:r>
+        <w:rPr>
+          <w:rFonts w:ascii="Tahoma" w:hAnsi="Tahoma" w:cs="Tahoma"/>
+          <w:i/>
+          <w:spacing w:val="-1"/>
+          <w:sz w:val="18"/>
+          <w:szCs w:val="18"/>
+        </w:rPr>
+        <w:t xml:space="preserve"> </w:t>
+      </w:r>
+      <w:r>
+        <w:rPr>
+          <w:rFonts w:ascii="Tahoma" w:hAnsi="Tahoma" w:cs="Tahoma"/>
+          <w:i/>
+          <w:sz w:val="18"/>
+          <w:szCs w:val="18"/>
+        </w:rPr>
+        <w:t>empregado, a</w:t>
+      </w:r>
+      <w:r>
+        <w:rPr>
+          <w:rFonts w:ascii="Tahoma" w:hAnsi="Tahoma" w:cs="Tahoma"/>
+          <w:i/>
+          <w:spacing w:val="-1"/>
+          <w:sz w:val="18"/>
+          <w:szCs w:val="18"/>
+        </w:rPr>
+        <w:t xml:space="preserve"> </w:t>
+      </w:r>
+      <w:r>
+        <w:rPr>
+          <w:rFonts w:ascii="Tahoma" w:hAnsi="Tahoma" w:cs="Tahoma"/>
+          <w:i/>
+          <w:sz w:val="18"/>
+          <w:szCs w:val="18"/>
+        </w:rPr>
+        <w:t>duração do trabalho, a</w:t>
+      </w:r>
+      <w:r>
+        <w:rPr>
+          <w:rFonts w:ascii="Tahoma" w:hAnsi="Tahoma" w:cs="Tahoma"/>
+          <w:i/>
+          <w:spacing w:val="-1"/>
+          <w:sz w:val="18"/>
+          <w:szCs w:val="18"/>
+        </w:rPr>
+        <w:t xml:space="preserve"> </w:t>
+      </w:r>
+      <w:r>
+        <w:rPr>
+          <w:rFonts w:ascii="Tahoma" w:hAnsi="Tahoma" w:cs="Tahoma"/>
+          <w:i/>
+          <w:sz w:val="18"/>
+          <w:szCs w:val="18"/>
+        </w:rPr>
+        <w:t>período de descanso e</w:t>
+      </w:r>
+      <w:r>
+        <w:rPr>
+          <w:rFonts w:ascii="Tahoma" w:hAnsi="Tahoma" w:cs="Tahoma"/>
+          <w:i/>
+          <w:spacing w:val="-1"/>
+          <w:sz w:val="18"/>
+          <w:szCs w:val="18"/>
+        </w:rPr>
+        <w:t xml:space="preserve"> </w:t>
+      </w:r>
+      <w:r>
+        <w:rPr>
+          <w:rFonts w:ascii="Tahoma" w:hAnsi="Tahoma" w:cs="Tahoma"/>
+          <w:i/>
+          <w:sz w:val="18"/>
+          <w:szCs w:val="18"/>
+        </w:rPr>
+        <w:t>a segurança</w:t>
       </w:r>
       <w:r>
         <w:rPr>
@@ -1510,7 +1065,102 @@
           <w:sz w:val="18"/>
           <w:szCs w:val="18"/>
         </w:rPr>
-        <w:t>agentes</w:t>
+        <w:t>e</w:t>
+      </w:r>
+      <w:r>
+        <w:rPr>
+          <w:rFonts w:ascii="Tahoma" w:hAnsi="Tahoma" w:cs="Tahoma"/>
+          <w:i/>
+          <w:spacing w:val="-4"/>
+          <w:sz w:val="18"/>
+          <w:szCs w:val="18"/>
+        </w:rPr>
+        <w:t xml:space="preserve"> </w:t>
+      </w:r>
+      <w:r>
+        <w:rPr>
+          <w:rFonts w:ascii="Tahoma" w:hAnsi="Tahoma" w:cs="Tahoma"/>
+          <w:i/>
+          <w:sz w:val="18"/>
+          <w:szCs w:val="18"/>
+        </w:rPr>
+        <w:t>medicina</w:t>
+      </w:r>
+      <w:r>
+        <w:rPr>
+          <w:rFonts w:ascii="Tahoma" w:hAnsi="Tahoma" w:cs="Tahoma"/>
+          <w:i/>
+          <w:spacing w:val="-2"/>
+          <w:sz w:val="18"/>
+          <w:szCs w:val="18"/>
+        </w:rPr>
+        <w:t xml:space="preserve"> </w:t>
+      </w:r>
+      <w:r>
+        <w:rPr>
+          <w:rFonts w:ascii="Tahoma" w:hAnsi="Tahoma" w:cs="Tahoma"/>
+          <w:i/>
+          <w:sz w:val="18"/>
+          <w:szCs w:val="18"/>
+        </w:rPr>
+        <w:t>do</w:t>
+      </w:r>
+      <w:r>
+        <w:rPr>
+          <w:rFonts w:ascii="Tahoma" w:hAnsi="Tahoma" w:cs="Tahoma"/>
+          <w:i/>
+          <w:spacing w:val="-1"/>
+          <w:sz w:val="18"/>
+          <w:szCs w:val="18"/>
+        </w:rPr>
+        <w:t xml:space="preserve"> </w:t>
+      </w:r>
+      <w:r>
+        <w:rPr>
+          <w:rFonts w:ascii="Tahoma" w:hAnsi="Tahoma" w:cs="Tahoma"/>
+          <w:i/>
+          <w:sz w:val="18"/>
+          <w:szCs w:val="18"/>
+        </w:rPr>
+        <w:t>trabalho,</w:t>
+      </w:r>
+      <w:r>
+        <w:rPr>
+          <w:rFonts w:ascii="Tahoma" w:hAnsi="Tahoma" w:cs="Tahoma"/>
+          <w:i/>
+          <w:spacing w:val="-2"/>
+          <w:sz w:val="18"/>
+          <w:szCs w:val="18"/>
+        </w:rPr>
+        <w:t xml:space="preserve"> </w:t>
+      </w:r>
+      <w:r>
+        <w:rPr>
+          <w:rFonts w:ascii="Tahoma" w:hAnsi="Tahoma" w:cs="Tahoma"/>
+          <w:i/>
+          <w:sz w:val="18"/>
+          <w:szCs w:val="18"/>
+        </w:rPr>
+        <w:t>não</w:t>
+      </w:r>
+      <w:r>
+        <w:rPr>
+          <w:rFonts w:ascii="Tahoma" w:hAnsi="Tahoma" w:cs="Tahoma"/>
+          <w:i/>
+          <w:spacing w:val="-1"/>
+          <w:sz w:val="18"/>
+          <w:szCs w:val="18"/>
+        </w:rPr>
+        <w:t xml:space="preserve"> </w:t>
+      </w:r>
+      <w:r>
+        <w:rPr>
+          <w:rFonts w:ascii="Tahoma" w:hAnsi="Tahoma" w:cs="Tahoma"/>
+          <w:i/>
+          <w:sz w:val="18"/>
+          <w:szCs w:val="18"/>
+        </w:rPr>
+        <w:t>cabendo</w:t>
       </w:r>
       <w:r>
         <w:rPr>
@@ -1529,7 +1179,64 @@
           <w:sz w:val="18"/>
           <w:szCs w:val="18"/>
         </w:rPr>
-        <w:t>da</w:t>
+        <w:t>as</w:t>
+      </w:r>
+      <w:r>
+        <w:rPr>
+          <w:rFonts w:ascii="Tahoma" w:hAnsi="Tahoma" w:cs="Tahoma"/>
+          <w:i/>
+          <w:spacing w:val="-3"/>
+          <w:sz w:val="18"/>
+          <w:szCs w:val="18"/>
+        </w:rPr>
+        <w:t xml:space="preserve"> </w:t>
+      </w:r>
+      <w:r>
+        <w:rPr>
+          <w:rFonts w:ascii="Tahoma" w:hAnsi="Tahoma" w:cs="Tahoma"/>
+          <w:i/>
+          <w:sz w:val="18"/>
+          <w:szCs w:val="18"/>
+        </w:rPr>
+        <w:t>partes</w:t>
+      </w:r>
+      <w:r>
+        <w:rPr>
+          <w:rFonts w:ascii="Tahoma" w:hAnsi="Tahoma" w:cs="Tahoma"/>
+          <w:i/>
+          <w:spacing w:val="-3"/>
+          <w:sz w:val="18"/>
+          <w:szCs w:val="18"/>
+        </w:rPr>
+        <w:t xml:space="preserve"> </w:t>
+      </w:r>
+      <w:r>
+        <w:rPr>
+          <w:rFonts w:ascii="Tahoma" w:hAnsi="Tahoma" w:cs="Tahoma"/>
+          <w:i/>
+          <w:sz w:val="18"/>
+          <w:szCs w:val="18"/>
+        </w:rPr>
+        <w:t>dispor sobre</w:t>
+      </w:r>
+      <w:r>
+        <w:rPr>
+          <w:rFonts w:ascii="Tahoma" w:hAnsi="Tahoma" w:cs="Tahoma"/>
+          <w:i/>
+          <w:spacing w:val="-4"/>
+          <w:sz w:val="18"/>
+          <w:szCs w:val="18"/>
+        </w:rPr>
+        <w:t xml:space="preserve"> </w:t>
+      </w:r>
+      <w:r>
+        <w:rPr>
+          <w:rFonts w:ascii="Tahoma" w:hAnsi="Tahoma" w:cs="Tahoma"/>
+          <w:i/>
+          <w:sz w:val="18"/>
+          <w:szCs w:val="18"/>
+        </w:rPr>
+        <w:t>elas(...)</w:t>
       </w:r>
       <w:r>
         <w:rPr>
@@ -1548,7 +1255,7 @@
           <w:sz w:val="18"/>
           <w:szCs w:val="18"/>
         </w:rPr>
-        <w:t>inspeção</w:t>
+        <w:t>Por</w:t>
       </w:r>
       <w:r>
         <w:rPr>
@@ -1567,13 +1274,13 @@
           <w:sz w:val="18"/>
           <w:szCs w:val="18"/>
         </w:rPr>
-        <w:t>do</w:t>
-      </w:r>
-      <w:r>
-        <w:rPr>
-          <w:rFonts w:ascii="Tahoma" w:hAnsi="Tahoma" w:cs="Tahoma"/>
-          <w:i/>
-          <w:spacing w:val="-3"/>
+        <w:t>serem</w:t>
+      </w:r>
+      <w:r>
+        <w:rPr>
+          <w:rFonts w:ascii="Tahoma" w:hAnsi="Tahoma" w:cs="Tahoma"/>
+          <w:i/>
+          <w:spacing w:val="-2"/>
           <w:sz w:val="18"/>
           <w:szCs w:val="18"/>
         </w:rPr>
@@ -1586,13 +1293,13 @@
           <w:sz w:val="18"/>
           <w:szCs w:val="18"/>
         </w:rPr>
-        <w:t>trabalho</w:t>
-      </w:r>
-      <w:r>
-        <w:rPr>
-          <w:rFonts w:ascii="Tahoma" w:hAnsi="Tahoma" w:cs="Tahoma"/>
-          <w:i/>
-          <w:spacing w:val="-1"/>
+        <w:t>de</w:t>
+      </w:r>
+      <w:r>
+        <w:rPr>
+          <w:rFonts w:ascii="Tahoma" w:hAnsi="Tahoma" w:cs="Tahoma"/>
+          <w:i/>
+          <w:spacing w:val="-6"/>
           <w:sz w:val="18"/>
           <w:szCs w:val="18"/>
         </w:rPr>
@@ -1605,13 +1312,13 @@
           <w:sz w:val="18"/>
           <w:szCs w:val="18"/>
         </w:rPr>
-        <w:t>são</w:t>
-      </w:r>
-      <w:r>
-        <w:rPr>
-          <w:rFonts w:ascii="Tahoma" w:hAnsi="Tahoma" w:cs="Tahoma"/>
-          <w:i/>
-          <w:spacing w:val="-3"/>
+        <w:t>ordem</w:t>
+      </w:r>
+      <w:r>
+        <w:rPr>
+          <w:rFonts w:ascii="Tahoma" w:hAnsi="Tahoma" w:cs="Tahoma"/>
+          <w:i/>
+          <w:spacing w:val="-4"/>
           <w:sz w:val="18"/>
           <w:szCs w:val="18"/>
         </w:rPr>
@@ -1624,234 +1331,27 @@
           <w:sz w:val="18"/>
           <w:szCs w:val="18"/>
         </w:rPr>
-        <w:t>vigias</w:t>
-      </w:r>
-      <w:r>
-        <w:rPr>
-          <w:rFonts w:ascii="Tahoma" w:hAnsi="Tahoma" w:cs="Tahoma"/>
-          <w:i/>
-          <w:spacing w:val="-4"/>
-          <w:sz w:val="18"/>
-          <w:szCs w:val="18"/>
-        </w:rPr>
-        <w:t xml:space="preserve"> </w:t>
-      </w:r>
-      <w:r>
-        <w:rPr>
-          <w:rFonts w:ascii="Tahoma" w:hAnsi="Tahoma" w:cs="Tahoma"/>
-          <w:i/>
-          <w:sz w:val="18"/>
-          <w:szCs w:val="18"/>
-        </w:rPr>
-        <w:t>da</w:t>
-      </w:r>
-      <w:r>
-        <w:rPr>
-          <w:rFonts w:ascii="Tahoma" w:hAnsi="Tahoma" w:cs="Tahoma"/>
-          <w:i/>
-          <w:spacing w:val="-4"/>
-          <w:sz w:val="18"/>
-          <w:szCs w:val="18"/>
-        </w:rPr>
-        <w:t xml:space="preserve"> </w:t>
-      </w:r>
-      <w:r>
-        <w:rPr>
-          <w:rFonts w:ascii="Tahoma" w:hAnsi="Tahoma" w:cs="Tahoma"/>
-          <w:i/>
-          <w:sz w:val="18"/>
-          <w:szCs w:val="18"/>
-        </w:rPr>
-        <w:t>justiça</w:t>
-      </w:r>
-      <w:r>
-        <w:rPr>
-          <w:rFonts w:ascii="Tahoma" w:hAnsi="Tahoma" w:cs="Tahoma"/>
-          <w:i/>
-          <w:spacing w:val="-2"/>
-          <w:sz w:val="18"/>
-          <w:szCs w:val="18"/>
-        </w:rPr>
-        <w:t xml:space="preserve"> </w:t>
-      </w:r>
-      <w:r>
-        <w:rPr>
-          <w:rFonts w:ascii="Tahoma" w:hAnsi="Tahoma" w:cs="Tahoma"/>
-          <w:i/>
-          <w:sz w:val="18"/>
-          <w:szCs w:val="18"/>
-        </w:rPr>
-        <w:t>social.</w:t>
-      </w:r>
-      <w:r>
-        <w:rPr>
-          <w:rFonts w:ascii="Tahoma" w:hAnsi="Tahoma" w:cs="Tahoma"/>
-          <w:i/>
-          <w:spacing w:val="-2"/>
-          <w:sz w:val="18"/>
-          <w:szCs w:val="18"/>
-        </w:rPr>
-        <w:t xml:space="preserve"> </w:t>
-      </w:r>
-      <w:r>
-        <w:rPr>
-          <w:rFonts w:ascii="Tahoma" w:hAnsi="Tahoma" w:cs="Tahoma"/>
-          <w:i/>
-          <w:sz w:val="18"/>
-          <w:szCs w:val="18"/>
-        </w:rPr>
-        <w:t>Eles</w:t>
-      </w:r>
-      <w:r>
-        <w:rPr>
-          <w:rFonts w:ascii="Tahoma" w:hAnsi="Tahoma" w:cs="Tahoma"/>
-          <w:i/>
-          <w:spacing w:val="-1"/>
-          <w:sz w:val="18"/>
-          <w:szCs w:val="18"/>
-        </w:rPr>
-        <w:t xml:space="preserve"> </w:t>
-      </w:r>
-      <w:r>
-        <w:rPr>
-          <w:rFonts w:ascii="Tahoma" w:hAnsi="Tahoma" w:cs="Tahoma"/>
-          <w:i/>
-          <w:sz w:val="18"/>
-          <w:szCs w:val="18"/>
-        </w:rPr>
-        <w:t>são</w:t>
-      </w:r>
-      <w:r>
-        <w:rPr>
-          <w:rFonts w:ascii="Tahoma" w:hAnsi="Tahoma" w:cs="Tahoma"/>
-          <w:i/>
-          <w:spacing w:val="-3"/>
-          <w:sz w:val="18"/>
-          <w:szCs w:val="18"/>
-        </w:rPr>
-        <w:t xml:space="preserve"> </w:t>
-      </w:r>
-      <w:r>
-        <w:rPr>
-          <w:rFonts w:ascii="Tahoma" w:hAnsi="Tahoma" w:cs="Tahoma"/>
-          <w:i/>
-          <w:sz w:val="18"/>
-          <w:szCs w:val="18"/>
-        </w:rPr>
-        <w:t>o</w:t>
-      </w:r>
-      <w:r>
-        <w:rPr>
-          <w:rFonts w:ascii="Tahoma" w:hAnsi="Tahoma" w:cs="Tahoma"/>
-          <w:i/>
-          <w:spacing w:val="-3"/>
-          <w:sz w:val="18"/>
-          <w:szCs w:val="18"/>
-        </w:rPr>
-        <w:t xml:space="preserve"> </w:t>
-      </w:r>
-      <w:r>
-        <w:rPr>
-          <w:rFonts w:ascii="Tahoma" w:hAnsi="Tahoma" w:cs="Tahoma"/>
-          <w:i/>
-          <w:sz w:val="18"/>
-          <w:szCs w:val="18"/>
-        </w:rPr>
-        <w:t>braço</w:t>
-      </w:r>
-      <w:r>
-        <w:rPr>
-          <w:rFonts w:ascii="Tahoma" w:hAnsi="Tahoma" w:cs="Tahoma"/>
-          <w:i/>
-          <w:spacing w:val="-3"/>
-          <w:sz w:val="18"/>
-          <w:szCs w:val="18"/>
-        </w:rPr>
-        <w:t xml:space="preserve"> </w:t>
-      </w:r>
-      <w:r>
-        <w:rPr>
-          <w:rFonts w:ascii="Tahoma" w:hAnsi="Tahoma" w:cs="Tahoma"/>
-          <w:i/>
-          <w:sz w:val="18"/>
-          <w:szCs w:val="18"/>
-        </w:rPr>
-        <w:t>do</w:t>
-      </w:r>
-      <w:r>
-        <w:rPr>
-          <w:rFonts w:ascii="Tahoma" w:hAnsi="Tahoma" w:cs="Tahoma"/>
-          <w:i/>
-          <w:spacing w:val="-3"/>
-          <w:sz w:val="18"/>
-          <w:szCs w:val="18"/>
-        </w:rPr>
-        <w:t xml:space="preserve"> </w:t>
-      </w:r>
-      <w:r>
-        <w:rPr>
-          <w:rFonts w:ascii="Tahoma" w:hAnsi="Tahoma" w:cs="Tahoma"/>
-          <w:i/>
-          <w:sz w:val="18"/>
-          <w:szCs w:val="18"/>
-        </w:rPr>
-        <w:t>Estado</w:t>
-      </w:r>
-      <w:r>
-        <w:rPr>
-          <w:rFonts w:ascii="Tahoma" w:hAnsi="Tahoma" w:cs="Tahoma"/>
-          <w:i/>
-          <w:spacing w:val="-3"/>
-          <w:sz w:val="18"/>
-          <w:szCs w:val="18"/>
-        </w:rPr>
-        <w:t xml:space="preserve"> </w:t>
-      </w:r>
-      <w:r>
-        <w:rPr>
-          <w:rFonts w:ascii="Tahoma" w:hAnsi="Tahoma" w:cs="Tahoma"/>
-          <w:i/>
-          <w:sz w:val="18"/>
-          <w:szCs w:val="18"/>
-        </w:rPr>
-        <w:t>para</w:t>
-      </w:r>
-      <w:r>
-        <w:rPr>
-          <w:rFonts w:ascii="Tahoma" w:hAnsi="Tahoma" w:cs="Tahoma"/>
-          <w:i/>
-          <w:spacing w:val="-4"/>
-          <w:sz w:val="18"/>
-          <w:szCs w:val="18"/>
-        </w:rPr>
-        <w:t xml:space="preserve"> </w:t>
-      </w:r>
-      <w:r>
-        <w:rPr>
-          <w:rFonts w:ascii="Tahoma" w:hAnsi="Tahoma" w:cs="Tahoma"/>
-          <w:i/>
-          <w:sz w:val="18"/>
-          <w:szCs w:val="18"/>
-        </w:rPr>
-        <w:t>garantir o cumprimento das leis de proteção ao trabalhador e a construção da justiça social”.</w:t>
-      </w:r>
-    </w:p>
-    <w:p>
-      <w:pPr>
+        <w:t>pública, compete ao Estado vigiar seu cumprimento, impondo sanções quando de sua inobservância. Esta atividade estatal, como já enfatizamos, denomina-se Inspeção do Trabalho”.</w:t>
+      </w:r>
+    </w:p>
+    <w:p>
+      <w:pPr>
+        <w:pStyle w:val="Corpodetexto"/>
         <w:spacing w:line="360" w:lineRule="auto"/>
         <w:rPr>
           <w:rFonts w:ascii="Tahoma" w:hAnsi="Tahoma" w:cs="Tahoma"/>
-          <w:sz w:val="21"/>
-          <w:szCs w:val="21"/>
-        </w:rPr>
-      </w:pPr>
-    </w:p>
-    <w:p>
-      <w:pPr>
-        <w:spacing w:line="360" w:lineRule="auto"/>
-        <w:rPr>
-          <w:rFonts w:ascii="Tahoma" w:hAnsi="Tahoma" w:cs="Tahoma"/>
-          <w:sz w:val="21"/>
+          <w:i/>
+          <w:szCs w:val="21"/>
+        </w:rPr>
+      </w:pPr>
+    </w:p>
+    <w:p>
+      <w:pPr>
+        <w:pStyle w:val="Corpodetexto"/>
+        <w:spacing w:before="78" w:line="360" w:lineRule="auto"/>
+        <w:rPr>
+          <w:rFonts w:ascii="Tahoma" w:hAnsi="Tahoma" w:cs="Tahoma"/>
+          <w:i/>
           <w:szCs w:val="21"/>
         </w:rPr>
       </w:pPr>
@@ -1874,7 +1374,524 @@
           <w:sz w:val="21"/>
           <w:szCs w:val="21"/>
         </w:rPr>
-        <w:lastRenderedPageBreak/>
+        <w:t>O</w:t>
+      </w:r>
+      <w:r>
+        <w:rPr>
+          <w:rFonts w:ascii="Tahoma" w:hAnsi="Tahoma" w:cs="Tahoma"/>
+          <w:spacing w:val="-4"/>
+          <w:sz w:val="21"/>
+          <w:szCs w:val="21"/>
+        </w:rPr>
+        <w:t xml:space="preserve"> </w:t>
+      </w:r>
+      <w:r>
+        <w:rPr>
+          <w:rFonts w:ascii="Tahoma" w:hAnsi="Tahoma" w:cs="Tahoma"/>
+          <w:sz w:val="21"/>
+          <w:szCs w:val="21"/>
+        </w:rPr>
+        <w:t>doutrinador</w:t>
+      </w:r>
+      <w:r>
+        <w:rPr>
+          <w:rFonts w:ascii="Tahoma" w:hAnsi="Tahoma" w:cs="Tahoma"/>
+          <w:spacing w:val="-3"/>
+          <w:sz w:val="21"/>
+          <w:szCs w:val="21"/>
+        </w:rPr>
+        <w:t xml:space="preserve"> </w:t>
+      </w:r>
+      <w:r>
+        <w:rPr>
+          <w:rFonts w:ascii="Tahoma" w:hAnsi="Tahoma" w:cs="Tahoma"/>
+          <w:sz w:val="21"/>
+          <w:szCs w:val="21"/>
+        </w:rPr>
+        <w:t>José</w:t>
+      </w:r>
+      <w:r>
+        <w:rPr>
+          <w:rFonts w:ascii="Tahoma" w:hAnsi="Tahoma" w:cs="Tahoma"/>
+          <w:spacing w:val="-2"/>
+          <w:sz w:val="21"/>
+          <w:szCs w:val="21"/>
+        </w:rPr>
+        <w:t xml:space="preserve"> </w:t>
+      </w:r>
+      <w:r>
+        <w:rPr>
+          <w:rFonts w:ascii="Tahoma" w:hAnsi="Tahoma" w:cs="Tahoma"/>
+          <w:sz w:val="21"/>
+          <w:szCs w:val="21"/>
+        </w:rPr>
+        <w:t>Alves</w:t>
+      </w:r>
+      <w:r>
+        <w:rPr>
+          <w:rFonts w:ascii="Tahoma" w:hAnsi="Tahoma" w:cs="Tahoma"/>
+          <w:spacing w:val="-2"/>
+          <w:sz w:val="21"/>
+          <w:szCs w:val="21"/>
+        </w:rPr>
+        <w:t xml:space="preserve"> </w:t>
+      </w:r>
+      <w:r>
+        <w:rPr>
+          <w:rFonts w:ascii="Tahoma" w:hAnsi="Tahoma" w:cs="Tahoma"/>
+          <w:sz w:val="21"/>
+          <w:szCs w:val="21"/>
+        </w:rPr>
+        <w:t>de Paula</w:t>
+      </w:r>
+      <w:r>
+        <w:rPr>
+          <w:rFonts w:ascii="Tahoma" w:hAnsi="Tahoma" w:cs="Tahoma"/>
+          <w:spacing w:val="-3"/>
+          <w:sz w:val="21"/>
+          <w:szCs w:val="21"/>
+        </w:rPr>
+        <w:t xml:space="preserve"> </w:t>
+      </w:r>
+      <w:r>
+        <w:rPr>
+          <w:rFonts w:ascii="Tahoma" w:hAnsi="Tahoma" w:cs="Tahoma"/>
+          <w:sz w:val="21"/>
+          <w:szCs w:val="21"/>
+        </w:rPr>
+        <w:t>afirma</w:t>
+      </w:r>
+      <w:r>
+        <w:rPr>
+          <w:rFonts w:ascii="Tahoma" w:hAnsi="Tahoma" w:cs="Tahoma"/>
+          <w:spacing w:val="-2"/>
+          <w:sz w:val="21"/>
+          <w:szCs w:val="21"/>
+        </w:rPr>
+        <w:t xml:space="preserve"> </w:t>
+      </w:r>
+      <w:r>
+        <w:rPr>
+          <w:rFonts w:ascii="Tahoma" w:hAnsi="Tahoma" w:cs="Tahoma"/>
+          <w:spacing w:val="-4"/>
+          <w:sz w:val="21"/>
+          <w:szCs w:val="21"/>
+        </w:rPr>
+        <w:t>que:</w:t>
+      </w:r>
+    </w:p>
+    <w:p>
+      <w:pPr>
+        <w:spacing w:line="360" w:lineRule="auto"/>
+        <w:rPr>
+          <w:rFonts w:ascii="Tahoma" w:hAnsi="Tahoma" w:cs="Tahoma"/>
+          <w:sz w:val="21"/>
+          <w:szCs w:val="21"/>
+        </w:rPr>
+      </w:pPr>
+    </w:p>
+    <w:p>
+      <w:pPr>
+        <w:spacing w:before="2"/>
+        <w:ind w:left="1528"/>
+        <w:jc w:val="both"/>
+        <w:rPr>
+          <w:rFonts w:ascii="Tahoma" w:hAnsi="Tahoma" w:cs="Tahoma"/>
+          <w:i/>
+          <w:sz w:val="18"/>
+          <w:szCs w:val="18"/>
+        </w:rPr>
+      </w:pPr>
+      <w:r>
+        <w:rPr>
+          <w:rFonts w:ascii="Tahoma" w:hAnsi="Tahoma" w:cs="Tahoma"/>
+          <w:i/>
+          <w:sz w:val="18"/>
+          <w:szCs w:val="18"/>
+        </w:rPr>
+        <w:t>“Os</w:t>
+      </w:r>
+      <w:r>
+        <w:rPr>
+          <w:rFonts w:ascii="Tahoma" w:hAnsi="Tahoma" w:cs="Tahoma"/>
+          <w:i/>
+          <w:spacing w:val="-4"/>
+          <w:sz w:val="18"/>
+          <w:szCs w:val="18"/>
+        </w:rPr>
+        <w:t xml:space="preserve"> </w:t>
+      </w:r>
+      <w:r>
+        <w:rPr>
+          <w:rFonts w:ascii="Tahoma" w:hAnsi="Tahoma" w:cs="Tahoma"/>
+          <w:i/>
+          <w:sz w:val="18"/>
+          <w:szCs w:val="18"/>
+        </w:rPr>
+        <w:t>agentes</w:t>
+      </w:r>
+      <w:r>
+        <w:rPr>
+          <w:rFonts w:ascii="Tahoma" w:hAnsi="Tahoma" w:cs="Tahoma"/>
+          <w:i/>
+          <w:spacing w:val="-3"/>
+          <w:sz w:val="18"/>
+          <w:szCs w:val="18"/>
+        </w:rPr>
+        <w:t xml:space="preserve"> </w:t>
+      </w:r>
+      <w:r>
+        <w:rPr>
+          <w:rFonts w:ascii="Tahoma" w:hAnsi="Tahoma" w:cs="Tahoma"/>
+          <w:i/>
+          <w:sz w:val="18"/>
+          <w:szCs w:val="18"/>
+        </w:rPr>
+        <w:t>da</w:t>
+      </w:r>
+      <w:r>
+        <w:rPr>
+          <w:rFonts w:ascii="Tahoma" w:hAnsi="Tahoma" w:cs="Tahoma"/>
+          <w:i/>
+          <w:spacing w:val="-2"/>
+          <w:sz w:val="18"/>
+          <w:szCs w:val="18"/>
+        </w:rPr>
+        <w:t xml:space="preserve"> </w:t>
+      </w:r>
+      <w:r>
+        <w:rPr>
+          <w:rFonts w:ascii="Tahoma" w:hAnsi="Tahoma" w:cs="Tahoma"/>
+          <w:i/>
+          <w:sz w:val="18"/>
+          <w:szCs w:val="18"/>
+        </w:rPr>
+        <w:t>inspeção</w:t>
+      </w:r>
+      <w:r>
+        <w:rPr>
+          <w:rFonts w:ascii="Tahoma" w:hAnsi="Tahoma" w:cs="Tahoma"/>
+          <w:i/>
+          <w:spacing w:val="-3"/>
+          <w:sz w:val="18"/>
+          <w:szCs w:val="18"/>
+        </w:rPr>
+        <w:t xml:space="preserve"> </w:t>
+      </w:r>
+      <w:r>
+        <w:rPr>
+          <w:rFonts w:ascii="Tahoma" w:hAnsi="Tahoma" w:cs="Tahoma"/>
+          <w:i/>
+          <w:sz w:val="18"/>
+          <w:szCs w:val="18"/>
+        </w:rPr>
+        <w:t>do</w:t>
+      </w:r>
+      <w:r>
+        <w:rPr>
+          <w:rFonts w:ascii="Tahoma" w:hAnsi="Tahoma" w:cs="Tahoma"/>
+          <w:i/>
+          <w:spacing w:val="-3"/>
+          <w:sz w:val="18"/>
+          <w:szCs w:val="18"/>
+        </w:rPr>
+        <w:t xml:space="preserve"> </w:t>
+      </w:r>
+      <w:r>
+        <w:rPr>
+          <w:rFonts w:ascii="Tahoma" w:hAnsi="Tahoma" w:cs="Tahoma"/>
+          <w:i/>
+          <w:sz w:val="18"/>
+          <w:szCs w:val="18"/>
+        </w:rPr>
+        <w:t>trabalho</w:t>
+      </w:r>
+      <w:r>
+        <w:rPr>
+          <w:rFonts w:ascii="Tahoma" w:hAnsi="Tahoma" w:cs="Tahoma"/>
+          <w:i/>
+          <w:spacing w:val="-1"/>
+          <w:sz w:val="18"/>
+          <w:szCs w:val="18"/>
+        </w:rPr>
+        <w:t xml:space="preserve"> </w:t>
+      </w:r>
+      <w:r>
+        <w:rPr>
+          <w:rFonts w:ascii="Tahoma" w:hAnsi="Tahoma" w:cs="Tahoma"/>
+          <w:i/>
+          <w:sz w:val="18"/>
+          <w:szCs w:val="18"/>
+        </w:rPr>
+        <w:t>são</w:t>
+      </w:r>
+      <w:r>
+        <w:rPr>
+          <w:rFonts w:ascii="Tahoma" w:hAnsi="Tahoma" w:cs="Tahoma"/>
+          <w:i/>
+          <w:spacing w:val="-3"/>
+          <w:sz w:val="18"/>
+          <w:szCs w:val="18"/>
+        </w:rPr>
+        <w:t xml:space="preserve"> </w:t>
+      </w:r>
+      <w:r>
+        <w:rPr>
+          <w:rFonts w:ascii="Tahoma" w:hAnsi="Tahoma" w:cs="Tahoma"/>
+          <w:i/>
+          <w:sz w:val="18"/>
+          <w:szCs w:val="18"/>
+        </w:rPr>
+        <w:t>vigias</w:t>
+      </w:r>
+      <w:r>
+        <w:rPr>
+          <w:rFonts w:ascii="Tahoma" w:hAnsi="Tahoma" w:cs="Tahoma"/>
+          <w:i/>
+          <w:spacing w:val="-4"/>
+          <w:sz w:val="18"/>
+          <w:szCs w:val="18"/>
+        </w:rPr>
+        <w:t xml:space="preserve"> </w:t>
+      </w:r>
+      <w:r>
+        <w:rPr>
+          <w:rFonts w:ascii="Tahoma" w:hAnsi="Tahoma" w:cs="Tahoma"/>
+          <w:i/>
+          <w:sz w:val="18"/>
+          <w:szCs w:val="18"/>
+        </w:rPr>
+        <w:t>da</w:t>
+      </w:r>
+      <w:r>
+        <w:rPr>
+          <w:rFonts w:ascii="Tahoma" w:hAnsi="Tahoma" w:cs="Tahoma"/>
+          <w:i/>
+          <w:spacing w:val="-4"/>
+          <w:sz w:val="18"/>
+          <w:szCs w:val="18"/>
+        </w:rPr>
+        <w:t xml:space="preserve"> </w:t>
+      </w:r>
+      <w:r>
+        <w:rPr>
+          <w:rFonts w:ascii="Tahoma" w:hAnsi="Tahoma" w:cs="Tahoma"/>
+          <w:i/>
+          <w:sz w:val="18"/>
+          <w:szCs w:val="18"/>
+        </w:rPr>
+        <w:t>justiça</w:t>
+      </w:r>
+      <w:r>
+        <w:rPr>
+          <w:rFonts w:ascii="Tahoma" w:hAnsi="Tahoma" w:cs="Tahoma"/>
+          <w:i/>
+          <w:spacing w:val="-2"/>
+          <w:sz w:val="18"/>
+          <w:szCs w:val="18"/>
+        </w:rPr>
+        <w:t xml:space="preserve"> </w:t>
+      </w:r>
+      <w:r>
+        <w:rPr>
+          <w:rFonts w:ascii="Tahoma" w:hAnsi="Tahoma" w:cs="Tahoma"/>
+          <w:i/>
+          <w:sz w:val="18"/>
+          <w:szCs w:val="18"/>
+        </w:rPr>
+        <w:t>social.</w:t>
+      </w:r>
+      <w:r>
+        <w:rPr>
+          <w:rFonts w:ascii="Tahoma" w:hAnsi="Tahoma" w:cs="Tahoma"/>
+          <w:i/>
+          <w:spacing w:val="-2"/>
+          <w:sz w:val="18"/>
+          <w:szCs w:val="18"/>
+        </w:rPr>
+        <w:t xml:space="preserve"> </w:t>
+      </w:r>
+      <w:r>
+        <w:rPr>
+          <w:rFonts w:ascii="Tahoma" w:hAnsi="Tahoma" w:cs="Tahoma"/>
+          <w:i/>
+          <w:sz w:val="18"/>
+          <w:szCs w:val="18"/>
+        </w:rPr>
+        <w:t>Eles</w:t>
+      </w:r>
+      <w:r>
+        <w:rPr>
+          <w:rFonts w:ascii="Tahoma" w:hAnsi="Tahoma" w:cs="Tahoma"/>
+          <w:i/>
+          <w:spacing w:val="-1"/>
+          <w:sz w:val="18"/>
+          <w:szCs w:val="18"/>
+        </w:rPr>
+        <w:t xml:space="preserve"> </w:t>
+      </w:r>
+      <w:r>
+        <w:rPr>
+          <w:rFonts w:ascii="Tahoma" w:hAnsi="Tahoma" w:cs="Tahoma"/>
+          <w:i/>
+          <w:sz w:val="18"/>
+          <w:szCs w:val="18"/>
+        </w:rPr>
+        <w:t>são</w:t>
+      </w:r>
+      <w:r>
+        <w:rPr>
+          <w:rFonts w:ascii="Tahoma" w:hAnsi="Tahoma" w:cs="Tahoma"/>
+          <w:i/>
+          <w:spacing w:val="-3"/>
+          <w:sz w:val="18"/>
+          <w:szCs w:val="18"/>
+        </w:rPr>
+        <w:t xml:space="preserve"> </w:t>
+      </w:r>
+      <w:r>
+        <w:rPr>
+          <w:rFonts w:ascii="Tahoma" w:hAnsi="Tahoma" w:cs="Tahoma"/>
+          <w:i/>
+          <w:sz w:val="18"/>
+          <w:szCs w:val="18"/>
+        </w:rPr>
+        <w:t>o</w:t>
+      </w:r>
+      <w:r>
+        <w:rPr>
+          <w:rFonts w:ascii="Tahoma" w:hAnsi="Tahoma" w:cs="Tahoma"/>
+          <w:i/>
+          <w:spacing w:val="-3"/>
+          <w:sz w:val="18"/>
+          <w:szCs w:val="18"/>
+        </w:rPr>
+        <w:t xml:space="preserve"> </w:t>
+      </w:r>
+      <w:r>
+        <w:rPr>
+          <w:rFonts w:ascii="Tahoma" w:hAnsi="Tahoma" w:cs="Tahoma"/>
+          <w:i/>
+          <w:sz w:val="18"/>
+          <w:szCs w:val="18"/>
+        </w:rPr>
+        <w:t>braço</w:t>
+      </w:r>
+      <w:r>
+        <w:rPr>
+          <w:rFonts w:ascii="Tahoma" w:hAnsi="Tahoma" w:cs="Tahoma"/>
+          <w:i/>
+          <w:spacing w:val="-3"/>
+          <w:sz w:val="18"/>
+          <w:szCs w:val="18"/>
+        </w:rPr>
+        <w:t xml:space="preserve"> </w:t>
+      </w:r>
+      <w:r>
+        <w:rPr>
+          <w:rFonts w:ascii="Tahoma" w:hAnsi="Tahoma" w:cs="Tahoma"/>
+          <w:i/>
+          <w:sz w:val="18"/>
+          <w:szCs w:val="18"/>
+        </w:rPr>
+        <w:t>do</w:t>
+      </w:r>
+      <w:r>
+        <w:rPr>
+          <w:rFonts w:ascii="Tahoma" w:hAnsi="Tahoma" w:cs="Tahoma"/>
+          <w:i/>
+          <w:spacing w:val="-3"/>
+          <w:sz w:val="18"/>
+          <w:szCs w:val="18"/>
+        </w:rPr>
+        <w:t xml:space="preserve"> </w:t>
+      </w:r>
+      <w:r>
+        <w:rPr>
+          <w:rFonts w:ascii="Tahoma" w:hAnsi="Tahoma" w:cs="Tahoma"/>
+          <w:i/>
+          <w:sz w:val="18"/>
+          <w:szCs w:val="18"/>
+        </w:rPr>
+        <w:t>Estado</w:t>
+      </w:r>
+      <w:r>
+        <w:rPr>
+          <w:rFonts w:ascii="Tahoma" w:hAnsi="Tahoma" w:cs="Tahoma"/>
+          <w:i/>
+          <w:spacing w:val="-3"/>
+          <w:sz w:val="18"/>
+          <w:szCs w:val="18"/>
+        </w:rPr>
+        <w:t xml:space="preserve"> </w:t>
+      </w:r>
+      <w:r>
+        <w:rPr>
+          <w:rFonts w:ascii="Tahoma" w:hAnsi="Tahoma" w:cs="Tahoma"/>
+          <w:i/>
+          <w:sz w:val="18"/>
+          <w:szCs w:val="18"/>
+        </w:rPr>
+        <w:t>para</w:t>
+      </w:r>
+      <w:r>
+        <w:rPr>
+          <w:rFonts w:ascii="Tahoma" w:hAnsi="Tahoma" w:cs="Tahoma"/>
+          <w:i/>
+          <w:spacing w:val="-4"/>
+          <w:sz w:val="18"/>
+          <w:szCs w:val="18"/>
+        </w:rPr>
+        <w:t xml:space="preserve"> </w:t>
+      </w:r>
+      <w:r>
+        <w:rPr>
+          <w:rFonts w:ascii="Tahoma" w:hAnsi="Tahoma" w:cs="Tahoma"/>
+          <w:i/>
+          <w:sz w:val="18"/>
+          <w:szCs w:val="18"/>
+        </w:rPr>
+        <w:t>garantir o cumprimento das leis de proteção ao trabalhador e a construção da justiça social”.</w:t>
+      </w:r>
+    </w:p>
+    <w:p>
+      <w:pPr>
+        <w:spacing w:line="360" w:lineRule="auto"/>
+        <w:rPr>
+          <w:rFonts w:ascii="Tahoma" w:hAnsi="Tahoma" w:cs="Tahoma"/>
+          <w:sz w:val="21"/>
+          <w:szCs w:val="21"/>
+        </w:rPr>
+      </w:pPr>
+    </w:p>
+    <w:p>
+      <w:pPr>
+        <w:spacing w:line="360" w:lineRule="auto"/>
+        <w:rPr>
+          <w:rFonts w:ascii="Tahoma" w:hAnsi="Tahoma" w:cs="Tahoma"/>
+          <w:sz w:val="21"/>
+          <w:szCs w:val="21"/>
+        </w:rPr>
+      </w:pPr>
+    </w:p>
+    <w:p>
+      <w:pPr>
+        <w:pStyle w:val="Corpodetexto"/>
+        <w:spacing w:line="360" w:lineRule="auto"/>
+        <w:ind w:left="112" w:firstLine="708"/>
+        <w:jc w:val="both"/>
+        <w:rPr>
+          <w:rFonts w:ascii="Tahoma" w:hAnsi="Tahoma" w:cs="Tahoma"/>
+          <w:sz w:val="21"/>
+          <w:szCs w:val="21"/>
+        </w:rPr>
+      </w:pPr>
+      <w:r>
+        <w:rPr>
+          <w:rFonts w:ascii="Tahoma" w:hAnsi="Tahoma" w:cs="Tahoma"/>
+          <w:sz w:val="21"/>
+          <w:szCs w:val="21"/>
+        </w:rPr>
         <w:t xml:space="preserve">Temos, portanto, a Inspeção do Trabalho como elemento institucional de garantia da efetividade de leis e regulamentos de proteção </w:t>
       </w:r>
       <w:r>
@@ -2899,7 +2916,17 @@
           <w:sz w:val="18"/>
           <w:szCs w:val="20"/>
         </w:rPr>
-        <w:t>sua condição social:</w:t>
+        <w:t xml:space="preserve">sua </w:t>
+      </w:r>
+      <w:r>
+        <w:rPr>
+          <w:rFonts w:ascii="Tahoma" w:hAnsi="Tahoma" w:cs="Tahoma"/>
+          <w:i/>
+          <w:sz w:val="18"/>
+          <w:szCs w:val="20"/>
+        </w:rPr>
+        <w:lastRenderedPageBreak/>
+        <w:t>condição social:</w:t>
       </w:r>
     </w:p>
     <w:p>
@@ -2922,7 +2949,6 @@
           <w:sz w:val="18"/>
           <w:szCs w:val="20"/>
         </w:rPr>
-        <w:lastRenderedPageBreak/>
         <w:t>XXII</w:t>
       </w:r>
       <w:r>
@@ -7882,7 +7908,7 @@
                                   <pic:cNvPicPr/>
                                 </pic:nvPicPr>
                                 <pic:blipFill>
-                                  <a:blip r:embed="rId1">
+                                  <a:blip r:embed="rId2">
                                     <a:extLst>
                                       <a:ext uri="{28A0092B-C50C-407E-A947-70E740481C1C}">
                                         <a14:useLocalDpi xmlns:a14="http://schemas.microsoft.com/office/drawing/2010/main" val="0"/>
@@ -8005,7 +8031,7 @@
                         <pic:cNvPicPr/>
                       </pic:nvPicPr>
                       <pic:blipFill>
-                        <a:blip r:embed="rId2" cstate="print"/>
+                        <a:blip r:embed="rId3" cstate="print"/>
                         <a:stretch>
                           <a:fillRect/>
                         </a:stretch>
@@ -8052,7 +8078,7 @@
                 <o:lock v:ext="edit" aspectratio="t"/>
               </v:shapetype>
               <v:shape id="Image 3" o:spid="_x0000_s1028" type="#_x0000_t75" style="position:absolute;width:16912;height:7639;visibility:visible;mso-wrap-style:square" o:gfxdata="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">
-                <v:imagedata r:id="rId3" o:title=""/>
+                <v:imagedata r:id="rId4" o:title=""/>
               </v:shape>
               <w10:wrap anchorx="page" anchory="page"/>
             </v:group>
